--- a/downloads/teacher/ai-7-week-12.docx
+++ b/downloads/teacher/ai-7-week-12.docx
@@ -2006,6 +2006,396 @@
         <w:t>For the Reproducible AI Research Study, retain an annotated worked trace and the changed-case reasoning. Connect the claim to its records, units and assumptions so another investigator can challenge or reproduce it.</w:t>
       </w:r>
     </w:p>
+    <w:p>
+      <w:pPr>
+        <w:pStyle w:val="Heading1"/>
+      </w:pPr>
+      <w:r>
+        <w:t>07. Prepare, teach and assess</w:t>
+      </w:r>
+    </w:p>
+    <w:p>
+      <w:r>
+        <w:t>Teaching target: Explain the mechanism and terminology of uncertainty intervals</w:t>
+      </w:r>
+    </w:p>
+    <w:p>
+      <w:r>
+        <w:t>Prepare the labelled worked-case picture, the matching workbook, fictional input cards and a place for individual responses. Check a local Python 3 environment before class; have a paper-trace version ready.</w:t>
+      </w:r>
+    </w:p>
+    <w:tbl>
+      <w:tblPr>
+        <w:tblStyle w:val="LightShading-Accent1"/>
+        <w:tblW w:type="auto" w:w="0"/>
+        <w:tblLook w:firstColumn="1" w:firstRow="1" w:lastColumn="0" w:lastRow="0" w:noHBand="0" w:noVBand="1" w:val="04A0"/>
+      </w:tblPr>
+      <w:tblGrid>
+        <w:gridCol w:w="3408"/>
+        <w:gridCol w:w="3408"/>
+        <w:gridCol w:w="3408"/>
+      </w:tblGrid>
+      <w:tr>
+        <w:trPr>
+          <w:tblHeader/>
+        </w:trPr>
+        <w:tc>
+          <w:tcPr>
+            <w:tcW w:type="dxa" w:w="3408"/>
+          </w:tcPr>
+          <w:p>
+            <w:r>
+              <w:t>Session</w:t>
+            </w:r>
+          </w:p>
+        </w:tc>
+        <w:tc>
+          <w:tcPr>
+            <w:tcW w:type="dxa" w:w="3408"/>
+          </w:tcPr>
+          <w:p>
+            <w:r>
+              <w:t>Plan</w:t>
+            </w:r>
+          </w:p>
+        </w:tc>
+        <w:tc>
+          <w:tcPr>
+            <w:tcW w:type="dxa" w:w="3408"/>
+          </w:tcPr>
+          <w:p>
+            <w:r>
+              <w:t>Resources</w:t>
+            </w:r>
+          </w:p>
+        </w:tc>
+      </w:tr>
+      <w:tr>
+        <w:tc>
+          <w:tcPr>
+            <w:tcW w:type="dxa" w:w="3408"/>
+          </w:tcPr>
+          <w:p>
+            <w:r>
+              <w:t>Session 1 · Understand · 45 min</w:t>
+            </w:r>
+          </w:p>
+        </w:tc>
+        <w:tc>
+          <w:tcPr>
+            <w:tcW w:type="dxa" w:w="3408"/>
+          </w:tcPr>
+          <w:p>
+            <w:r>
+              <w:t>0–7: recall and prerequisite; 7–15: inspect the concrete case and predict; 15–30: teacher models the worked trace; 30–40: learners explain a step using the text and visual; 40–45: check the core idea.</w:t>
+            </w:r>
+          </w:p>
+        </w:tc>
+        <w:tc>
+          <w:tcPr>
+            <w:tcW w:type="dxa" w:w="3408"/>
+          </w:tcPr>
+          <w:p>
+            <w:r>
+              <w:t>Sections 1–6; record the brief recall in the workbook.</w:t>
+            </w:r>
+          </w:p>
+        </w:tc>
+      </w:tr>
+      <w:tr>
+        <w:tc>
+          <w:tcPr>
+            <w:tcW w:type="dxa" w:w="3408"/>
+          </w:tcPr>
+          <w:p>
+            <w:r>
+              <w:t>Session 2 · Practise · 45 min</w:t>
+            </w:r>
+          </w:p>
+        </w:tc>
+        <w:tc>
+          <w:tcPr>
+            <w:tcW w:type="dxa" w:w="3408"/>
+          </w:tcPr>
+          <w:p>
+            <w:r>
+              <w:t>0–5: retrieve the procedure; 5–15: W2 completion practice; 15–23: explain and check with a partner; 23–30: each learner answers the misconception check; 30–40: targeted reteaching or a harder variation; 40–45: prepare the investigation.</w:t>
+            </w:r>
+          </w:p>
+        </w:tc>
+        <w:tc>
+          <w:tcPr>
+            <w:tcW w:type="dxa" w:w="3408"/>
+          </w:tcPr>
+          <w:p>
+            <w:r>
+              <w:t>Sections 7–10; use the matching workbook W2 and misconception check.</w:t>
+            </w:r>
+          </w:p>
+        </w:tc>
+      </w:tr>
+      <w:tr>
+        <w:tc>
+          <w:tcPr>
+            <w:tcW w:type="dxa" w:w="3408"/>
+          </w:tcPr>
+          <w:p>
+            <w:r>
+              <w:t>Session 3 · Investigate and transfer · 45 min</w:t>
+            </w:r>
+          </w:p>
+        </w:tc>
+        <w:tc>
+          <w:tcPr>
+            <w:tcW w:type="dxa" w:w="3408"/>
+          </w:tcPr>
+          <w:p>
+            <w:r>
+              <w:t>0–5: retrieve the decision rule; 5–20: investigate or trace; 20–30: start the independent case; 30–38: connect the project; 38–43: act on feedback; 43–45: plan the return check.</w:t>
+            </w:r>
+          </w:p>
+        </w:tc>
+        <w:tc>
+          <w:tcPr>
+            <w:tcW w:type="dxa" w:w="3408"/>
+          </w:tcPr>
+          <w:p>
+            <w:r>
+              <w:t>Sections 9 and 11–14. Give extra time to finish the full task set; use Section 15 when the week includes a coding lab.</w:t>
+            </w:r>
+          </w:p>
+        </w:tc>
+      </w:tr>
+    </w:tbl>
+    <w:p>
+      <w:r>
+        <w:t>Before class, solve the supported practice: Observed mean10, n16, sigma2. Compute standard error, margin and interval. Show the intermediate steps and give the conclusion with its scope.</w:t>
+      </w:r>
+    </w:p>
+    <w:p>
+      <w:r>
+        <w:t>Reasoned practice answer: Teacher explanation: SE=2/4=.5; margin=.98; interval[9.02, 10.98]. Under assumptions, the method covers the fixed population mean in95% of repeated samples.</w:t>
+      </w:r>
+    </w:p>
+    <w:p>
+      <w:r>
+        <w:t>Check every learner before discussion: Use the worked case for Uncertainty intervals. Proposed explanation: “The worked result establishes every future case”. Decide whether this explanation is supported. Point to the step or supplied fact that decides; explain your repair if needed.</w:t>
+      </w:r>
+    </w:p>
+    <w:p>
+      <w:r>
+        <w:t>Misconception repair: A narrow interval can be precisely biased; sampling independence and representativeness must be justified.</w:t>
+      </w:r>
+    </w:p>
+    <w:p>
+      <w:r>
+        <w:t>Support: read the exact case aloud, enlarge the labelled picture, supply input cards and model only the first deciding step. Accept a spoken explanation or drawing; retain the reasoning goal.</w:t>
+      </w:r>
+    </w:p>
+    <w:p>
+      <w:r>
+        <w:t>Extension: Use a supplied interval [-1.4,0.3] instead. Require a prediction and a reason before comparing. Expected result: It includes zero and positive differences, so both no difference and slower B remain compatible with that interval. Reason: The new upper endpoint crosses zero.</w:t>
+      </w:r>
+    </w:p>
+    <w:p>
+      <w:r>
+        <w:t>Independent assessment: withhold the reserved answer until the learner has attempted the new case. Record support separately from correctness.</w:t>
+      </w:r>
+    </w:p>
+    <w:tbl>
+      <w:tblPr>
+        <w:tblStyle w:val="LightShading-Accent1"/>
+        <w:tblW w:type="auto" w:w="0"/>
+        <w:tblLook w:firstColumn="1" w:firstRow="1" w:lastColumn="0" w:lastRow="0" w:noHBand="0" w:noVBand="1" w:val="04A0"/>
+      </w:tblPr>
+      <w:tblGrid>
+        <w:gridCol w:w="2556"/>
+        <w:gridCol w:w="2556"/>
+        <w:gridCol w:w="2556"/>
+        <w:gridCol w:w="2556"/>
+      </w:tblGrid>
+      <w:tr>
+        <w:trPr>
+          <w:tblHeader/>
+        </w:trPr>
+        <w:tc>
+          <w:tcPr>
+            <w:tcW w:type="dxa" w:w="2556"/>
+          </w:tcPr>
+          <w:p>
+            <w:r>
+              <w:t>Criterion</w:t>
+            </w:r>
+          </w:p>
+        </w:tc>
+        <w:tc>
+          <w:tcPr>
+            <w:tcW w:type="dxa" w:w="2556"/>
+          </w:tcPr>
+          <w:p>
+            <w:r>
+              <w:t>Not yet</w:t>
+            </w:r>
+          </w:p>
+        </w:tc>
+        <w:tc>
+          <w:tcPr>
+            <w:tcW w:type="dxa" w:w="2556"/>
+          </w:tcPr>
+          <w:p>
+            <w:r>
+              <w:t>With support</w:t>
+            </w:r>
+          </w:p>
+        </w:tc>
+        <w:tc>
+          <w:tcPr>
+            <w:tcW w:type="dxa" w:w="2556"/>
+          </w:tcPr>
+          <w:p>
+            <w:r>
+              <w:t>Independent</w:t>
+            </w:r>
+          </w:p>
+        </w:tc>
+      </w:tr>
+      <w:tr>
+        <w:tc>
+          <w:tcPr>
+            <w:tcW w:type="dxa" w:w="2556"/>
+          </w:tcPr>
+          <w:p>
+            <w:r>
+              <w:t>Explanation</w:t>
+            </w:r>
+          </w:p>
+        </w:tc>
+        <w:tc>
+          <w:tcPr>
+            <w:tcW w:type="dxa" w:w="2556"/>
+          </w:tcPr>
+          <w:p>
+            <w:r>
+              <w:t>Names an answer without a deciding fact</w:t>
+            </w:r>
+          </w:p>
+        </w:tc>
+        <w:tc>
+          <w:tcPr>
+            <w:tcW w:type="dxa" w:w="2556"/>
+          </w:tcPr>
+          <w:p>
+            <w:r>
+              <w:t>Uses a hint to link fact and decision</w:t>
+            </w:r>
+          </w:p>
+        </w:tc>
+        <w:tc>
+          <w:tcPr>
+            <w:tcW w:type="dxa" w:w="2556"/>
+          </w:tcPr>
+          <w:p>
+            <w:r>
+              <w:t>Explains the deciding fact in own words</w:t>
+            </w:r>
+          </w:p>
+        </w:tc>
+      </w:tr>
+      <w:tr>
+        <w:tc>
+          <w:tcPr>
+            <w:tcW w:type="dxa" w:w="2556"/>
+          </w:tcPr>
+          <w:p>
+            <w:r>
+              <w:t>Trace or test</w:t>
+            </w:r>
+          </w:p>
+        </w:tc>
+        <w:tc>
+          <w:tcPr>
+            <w:tcW w:type="dxa" w:w="2556"/>
+          </w:tcPr>
+          <w:p>
+            <w:r>
+              <w:t>Cannot connect input and result</w:t>
+            </w:r>
+          </w:p>
+        </w:tc>
+        <w:tc>
+          <w:tcPr>
+            <w:tcW w:type="dxa" w:w="2556"/>
+          </w:tcPr>
+          <w:p>
+            <w:r>
+              <w:t>Completes steps with prompts</w:t>
+            </w:r>
+          </w:p>
+        </w:tc>
+        <w:tc>
+          <w:tcPr>
+            <w:tcW w:type="dxa" w:w="2556"/>
+          </w:tcPr>
+          <w:p>
+            <w:r>
+              <w:t>Traces or tests a changed case accurately</w:t>
+            </w:r>
+          </w:p>
+        </w:tc>
+      </w:tr>
+      <w:tr>
+        <w:tc>
+          <w:tcPr>
+            <w:tcW w:type="dxa" w:w="2556"/>
+          </w:tcPr>
+          <w:p>
+            <w:r>
+              <w:t>Limits and revision</w:t>
+            </w:r>
+          </w:p>
+        </w:tc>
+        <w:tc>
+          <w:tcPr>
+            <w:tcW w:type="dxa" w:w="2556"/>
+          </w:tcPr>
+          <w:p>
+            <w:r>
+              <w:t>Claims more than evidence supports</w:t>
+            </w:r>
+          </w:p>
+        </w:tc>
+        <w:tc>
+          <w:tcPr>
+            <w:tcW w:type="dxa" w:w="2556"/>
+          </w:tcPr>
+          <w:p>
+            <w:r>
+              <w:t>Names a limit after a prompt</w:t>
+            </w:r>
+          </w:p>
+        </w:tc>
+        <w:tc>
+          <w:tcPr>
+            <w:tcW w:type="dxa" w:w="2556"/>
+          </w:tcPr>
+          <w:p>
+            <w:r>
+              <w:t>States a defensible limit and useful next test</w:t>
+            </w:r>
+          </w:p>
+        </w:tc>
+      </w:tr>
+    </w:tbl>
+    <w:p>
+      <w:r>
+        <w:t>Project checkpoint: Make a transparent first version. Keep a trace of how one input becomes an output; explain the rule or learned component.</w:t>
+      </w:r>
+    </w:p>
+    <w:p>
+      <w:r>
+        <w:t>Use the weekly teacher answer for topic-specific reasoning. A saved progress tick is an activity record; judge mastery from the learner’s explanation and evidence.</w:t>
+      </w:r>
+    </w:p>
     <w:sectPr>
       <w:pgSz w:w="12240" w:h="15840"/>
       <w:pgMar w:top="936" w:right="1008" w:bottom="936" w:left="1008" w:header="720" w:footer="720" w:gutter="0"/>

--- a/downloads/teacher/ai-7-week-12.docx
+++ b/downloads/teacher/ai-7-week-12.docx
@@ -2396,6 +2396,39 @@
         <w:t>Use the weekly teacher answer for topic-specific reasoning. A saved progress tick is an activity record; judge mastery from the learner’s explanation and evidence.</w:t>
       </w:r>
     </w:p>
+    <w:p>
+      <w:pPr>
+        <w:pStyle w:val="Heading1"/>
+      </w:pPr>
+      <w:r>
+        <w:t>08. Use feedback, labs and repair paths</w:t>
+      </w:r>
+    </w:p>
+    <w:p>
+      <w:r>
+        <w:t>Use the two formative questions as supported practice, not as independent mastery scores. Discuss the deciding evidence rather than accepting a guessed selection.</w:t>
+      </w:r>
+    </w:p>
+    <w:p>
+      <w:r>
+        <w:t>The feedback comes from the reviewed public worked case. Do not reveal the separately reserved independent teacher answer until the learner has attempted that case.</w:t>
+      </w:r>
+    </w:p>
+    <w:p>
+      <w:r>
+        <w:t>Ask students to predict before running code. Preserve errors and actual outputs; collect a changed test and an explanation. The branch-boundary and indexing lessons deliberately include failure cases.</w:t>
+      </w:r>
+    </w:p>
+    <w:p>
+      <w:r>
+        <w:t>Use the earlier worked-explanation links to address a specific missing building block, then return to the current question. Adapt this suggestion after observing the learner; it is not an automatic diagnosis.</w:t>
+      </w:r>
+    </w:p>
+    <w:p>
+      <w:r>
+        <w:t>Collect the completed-work portfolio as evidence. Record support separately from correctness, and assess explanation, trace/test and limitations. Progress ticks and quiz selections alone do not establish mastery.</w:t>
+      </w:r>
+    </w:p>
     <w:sectPr>
       <w:pgSz w:w="12240" w:h="15840"/>
       <w:pgMar w:top="936" w:right="1008" w:bottom="936" w:left="1008" w:header="720" w:footer="720" w:gutter="0"/>

--- a/downloads/teacher/ai-7-week-12.docx
+++ b/downloads/teacher/ai-7-week-12.docx
@@ -29,16 +29,39 @@
       </w:r>
     </w:p>
     <w:p>
-      <w:pPr>
-        <w:pStyle w:val="Heading3"/>
-      </w:pPr>
-      <w:r>
-        <w:t>Teach the learning cycle</w:t>
+      <w:r>
+        <w:t>Prepare Uncertainty intervals: check the target, prerequisites, resources and adaptable teaching schedule.</w:t>
       </w:r>
     </w:p>
     <w:p>
-      <w:r>
-        <w:t>Primary target: Explain the mechanism and terminology of uncertainty intervals</w:t>
+      <w:pPr>
+        <w:pStyle w:val="Heading3"/>
+      </w:pPr>
+      <w:r>
+        <w:t>Teach the learning cycle</w:t>
+      </w:r>
+    </w:p>
+    <w:p>
+      <w:pPr>
+        <w:spacing w:line="336" w:lineRule="auto" w:after="180"/>
+      </w:pPr>
+      <w:r>
+        <w:rPr>
+          <w:b w:val="0"/>
+        </w:rPr>
+        <w:t xml:space="preserve">Primary target: Explain the </w:t>
+      </w:r>
+      <w:r>
+        <w:rPr>
+          <w:b/>
+        </w:rPr>
+        <w:t>mechanism</w:t>
+      </w:r>
+      <w:r>
+        <w:rPr>
+          <w:b w:val="0"/>
+        </w:rPr>
+        <w:t xml:space="preserve"> and terminology of uncertainty intervals</w:t>
       </w:r>
     </w:p>
     <w:tbl>
@@ -185,16 +208,37 @@
       </w:tr>
     </w:tbl>
     <w:p>
-      <w:r>
-        <w:t>This is a starting allocation of 135 minutes, not a validated duration. Preserve all named topics. Schedule extra time for connected examples, the full investigation, independent cases and project building. Repeated copies of a case share one recorded attempt; they are not new evidence.</w:t>
+      <w:pPr>
+        <w:spacing w:line="336" w:lineRule="auto" w:after="180"/>
+      </w:pPr>
+      <w:r>
+        <w:rPr>
+          <w:b w:val="0"/>
+        </w:rPr>
+        <w:t>This is a starting allocation of 135 minutes, not a validated duration. Preserve all named topics. Schedule extra time for connected examples, the full investigation, independent cases and project building.</w:t>
       </w:r>
     </w:p>
     <w:p>
       <w:pPr>
-        <w:pStyle w:val="Heading3"/>
-      </w:pPr>
-      <w:r>
-        <w:t>Retrieval answer guidance</w:t>
+        <w:spacing w:line="336" w:lineRule="auto" w:after="180"/>
+      </w:pPr>
+      <w:r>
+        <w:rPr>
+          <w:b w:val="0"/>
+        </w:rPr>
+        <w:t xml:space="preserve">Repeated copies of a case share one recorded attempt; they are not new </w:t>
+      </w:r>
+      <w:r>
+        <w:rPr>
+          <w:b/>
+        </w:rPr>
+        <w:t>evidence</w:t>
+      </w:r>
+      <w:r>
+        <w:rPr>
+          <w:b w:val="0"/>
+        </w:rPr>
+        <w:t>.</w:t>
       </w:r>
     </w:p>
     <w:p>
@@ -202,132 +246,309 @@
         <w:pStyle w:val="Heading3"/>
       </w:pPr>
       <w:r>
-        <w:t>Sampling variability</w:t>
+        <w:t>Retrieval answer guidance</w:t>
       </w:r>
     </w:p>
     <w:p>
-      <w:r>
-        <w:t>Without opening the old lesson, explain one key idea from Sampling variability. Give an example and a mistake that the idea helps you avoid.</w:t>
+      <w:pPr>
+        <w:pStyle w:val="Heading3"/>
+      </w:pPr>
+      <w:r>
+        <w:t>Sampling variability</w:t>
       </w:r>
     </w:p>
     <w:p>
-      <w:r>
-        <w:t>Look for: Explain the mechanism and terminology of sampling variability</w:t>
+      <w:pPr>
+        <w:spacing w:line="336" w:lineRule="auto" w:after="180"/>
+      </w:pPr>
+      <w:r>
+        <w:rPr>
+          <w:b w:val="0"/>
+        </w:rPr>
+        <w:t>Without opening the old lesson, explain one key idea from Sampling variability. Give an example and a mistake that the idea helps you avoid.</w:t>
       </w:r>
     </w:p>
     <w:p>
-      <w:r>
-        <w:t>Reference example, not the only acceptable wording: Teacher explanation: Sampling variability means different eligible samples can give different estimates even under the same population. Separate this from procedure changes. Consider finite population values1, 1, 3, 3 with distinct IDs. Enumerate the six unordered samples of size2 without replacement. Their means are1, 2, 2, 2, 2, 3.</w:t>
+      <w:pPr>
+        <w:spacing w:line="336" w:lineRule="auto" w:after="180"/>
+      </w:pPr>
+      <w:r>
+        <w:rPr>
+          <w:b w:val="0"/>
+        </w:rPr>
+        <w:t xml:space="preserve">Look for: Explain the </w:t>
+      </w:r>
+      <w:r>
+        <w:rPr>
+          <w:b/>
+        </w:rPr>
+        <w:t>mechanism</w:t>
+      </w:r>
+      <w:r>
+        <w:rPr>
+          <w:b w:val="0"/>
+        </w:rPr>
+        <w:t xml:space="preserve"> and terminology of sampling variability</w:t>
       </w:r>
     </w:p>
     <w:p>
       <w:pPr>
-        <w:pStyle w:val="Heading3"/>
-      </w:pPr>
-      <w:r>
-        <w:t>Experimental units and independence</w:t>
+        <w:spacing w:line="336" w:lineRule="auto" w:after="180"/>
+      </w:pPr>
+      <w:r>
+        <w:rPr>
+          <w:b w:val="0"/>
+        </w:rPr>
+        <w:t>Reference example, not the only acceptable wording: Teacher explanation: Sampling variability means different eligible samples can give different estimates even under the same population. Separate this from procedure changes.</w:t>
       </w:r>
     </w:p>
     <w:p>
-      <w:r>
-        <w:t>Without opening the old lesson, explain one key idea from Experimental units and independence. Give an example and a mistake that the idea helps you avoid.</w:t>
+      <w:pPr>
+        <w:spacing w:line="336" w:lineRule="auto" w:after="180"/>
+      </w:pPr>
+      <w:r>
+        <w:rPr>
+          <w:b w:val="0"/>
+        </w:rPr>
+        <w:t>Consider finite population values1, 1, 3, 3 with distinct IDs. Enumerate the six unordered samples of size2 without replacement. Their means are1, 2, 2, 2, 2, 3.</w:t>
       </w:r>
     </w:p>
     <w:p>
-      <w:r>
-        <w:t>Look for: Explain the mechanism and terminology of experimental units and independence</w:t>
+      <w:pPr>
+        <w:pStyle w:val="Heading3"/>
+      </w:pPr>
+      <w:r>
+        <w:t>Experimental units and independence</w:t>
       </w:r>
     </w:p>
     <w:p>
-      <w:r>
-        <w:t>Reference example, not the only acceptable wording: Teacher explanation: The experimental unit is the independently assigned or sampled entity. Multiple measurements from one unit are often related. If methods are compared within each query, queries are paired units. Repeated runs within a query estimate run variation but do not increase the number of independent query contexts.</w:t>
+      <w:pPr>
+        <w:spacing w:line="336" w:lineRule="auto" w:after="180"/>
+      </w:pPr>
+      <w:r>
+        <w:rPr>
+          <w:b w:val="0"/>
+        </w:rPr>
+        <w:t>Without opening the old lesson, explain one key idea from Experimental units and independence. Give an example and a mistake that the idea helps you avoid.</w:t>
       </w:r>
     </w:p>
     <w:p>
       <w:pPr>
-        <w:pStyle w:val="Heading3"/>
-      </w:pPr>
-      <w:r>
-        <w:t>A literature comparison matrix</w:t>
+        <w:spacing w:line="336" w:lineRule="auto" w:after="180"/>
+      </w:pPr>
+      <w:r>
+        <w:rPr>
+          <w:b w:val="0"/>
+        </w:rPr>
+        <w:t xml:space="preserve">Look for: Explain the </w:t>
+      </w:r>
+      <w:r>
+        <w:rPr>
+          <w:b/>
+        </w:rPr>
+        <w:t>mechanism</w:t>
+      </w:r>
+      <w:r>
+        <w:rPr>
+          <w:b w:val="0"/>
+        </w:rPr>
+        <w:t xml:space="preserve"> and terminology of experimental units and independence</w:t>
       </w:r>
     </w:p>
     <w:p>
-      <w:r>
-        <w:t>Without opening the old lesson, explain one key idea from A literature comparison matrix. Give an example and a mistake that the idea helps you avoid.</w:t>
+      <w:pPr>
+        <w:spacing w:line="336" w:lineRule="auto" w:after="180"/>
+      </w:pPr>
+      <w:r>
+        <w:rPr>
+          <w:b w:val="0"/>
+        </w:rPr>
+        <w:t>Reference example, not the only acceptable wording: Teacher explanation: The experimental unit is the independently assigned or sampled entity. Multiple measurements from one unit are often related.</w:t>
       </w:r>
     </w:p>
     <w:p>
-      <w:r>
-        <w:t>Look for: Explain the mechanism and terminology of a literature comparison matrix</w:t>
+      <w:pPr>
+        <w:spacing w:line="336" w:lineRule="auto" w:after="180"/>
+      </w:pPr>
+      <w:r>
+        <w:rPr>
+          <w:b w:val="0"/>
+        </w:rPr>
+        <w:t>If methods are compared within each query, queries are paired units. Repeated runs within a query estimate run variation but do not increase the number of independent query contexts.</w:t>
       </w:r>
     </w:p>
     <w:p>
-      <w:r>
-        <w:t>Reference example, not the only acceptable wording: Teacher explanation: A literature matrix compares studies using aligned columns rather than sorting headline numbers with different meanings. Record question, data, unit, baseline, metric, split, resources and limitations. Mark incomparable fields rather than forcing a ranking.</w:t>
+      <w:pPr>
+        <w:pStyle w:val="Heading3"/>
+      </w:pPr>
+      <w:r>
+        <w:t>A literature comparison matrix</w:t>
       </w:r>
     </w:p>
     <w:p>
-      <w:r>
-        <w:t>Two 45-minute sessions. An uncertainty interval needs a sampling model and assumptions. A confidence level refers to the repeated-sampling method, not a probability attached to a fixed unknown parameter after observing data. Use the supplied constructed scenarios to make the mechanism inspectable. Collect W4 before sharing solutions. Students should name intermediate evidence and limitations; classroom pacing and learning effectiveness remain unvalidated.</w:t>
+      <w:pPr>
+        <w:spacing w:line="336" w:lineRule="auto" w:after="180"/>
+      </w:pPr>
+      <w:r>
+        <w:rPr>
+          <w:b w:val="0"/>
+        </w:rPr>
+        <w:t>Without opening the old lesson, explain one key idea from A literature comparison matrix. Give an example and a mistake that the idea helps you avoid.</w:t>
       </w:r>
     </w:p>
     <w:p>
       <w:pPr>
-        <w:pStyle w:val="Heading3"/>
-      </w:pPr>
-      <w:r>
-        <w:t>Outcomes</w:t>
+        <w:spacing w:line="336" w:lineRule="auto" w:after="180"/>
+      </w:pPr>
+      <w:r>
+        <w:rPr>
+          <w:b w:val="0"/>
+        </w:rPr>
+        <w:t xml:space="preserve">Look for: Explain the </w:t>
+      </w:r>
+      <w:r>
+        <w:rPr>
+          <w:b/>
+        </w:rPr>
+        <w:t>mechanism</w:t>
+      </w:r>
+      <w:r>
+        <w:rPr>
+          <w:b w:val="0"/>
+        </w:rPr>
+        <w:t xml:space="preserve"> and terminology of a literature comparison matrix</w:t>
       </w:r>
     </w:p>
     <w:p>
-      <w:r>
-        <w:t>Explain the mechanism and terminology of uncertainty intervals</w:t>
+      <w:pPr>
+        <w:spacing w:line="336" w:lineRule="auto" w:after="180"/>
+      </w:pPr>
+      <w:r>
+        <w:rPr>
+          <w:b w:val="0"/>
+        </w:rPr>
+        <w:t>Reference example, not the only acceptable wording: Teacher explanation: A literature matrix compares studies using aligned columns rather than sorting headline numbers with different meanings.</w:t>
       </w:r>
     </w:p>
     <w:p>
-      <w:r>
-        <w:t>Apply the stated procedure to a new case with a traceable result</w:t>
+      <w:pPr>
+        <w:spacing w:line="336" w:lineRule="auto" w:after="180"/>
+      </w:pPr>
+      <w:r>
+        <w:rPr>
+          <w:b w:val="0"/>
+        </w:rPr>
+        <w:t>Record question, data, unit, baseline, metric, split, resources and limitations. Mark incomparable fields rather than forcing a ranking.</w:t>
       </w:r>
     </w:p>
     <w:p>
-      <w:r>
-        <w:t>Identify an assumption or limitation and design a revealing follow-up</w:t>
+      <w:pPr>
+        <w:spacing w:line="336" w:lineRule="auto" w:after="180"/>
+      </w:pPr>
+      <w:r>
+        <w:rPr>
+          <w:b w:val="0"/>
+        </w:rPr>
+        <w:t>Two 45-minute sessions. An uncertainty interval needs a sampling model and assumptions. A confidence level refers to the repeated-sampling method, not a probability attached to a fixed unknown parameter after observing data.</w:t>
       </w:r>
     </w:p>
     <w:p>
       <w:pPr>
-        <w:pStyle w:val="Heading3"/>
-      </w:pPr>
-      <w:r>
-        <w:t>Preparation</w:t>
+        <w:spacing w:line="336" w:lineRule="auto" w:after="180"/>
+      </w:pPr>
+      <w:r>
+        <w:rPr>
+          <w:b w:val="0"/>
+        </w:rPr>
+        <w:t xml:space="preserve">Use the supplied constructed scenarios to make the </w:t>
+      </w:r>
+      <w:r>
+        <w:rPr>
+          <w:b/>
+        </w:rPr>
+        <w:t>mechanism</w:t>
+      </w:r>
+      <w:r>
+        <w:rPr>
+          <w:b w:val="0"/>
+        </w:rPr>
+        <w:t xml:space="preserve"> inspectable. Collect W4 before sharing solutions.</w:t>
       </w:r>
     </w:p>
     <w:p>
-      <w:r>
-        <w:t>Lesson and workbook; paper and pencil</w:t>
+      <w:pPr>
+        <w:spacing w:line="336" w:lineRule="auto" w:after="180"/>
+      </w:pPr>
+      <w:r>
+        <w:rPr>
+          <w:b w:val="0"/>
+        </w:rPr>
+        <w:t xml:space="preserve">Students should name intermediate </w:t>
+      </w:r>
+      <w:r>
+        <w:rPr>
+          <w:b/>
+        </w:rPr>
+        <w:t>evidence</w:t>
+      </w:r>
+      <w:r>
+        <w:rPr>
+          <w:b w:val="0"/>
+        </w:rPr>
+        <w:t xml:space="preserve"> and limitations; classroom pacing and learning effectiveness remain unvalidated.</w:t>
       </w:r>
     </w:p>
     <w:p>
-      <w:r>
-        <w:t>Calculator and optional local Python 3 for arithmetic; no live API or private data</w:t>
+      <w:pPr>
+        <w:pStyle w:val="Heading3"/>
+      </w:pPr>
+      <w:r>
+        <w:t>Outcomes</w:t>
       </w:r>
     </w:p>
     <w:p>
-      <w:r>
-        <w:t>Prepare the fresh retry separately and withhold its solution until after collection</w:t>
+      <w:pPr>
+        <w:spacing w:line="336" w:lineRule="auto" w:after="180"/>
+      </w:pPr>
+      <w:r>
+        <w:rPr>
+          <w:b w:val="0"/>
+        </w:rPr>
+        <w:t xml:space="preserve">Explain the </w:t>
+      </w:r>
+      <w:r>
+        <w:rPr>
+          <w:b/>
+        </w:rPr>
+        <w:t>mechanism</w:t>
+      </w:r>
+      <w:r>
+        <w:rPr>
+          <w:b w:val="0"/>
+        </w:rPr>
+        <w:t xml:space="preserve"> and terminology of uncertainty intervals</w:t>
       </w:r>
     </w:p>
     <w:p>
       <w:pPr>
-        <w:pStyle w:val="Heading3"/>
-      </w:pPr>
-      <w:r>
-        <w:t>Prerequisite answer</w:t>
+        <w:spacing w:line="336" w:lineRule="auto" w:after="180"/>
+      </w:pPr>
+      <w:r>
+        <w:rPr>
+          <w:b w:val="0"/>
+        </w:rPr>
+        <w:t>Apply the stated procedure to a new case with a traceable result</w:t>
       </w:r>
     </w:p>
     <w:p>
-      <w:r>
-        <w:t>A result depends on the inputs, procedure and conditions that produced it. Preserve data roles and distinguish observed outcomes from predictions or unmeasured conditions. If the prior concept cannot be explained, use a short retrieval activity before this chapter.</w:t>
+      <w:pPr>
+        <w:spacing w:line="336" w:lineRule="auto" w:after="180"/>
+      </w:pPr>
+      <w:r>
+        <w:rPr>
+          <w:b w:val="0"/>
+        </w:rPr>
+        <w:t>Identify an assumption or limitation and design a revealing follow-up</w:t>
       </w:r>
     </w:p>
     <w:p>
@@ -335,45 +556,266 @@
         <w:pStyle w:val="Heading3"/>
       </w:pPr>
       <w:r>
-        <w:t>End goal for the pictorial case</w:t>
+        <w:t>Preparation</w:t>
       </w:r>
     </w:p>
     <w:p>
-      <w:r>
-        <w:t>Explain uncertainty intervals using the records and boundaries of this fictional investigation.</w:t>
+      <w:pPr>
+        <w:spacing w:line="336" w:lineRule="auto" w:after="180"/>
+      </w:pPr>
+      <w:r>
+        <w:rPr>
+          <w:b w:val="0"/>
+        </w:rPr>
+        <w:t>Lesson and workbook; paper and pencil</w:t>
       </w:r>
     </w:p>
     <w:p>
-      <w:r>
-        <w:t>This added worked case illustrates the week’s main idea. Retain all original and connected topics; schedule its practice within the teaching cycle.</w:t>
+      <w:pPr>
+        <w:spacing w:line="336" w:lineRule="auto" w:after="180"/>
+      </w:pPr>
+      <w:r>
+        <w:rPr>
+          <w:b w:val="0"/>
+        </w:rPr>
+        <w:t>Calculator and optional local Python 3 for arithmetic; no live API or private data</w:t>
       </w:r>
     </w:p>
     <w:p>
       <w:pPr>
-        <w:pStyle w:val="Heading1"/>
-      </w:pPr>
-      <w:r>
-        <w:t>02. Explain and model the mechanism</w:t>
+        <w:spacing w:line="336" w:lineRule="auto" w:after="180"/>
+      </w:pPr>
+      <w:r>
+        <w:rPr>
+          <w:b w:val="0"/>
+        </w:rPr>
+        <w:t>Prepare the fresh retry separately and withhold its solution until after collection</w:t>
       </w:r>
     </w:p>
     <w:p>
-      <w:r>
-        <w:t>An uncertainty interval needs a sampling model and assumptions. A confidence level refers to the repeated-sampling method, not a probability attached to a fixed unknown parameter after observing data.</w:t>
+      <w:pPr>
+        <w:pStyle w:val="Heading3"/>
+      </w:pPr>
+      <w:r>
+        <w:t>Prerequisite answer</w:t>
       </w:r>
     </w:p>
     <w:p>
-      <w:r>
-        <w:t>Begin by writing the question the procedure is intended to answer. Identify the information already supplied, the information it will produce and the information still missing. These are constructed classroom examples; they do not require live accounts, private records or an external service. Do not treat a plausible explanation as a measured outcome.</w:t>
+      <w:pPr>
+        <w:spacing w:line="336" w:lineRule="auto" w:after="180"/>
+      </w:pPr>
+      <w:r>
+        <w:rPr>
+          <w:b w:val="0"/>
+        </w:rPr>
+        <w:t xml:space="preserve">A result depends on the </w:t>
+      </w:r>
+      <w:r>
+        <w:rPr>
+          <w:b/>
+        </w:rPr>
+        <w:t>input</w:t>
+      </w:r>
+      <w:r>
+        <w:rPr>
+          <w:b w:val="0"/>
+        </w:rPr>
+        <w:t xml:space="preserve">s, procedure and conditions that produced it. Preserve data roles and distinguish observed outcomes from </w:t>
+      </w:r>
+      <w:r>
+        <w:rPr>
+          <w:b/>
+        </w:rPr>
+        <w:t>prediction</w:t>
+      </w:r>
+      <w:r>
+        <w:rPr>
+          <w:b w:val="0"/>
+        </w:rPr>
+        <w:t>s or unmeasured conditions.</w:t>
       </w:r>
     </w:p>
     <w:p>
-      <w:r>
-        <w:t>For this constructed exercise assume independent normal measurements with known population standard deviation2. A95% mean interval uses supplied normal critical value1.96:mean plus/minus1.96*sigma/sqrt(n). Unknown sigma requires a different justified method.</w:t>
+      <w:pPr>
+        <w:spacing w:line="336" w:lineRule="auto" w:after="180"/>
+      </w:pPr>
+      <w:r>
+        <w:rPr>
+          <w:b w:val="0"/>
+        </w:rPr>
+        <w:t>If the prior concept cannot be explained, use a short retrieval activity before this chapter.</w:t>
       </w:r>
     </w:p>
     <w:p>
-      <w:r>
-        <w:t>Before applying the procedure, write its units, denominator or decision boundary where relevant. A partner should be able to repeat each step using the same inputs. If a required input is absent or violates the stated contract, record that condition explicitly instead of quietly replacing it with a convenient value.</w:t>
+      <w:pPr>
+        <w:pStyle w:val="Heading3"/>
+      </w:pPr>
+      <w:r>
+        <w:t>End goal for the pictorial case</w:t>
+      </w:r>
+    </w:p>
+    <w:p>
+      <w:pPr>
+        <w:spacing w:line="336" w:lineRule="auto" w:after="180"/>
+      </w:pPr>
+      <w:r>
+        <w:rPr>
+          <w:b w:val="0"/>
+        </w:rPr>
+        <w:t>Explain uncertainty intervals using the records and boundaries of this fictional investigation.</w:t>
+      </w:r>
+    </w:p>
+    <w:p>
+      <w:pPr>
+        <w:spacing w:line="336" w:lineRule="auto" w:after="180"/>
+      </w:pPr>
+      <w:r>
+        <w:rPr>
+          <w:b w:val="0"/>
+        </w:rPr>
+        <w:t>This added worked case illustrates the week’s main idea. Retain all original and connected topics; schedule its practice within the teaching cycle.</w:t>
+      </w:r>
+    </w:p>
+    <w:p>
+      <w:pPr>
+        <w:pStyle w:val="Heading1"/>
+      </w:pPr>
+      <w:r>
+        <w:t>02. Explain and model the mechanism</w:t>
+      </w:r>
+    </w:p>
+    <w:p>
+      <w:r>
+        <w:t>Model Uncertainty intervals using the supplied case, labelled mechanism and reasoning. Make the scope of each conclusion explicit.</w:t>
+      </w:r>
+    </w:p>
+    <w:p>
+      <w:pPr>
+        <w:spacing w:line="336" w:lineRule="auto" w:after="180"/>
+      </w:pPr>
+      <w:r>
+        <w:rPr>
+          <w:b w:val="0"/>
+        </w:rPr>
+        <w:t>An uncertainty interval needs a sampling model and assumptions. A confidence level refers to the repeated-sampling method, not a probability attached to a fixed unknown parameter after observing data.</w:t>
+      </w:r>
+    </w:p>
+    <w:p>
+      <w:pPr>
+        <w:pStyle w:val="Heading3"/>
+      </w:pPr>
+      <w:r>
+        <w:t>Explain Uncertainty intervals · 1</w:t>
+      </w:r>
+    </w:p>
+    <w:p>
+      <w:pPr>
+        <w:spacing w:line="336" w:lineRule="auto" w:after="180"/>
+      </w:pPr>
+      <w:r>
+        <w:rPr>
+          <w:b w:val="0"/>
+        </w:rPr>
+        <w:t>Begin by writing the question the procedure is intended to answer. Identify the information already supplied, the information it will produce and the information still missing.</w:t>
+      </w:r>
+    </w:p>
+    <w:p>
+      <w:pPr>
+        <w:spacing w:line="336" w:lineRule="auto" w:after="180"/>
+      </w:pPr>
+      <w:r>
+        <w:rPr>
+          <w:b w:val="0"/>
+        </w:rPr>
+        <w:t>These are constructed classroom examples; they do not require live accounts, private records or an external service. Do not treat a plausible explanation as a measured outcome.</w:t>
+      </w:r>
+    </w:p>
+    <w:p>
+      <w:pPr>
+        <w:spacing w:line="336" w:lineRule="auto" w:after="180"/>
+      </w:pPr>
+      <w:r>
+        <w:rPr>
+          <w:b w:val="0"/>
+        </w:rPr>
+        <w:t>For this constructed exercise assume independent normal measurements with known population standard deviation2. A95% mean interval uses supplied normal critical value1.96:mean plus/minus1.96*sigma/sqrt(n).</w:t>
+      </w:r>
+    </w:p>
+    <w:p>
+      <w:pPr>
+        <w:spacing w:line="336" w:lineRule="auto" w:after="180"/>
+      </w:pPr>
+      <w:r>
+        <w:rPr>
+          <w:b w:val="0"/>
+        </w:rPr>
+        <w:t>Un</w:t>
+      </w:r>
+      <w:r>
+        <w:rPr>
+          <w:b/>
+        </w:rPr>
+        <w:t>known sigma</w:t>
+      </w:r>
+      <w:r>
+        <w:rPr>
+          <w:b w:val="0"/>
+        </w:rPr>
+        <w:t xml:space="preserve"> requires a different justified method.</w:t>
+      </w:r>
+    </w:p>
+    <w:p>
+      <w:pPr>
+        <w:pStyle w:val="Heading3"/>
+      </w:pPr>
+      <w:r>
+        <w:t>Explain Uncertainty intervals · 2</w:t>
+      </w:r>
+    </w:p>
+    <w:p>
+      <w:pPr>
+        <w:spacing w:line="336" w:lineRule="auto" w:after="180"/>
+      </w:pPr>
+      <w:r>
+        <w:rPr>
+          <w:b w:val="0"/>
+        </w:rPr>
+        <w:t xml:space="preserve">Before applying the procedure, write its units, denominator or decision boundary where relevant. A partner should be able to repeat each step using the same </w:t>
+      </w:r>
+      <w:r>
+        <w:rPr>
+          <w:b/>
+        </w:rPr>
+        <w:t>input</w:t>
+      </w:r>
+      <w:r>
+        <w:rPr>
+          <w:b w:val="0"/>
+        </w:rPr>
+        <w:t>s.</w:t>
+      </w:r>
+    </w:p>
+    <w:p>
+      <w:pPr>
+        <w:spacing w:line="336" w:lineRule="auto" w:after="180"/>
+      </w:pPr>
+      <w:r>
+        <w:rPr>
+          <w:b w:val="0"/>
+        </w:rPr>
+        <w:t xml:space="preserve">If a required </w:t>
+      </w:r>
+      <w:r>
+        <w:rPr>
+          <w:b/>
+        </w:rPr>
+        <w:t>input</w:t>
+      </w:r>
+      <w:r>
+        <w:rPr>
+          <w:b w:val="0"/>
+        </w:rPr>
+        <w:t xml:space="preserve"> is absent or violates the stated contract, record that condition explicitly instead of quietly replacing it with a convenient value.</w:t>
       </w:r>
     </w:p>
     <w:tbl>
@@ -571,41 +1013,252 @@
       </w:r>
     </w:p>
     <w:p>
-      <w:r>
-        <w:t>Guided: SE=2/4=.5; margin=.98; interval[9.02, 10.98]. Under assumptions, the method covers the fixed population mean in95% of repeated samples. Qualification: A narrow interval can be precisely biased; sampling independence and representativeness must be justified. Exit: accept a concrete variation with its predicted outcome and a stated condition that would challenge the mechanism; reject a claim resting on unmeasured evidence.</w:t>
+      <w:pPr>
+        <w:pStyle w:val="Heading3"/>
+      </w:pPr>
+      <w:r>
+        <w:t>Explain Uncertainty intervals · 3</w:t>
       </w:r>
     </w:p>
     <w:p>
       <w:pPr>
-        <w:pStyle w:val="Heading3"/>
-      </w:pPr>
-      <w:r>
-        <w:t>Model the reasoning aloud</w:t>
+        <w:spacing w:line="336" w:lineRule="auto" w:after="180"/>
+      </w:pPr>
+      <w:r>
+        <w:rPr>
+          <w:b w:val="0"/>
+        </w:rPr>
+        <w:t>Guided: SE=2/4=.5; margin=.98; interval[9.02, 10.98]. Under assumptions, the method covers the fixed population mean in95% of repeated samples.</w:t>
       </w:r>
     </w:p>
     <w:p>
-      <w:r>
-        <w:t>Use the complete worked example below before asking learners to complete W2. Reveal a small part, invite a prediction, then explain the deciding step. These teacher notes contain solutions; do not reveal the independent case answer during modelling.</w:t>
+      <w:pPr>
+        <w:spacing w:line="336" w:lineRule="auto" w:after="180"/>
+      </w:pPr>
+      <w:r>
+        <w:rPr>
+          <w:b w:val="0"/>
+        </w:rPr>
+        <w:t>Qualification: A narrow interval can be precisely biased; sampling independence and representativeness must be justified.</w:t>
       </w:r>
     </w:p>
     <w:p>
-      <w:r>
-        <w:t>Observed mean10, n16, sigma2. Compute standard error, margin and interval.</w:t>
+      <w:pPr>
+        <w:spacing w:line="336" w:lineRule="auto" w:after="180"/>
+      </w:pPr>
+      <w:r>
+        <w:rPr>
+          <w:b w:val="0"/>
+        </w:rPr>
+        <w:t xml:space="preserve">Exit: accept a concrete variation with its predicted outcome and a stated condition that would challenge the </w:t>
+      </w:r>
+      <w:r>
+        <w:rPr>
+          <w:b/>
+        </w:rPr>
+        <w:t>mechanism</w:t>
+      </w:r>
+      <w:r>
+        <w:rPr>
+          <w:b w:val="0"/>
+        </w:rPr>
+        <w:t xml:space="preserve">; reject a claim resting on unmeasured </w:t>
+      </w:r>
+      <w:r>
+        <w:rPr>
+          <w:b/>
+        </w:rPr>
+        <w:t>evidence</w:t>
+      </w:r>
+      <w:r>
+        <w:rPr>
+          <w:b w:val="0"/>
+        </w:rPr>
+        <w:t>.</w:t>
       </w:r>
     </w:p>
     <w:p>
-      <w:r>
-        <w:t>SE=2/4=.5; margin=.98; interval[9.02, 10.98]. Under assumptions, the method covers the fixed population mean in95% of repeated samples.</w:t>
+      <w:pPr>
+        <w:pStyle w:val="Heading3"/>
+      </w:pPr>
+      <w:r>
+        <w:t>Model the reasoning aloud</w:t>
       </w:r>
     </w:p>
     <w:p>
-      <w:r>
-        <w:t>Compare the intermediate evidence with the final statement. Explain why each number or decision follows from the stated inputs. The conclusion belongs to this scenario and procedure; changing the inputs, evaluation population or authority can change what it establishes. Retain the raw record so a later revision can be compared honestly.</w:t>
+      <w:pPr>
+        <w:spacing w:line="336" w:lineRule="auto" w:after="180"/>
+      </w:pPr>
+      <w:r>
+        <w:rPr>
+          <w:b w:val="0"/>
+        </w:rPr>
+        <w:t xml:space="preserve">Use the complete worked example below before asking learners to complete W2. Reveal a small part, invite a </w:t>
+      </w:r>
+      <w:r>
+        <w:rPr>
+          <w:b/>
+        </w:rPr>
+        <w:t>prediction</w:t>
+      </w:r>
+      <w:r>
+        <w:rPr>
+          <w:b w:val="0"/>
+        </w:rPr>
+        <w:t>, then explain the deciding step.</w:t>
       </w:r>
     </w:p>
     <w:p>
-      <w:r>
-        <w:t>Optional local lab: predict the printed result before running this standalone Python 3 example. Change one relevant boundary input, record the outcome and state the contract or statistical assumptions. The program uses fictional values and the Python standard library; it performs no external operations.</w:t>
+      <w:pPr>
+        <w:spacing w:line="336" w:lineRule="auto" w:after="180"/>
+      </w:pPr>
+      <w:r>
+        <w:rPr>
+          <w:b w:val="0"/>
+        </w:rPr>
+        <w:t>These teacher notes contain solutions; do not reveal the independent case answer during modelling.</w:t>
+      </w:r>
+    </w:p>
+    <w:p>
+      <w:pPr>
+        <w:spacing w:line="336" w:lineRule="auto" w:after="180"/>
+      </w:pPr>
+      <w:r>
+        <w:rPr>
+          <w:b w:val="0"/>
+        </w:rPr>
+        <w:t xml:space="preserve">Observed mean10, n16, sigma2. Compute </w:t>
+      </w:r>
+      <w:r>
+        <w:rPr>
+          <w:b/>
+        </w:rPr>
+        <w:t>standard error</w:t>
+      </w:r>
+      <w:r>
+        <w:rPr>
+          <w:b w:val="0"/>
+        </w:rPr>
+        <w:t>, margin and interval.</w:t>
+      </w:r>
+    </w:p>
+    <w:p>
+      <w:pPr>
+        <w:spacing w:line="336" w:lineRule="auto" w:after="180"/>
+      </w:pPr>
+      <w:r>
+        <w:rPr>
+          <w:b w:val="0"/>
+        </w:rPr>
+        <w:t>SE=2/4=.5; margin=.98; interval[9.02, 10.98]. Under assumptions, the method covers the fixed population mean in95% of repeated samples.</w:t>
+      </w:r>
+    </w:p>
+    <w:p>
+      <w:pPr>
+        <w:pStyle w:val="Heading3"/>
+      </w:pPr>
+      <w:r>
+        <w:t>Model the reasoning aloud · 4</w:t>
+      </w:r>
+    </w:p>
+    <w:p>
+      <w:pPr>
+        <w:spacing w:line="336" w:lineRule="auto" w:after="180"/>
+      </w:pPr>
+      <w:r>
+        <w:rPr>
+          <w:b w:val="0"/>
+        </w:rPr>
+        <w:t xml:space="preserve">Compare the intermediate </w:t>
+      </w:r>
+      <w:r>
+        <w:rPr>
+          <w:b/>
+        </w:rPr>
+        <w:t>evidence</w:t>
+      </w:r>
+      <w:r>
+        <w:rPr>
+          <w:b w:val="0"/>
+        </w:rPr>
+        <w:t xml:space="preserve"> with the final statement. Explain why each number or decision follows from the stated </w:t>
+      </w:r>
+      <w:r>
+        <w:rPr>
+          <w:b/>
+        </w:rPr>
+        <w:t>input</w:t>
+      </w:r>
+      <w:r>
+        <w:rPr>
+          <w:b w:val="0"/>
+        </w:rPr>
+        <w:t>s.</w:t>
+      </w:r>
+    </w:p>
+    <w:p>
+      <w:pPr>
+        <w:spacing w:line="336" w:lineRule="auto" w:after="180"/>
+      </w:pPr>
+      <w:r>
+        <w:rPr>
+          <w:b w:val="0"/>
+        </w:rPr>
+        <w:t xml:space="preserve">The conclusion belongs to this scenario and procedure; changing the </w:t>
+      </w:r>
+      <w:r>
+        <w:rPr>
+          <w:b/>
+        </w:rPr>
+        <w:t>input</w:t>
+      </w:r>
+      <w:r>
+        <w:rPr>
+          <w:b w:val="0"/>
+        </w:rPr>
+        <w:t>s, evaluation population or authority can change what it establishes. Retain the raw record so a later revision can be compared honestly.</w:t>
+      </w:r>
+    </w:p>
+    <w:p>
+      <w:pPr>
+        <w:pStyle w:val="Heading3"/>
+      </w:pPr>
+      <w:r>
+        <w:t>Model the reasoning aloud · 5</w:t>
+      </w:r>
+    </w:p>
+    <w:p>
+      <w:pPr>
+        <w:spacing w:line="336" w:lineRule="auto" w:after="180"/>
+      </w:pPr>
+      <w:r>
+        <w:rPr>
+          <w:b w:val="0"/>
+        </w:rPr>
+        <w:t xml:space="preserve">Optional local lab: predict the printed result before running this standalone Python 3 example. Change one relevant boundary </w:t>
+      </w:r>
+      <w:r>
+        <w:rPr>
+          <w:b/>
+        </w:rPr>
+        <w:t>input</w:t>
+      </w:r>
+      <w:r>
+        <w:rPr>
+          <w:b w:val="0"/>
+        </w:rPr>
+        <w:t>, record the outcome and state the contract or statistical assumptions.</w:t>
+      </w:r>
+    </w:p>
+    <w:p>
+      <w:pPr>
+        <w:spacing w:line="336" w:lineRule="auto" w:after="180"/>
+      </w:pPr>
+      <w:r>
+        <w:rPr>
+          <w:b w:val="0"/>
+        </w:rPr>
+        <w:t>The program uses fictional values and the Python standard library; it performs no external operations.</w:t>
       </w:r>
     </w:p>
     <w:p>
@@ -738,7 +1391,13 @@
       </w:tr>
     </w:tbl>
     <w:p>
-      <w:r>
+      <w:pPr>
+        <w:spacing w:line="336" w:lineRule="auto" w:after="180"/>
+      </w:pPr>
+      <w:r>
+        <w:rPr>
+          <w:b w:val="0"/>
+        </w:rPr>
         <w:t>Use the diagram and verbal explanation together. Ask learners to match a sentence to a specific visual step; do not assign learners fixed visual or auditory learning styles.</w:t>
       </w:r>
     </w:p>
@@ -751,7 +1410,13 @@
       </w:r>
     </w:p>
     <w:p>
-      <w:r>
+      <w:pPr>
+        <w:spacing w:line="336" w:lineRule="auto" w:after="180"/>
+      </w:pPr>
+      <w:r>
+        <w:rPr>
+          <w:b w:val="0"/>
+        </w:rPr>
         <w:t>Read a supplied uncertainty interval. A fictional study supplies an interval for a mean time difference under its stated sampling model.</w:t>
       </w:r>
     </w:p>
@@ -764,8 +1429,35 @@
       </w:r>
     </w:p>
     <w:p>
-      <w:r>
-        <w:t>Estimated difference B−A is -0.8 seconds; supplied 95% confidence interval is [-1.4,-0.2] seconds. Assume the study’s interval method is appropriate.</w:t>
+      <w:pPr>
+        <w:pStyle w:val="Heading3"/>
+      </w:pPr>
+      <w:r>
+        <w:t>Supplied facts</w:t>
+      </w:r>
+    </w:p>
+    <w:p>
+      <w:pPr>
+        <w:spacing w:line="336" w:lineRule="auto" w:after="180"/>
+        <w:shd w:fill="F1F6FC"/>
+      </w:pPr>
+      <w:r>
+        <w:rPr>
+          <w:b w:val="0"/>
+        </w:rPr>
+        <w:t xml:space="preserve">Estimated difference B−A is -0.8 seconds; supplied 95% </w:t>
+      </w:r>
+      <w:r>
+        <w:rPr>
+          <w:b/>
+        </w:rPr>
+        <w:t>confidence interval</w:t>
+      </w:r>
+      <w:r>
+        <w:rPr>
+          <w:b w:val="0"/>
+        </w:rPr>
+        <w:t xml:space="preserve"> is [-1.4,-0.2] seconds. Assume the study’s interval method is appropriate.</w:t>
       </w:r>
     </w:p>
     <w:p>
@@ -964,21 +1656,31 @@
       </w:r>
     </w:p>
     <w:p>
-      <w:r>
-        <w:t>An uncertainty interval conveys precision under assumptions. Its endpoints, units, comparison direction and method all matter; the interval is supplied here, not calculated from unavailable raw data.</w:t>
+      <w:pPr>
+        <w:pStyle w:val="Heading3"/>
+      </w:pPr>
+      <w:r>
+        <w:t>Why the result follows</w:t>
       </w:r>
     </w:p>
     <w:p>
       <w:pPr>
-        <w:pStyle w:val="Heading3"/>
-      </w:pPr>
-      <w:r>
-        <w:t>What this example does not establish</w:t>
+        <w:spacing w:line="336" w:lineRule="auto" w:after="180"/>
+        <w:shd w:fill="F1F6FC"/>
+      </w:pPr>
+      <w:r>
+        <w:rPr>
+          <w:b w:val="0"/>
+        </w:rPr>
+        <w:t>An uncertainty interval conveys precision under assumptions. Its endpoints, units, comparison direction and method all matter; the interval is supplied here, not calculated from unavailable raw data.</w:t>
       </w:r>
     </w:p>
     <w:p>
-      <w:r>
-        <w:t>An interval does not establish practical value or causality, and invalid sampling assumptions can invalidate its interpretation.</w:t>
+      <w:pPr>
+        <w:pStyle w:val="Heading3"/>
+      </w:pPr>
+      <w:r>
+        <w:t>What this example does not establish</w:t>
       </w:r>
     </w:p>
     <w:p>
@@ -986,43 +1688,168 @@
         <w:pStyle w:val="Heading3"/>
       </w:pPr>
       <w:r>
-        <w:t>Change one thing in the pictured case</w:t>
+        <w:t>Keep the stated limit</w:t>
       </w:r>
     </w:p>
     <w:p>
-      <w:r>
-        <w:t>Change: Use a supplied interval [-1.4,0.3] instead.</w:t>
+      <w:pPr>
+        <w:spacing w:line="336" w:lineRule="auto" w:after="180"/>
+        <w:shd w:fill="FFF5E6"/>
+      </w:pPr>
+      <w:r>
+        <w:rPr>
+          <w:b w:val="0"/>
+        </w:rPr>
+        <w:t>An interval does not establish practical value or causality, and invalid sampling assumptions can invalidate its interpretation.</w:t>
       </w:r>
     </w:p>
     <w:p>
-      <w:r>
-        <w:t>Prediction: It includes zero and positive differences, so both no difference and slower B remain compatible with that interval.</w:t>
+      <w:pPr>
+        <w:pStyle w:val="Heading3"/>
+      </w:pPr>
+      <w:r>
+        <w:t>Change one thing in the pictured case</w:t>
       </w:r>
     </w:p>
     <w:p>
-      <w:r>
-        <w:t>Reason: The new upper endpoint crosses zero.</w:t>
+      <w:pPr>
+        <w:pStyle w:val="Heading3"/>
+      </w:pPr>
+      <w:r>
+        <w:t>Change one thing</w:t>
       </w:r>
     </w:p>
     <w:p>
       <w:pPr>
-        <w:pStyle w:val="Heading3"/>
-      </w:pPr>
-      <w:r>
-        <w:t>Ask while showing the picture</w:t>
+        <w:spacing w:line="336" w:lineRule="auto" w:after="180"/>
+        <w:shd w:fill="F5F1FB"/>
+      </w:pPr>
+      <w:r>
+        <w:rPr>
+          <w:b w:val="0"/>
+        </w:rPr>
+        <w:t>Change: Use a supplied interval [-1.4,0.3] instead.</w:t>
       </w:r>
     </w:p>
     <w:p>
-      <w:r>
-        <w:t>Cover the result. Ask learners to name the inputs and predict the next step. Uncover one step, connect the icon to the actual procedure, and explain its evidence. Then change the supplied condition and compare. The picture is a representation; it does not document execution of a real AI model.</w:t>
+      <w:pPr>
+        <w:pStyle w:val="Heading3"/>
+      </w:pPr>
+      <w:r>
+        <w:t>Predicted result</w:t>
       </w:r>
     </w:p>
     <w:p>
       <w:pPr>
+        <w:spacing w:line="336" w:lineRule="auto" w:after="180"/>
+        <w:shd w:fill="F1F6FC"/>
+      </w:pPr>
+      <w:r>
+        <w:rPr>
+          <w:b/>
+        </w:rPr>
+        <w:t>Prediction</w:t>
+      </w:r>
+      <w:r>
+        <w:rPr>
+          <w:b w:val="0"/>
+        </w:rPr>
+        <w:t>: It includes zero and positive differences, so both no difference and slower B remain compatible with that interval.</w:t>
+      </w:r>
+    </w:p>
+    <w:p>
+      <w:pPr>
+        <w:pStyle w:val="Heading3"/>
+      </w:pPr>
+      <w:r>
+        <w:t>Why the result follows</w:t>
+      </w:r>
+    </w:p>
+    <w:p>
+      <w:pPr>
+        <w:spacing w:line="336" w:lineRule="auto" w:after="180"/>
+        <w:shd w:fill="F1F6FC"/>
+      </w:pPr>
+      <w:r>
+        <w:rPr>
+          <w:b w:val="0"/>
+        </w:rPr>
+        <w:t>Reason: The new upper endpoint crosses zero.</w:t>
+      </w:r>
+    </w:p>
+    <w:p>
+      <w:pPr>
+        <w:pStyle w:val="Heading3"/>
+      </w:pPr>
+      <w:r>
+        <w:t>Ask while showing the picture</w:t>
+      </w:r>
+    </w:p>
+    <w:p>
+      <w:pPr>
+        <w:pStyle w:val="Heading3"/>
+      </w:pPr>
+      <w:r>
+        <w:t>Ask while showing the picture · 6</w:t>
+      </w:r>
+    </w:p>
+    <w:p>
+      <w:pPr>
+        <w:spacing w:line="336" w:lineRule="auto" w:after="180"/>
+      </w:pPr>
+      <w:r>
+        <w:rPr>
+          <w:b w:val="0"/>
+        </w:rPr>
+        <w:t xml:space="preserve">Cover the result. Ask learners to name the </w:t>
+      </w:r>
+      <w:r>
+        <w:rPr>
+          <w:b/>
+        </w:rPr>
+        <w:t>input</w:t>
+      </w:r>
+      <w:r>
+        <w:rPr>
+          <w:b w:val="0"/>
+        </w:rPr>
+        <w:t xml:space="preserve">s and predict the next step. Uncover one step, connect the icon to the actual procedure, and explain its </w:t>
+      </w:r>
+      <w:r>
+        <w:rPr>
+          <w:b/>
+        </w:rPr>
+        <w:t>evidence</w:t>
+      </w:r>
+      <w:r>
+        <w:rPr>
+          <w:b w:val="0"/>
+        </w:rPr>
+        <w:t>. Then change the supplied condition and compare.</w:t>
+      </w:r>
+    </w:p>
+    <w:p>
+      <w:pPr>
+        <w:spacing w:line="336" w:lineRule="auto" w:after="180"/>
+      </w:pPr>
+      <w:r>
+        <w:rPr>
+          <w:b w:val="0"/>
+        </w:rPr>
+        <w:t>The picture is a representation; it does not document execution of a real AI model.</w:t>
+      </w:r>
+    </w:p>
+    <w:p>
+      <w:pPr>
         <w:pStyle w:val="Heading1"/>
       </w:pPr>
       <w:r>
         <w:t>03. Demonstrate and guide practice</w:t>
+      </w:r>
+    </w:p>
+    <w:p>
+      <w:r>
+        <w:t>Demonstrate Uncertainty intervals, reduce support deliberately and check individual reasoning before discussing answers.</w:t>
       </w:r>
     </w:p>
     <w:tbl>
@@ -1238,36 +2065,112 @@
       </w:tr>
     </w:tbl>
     <w:p>
-      <w:r>
-        <w:t>Use the worked example in Sections 3 and 6. Collect a prediction before revealing its result; ask the learner to point to each intermediate fact.</w:t>
+      <w:pPr>
+        <w:spacing w:line="336" w:lineRule="auto" w:after="180"/>
+      </w:pPr>
+      <w:r>
+        <w:rPr>
+          <w:b w:val="0"/>
+        </w:rPr>
+        <w:t xml:space="preserve">Use the worked example in Sections 3 and 6. Collect a </w:t>
+      </w:r>
+      <w:r>
+        <w:rPr>
+          <w:b/>
+        </w:rPr>
+        <w:t>prediction</w:t>
+      </w:r>
+      <w:r>
+        <w:rPr>
+          <w:b w:val="0"/>
+        </w:rPr>
+        <w:t xml:space="preserve"> before revealing its result; ask the learner to point to each intermediate fact.</w:t>
       </w:r>
     </w:p>
     <w:p>
-      <w:r>
-        <w:t>Provide an input/procedure/result/limit frame and a calculator when needed. Ask students to identify the first step before completing the whole trace. Extension: compare two concrete variants of this mechanism while holding unrelated conditions fixed; report both successful and unsuccessful outcomes.</w:t>
+      <w:pPr>
+        <w:spacing w:line="336" w:lineRule="auto" w:after="180"/>
+      </w:pPr>
+      <w:r>
+        <w:rPr>
+          <w:b w:val="0"/>
+        </w:rPr>
+        <w:t xml:space="preserve">Provide an </w:t>
+      </w:r>
+      <w:r>
+        <w:rPr>
+          <w:b/>
+        </w:rPr>
+        <w:t>input</w:t>
+      </w:r>
+      <w:r>
+        <w:rPr>
+          <w:b w:val="0"/>
+        </w:rPr>
+        <w:t>/procedure/result/limit frame and a calculator when needed. Ask students to identify the first step before completing the whole trace.</w:t>
       </w:r>
     </w:p>
     <w:p>
       <w:pPr>
-        <w:pStyle w:val="Heading3"/>
-      </w:pPr>
-      <w:r>
-        <w:t>Reduce help deliberately</w:t>
+        <w:spacing w:line="336" w:lineRule="auto" w:after="180"/>
+      </w:pPr>
+      <w:r>
+        <w:rPr>
+          <w:b w:val="0"/>
+        </w:rPr>
+        <w:t xml:space="preserve">Extension: compare two concrete variants of this </w:t>
+      </w:r>
+      <w:r>
+        <w:rPr>
+          <w:b/>
+        </w:rPr>
+        <w:t>mechanism</w:t>
+      </w:r>
+      <w:r>
+        <w:rPr>
+          <w:b w:val="0"/>
+        </w:rPr>
+        <w:t xml:space="preserve"> while holding unrelated conditions fixed; report both successful and unsuccessful outcomes.</w:t>
       </w:r>
     </w:p>
     <w:p>
-      <w:r>
-        <w:t>Completion task: Observed mean10, n16, sigma2. Compute standard error, margin and interval. Show the intermediate steps and give the conclusion with its scope.</w:t>
+      <w:pPr>
+        <w:pStyle w:val="Heading3"/>
+      </w:pPr>
+      <w:r>
+        <w:t>Reduce help deliberately</w:t>
       </w:r>
     </w:p>
     <w:p>
-      <w:r>
-        <w:t>Teacher check: Teacher explanation: SE=2/4=.5; margin=.98; interval[9.02, 10.98]. Under assumptions, the method covers the fixed population mean in95% of repeated samples.</w:t>
+      <w:pPr>
+        <w:pStyle w:val="Heading3"/>
+      </w:pPr>
+      <w:r>
+        <w:t>Completion practice</w:t>
       </w:r>
     </w:p>
     <w:p>
-      <w:r>
-        <w:t>Start by identifying the given inputs together. Leave the intermediate steps blank. If needed, model one step, then withdraw that help on the next step. Move to a full trace only when the partial trace is understood. For partners, alternate explainer and checker; collect a response from every learner before discussion.</w:t>
+      <w:pPr>
+        <w:spacing w:line="336" w:lineRule="auto" w:after="180"/>
+        <w:shd w:fill="F5F1FB"/>
+      </w:pPr>
+      <w:r>
+        <w:rPr>
+          <w:b w:val="0"/>
+        </w:rPr>
+        <w:t xml:space="preserve">Completion task: Observed mean10, n16, sigma2. Compute </w:t>
+      </w:r>
+      <w:r>
+        <w:rPr>
+          <w:b/>
+        </w:rPr>
+        <w:t>standard error</w:t>
+      </w:r>
+      <w:r>
+        <w:rPr>
+          <w:b w:val="0"/>
+        </w:rPr>
+        <w:t>, margin and interval. Show the intermediate steps and give the conclusion with its scope.</w:t>
       </w:r>
     </w:p>
     <w:p>
@@ -1275,22 +2178,53 @@
         <w:pStyle w:val="Heading3"/>
       </w:pPr>
       <w:r>
-        <w:t>Individual reasoning check</w:t>
+        <w:t>Reasoning to listen for</w:t>
       </w:r>
     </w:p>
     <w:p>
-      <w:r>
-        <w:t>Use the worked case for Uncertainty intervals. Proposed explanation: “The worked result establishes every future case”. Decide whether this explanation is supported. Point to the step or supplied fact that decides; explain your repair if needed.</w:t>
+      <w:pPr>
+        <w:spacing w:line="336" w:lineRule="auto" w:after="180"/>
+        <w:shd w:fill="F1F6FC"/>
+      </w:pPr>
+      <w:r>
+        <w:rPr>
+          <w:b w:val="0"/>
+        </w:rPr>
+        <w:t>Teacher check: Teacher explanation: SE=2/4=.5; margin=.98; interval[9.02, 10.98]. Under assumptions, the method covers the fixed population mean in95% of repeated samples.</w:t>
       </w:r>
     </w:p>
     <w:p>
-      <w:r>
-        <w:t>Expected correction: A narrow interval can be precisely biased; sampling independence and representativeness must be justified.</w:t>
+      <w:pPr>
+        <w:spacing w:line="336" w:lineRule="auto" w:after="180"/>
+      </w:pPr>
+      <w:r>
+        <w:rPr>
+          <w:b w:val="0"/>
+        </w:rPr>
+        <w:t xml:space="preserve">Start by identifying the given </w:t>
+      </w:r>
+      <w:r>
+        <w:rPr>
+          <w:b/>
+        </w:rPr>
+        <w:t>input</w:t>
+      </w:r>
+      <w:r>
+        <w:rPr>
+          <w:b w:val="0"/>
+        </w:rPr>
+        <w:t>s together. Leave the intermediate steps blank. If needed, model one step, then withdraw that help on the next step. Move to a full trace only when the partial trace is understood.</w:t>
       </w:r>
     </w:p>
     <w:p>
-      <w:r>
-        <w:t>Collect explanations, not only yes/no votes. If a misunderstanding is common, re-model the relevant step for the class. If it affects a few learners, give a short targeted group explanation while others solve a more demanding variation.</w:t>
+      <w:pPr>
+        <w:spacing w:line="336" w:lineRule="auto" w:after="180"/>
+      </w:pPr>
+      <w:r>
+        <w:rPr>
+          <w:b w:val="0"/>
+        </w:rPr>
+        <w:t>For partners, alternate explainer and checker; collect a response from every learner before discussion.</w:t>
       </w:r>
     </w:p>
     <w:p>
@@ -1298,63 +2232,283 @@
         <w:pStyle w:val="Heading3"/>
       </w:pPr>
       <w:r>
-        <w:t>Pictorial practice question</w:t>
+        <w:t>Individual reasoning check</w:t>
       </w:r>
     </w:p>
     <w:p>
-      <w:r>
-        <w:t>Locate -0.8 and zero relative to the supplied interval [-1.4,-0.2]. Interpret the sign and confidence-method meaning, then describe what changes with interval [-1.4,0.3].</w:t>
+      <w:pPr>
+        <w:spacing w:line="336" w:lineRule="auto" w:after="180"/>
+      </w:pPr>
+      <w:r>
+        <w:rPr>
+          <w:b w:val="0"/>
+        </w:rPr>
+        <w:t>Use the worked case for Uncertainty intervals. Proposed explanation: “The worked result establishes every future case”. Decide whether this explanation is supported.</w:t>
       </w:r>
     </w:p>
     <w:p>
       <w:pPr>
-        <w:pStyle w:val="Heading3"/>
-      </w:pPr>
-      <w:r>
-        <w:t>Reasoned teacher answer</w:t>
+        <w:spacing w:line="336" w:lineRule="auto" w:after="180"/>
+      </w:pPr>
+      <w:r>
+        <w:rPr>
+          <w:b w:val="0"/>
+        </w:rPr>
+        <w:t>Point to the step or supplied fact that decides; explain your repair if needed.</w:t>
       </w:r>
     </w:p>
     <w:p>
-      <w:r>
-        <w:t>-0.8 lies between the interval endpoints. Negative B−A means B took less time under this measurement convention. 95% describes the method’s long-run coverage, not a 95% probability for this fixed parameter. Changed case: It includes zero and positive differences, so both no difference and slower B remain compatible with that interval. The new upper endpoint crosses zero.</w:t>
+      <w:pPr>
+        <w:pStyle w:val="Heading3"/>
+      </w:pPr>
+      <w:r>
+        <w:t>Expected repair</w:t>
       </w:r>
     </w:p>
     <w:p>
-      <w:r>
-        <w:t>Changed-case reasoning: It includes zero and positive differences, so both no difference and slower B remain compatible with that interval. The new upper endpoint crosses zero.</w:t>
+      <w:pPr>
+        <w:spacing w:line="336" w:lineRule="auto" w:after="180"/>
+        <w:shd w:fill="F1F6FC"/>
+      </w:pPr>
+      <w:r>
+        <w:rPr>
+          <w:b w:val="0"/>
+        </w:rPr>
+        <w:t>Expected correction: A narrow interval can be precisely biased; sampling independence and representativeness must be justified.</w:t>
       </w:r>
     </w:p>
     <w:p>
-      <w:r>
-        <w:t>Collect each learner’s explanation before discussion. Use the first missing connection between input, deciding step and result to choose support. This question is worked-case practice, not fresh mastery evidence.</w:t>
+      <w:pPr>
+        <w:spacing w:line="336" w:lineRule="auto" w:after="180"/>
+      </w:pPr>
+      <w:r>
+        <w:rPr>
+          <w:b w:val="0"/>
+        </w:rPr>
+        <w:t>Collect explanations, not only yes/no votes. If a misunderstanding is common, re-model the relevant step for the class.</w:t>
       </w:r>
     </w:p>
     <w:p>
       <w:pPr>
-        <w:pStyle w:val="Heading1"/>
-      </w:pPr>
-      <w:r>
-        <w:t>04. Run the investigation and diagnose misconceptions</w:t>
+        <w:spacing w:line="336" w:lineRule="auto" w:after="180"/>
+      </w:pPr>
+      <w:r>
+        <w:rPr>
+          <w:b w:val="0"/>
+        </w:rPr>
+        <w:t>If it affects a few learners, give a short targeted group explanation while others solve a more demanding variation.</w:t>
       </w:r>
     </w:p>
     <w:p>
-      <w:r>
-        <w:t>The worked result establishes every future case: A narrow interval can be precisely biased; sampling independence and representativeness must be justified.</w:t>
+      <w:pPr>
+        <w:pStyle w:val="Heading3"/>
+      </w:pPr>
+      <w:r>
+        <w:t>Pictorial practice question</w:t>
       </w:r>
     </w:p>
     <w:p>
-      <w:r>
-        <w:t>A missing input may be replaced without recording the change: A replacement changes the evidence or contract. Record the change and its justification; do not silently turn unknown into a measured value.</w:t>
+      <w:pPr>
+        <w:spacing w:line="336" w:lineRule="auto" w:after="180"/>
+      </w:pPr>
+      <w:r>
+        <w:rPr>
+          <w:b w:val="0"/>
+        </w:rPr>
+        <w:t>Locate -0.8 and zero relative to the supplied interval [-1.4,-0.2]. Interpret the sign and confidence-method meaning, then describe what changes with interval [-1.4,0.3].</w:t>
       </w:r>
     </w:p>
     <w:p>
-      <w:r>
-        <w:t>Repeating an assessed case is new independent evidence: A replay checks consistency. An example used for feedback or revision cannot later be described as untouched final evaluation.</w:t>
+      <w:pPr>
+        <w:pStyle w:val="Heading3"/>
+      </w:pPr>
+      <w:r>
+        <w:t>Reasoned teacher answer</w:t>
       </w:r>
     </w:p>
     <w:p>
-      <w:r>
-        <w:t>Use Section 9 for the evidence ledger. Add a boundary or missing-input case and record the expected response before checking. More successful repeats of one case do not establish wider coverage.</w:t>
+      <w:pPr>
+        <w:spacing w:line="336" w:lineRule="auto" w:after="180"/>
+      </w:pPr>
+      <w:r>
+        <w:rPr>
+          <w:b w:val="0"/>
+        </w:rPr>
+        <w:t>-0.8 lies between the interval endpoints. Negative B−A means B took less time under this measurement convention. 95% describes the method’s long-run coverage, not a 95% probability for this fixed parameter.</w:t>
+      </w:r>
+    </w:p>
+    <w:p>
+      <w:pPr>
+        <w:spacing w:line="336" w:lineRule="auto" w:after="180"/>
+      </w:pPr>
+      <w:r>
+        <w:rPr>
+          <w:b w:val="0"/>
+        </w:rPr>
+        <w:t>Changed case: It includes zero and positive differences, so both no difference and slower B remain compatible with that interval. The new upper endpoint crosses zero.</w:t>
+      </w:r>
+    </w:p>
+    <w:p>
+      <w:pPr>
+        <w:spacing w:line="336" w:lineRule="auto" w:after="180"/>
+      </w:pPr>
+      <w:r>
+        <w:rPr>
+          <w:b w:val="0"/>
+        </w:rPr>
+        <w:t>Changed-case reasoning: It includes zero and positive differences, so both no difference and slower B remain compatible with that interval. The new upper endpoint crosses zero.</w:t>
+      </w:r>
+    </w:p>
+    <w:p>
+      <w:pPr>
+        <w:spacing w:line="336" w:lineRule="auto" w:after="180"/>
+      </w:pPr>
+      <w:r>
+        <w:rPr>
+          <w:b w:val="0"/>
+        </w:rPr>
+        <w:t xml:space="preserve">Collect each learner’s explanation before discussion. Use the first missing connection between </w:t>
+      </w:r>
+      <w:r>
+        <w:rPr>
+          <w:b/>
+        </w:rPr>
+        <w:t>input</w:t>
+      </w:r>
+      <w:r>
+        <w:rPr>
+          <w:b w:val="0"/>
+        </w:rPr>
+        <w:t xml:space="preserve">, deciding step and result to choose support. This question is worked-case practice, not fresh mastery </w:t>
+      </w:r>
+      <w:r>
+        <w:rPr>
+          <w:b/>
+        </w:rPr>
+        <w:t>evidence</w:t>
+      </w:r>
+      <w:r>
+        <w:rPr>
+          <w:b w:val="0"/>
+        </w:rPr>
+        <w:t>.</w:t>
+      </w:r>
+    </w:p>
+    <w:p>
+      <w:pPr>
+        <w:pStyle w:val="Heading1"/>
+      </w:pPr>
+      <w:r>
+        <w:t>04. Run the investigation and diagnose misconceptions</w:t>
+      </w:r>
+    </w:p>
+    <w:p>
+      <w:r>
+        <w:t>Run the Uncertainty intervals investigation and use the first unsupported step to choose a teaching response.</w:t>
+      </w:r>
+    </w:p>
+    <w:p>
+      <w:pPr>
+        <w:spacing w:line="336" w:lineRule="auto" w:after="180"/>
+      </w:pPr>
+      <w:r>
+        <w:rPr>
+          <w:b w:val="0"/>
+        </w:rPr>
+        <w:t>The worked result establishes every future case: A narrow interval can be precisely biased; sampling independence and representativeness must be justified.</w:t>
+      </w:r>
+    </w:p>
+    <w:p>
+      <w:pPr>
+        <w:spacing w:line="336" w:lineRule="auto" w:after="180"/>
+      </w:pPr>
+      <w:r>
+        <w:rPr>
+          <w:b w:val="0"/>
+        </w:rPr>
+        <w:t xml:space="preserve">A missing </w:t>
+      </w:r>
+      <w:r>
+        <w:rPr>
+          <w:b/>
+        </w:rPr>
+        <w:t>input</w:t>
+      </w:r>
+      <w:r>
+        <w:rPr>
+          <w:b w:val="0"/>
+        </w:rPr>
+        <w:t xml:space="preserve"> may be replaced without recording the change: A replacement changes the </w:t>
+      </w:r>
+      <w:r>
+        <w:rPr>
+          <w:b/>
+        </w:rPr>
+        <w:t>evidence</w:t>
+      </w:r>
+      <w:r>
+        <w:rPr>
+          <w:b w:val="0"/>
+        </w:rPr>
+        <w:t xml:space="preserve"> or contract. Record the change and its justification; do not silently turn unknown into a measured value.</w:t>
+      </w:r>
+    </w:p>
+    <w:p>
+      <w:pPr>
+        <w:spacing w:line="336" w:lineRule="auto" w:after="180"/>
+      </w:pPr>
+      <w:r>
+        <w:rPr>
+          <w:b w:val="0"/>
+        </w:rPr>
+        <w:t xml:space="preserve">Repeating an assessed case is new independent </w:t>
+      </w:r>
+      <w:r>
+        <w:rPr>
+          <w:b/>
+        </w:rPr>
+        <w:t>evidence</w:t>
+      </w:r>
+      <w:r>
+        <w:rPr>
+          <w:b w:val="0"/>
+        </w:rPr>
+        <w:t>: A replay checks consistency. An example used for feedback or revision cannot later be described as untouched final evaluation.</w:t>
+      </w:r>
+    </w:p>
+    <w:p>
+      <w:pPr>
+        <w:spacing w:line="336" w:lineRule="auto" w:after="180"/>
+      </w:pPr>
+      <w:r>
+        <w:rPr>
+          <w:b w:val="0"/>
+        </w:rPr>
+        <w:t xml:space="preserve">Use Section 9 for the </w:t>
+      </w:r>
+      <w:r>
+        <w:rPr>
+          <w:b/>
+        </w:rPr>
+        <w:t>evidence</w:t>
+      </w:r>
+      <w:r>
+        <w:rPr>
+          <w:b w:val="0"/>
+        </w:rPr>
+        <w:t xml:space="preserve"> ledger. Add a boundary or missing-</w:t>
+      </w:r>
+      <w:r>
+        <w:rPr>
+          <w:b/>
+        </w:rPr>
+        <w:t>input</w:t>
+      </w:r>
+      <w:r>
+        <w:rPr>
+          <w:b w:val="0"/>
+        </w:rPr>
+        <w:t xml:space="preserve"> case and record the expected response before checking. More successful repeats of one case do not establish wider coverage.</w:t>
       </w:r>
     </w:p>
     <w:p>
@@ -1512,29 +2666,38 @@
       </w:tr>
     </w:tbl>
     <w:p>
-      <w:r>
-        <w:t>Offer an oral explanation, drawing, enlarged visual or fewer examples when that removes a reading/writing barrier. Keep the same reasoning goal. Stretch secure learners by changing a boundary or assumption and asking them to defend the effect, not simply by assigning more of the same questions.</w:t>
+      <w:pPr>
+        <w:spacing w:line="336" w:lineRule="auto" w:after="180"/>
+      </w:pPr>
+      <w:r>
+        <w:rPr>
+          <w:b w:val="0"/>
+        </w:rPr>
+        <w:t>Offer an oral explanation, drawing, enlarged visual or fewer examples when that removes a reading/writing barrier. Keep the same reasoning goal.</w:t>
       </w:r>
     </w:p>
     <w:p>
       <w:pPr>
-        <w:pStyle w:val="Heading1"/>
-      </w:pPr>
-      <w:r>
-        <w:t>05. Assess and explain the answers</w:t>
+        <w:spacing w:line="336" w:lineRule="auto" w:after="180"/>
+      </w:pPr>
+      <w:r>
+        <w:rPr>
+          <w:b w:val="0"/>
+        </w:rPr>
+        <w:t>Stretch secure learners by changing a boundary or assumption and asking them to defend the effect, not simply by assigning more of the same questions.</w:t>
       </w:r>
     </w:p>
     <w:p>
       <w:pPr>
-        <w:pStyle w:val="Heading3"/>
-      </w:pPr>
-      <w:r>
-        <w:t>Guided and exit questions</w:t>
+        <w:pStyle w:val="Heading1"/>
+      </w:pPr>
+      <w:r>
+        <w:t>05. Assess and explain the answers</w:t>
       </w:r>
     </w:p>
     <w:p>
       <w:r>
-        <w:t>Guided: SE=2/4=.5; margin=.98; interval[9.02, 10.98]. Under assumptions, the method covers the fixed population mean in95% of repeated samples. Qualification: A narrow interval can be precisely biased; sampling independence and representativeness must be justified. Exit: accept a concrete variation with its predicted outcome and a stated condition that would challenge the mechanism; reject a claim resting on unmeasured evidence.</w:t>
+        <w:t>Use the Uncertainty intervals questions, teacher keys and criteria after the relevant attempts. Previously discussed cases are practice; protect the separately selected independent task.</w:t>
       </w:r>
     </w:p>
     <w:p>
@@ -1542,71 +2705,192 @@
         <w:pStyle w:val="Heading3"/>
       </w:pPr>
       <w:r>
-        <w:t>W1 Explain the mechanism</w:t>
+        <w:t>Guided and exit questions</w:t>
       </w:r>
     </w:p>
     <w:p>
-      <w:r>
-        <w:t>Explain the weekly mechanism in your own words. Use the worked scenario to name its input, decision rule and output.</w:t>
+      <w:pPr>
+        <w:spacing w:line="336" w:lineRule="auto" w:after="180"/>
+      </w:pPr>
+      <w:r>
+        <w:rPr>
+          <w:b w:val="0"/>
+        </w:rPr>
+        <w:t>Guided: SE=2/4=.5; margin=.98; interval[9.02, 10.98]. Under assumptions, the method covers the fixed population mean in95% of repeated samples.</w:t>
       </w:r>
     </w:p>
     <w:p>
-      <w:r>
-        <w:t>Teacher explanation: An uncertainty interval needs a sampling model and assumptions. A confidence level refers to the repeated-sampling method, not a probability attached to a fixed unknown parameter after observing data. For this constructed exercise assume independent normal measurements with known population standard deviation2. A95% mean interval uses supplied normal critical value1.96:mean plus/minus1.96*sigma/sqrt(n). Unknown sigma requires a different justified method.</w:t>
+      <w:pPr>
+        <w:spacing w:line="336" w:lineRule="auto" w:after="180"/>
+      </w:pPr>
+      <w:r>
+        <w:rPr>
+          <w:b w:val="0"/>
+        </w:rPr>
+        <w:t>Qualification: A narrow interval can be precisely biased; sampling independence and representativeness must be justified.</w:t>
       </w:r>
     </w:p>
     <w:p>
       <w:pPr>
-        <w:pStyle w:val="Heading3"/>
-      </w:pPr>
-      <w:r>
-        <w:t>W2 Trace the worked case</w:t>
+        <w:spacing w:line="336" w:lineRule="auto" w:after="180"/>
+      </w:pPr>
+      <w:r>
+        <w:rPr>
+          <w:b w:val="0"/>
+        </w:rPr>
+        <w:t xml:space="preserve">Exit: accept a concrete variation with its predicted outcome and a stated condition that would challenge the </w:t>
+      </w:r>
+      <w:r>
+        <w:rPr>
+          <w:b/>
+        </w:rPr>
+        <w:t>mechanism</w:t>
+      </w:r>
+      <w:r>
+        <w:rPr>
+          <w:b w:val="0"/>
+        </w:rPr>
+        <w:t xml:space="preserve">; reject a claim resting on unmeasured </w:t>
+      </w:r>
+      <w:r>
+        <w:rPr>
+          <w:b/>
+        </w:rPr>
+        <w:t>evidence</w:t>
+      </w:r>
+      <w:r>
+        <w:rPr>
+          <w:b w:val="0"/>
+        </w:rPr>
+        <w:t>.</w:t>
       </w:r>
     </w:p>
     <w:p>
-      <w:r>
-        <w:t>Observed mean10, n16, sigma2. Compute standard error, margin and interval. Show the intermediate steps and give the conclusion with its scope.</w:t>
+      <w:pPr>
+        <w:pStyle w:val="Heading3"/>
+      </w:pPr>
+      <w:r>
+        <w:t>W1 Explain the mechanism</w:t>
       </w:r>
     </w:p>
     <w:p>
-      <w:r>
-        <w:t>Teacher explanation: SE=2/4=.5; margin=.98; interval[9.02, 10.98]. Under assumptions, the method covers the fixed population mean in95% of repeated samples.</w:t>
+      <w:pPr>
+        <w:pStyle w:val="Heading3"/>
+      </w:pPr>
+      <w:r>
+        <w:t>Workbook question · W1</w:t>
       </w:r>
     </w:p>
     <w:p>
       <w:pPr>
-        <w:pStyle w:val="Heading3"/>
-      </w:pPr>
-      <w:r>
-        <w:t>W3 Audit the limit</w:t>
+        <w:spacing w:line="336" w:lineRule="auto" w:after="180"/>
+        <w:shd w:fill="F5F1FB"/>
+      </w:pPr>
+      <w:r>
+        <w:rPr>
+          <w:b w:val="0"/>
+        </w:rPr>
+        <w:t xml:space="preserve">Explain the weekly </w:t>
+      </w:r>
+      <w:r>
+        <w:rPr>
+          <w:b/>
+        </w:rPr>
+        <w:t>mechanism</w:t>
+      </w:r>
+      <w:r>
+        <w:rPr>
+          <w:b w:val="0"/>
+        </w:rPr>
+        <w:t xml:space="preserve"> in your own words. Use the worked scenario to name its </w:t>
+      </w:r>
+      <w:r>
+        <w:rPr>
+          <w:b/>
+        </w:rPr>
+        <w:t>input</w:t>
+      </w:r>
+      <w:r>
+        <w:rPr>
+          <w:b w:val="0"/>
+        </w:rPr>
+        <w:t xml:space="preserve">, decision rule and </w:t>
+      </w:r>
+      <w:r>
+        <w:rPr>
+          <w:b/>
+        </w:rPr>
+        <w:t>output</w:t>
+      </w:r>
+      <w:r>
+        <w:rPr>
+          <w:b w:val="0"/>
+        </w:rPr>
+        <w:t>.</w:t>
       </w:r>
     </w:p>
     <w:p>
-      <w:r>
-        <w:t>A report omits this qualification: A narrow interval can be precisely biased; sampling independence and representativeness must be justified. Explain how omitting it could change a reader's interpretation, and write an accurate replacement.</w:t>
+      <w:pPr>
+        <w:pStyle w:val="Heading3"/>
+      </w:pPr>
+      <w:r>
+        <w:t>Teacher reasoning · W1</w:t>
       </w:r>
     </w:p>
     <w:p>
-      <w:r>
-        <w:t>Teacher explanation: A narrow interval can be precisely biased; sampling independence and representativeness must be justified. State the observed result separately from the unverified or out-of-scope claim; preserve the original evidence rather than inventing a missing fact.</w:t>
+      <w:pPr>
+        <w:spacing w:line="336" w:lineRule="auto" w:after="180"/>
+        <w:shd w:fill="F1F6FC"/>
+      </w:pPr>
+      <w:r>
+        <w:rPr>
+          <w:b w:val="0"/>
+        </w:rPr>
+        <w:t>Teacher explanation: An uncertainty interval needs a sampling model and assumptions. A confidence level refers to the repeated-sampling method, not a probability attached to a fixed unknown parameter after observing data.</w:t>
       </w:r>
     </w:p>
     <w:p>
       <w:pPr>
-        <w:pStyle w:val="Heading3"/>
-      </w:pPr>
-      <w:r>
-        <w:t>W4 Apply a new case independently</w:t>
+        <w:spacing w:line="336" w:lineRule="auto" w:after="180"/>
+        <w:shd w:fill="F1F6FC"/>
+      </w:pPr>
+      <w:r>
+        <w:rPr>
+          <w:b w:val="0"/>
+        </w:rPr>
+        <w:t>For this constructed exercise assume independent normal measurements with known population standard deviation2. A95% mean interval uses supplied normal critical value1.96:mean plus/minus1.96*sigma/sqrt(n).</w:t>
       </w:r>
     </w:p>
     <w:p>
-      <w:r>
-        <w:t>Mean20, n25, known sigma5 and critical1.96. Compute interval and name one assumption.</w:t>
+      <w:pPr>
+        <w:spacing w:line="336" w:lineRule="auto" w:after="180"/>
+        <w:shd w:fill="F1F6FC"/>
+      </w:pPr>
+      <w:r>
+        <w:rPr>
+          <w:b w:val="0"/>
+        </w:rPr>
+        <w:t>Un</w:t>
+      </w:r>
+      <w:r>
+        <w:rPr>
+          <w:b/>
+        </w:rPr>
+        <w:t>known sigma</w:t>
+      </w:r>
+      <w:r>
+        <w:rPr>
+          <w:b w:val="0"/>
+        </w:rPr>
+        <w:t xml:space="preserve"> requires a different justified method.</w:t>
       </w:r>
     </w:p>
     <w:p>
-      <w:r>
-        <w:t>Teacher explanation: SE1, margin1.96, interval[18.04, 21.96]. Require independent normal sampling and known sigma; bias is not repaired by the interval.</w:t>
+      <w:pPr>
+        <w:pStyle w:val="Heading3"/>
+      </w:pPr>
+      <w:r>
+        <w:t>W2 Trace the worked case</w:t>
       </w:r>
     </w:p>
     <w:p>
@@ -1614,30 +2898,59 @@
         <w:pStyle w:val="Heading3"/>
       </w:pPr>
       <w:r>
-        <w:t>W5 Design a revealing follow-up</w:t>
+        <w:t>Workbook question · W2</w:t>
       </w:r>
     </w:p>
     <w:p>
-      <w:r>
-        <w:t>For the worked scenario, propose one additional case that could reveal a failure, describe its expected outcome before running it, and explain what would need to remain fixed for a fair comparison. Do not reuse W4 as a new final test after receiving feedback.</w:t>
+      <w:pPr>
+        <w:spacing w:line="336" w:lineRule="auto" w:after="180"/>
+        <w:shd w:fill="F5F1FB"/>
+      </w:pPr>
+      <w:r>
+        <w:rPr>
+          <w:b w:val="0"/>
+        </w:rPr>
+        <w:t xml:space="preserve">Observed mean10, n16, sigma2. Compute </w:t>
+      </w:r>
+      <w:r>
+        <w:rPr>
+          <w:b/>
+        </w:rPr>
+        <w:t>standard error</w:t>
+      </w:r>
+      <w:r>
+        <w:rPr>
+          <w:b w:val="0"/>
+        </w:rPr>
+        <w:t>, margin and interval. Show the intermediate steps and give the conclusion with its scope.</w:t>
       </w:r>
     </w:p>
     <w:p>
-      <w:r>
-        <w:t>Teacher explanation: Accept a concrete variant of the worked input or a missing/conflicting/boundary condition, with an expectation derived from the declared procedure. Require preserved settings, original outputs and data roles. A narrow interval can be precisely biased; sampling independence and representativeness must be justified. The new case should test this particular mechanism rather than merely restate the original result.</w:t>
+      <w:pPr>
+        <w:pStyle w:val="Heading3"/>
+      </w:pPr>
+      <w:r>
+        <w:t>Teacher reasoning · W2</w:t>
       </w:r>
     </w:p>
     <w:p>
       <w:pPr>
-        <w:pStyle w:val="Heading3"/>
-      </w:pPr>
-      <w:r>
-        <w:t>Independent assessment and fresh retry</w:t>
+        <w:spacing w:line="336" w:lineRule="auto" w:after="180"/>
+        <w:shd w:fill="F1F6FC"/>
+      </w:pPr>
+      <w:r>
+        <w:rPr>
+          <w:b w:val="0"/>
+        </w:rPr>
+        <w:t>Teacher explanation: SE=2/4=.5; margin=.98; interval[9.02, 10.98]. Under assumptions, the method covers the fixed population mean in95% of repeated samples.</w:t>
       </w:r>
     </w:p>
     <w:p>
-      <w:r>
-        <w:t>W4: SE1, margin1.96, interval[18.04, 21.96]. Require independent normal sampling and known sigma; bias is not repaired by the interval. Require intermediate reasoning and the stated scope. Fresh retry: Mean8, n16, known sigma4. Expected reasoning: SE1, margin1.96, interval[6.04, 9.96] under the same assumptions. If students need support, record it and reassess with another new case rather than awarding independence to a copied answer.</w:t>
+      <w:pPr>
+        <w:pStyle w:val="Heading3"/>
+      </w:pPr>
+      <w:r>
+        <w:t>W3 Audit the limit</w:t>
       </w:r>
     </w:p>
     <w:p>
@@ -1645,25 +2958,423 @@
         <w:pStyle w:val="Heading3"/>
       </w:pPr>
       <w:r>
-        <w:t>Assess independent transfer</w:t>
+        <w:t>Workbook question · W3</w:t>
       </w:r>
     </w:p>
     <w:p>
-      <w:r>
-        <w:t>Selected case: Mean20, n25, known sigma5 and critical1.96. Compute interval and name one assumption.</w:t>
+      <w:pPr>
+        <w:spacing w:line="336" w:lineRule="auto" w:after="180"/>
+        <w:shd w:fill="F5F1FB"/>
+      </w:pPr>
+      <w:r>
+        <w:rPr>
+          <w:b w:val="0"/>
+        </w:rPr>
+        <w:t>A report omits this qualification: A narrow interval can be precisely biased; sampling independence and representativeness must be justified.</w:t>
       </w:r>
     </w:p>
     <w:p>
       <w:pPr>
-        <w:pStyle w:val="Heading3"/>
-      </w:pPr>
-      <w:r>
-        <w:t>Selected case answer</w:t>
+        <w:spacing w:line="336" w:lineRule="auto" w:after="180"/>
+        <w:shd w:fill="F5F1FB"/>
+      </w:pPr>
+      <w:r>
+        <w:rPr>
+          <w:b w:val="0"/>
+        </w:rPr>
+        <w:t>Explain how omitting it could change a reader's interpretation, and write an accurate replacement.</w:t>
       </w:r>
     </w:p>
     <w:p>
-      <w:r>
-        <w:t>Teacher explanation: SE1, margin1.96, interval[18.04, 21.96]. Require independent normal sampling and known sigma; bias is not repaired by the interval.</w:t>
+      <w:pPr>
+        <w:pStyle w:val="Heading3"/>
+      </w:pPr>
+      <w:r>
+        <w:t>Teacher reasoning · W3</w:t>
+      </w:r>
+    </w:p>
+    <w:p>
+      <w:pPr>
+        <w:spacing w:line="336" w:lineRule="auto" w:after="180"/>
+        <w:shd w:fill="F1F6FC"/>
+      </w:pPr>
+      <w:r>
+        <w:rPr>
+          <w:b w:val="0"/>
+        </w:rPr>
+        <w:t>Teacher explanation: A narrow interval can be precisely biased; sampling independence and representativeness must be justified.</w:t>
+      </w:r>
+    </w:p>
+    <w:p>
+      <w:pPr>
+        <w:spacing w:line="336" w:lineRule="auto" w:after="180"/>
+        <w:shd w:fill="F1F6FC"/>
+      </w:pPr>
+      <w:r>
+        <w:rPr>
+          <w:b w:val="0"/>
+        </w:rPr>
+        <w:t xml:space="preserve">State the observed result separately from the unverified or out-of-scope claim; preserve the original </w:t>
+      </w:r>
+      <w:r>
+        <w:rPr>
+          <w:b/>
+        </w:rPr>
+        <w:t>evidence</w:t>
+      </w:r>
+      <w:r>
+        <w:rPr>
+          <w:b w:val="0"/>
+        </w:rPr>
+        <w:t xml:space="preserve"> rather than inventing a missing fact.</w:t>
+      </w:r>
+    </w:p>
+    <w:p>
+      <w:pPr>
+        <w:pStyle w:val="Heading3"/>
+      </w:pPr>
+      <w:r>
+        <w:t>W4 Apply a new case independently</w:t>
+      </w:r>
+    </w:p>
+    <w:p>
+      <w:pPr>
+        <w:pStyle w:val="Heading3"/>
+      </w:pPr>
+      <w:r>
+        <w:t>Workbook question · W4</w:t>
+      </w:r>
+    </w:p>
+    <w:p>
+      <w:pPr>
+        <w:spacing w:line="336" w:lineRule="auto" w:after="180"/>
+        <w:shd w:fill="F5F1FB"/>
+      </w:pPr>
+      <w:r>
+        <w:rPr>
+          <w:b w:val="0"/>
+        </w:rPr>
+        <w:t xml:space="preserve">Mean20, n25, </w:t>
+      </w:r>
+      <w:r>
+        <w:rPr>
+          <w:b/>
+        </w:rPr>
+        <w:t>known sigma</w:t>
+      </w:r>
+      <w:r>
+        <w:rPr>
+          <w:b w:val="0"/>
+        </w:rPr>
+        <w:t>5 and critical1.96. Compute interval and name one assumption.</w:t>
+      </w:r>
+    </w:p>
+    <w:p>
+      <w:pPr>
+        <w:pStyle w:val="Heading3"/>
+      </w:pPr>
+      <w:r>
+        <w:t>Teacher reasoning · W4</w:t>
+      </w:r>
+    </w:p>
+    <w:p>
+      <w:pPr>
+        <w:spacing w:line="336" w:lineRule="auto" w:after="180"/>
+        <w:shd w:fill="F1F6FC"/>
+      </w:pPr>
+      <w:r>
+        <w:rPr>
+          <w:b w:val="0"/>
+        </w:rPr>
+        <w:t xml:space="preserve">Teacher explanation: SE1, margin1.96, interval[18.04, 21.96]. Require independent normal sampling and </w:t>
+      </w:r>
+      <w:r>
+        <w:rPr>
+          <w:b/>
+        </w:rPr>
+        <w:t>known sigma</w:t>
+      </w:r>
+      <w:r>
+        <w:rPr>
+          <w:b w:val="0"/>
+        </w:rPr>
+        <w:t>; bias is not repaired by the interval.</w:t>
+      </w:r>
+    </w:p>
+    <w:p>
+      <w:pPr>
+        <w:pStyle w:val="Heading3"/>
+      </w:pPr>
+      <w:r>
+        <w:t>W5 Design a revealing follow-up</w:t>
+      </w:r>
+    </w:p>
+    <w:p>
+      <w:pPr>
+        <w:pStyle w:val="Heading3"/>
+      </w:pPr>
+      <w:r>
+        <w:t>Workbook question · W5</w:t>
+      </w:r>
+    </w:p>
+    <w:p>
+      <w:pPr>
+        <w:spacing w:line="336" w:lineRule="auto" w:after="180"/>
+        <w:shd w:fill="F5F1FB"/>
+      </w:pPr>
+      <w:r>
+        <w:rPr>
+          <w:b w:val="0"/>
+        </w:rPr>
+        <w:t>For the worked scenario, propose one additional case that could reveal a failure, describe its expected outcome before running it, and explain what would need to remain fixed for a fair comparison.</w:t>
+      </w:r>
+    </w:p>
+    <w:p>
+      <w:pPr>
+        <w:spacing w:line="336" w:lineRule="auto" w:after="180"/>
+        <w:shd w:fill="F5F1FB"/>
+      </w:pPr>
+      <w:r>
+        <w:rPr>
+          <w:b w:val="0"/>
+        </w:rPr>
+        <w:t>Do not reuse W4 as a new final test after receiving feedback.</w:t>
+      </w:r>
+    </w:p>
+    <w:p>
+      <w:pPr>
+        <w:pStyle w:val="Heading3"/>
+      </w:pPr>
+      <w:r>
+        <w:t>Teacher reasoning · W5</w:t>
+      </w:r>
+    </w:p>
+    <w:p>
+      <w:pPr>
+        <w:spacing w:line="336" w:lineRule="auto" w:after="180"/>
+        <w:shd w:fill="F1F6FC"/>
+      </w:pPr>
+      <w:r>
+        <w:rPr>
+          <w:b w:val="0"/>
+        </w:rPr>
+        <w:t xml:space="preserve">Teacher explanation: Accept a concrete variant of the worked </w:t>
+      </w:r>
+      <w:r>
+        <w:rPr>
+          <w:b/>
+        </w:rPr>
+        <w:t>input</w:t>
+      </w:r>
+      <w:r>
+        <w:rPr>
+          <w:b w:val="0"/>
+        </w:rPr>
+        <w:t xml:space="preserve"> or a missing/conflicting/boundary condition, with an expectation derived from the declared procedure.</w:t>
+      </w:r>
+    </w:p>
+    <w:p>
+      <w:pPr>
+        <w:spacing w:line="336" w:lineRule="auto" w:after="180"/>
+        <w:shd w:fill="F1F6FC"/>
+      </w:pPr>
+      <w:r>
+        <w:rPr>
+          <w:b w:val="0"/>
+        </w:rPr>
+        <w:t xml:space="preserve">Require preserved settings, original </w:t>
+      </w:r>
+      <w:r>
+        <w:rPr>
+          <w:b/>
+        </w:rPr>
+        <w:t>output</w:t>
+      </w:r>
+      <w:r>
+        <w:rPr>
+          <w:b w:val="0"/>
+        </w:rPr>
+        <w:t>s and data roles. A narrow interval can be precisely biased; sampling independence and representativeness must be justified.</w:t>
+      </w:r>
+    </w:p>
+    <w:p>
+      <w:pPr>
+        <w:spacing w:line="336" w:lineRule="auto" w:after="180"/>
+        <w:shd w:fill="F1F6FC"/>
+      </w:pPr>
+      <w:r>
+        <w:rPr>
+          <w:b w:val="0"/>
+        </w:rPr>
+        <w:t xml:space="preserve">The new case should test this particular </w:t>
+      </w:r>
+      <w:r>
+        <w:rPr>
+          <w:b/>
+        </w:rPr>
+        <w:t>mechanism</w:t>
+      </w:r>
+      <w:r>
+        <w:rPr>
+          <w:b w:val="0"/>
+        </w:rPr>
+        <w:t xml:space="preserve"> rather than merely restate the original result.</w:t>
+      </w:r>
+    </w:p>
+    <w:p>
+      <w:pPr>
+        <w:pStyle w:val="Heading3"/>
+      </w:pPr>
+      <w:r>
+        <w:t>Independent assessment and fresh retry</w:t>
+      </w:r>
+    </w:p>
+    <w:p>
+      <w:pPr>
+        <w:pStyle w:val="Heading3"/>
+      </w:pPr>
+      <w:r>
+        <w:t>Teacher key · Independent assessment and fresh retry</w:t>
+      </w:r>
+    </w:p>
+    <w:p>
+      <w:pPr>
+        <w:spacing w:line="336" w:lineRule="auto" w:after="180"/>
+        <w:shd w:fill="F1F6FC"/>
+      </w:pPr>
+      <w:r>
+        <w:rPr>
+          <w:b w:val="0"/>
+        </w:rPr>
+        <w:t xml:space="preserve">W4: SE1, margin1.96, interval[18.04, 21.96]. Require independent normal sampling and </w:t>
+      </w:r>
+      <w:r>
+        <w:rPr>
+          <w:b/>
+        </w:rPr>
+        <w:t>known sigma</w:t>
+      </w:r>
+      <w:r>
+        <w:rPr>
+          <w:b w:val="0"/>
+        </w:rPr>
+        <w:t>; bias is not repaired by the interval. Require intermediate reasoning and the stated scope.</w:t>
+      </w:r>
+    </w:p>
+    <w:p>
+      <w:pPr>
+        <w:spacing w:line="336" w:lineRule="auto" w:after="180"/>
+        <w:shd w:fill="F1F6FC"/>
+      </w:pPr>
+      <w:r>
+        <w:rPr>
+          <w:b w:val="0"/>
+        </w:rPr>
+        <w:t xml:space="preserve">Fresh retry: Mean8, n16, </w:t>
+      </w:r>
+      <w:r>
+        <w:rPr>
+          <w:b/>
+        </w:rPr>
+        <w:t>known sigma</w:t>
+      </w:r>
+      <w:r>
+        <w:rPr>
+          <w:b w:val="0"/>
+        </w:rPr>
+        <w:t>4. Expected reasoning: SE1, margin1.96, interval[6.04, 9.96] under the same assumptions.</w:t>
+      </w:r>
+    </w:p>
+    <w:p>
+      <w:pPr>
+        <w:spacing w:line="336" w:lineRule="auto" w:after="180"/>
+        <w:shd w:fill="F1F6FC"/>
+      </w:pPr>
+      <w:r>
+        <w:rPr>
+          <w:b w:val="0"/>
+        </w:rPr>
+        <w:t>If students need support, record it and reassess with another new case rather than awarding independence to a copied answer.</w:t>
+      </w:r>
+    </w:p>
+    <w:p>
+      <w:pPr>
+        <w:pStyle w:val="Heading3"/>
+      </w:pPr>
+      <w:r>
+        <w:t>Assess independent transfer</w:t>
+      </w:r>
+    </w:p>
+    <w:p>
+      <w:pPr>
+        <w:pStyle w:val="Heading3"/>
+      </w:pPr>
+      <w:r>
+        <w:t>Independent question · withhold the key</w:t>
+      </w:r>
+    </w:p>
+    <w:p>
+      <w:pPr>
+        <w:spacing w:line="336" w:lineRule="auto" w:after="180"/>
+        <w:shd w:fill="F5F1FB"/>
+      </w:pPr>
+      <w:r>
+        <w:rPr>
+          <w:b w:val="0"/>
+        </w:rPr>
+        <w:t xml:space="preserve">Selected case: Mean20, n25, </w:t>
+      </w:r>
+      <w:r>
+        <w:rPr>
+          <w:b/>
+        </w:rPr>
+        <w:t>known sigma</w:t>
+      </w:r>
+      <w:r>
+        <w:rPr>
+          <w:b w:val="0"/>
+        </w:rPr>
+        <w:t>5 and critical1.96. Compute interval and name one assumption.</w:t>
+      </w:r>
+    </w:p>
+    <w:p>
+      <w:pPr>
+        <w:pStyle w:val="Heading3"/>
+      </w:pPr>
+      <w:r>
+        <w:t>Selected case answer</w:t>
+      </w:r>
+    </w:p>
+    <w:p>
+      <w:pPr>
+        <w:pStyle w:val="Heading3"/>
+      </w:pPr>
+      <w:r>
+        <w:t>Teacher key · Selected case answer</w:t>
+      </w:r>
+    </w:p>
+    <w:p>
+      <w:pPr>
+        <w:spacing w:line="336" w:lineRule="auto" w:after="180"/>
+        <w:shd w:fill="F1F6FC"/>
+      </w:pPr>
+      <w:r>
+        <w:rPr>
+          <w:b w:val="0"/>
+        </w:rPr>
+        <w:t xml:space="preserve">Teacher explanation: SE1, margin1.96, interval[18.04, 21.96]. Require independent normal sampling and </w:t>
+      </w:r>
+      <w:r>
+        <w:rPr>
+          <w:b/>
+        </w:rPr>
+        <w:t>known sigma</w:t>
+      </w:r>
+      <w:r>
+        <w:rPr>
+          <w:b w:val="0"/>
+        </w:rPr>
+        <w:t>; bias is not repaired by the interval.</w:t>
       </w:r>
     </w:p>
     <w:tbl>
@@ -1769,67 +3480,281 @@
       </w:tr>
     </w:tbl>
     <w:p>
-      <w:r>
-        <w:t>Record each dimension as not yet, with support, or independent. Accept a valid alternative procedure with a defensible trace. Do not penalise an honestly recorded model failure if the learner correctly explains its evidence and limits.</w:t>
+      <w:pPr>
+        <w:pStyle w:val="Heading3"/>
+      </w:pPr>
+      <w:r>
+        <w:t>Teacher key · Selected case answer</w:t>
       </w:r>
     </w:p>
     <w:p>
       <w:pPr>
-        <w:pStyle w:val="Heading3"/>
-      </w:pPr>
-      <w:r>
-        <w:t>Feedback that the learner uses</w:t>
+        <w:spacing w:line="336" w:lineRule="auto" w:after="180"/>
+        <w:shd w:fill="F1F6FC"/>
+      </w:pPr>
+      <w:r>
+        <w:rPr>
+          <w:b w:val="0"/>
+        </w:rPr>
+        <w:t>Record each dimension as not yet, with support, or independent. Accept a valid alternative procedure with a defensible trace.</w:t>
       </w:r>
     </w:p>
     <w:p>
-      <w:r>
-        <w:t>Name the earliest unsupported step and give one action to repair it. Have the learner make that repair now and explain why. Then assess the relevant skill on a fresh, fully specified case. Confirm it was not previously practised with feedback; solve and check the new case before assigning it. A follow-up design prompt is a starting brief, not automatically an equivalent test.</w:t>
+      <w:pPr>
+        <w:spacing w:line="336" w:lineRule="auto" w:after="180"/>
+        <w:shd w:fill="F1F6FC"/>
+      </w:pPr>
+      <w:r>
+        <w:rPr>
+          <w:b w:val="0"/>
+        </w:rPr>
+        <w:t xml:space="preserve">Do not penalise an honestly recorded model failure if the learner correctly explains its </w:t>
+      </w:r>
+      <w:r>
+        <w:rPr>
+          <w:b/>
+        </w:rPr>
+        <w:t>evidence</w:t>
+      </w:r>
+      <w:r>
+        <w:rPr>
+          <w:b w:val="0"/>
+        </w:rPr>
+        <w:t xml:space="preserve"> and limits.</w:t>
       </w:r>
     </w:p>
     <w:p>
       <w:pPr>
-        <w:pStyle w:val="Heading1"/>
-      </w:pPr>
-      <w:r>
-        <w:t>06. Connect the project, support and next lesson</w:t>
+        <w:pStyle w:val="Heading3"/>
+      </w:pPr>
+      <w:r>
+        <w:t>Feedback that the learner uses</w:t>
       </w:r>
     </w:p>
     <w:p>
-      <w:r>
-        <w:t>Add a labelled uncertainty intervals evidence sheet to Reproducible AI Research Study. Show how you can explain the mechanism and terminology of uncertainty intervals. Use the supplied fictional case and keep its inputs, intermediate steps, calculation or prediction, and limitation. Connect this record to last week’s record; a matching answer without a trace is insufficient.</w:t>
+      <w:pPr>
+        <w:spacing w:line="336" w:lineRule="auto" w:after="180"/>
+      </w:pPr>
+      <w:r>
+        <w:rPr>
+          <w:b w:val="0"/>
+        </w:rPr>
+        <w:t>Name the earliest unsupported step and give one action to repair it. Have the learner make that repair now and explain why. Then assess the relevant skill on a fresh, fully specified case.</w:t>
       </w:r>
     </w:p>
     <w:p>
-      <w:r>
-        <w:t>Provide an input/procedure/result/limit frame and a calculator when needed. Ask students to identify the first step before completing the whole trace. Extension: compare two concrete variants of this mechanism while holding unrelated conditions fixed; report both successful and unsuccessful outcomes.</w:t>
+      <w:pPr>
+        <w:spacing w:line="336" w:lineRule="auto" w:after="180"/>
+      </w:pPr>
+      <w:r>
+        <w:rPr>
+          <w:b w:val="0"/>
+        </w:rPr>
+        <w:t>Confirm it was not previously practised with feedback; solve and check the new case before assigning it. A follow-up design prompt is a starting brief, not automatically an equivalent test.</w:t>
       </w:r>
     </w:p>
     <w:p>
-      <w:r>
-        <w:t>Next connection: Effect size and practical importance. Preserve the current case record and retrieve its evidence boundary before moving on.</w:t>
+      <w:pPr>
+        <w:pStyle w:val="Heading1"/>
+      </w:pPr>
+      <w:r>
+        <w:t>06. Connect the project, support and next lesson</w:t>
       </w:r>
     </w:p>
     <w:p>
       <w:r>
-        <w:t>Retain the project ledger and assess a changed case after support. Check the relevant prerequisite before carrying this component forward.</w:t>
+        <w:t>Connect Uncertainty intervals to Reproducible AI Research Study, adapt support and plan a later changed-case check.</w:t>
       </w:r>
     </w:p>
     <w:p>
       <w:pPr>
-        <w:pStyle w:val="Heading3"/>
-      </w:pPr>
-      <w:r>
-        <w:t>Plan the delayed return</w:t>
+        <w:spacing w:line="336" w:lineRule="auto" w:after="180"/>
+      </w:pPr>
+      <w:r>
+        <w:rPr>
+          <w:b w:val="0"/>
+        </w:rPr>
+        <w:t xml:space="preserve">Add a labelled uncertainty intervals </w:t>
+      </w:r>
+      <w:r>
+        <w:rPr>
+          <w:b/>
+        </w:rPr>
+        <w:t>evidence</w:t>
+      </w:r>
+      <w:r>
+        <w:rPr>
+          <w:b w:val="0"/>
+        </w:rPr>
+        <w:t xml:space="preserve"> sheet to Reproducible AI Research Study. Show how you can explain the </w:t>
+      </w:r>
+      <w:r>
+        <w:rPr>
+          <w:b/>
+        </w:rPr>
+        <w:t>mechanism</w:t>
+      </w:r>
+      <w:r>
+        <w:rPr>
+          <w:b w:val="0"/>
+        </w:rPr>
+        <w:t xml:space="preserve"> and terminology of uncertainty intervals.</w:t>
       </w:r>
     </w:p>
     <w:p>
-      <w:r>
-        <w:t>Suggested return points in this level: ai-7/13, ai-7/15, ai-7/18. Use actual classroom dates, adjusting for holidays and gaps. One, three and six teaching weeks are scheduling choices, not a claimed optimal spacing.</w:t>
+      <w:pPr>
+        <w:spacing w:line="336" w:lineRule="auto" w:after="180"/>
+      </w:pPr>
+      <w:r>
+        <w:rPr>
+          <w:b w:val="0"/>
+        </w:rPr>
+        <w:t xml:space="preserve">Use the supplied fictional case and keep its </w:t>
+      </w:r>
+      <w:r>
+        <w:rPr>
+          <w:b/>
+        </w:rPr>
+        <w:t>input</w:t>
+      </w:r>
+      <w:r>
+        <w:rPr>
+          <w:b w:val="0"/>
+        </w:rPr>
+        <w:t xml:space="preserve">s, intermediate steps, calculation or </w:t>
+      </w:r>
+      <w:r>
+        <w:rPr>
+          <w:b/>
+        </w:rPr>
+        <w:t>prediction</w:t>
+      </w:r>
+      <w:r>
+        <w:rPr>
+          <w:b w:val="0"/>
+        </w:rPr>
+        <w:t>, and limitation. Connect this record to last week’s record; a matching answer without a trace is insufficient.</w:t>
       </w:r>
     </w:p>
     <w:p>
-      <w:r>
-        <w:t>At a delayed check, ask for the idea from memory and a changed application. Compare with the earlier independent response and record support used. For a new level, revisit the previous capstone before checking the new prerequisites.</w:t>
+      <w:pPr>
+        <w:spacing w:line="336" w:lineRule="auto" w:after="180"/>
+      </w:pPr>
+      <w:r>
+        <w:rPr>
+          <w:b w:val="0"/>
+        </w:rPr>
+        <w:t xml:space="preserve">Provide an </w:t>
+      </w:r>
+      <w:r>
+        <w:rPr>
+          <w:b/>
+        </w:rPr>
+        <w:t>input</w:t>
+      </w:r>
+      <w:r>
+        <w:rPr>
+          <w:b w:val="0"/>
+        </w:rPr>
+        <w:t>/procedure/result/limit frame and a calculator when needed. Ask students to identify the first step before completing the whole trace.</w:t>
+      </w:r>
+    </w:p>
+    <w:p>
+      <w:pPr>
+        <w:spacing w:line="336" w:lineRule="auto" w:after="180"/>
+      </w:pPr>
+      <w:r>
+        <w:rPr>
+          <w:b w:val="0"/>
+        </w:rPr>
+        <w:t xml:space="preserve">Extension: compare two concrete variants of this </w:t>
+      </w:r>
+      <w:r>
+        <w:rPr>
+          <w:b/>
+        </w:rPr>
+        <w:t>mechanism</w:t>
+      </w:r>
+      <w:r>
+        <w:rPr>
+          <w:b w:val="0"/>
+        </w:rPr>
+        <w:t xml:space="preserve"> while holding unrelated conditions fixed; report both successful and unsuccessful outcomes.</w:t>
+      </w:r>
+    </w:p>
+    <w:p>
+      <w:pPr>
+        <w:spacing w:line="336" w:lineRule="auto" w:after="180"/>
+      </w:pPr>
+      <w:r>
+        <w:rPr>
+          <w:b w:val="0"/>
+        </w:rPr>
+        <w:t xml:space="preserve">Next connection: Effect size and practical importance. Preserve the current case record and retrieve its </w:t>
+      </w:r>
+      <w:r>
+        <w:rPr>
+          <w:b/>
+        </w:rPr>
+        <w:t>evidence</w:t>
+      </w:r>
+      <w:r>
+        <w:rPr>
+          <w:b w:val="0"/>
+        </w:rPr>
+        <w:t xml:space="preserve"> boundary before moving on.</w:t>
+      </w:r>
+    </w:p>
+    <w:p>
+      <w:pPr>
+        <w:spacing w:line="336" w:lineRule="auto" w:after="180"/>
+      </w:pPr>
+      <w:r>
+        <w:rPr>
+          <w:b w:val="0"/>
+        </w:rPr>
+        <w:t>Retain the project ledger and assess a changed case after support. Check the relevant prerequisite before carrying this component forward.</w:t>
+      </w:r>
+    </w:p>
+    <w:p>
+      <w:pPr>
+        <w:pStyle w:val="Heading3"/>
+      </w:pPr>
+      <w:r>
+        <w:t>Plan the delayed return</w:t>
+      </w:r>
+    </w:p>
+    <w:p>
+      <w:pPr>
+        <w:spacing w:line="336" w:lineRule="auto" w:after="180"/>
+      </w:pPr>
+      <w:r>
+        <w:rPr>
+          <w:b w:val="0"/>
+        </w:rPr>
+        <w:t>Suggested return points in this level: ai-7/13, ai-7/15, ai-7/18. Use actual classroom dates, adjusting for holidays and gaps. One, three and six teaching weeks are scheduling choices, not a claimed optimal spacing.</w:t>
+      </w:r>
+    </w:p>
+    <w:p>
+      <w:pPr>
+        <w:spacing w:line="336" w:lineRule="auto" w:after="180"/>
+      </w:pPr>
+      <w:r>
+        <w:rPr>
+          <w:b w:val="0"/>
+        </w:rPr>
+        <w:t>At a delayed check, ask for the idea from memory and a changed application. Compare with the earlier independent response and record support used.</w:t>
+      </w:r>
+    </w:p>
+    <w:p>
+      <w:pPr>
+        <w:spacing w:line="336" w:lineRule="auto" w:after="180"/>
+      </w:pPr>
+      <w:r>
+        <w:rPr>
+          <w:b w:val="0"/>
+        </w:rPr>
+        <w:t>For a new level, revisit the previous capstone before checking the new prerequisites.</w:t>
       </w:r>
     </w:p>
     <w:tbl>
@@ -1989,8 +3914,26 @@
       </w:tr>
     </w:tbl>
     <w:p>
-      <w:r>
-        <w:t>Use the evidence to choose reteaching or the next step. A completed page, confidence rating or attractive project does not by itself demonstrate understanding.</w:t>
+      <w:pPr>
+        <w:spacing w:line="336" w:lineRule="auto" w:after="180"/>
+      </w:pPr>
+      <w:r>
+        <w:rPr>
+          <w:b w:val="0"/>
+        </w:rPr>
+        <w:t xml:space="preserve">Use the </w:t>
+      </w:r>
+      <w:r>
+        <w:rPr>
+          <w:b/>
+        </w:rPr>
+        <w:t>evidence</w:t>
+      </w:r>
+      <w:r>
+        <w:rPr>
+          <w:b w:val="0"/>
+        </w:rPr>
+        <w:t xml:space="preserve"> to choose reteaching or the next step. A completed page, confidence rating or attractive project does not by itself demonstrate understanding.</w:t>
       </w:r>
     </w:p>
     <w:p>
@@ -2002,7 +3945,13 @@
       </w:r>
     </w:p>
     <w:p>
-      <w:r>
+      <w:pPr>
+        <w:spacing w:line="336" w:lineRule="auto" w:after="180"/>
+      </w:pPr>
+      <w:r>
+        <w:rPr>
+          <w:b w:val="0"/>
+        </w:rPr>
         <w:t>For the Reproducible AI Research Study, retain an annotated worked trace and the changed-case reasoning. Connect the claim to its records, units and assumptions so another investigator can challenge or reproduce it.</w:t>
       </w:r>
     </w:p>
@@ -2016,12 +3965,62 @@
     </w:p>
     <w:p>
       <w:r>
-        <w:t>Teaching target: Explain the mechanism and terminology of uncertainty intervals</w:t>
+        <w:t>Use this preparation summary alongside the detailed Uncertainty intervals lesson; it is a checklist rather than a replacement for the full sequence.</w:t>
       </w:r>
     </w:p>
     <w:p>
-      <w:r>
-        <w:t>Prepare the labelled worked-case picture, the matching workbook, fictional input cards and a place for individual responses. Check a local Python 3 environment before class; have a paper-trace version ready.</w:t>
+      <w:pPr>
+        <w:pStyle w:val="Heading3"/>
+      </w:pPr>
+      <w:r>
+        <w:t>Teaching target</w:t>
+      </w:r>
+    </w:p>
+    <w:p>
+      <w:pPr>
+        <w:spacing w:line="336" w:lineRule="auto" w:after="180"/>
+        <w:shd w:fill="EDF7F3"/>
+      </w:pPr>
+      <w:r>
+        <w:rPr>
+          <w:b w:val="0"/>
+        </w:rPr>
+        <w:t xml:space="preserve">Teaching target: Explain the </w:t>
+      </w:r>
+      <w:r>
+        <w:rPr>
+          <w:b/>
+        </w:rPr>
+        <w:t>mechanism</w:t>
+      </w:r>
+      <w:r>
+        <w:rPr>
+          <w:b w:val="0"/>
+        </w:rPr>
+        <w:t xml:space="preserve"> and terminology of uncertainty intervals</w:t>
+      </w:r>
+    </w:p>
+    <w:p>
+      <w:pPr>
+        <w:spacing w:line="336" w:lineRule="auto" w:after="180"/>
+      </w:pPr>
+      <w:r>
+        <w:rPr>
+          <w:b w:val="0"/>
+        </w:rPr>
+        <w:t xml:space="preserve">Prepare the labelled worked-case picture, the matching workbook, fictional </w:t>
+      </w:r>
+      <w:r>
+        <w:rPr>
+          <w:b/>
+        </w:rPr>
+        <w:t>input</w:t>
+      </w:r>
+      <w:r>
+        <w:rPr>
+          <w:b w:val="0"/>
+        </w:rPr>
+        <w:t xml:space="preserve"> cards and a place for individual responses. Check a local Python 3 environment before class; have a paper-trace version ready.</w:t>
       </w:r>
     </w:p>
     <w:tbl>
@@ -2168,37 +4167,183 @@
       </w:tr>
     </w:tbl>
     <w:p>
-      <w:r>
-        <w:t>Before class, solve the supported practice: Observed mean10, n16, sigma2. Compute standard error, margin and interval. Show the intermediate steps and give the conclusion with its scope.</w:t>
+      <w:pPr>
+        <w:spacing w:line="336" w:lineRule="auto" w:after="180"/>
+      </w:pPr>
+      <w:r>
+        <w:rPr>
+          <w:b w:val="0"/>
+        </w:rPr>
+        <w:t xml:space="preserve">Before class, solve the supported practice: Observed mean10, n16, sigma2. Compute </w:t>
+      </w:r>
+      <w:r>
+        <w:rPr>
+          <w:b/>
+        </w:rPr>
+        <w:t>standard error</w:t>
+      </w:r>
+      <w:r>
+        <w:rPr>
+          <w:b w:val="0"/>
+        </w:rPr>
+        <w:t>, margin and interval. Show the intermediate steps and give the conclusion with its scope.</w:t>
       </w:r>
     </w:p>
     <w:p>
-      <w:r>
-        <w:t>Reasoned practice answer: Teacher explanation: SE=2/4=.5; margin=.98; interval[9.02, 10.98]. Under assumptions, the method covers the fixed population mean in95% of repeated samples.</w:t>
+      <w:pPr>
+        <w:pStyle w:val="Heading3"/>
+      </w:pPr>
+      <w:r>
+        <w:t>Supported practice answer</w:t>
       </w:r>
     </w:p>
     <w:p>
-      <w:r>
-        <w:t>Check every learner before discussion: Use the worked case for Uncertainty intervals. Proposed explanation: “The worked result establishes every future case”. Decide whether this explanation is supported. Point to the step or supplied fact that decides; explain your repair if needed.</w:t>
+      <w:pPr>
+        <w:spacing w:line="336" w:lineRule="auto" w:after="180"/>
+        <w:shd w:fill="F1F6FC"/>
+      </w:pPr>
+      <w:r>
+        <w:rPr>
+          <w:b w:val="0"/>
+        </w:rPr>
+        <w:t>Reasoned practice answer: Teacher explanation: SE=2/4=.5; margin=.98; interval[9.02, 10.98]. Under assumptions, the method covers the fixed population mean in95% of repeated samples.</w:t>
       </w:r>
     </w:p>
     <w:p>
-      <w:r>
-        <w:t>Misconception repair: A narrow interval can be precisely biased; sampling independence and representativeness must be justified.</w:t>
+      <w:pPr>
+        <w:spacing w:line="336" w:lineRule="auto" w:after="180"/>
+      </w:pPr>
+      <w:r>
+        <w:rPr>
+          <w:b w:val="0"/>
+        </w:rPr>
+        <w:t>Check every learner before discussion: Use the worked case for Uncertainty intervals. Proposed explanation: “The worked result establishes every future case”. Decide whether this explanation is supported.</w:t>
       </w:r>
     </w:p>
     <w:p>
-      <w:r>
-        <w:t>Support: read the exact case aloud, enlarge the labelled picture, supply input cards and model only the first deciding step. Accept a spoken explanation or drawing; retain the reasoning goal.</w:t>
+      <w:pPr>
+        <w:spacing w:line="336" w:lineRule="auto" w:after="180"/>
+      </w:pPr>
+      <w:r>
+        <w:rPr>
+          <w:b w:val="0"/>
+        </w:rPr>
+        <w:t>Point to the step or supplied fact that decides; explain your repair if needed.</w:t>
       </w:r>
     </w:p>
     <w:p>
-      <w:r>
-        <w:t>Extension: Use a supplied interval [-1.4,0.3] instead. Require a prediction and a reason before comparing. Expected result: It includes zero and positive differences, so both no difference and slower B remain compatible with that interval. Reason: The new upper endpoint crosses zero.</w:t>
+      <w:pPr>
+        <w:pStyle w:val="Heading3"/>
+      </w:pPr>
+      <w:r>
+        <w:t>Repair the misconception</w:t>
       </w:r>
     </w:p>
     <w:p>
-      <w:r>
+      <w:pPr>
+        <w:spacing w:line="336" w:lineRule="auto" w:after="180"/>
+        <w:shd w:fill="FFF5E6"/>
+      </w:pPr>
+      <w:r>
+        <w:rPr>
+          <w:b w:val="0"/>
+        </w:rPr>
+        <w:t>Misconception repair: A narrow interval can be precisely biased; sampling independence and representativeness must be justified.</w:t>
+      </w:r>
+    </w:p>
+    <w:p>
+      <w:pPr>
+        <w:pStyle w:val="Heading3"/>
+      </w:pPr>
+      <w:r>
+        <w:t>Support without giving away the answer</w:t>
+      </w:r>
+    </w:p>
+    <w:p>
+      <w:pPr>
+        <w:spacing w:line="336" w:lineRule="auto" w:after="180"/>
+        <w:shd w:fill="F1F6F8"/>
+      </w:pPr>
+      <w:r>
+        <w:rPr>
+          <w:b w:val="0"/>
+        </w:rPr>
+        <w:t xml:space="preserve">Support: read the exact case aloud, enlarge the labelled picture, supply </w:t>
+      </w:r>
+      <w:r>
+        <w:rPr>
+          <w:b/>
+        </w:rPr>
+        <w:t>input</w:t>
+      </w:r>
+      <w:r>
+        <w:rPr>
+          <w:b w:val="0"/>
+        </w:rPr>
+        <w:t xml:space="preserve"> cards and model only the first deciding step. Accept a spoken explanation or drawing; retain the reasoning goal.</w:t>
+      </w:r>
+    </w:p>
+    <w:p>
+      <w:pPr>
+        <w:pStyle w:val="Heading3"/>
+      </w:pPr>
+      <w:r>
+        <w:t>Extend the reasoning</w:t>
+      </w:r>
+    </w:p>
+    <w:p>
+      <w:pPr>
+        <w:spacing w:line="336" w:lineRule="auto" w:after="180"/>
+        <w:shd w:fill="F5F1FB"/>
+      </w:pPr>
+      <w:r>
+        <w:rPr>
+          <w:b w:val="0"/>
+        </w:rPr>
+        <w:t xml:space="preserve">Extension: Use a supplied interval [-1.4,0.3] instead. Require a </w:t>
+      </w:r>
+      <w:r>
+        <w:rPr>
+          <w:b/>
+        </w:rPr>
+        <w:t>prediction</w:t>
+      </w:r>
+      <w:r>
+        <w:rPr>
+          <w:b w:val="0"/>
+        </w:rPr>
+        <w:t xml:space="preserve"> and a reason before comparing.</w:t>
+      </w:r>
+    </w:p>
+    <w:p>
+      <w:pPr>
+        <w:spacing w:line="336" w:lineRule="auto" w:after="180"/>
+        <w:shd w:fill="F5F1FB"/>
+      </w:pPr>
+      <w:r>
+        <w:rPr>
+          <w:b w:val="0"/>
+        </w:rPr>
+        <w:t>Expected result: It includes zero and positive differences, so both no difference and slower B remain compatible with that interval. Reason: The new upper endpoint crosses zero.</w:t>
+      </w:r>
+    </w:p>
+    <w:p>
+      <w:pPr>
+        <w:pStyle w:val="Heading3"/>
+      </w:pPr>
+      <w:r>
+        <w:t>Protect the independent attempt</w:t>
+      </w:r>
+    </w:p>
+    <w:p>
+      <w:pPr>
+        <w:spacing w:line="336" w:lineRule="auto" w:after="180"/>
+        <w:shd w:fill="FFF5E6"/>
+      </w:pPr>
+      <w:r>
+        <w:rPr>
+          <w:b w:val="0"/>
+        </w:rPr>
         <w:t>Independent assessment: withhold the reserved answer until the learner has attempted the new case. Record support separately from correctness.</w:t>
       </w:r>
     </w:p>
@@ -2387,46 +4532,942 @@
       </w:tr>
     </w:tbl>
     <w:p>
-      <w:r>
-        <w:t>Project checkpoint: Make a transparent first version. Keep a trace of how one input becomes an output; explain the rule or learned component.</w:t>
+      <w:pPr>
+        <w:pStyle w:val="Heading3"/>
+      </w:pPr>
+      <w:r>
+        <w:t>Project checkpoint</w:t>
       </w:r>
     </w:p>
     <w:p>
-      <w:r>
-        <w:t>Use the weekly teacher answer for topic-specific reasoning. A saved progress tick is an activity record; judge mastery from the learner’s explanation and evidence.</w:t>
+      <w:pPr>
+        <w:spacing w:line="336" w:lineRule="auto" w:after="180"/>
+        <w:shd w:fill="EDF7F3"/>
+      </w:pPr>
+      <w:r>
+        <w:rPr>
+          <w:b w:val="0"/>
+        </w:rPr>
+        <w:t xml:space="preserve">Project checkpoint: Make a transparent first version. Keep a trace of how one </w:t>
+      </w:r>
+      <w:r>
+        <w:rPr>
+          <w:b/>
+        </w:rPr>
+        <w:t>input</w:t>
+      </w:r>
+      <w:r>
+        <w:rPr>
+          <w:b w:val="0"/>
+        </w:rPr>
+        <w:t xml:space="preserve"> becomes an </w:t>
+      </w:r>
+      <w:r>
+        <w:rPr>
+          <w:b/>
+        </w:rPr>
+        <w:t>output</w:t>
+      </w:r>
+      <w:r>
+        <w:rPr>
+          <w:b w:val="0"/>
+        </w:rPr>
+        <w:t>; explain the rule or learned component.</w:t>
       </w:r>
     </w:p>
     <w:p>
       <w:pPr>
-        <w:pStyle w:val="Heading1"/>
-      </w:pPr>
-      <w:r>
-        <w:t>08. Use feedback, labs and repair paths</w:t>
+        <w:spacing w:line="336" w:lineRule="auto" w:after="180"/>
+      </w:pPr>
+      <w:r>
+        <w:rPr>
+          <w:b w:val="0"/>
+        </w:rPr>
+        <w:t xml:space="preserve">Use the weekly teacher answer for topic-specific reasoning. A saved progress tick is an activity record; judge mastery from the learner’s explanation and </w:t>
+      </w:r>
+      <w:r>
+        <w:rPr>
+          <w:b/>
+        </w:rPr>
+        <w:t>evidence</w:t>
+      </w:r>
+      <w:r>
+        <w:rPr>
+          <w:b w:val="0"/>
+        </w:rPr>
+        <w:t>.</w:t>
       </w:r>
     </w:p>
     <w:p>
-      <w:r>
-        <w:t>Use the two formative questions as supported practice, not as independent mastery scores. Discuss the deciding evidence rather than accepting a guessed selection.</w:t>
+      <w:pPr>
+        <w:pStyle w:val="Heading1"/>
+      </w:pPr>
+      <w:r>
+        <w:t>08. Use feedback, labs and repair paths</w:t>
       </w:r>
     </w:p>
     <w:p>
       <w:r>
-        <w:t>The feedback comes from the reviewed public worked case. Do not reveal the separately reserved independent teacher answer until the learner has attempted that case.</w:t>
+        <w:t>Use feedback, earlier review and portfolios purposefully. Apply the coding routine only when this lesson has an executable lab.</w:t>
       </w:r>
     </w:p>
     <w:p>
-      <w:r>
-        <w:t>Ask students to predict before running code. Preserve errors and actual outputs; collect a changed test and an explanation. The branch-boundary and indexing lessons deliberately include failure cases.</w:t>
+      <w:pPr>
+        <w:spacing w:line="336" w:lineRule="auto" w:after="180"/>
+      </w:pPr>
+      <w:r>
+        <w:rPr>
+          <w:b w:val="0"/>
+        </w:rPr>
+        <w:t xml:space="preserve">Use the two formative questions as supported practice, not as independent mastery scores. Discuss the deciding </w:t>
+      </w:r>
+      <w:r>
+        <w:rPr>
+          <w:b/>
+        </w:rPr>
+        <w:t>evidence</w:t>
+      </w:r>
+      <w:r>
+        <w:rPr>
+          <w:b w:val="0"/>
+        </w:rPr>
+        <w:t xml:space="preserve"> rather than accepting a guessed selection.</w:t>
       </w:r>
     </w:p>
     <w:p>
-      <w:r>
-        <w:t>Use the earlier worked-explanation links to address a specific missing building block, then return to the current question. Adapt this suggestion after observing the learner; it is not an automatic diagnosis.</w:t>
+      <w:pPr>
+        <w:spacing w:line="336" w:lineRule="auto" w:after="180"/>
+      </w:pPr>
+      <w:r>
+        <w:rPr>
+          <w:b w:val="0"/>
+        </w:rPr>
+        <w:t>The feedback comes from the reviewed public worked case. Do not reveal the separately reserved independent teacher answer until the learner has attempted that case.</w:t>
       </w:r>
     </w:p>
     <w:p>
-      <w:r>
-        <w:t>Collect the completed-work portfolio as evidence. Record support separately from correctness, and assess explanation, trace/test and limitations. Progress ticks and quiz selections alone do not establish mastery.</w:t>
+      <w:pPr>
+        <w:spacing w:line="336" w:lineRule="auto" w:after="180"/>
+      </w:pPr>
+      <w:r>
+        <w:rPr>
+          <w:b w:val="0"/>
+        </w:rPr>
+        <w:t xml:space="preserve">Ask students to predict before running code. Preserve errors and actual </w:t>
+      </w:r>
+      <w:r>
+        <w:rPr>
+          <w:b/>
+        </w:rPr>
+        <w:t>output</w:t>
+      </w:r>
+      <w:r>
+        <w:rPr>
+          <w:b w:val="0"/>
+        </w:rPr>
+        <w:t>s; collect a changed test and an explanation. The branch-boundary and indexing lessons deliberately include failure cases.</w:t>
+      </w:r>
+    </w:p>
+    <w:p>
+      <w:pPr>
+        <w:spacing w:line="336" w:lineRule="auto" w:after="180"/>
+      </w:pPr>
+      <w:r>
+        <w:rPr>
+          <w:b w:val="0"/>
+        </w:rPr>
+        <w:t>Use the earlier worked-explanation links to address a specific missing building block, then return to the current question. Adapt this suggestion after observing the learner; it is not an automatic diagnosis.</w:t>
+      </w:r>
+    </w:p>
+    <w:p>
+      <w:pPr>
+        <w:spacing w:line="336" w:lineRule="auto" w:after="180"/>
+      </w:pPr>
+      <w:r>
+        <w:rPr>
+          <w:b w:val="0"/>
+        </w:rPr>
+        <w:t xml:space="preserve">Collect the completed-work portfolio as </w:t>
+      </w:r>
+      <w:r>
+        <w:rPr>
+          <w:b/>
+        </w:rPr>
+        <w:t>evidence</w:t>
+      </w:r>
+      <w:r>
+        <w:rPr>
+          <w:b w:val="0"/>
+        </w:rPr>
+        <w:t>. Record support separately from correctness, and assess explanation, trace/test and limitations. Progress ticks and quiz selections alone do not establish mastery.</w:t>
+      </w:r>
+    </w:p>
+    <w:p>
+      <w:pPr>
+        <w:pStyle w:val="Heading1"/>
+      </w:pPr>
+      <w:r>
+        <w:t>09. Visual concept journey</w:t>
+      </w:r>
+    </w:p>
+    <w:p>
+      <w:r>
+        <w:t>Show one Uncertainty intervals graphic at a time, request a prediction and discuss its trace before the independent assessment.</w:t>
+      </w:r>
+    </w:p>
+    <w:p>
+      <w:pPr>
+        <w:spacing w:line="336" w:lineRule="auto" w:after="180"/>
+      </w:pPr>
+      <w:r>
+        <w:rPr>
+          <w:b w:val="0"/>
+        </w:rPr>
+        <w:t xml:space="preserve">Use one picture at a time. Hide a worked result before asking for a </w:t>
+      </w:r>
+      <w:r>
+        <w:rPr>
+          <w:b/>
+        </w:rPr>
+        <w:t>prediction</w:t>
+      </w:r>
+      <w:r>
+        <w:rPr>
+          <w:b w:val="0"/>
+        </w:rPr>
+        <w:t>, then reveal it for feedback. These are supported teaching cases; retain the separate independent assessment for a fresh first attempt.</w:t>
+      </w:r>
+    </w:p>
+    <w:p>
+      <w:pPr>
+        <w:pStyle w:val="Heading3"/>
+      </w:pPr>
+      <w:r>
+        <w:t>01. Uncertainty intervals: the case</w:t>
+      </w:r>
+    </w:p>
+    <w:p>
+      <w:r>
+        <w:drawing>
+          <wp:inline xmlns:a="http://schemas.openxmlformats.org/drawingml/2006/main" xmlns:pic="http://schemas.openxmlformats.org/drawingml/2006/picture">
+            <wp:extent cx="5486400" cy="2834640"/>
+            <wp:docPr id="3" name="Picture 3" descr="Read a supplied uncertainty interval. A fictional study supplies an interval for a mean time difference under its stated sampling model. Supplied facts: Estimated difference B−A is -0.8 seconds; supplied 95% confidence interval is [-1.4,-0.2] seconds. Assume the study’s interval method is appropriate."/>
+            <wp:cNvGraphicFramePr>
+              <a:graphicFrameLocks noChangeAspect="1"/>
+            </wp:cNvGraphicFramePr>
+            <a:graphic>
+              <a:graphicData uri="http://schemas.openxmlformats.org/drawingml/2006/picture">
+                <pic:pic>
+                  <pic:nvPicPr>
+                    <pic:cNvPr id="0" name="academy-story-ai-7-12-01.png"/>
+                    <pic:cNvPicPr/>
+                  </pic:nvPicPr>
+                  <pic:blipFill>
+                    <a:blip r:embed="rId11"/>
+                    <a:stretch>
+                      <a:fillRect/>
+                    </a:stretch>
+                  </pic:blipFill>
+                  <pic:spPr>
+                    <a:xfrm>
+                      <a:off x="0" y="0"/>
+                      <a:ext cx="5486400" cy="2834640"/>
+                    </a:xfrm>
+                    <a:prstGeom prst="rect"/>
+                  </pic:spPr>
+                </pic:pic>
+              </a:graphicData>
+            </a:graphic>
+          </wp:inline>
+        </w:drawing>
+      </w:r>
+    </w:p>
+    <w:p>
+      <w:pPr>
+        <w:spacing w:line="336" w:lineRule="auto" w:after="180"/>
+      </w:pPr>
+      <w:r>
+        <w:rPr>
+          <w:b w:val="0"/>
+        </w:rPr>
+        <w:t>Read a supplied uncertainty interval. A fictional study supplies an interval for a mean time difference under its stated sampling model.</w:t>
+      </w:r>
+    </w:p>
+    <w:p>
+      <w:pPr>
+        <w:spacing w:line="336" w:lineRule="auto" w:after="180"/>
+      </w:pPr>
+      <w:r>
+        <w:rPr>
+          <w:b w:val="0"/>
+        </w:rPr>
+        <w:t xml:space="preserve">Supplied facts: Estimated difference B−A is -0.8 seconds; supplied 95% </w:t>
+      </w:r>
+      <w:r>
+        <w:rPr>
+          <w:b/>
+        </w:rPr>
+        <w:t>confidence interval</w:t>
+      </w:r>
+      <w:r>
+        <w:rPr>
+          <w:b w:val="0"/>
+        </w:rPr>
+        <w:t xml:space="preserve"> is [-1.4,-0.2] seconds. Assume the study’s interval method is appropriate.</w:t>
+      </w:r>
+    </w:p>
+    <w:p>
+      <w:pPr>
+        <w:spacing w:line="336" w:lineRule="auto" w:after="180"/>
+        <w:shd w:fill="F5F1FB"/>
+      </w:pPr>
+      <w:r>
+        <w:rPr>
+          <w:b w:val="0"/>
+        </w:rPr>
+        <w:t>Point to the given fact that matters most. Explain why it matters.</w:t>
+      </w:r>
+    </w:p>
+    <w:p>
+      <w:pPr>
+        <w:pStyle w:val="Heading3"/>
+      </w:pPr>
+      <w:r>
+        <w:t>Discuss while showing the picture</w:t>
+      </w:r>
+    </w:p>
+    <w:p>
+      <w:pPr>
+        <w:spacing w:line="336" w:lineRule="auto" w:after="180"/>
+        <w:shd w:fill="F1F6F8"/>
+      </w:pPr>
+      <w:r>
+        <w:rPr>
+          <w:b w:val="0"/>
+        </w:rPr>
+        <w:t>Teacher prompt: Point to the given fact that matters most. Explain why it matters. Ask learners to describe one label or arrow in ordinary words. Use the adjacent transcript if the image is difficult to see.</w:t>
+      </w:r>
+    </w:p>
+    <w:p>
+      <w:pPr>
+        <w:pStyle w:val="Heading3"/>
+      </w:pPr>
+      <w:r>
+        <w:t>02. Follow the deciding steps</w:t>
+      </w:r>
+    </w:p>
+    <w:p>
+      <w:r>
+        <w:drawing>
+          <wp:inline xmlns:a="http://schemas.openxmlformats.org/drawingml/2006/main" xmlns:pic="http://schemas.openxmlformats.org/drawingml/2006/picture">
+            <wp:extent cx="5486400" cy="3337560"/>
+            <wp:docPr id="4" name="Picture 4" descr="Locate the estimate: -0.8 lies between the interval endpoints. → Interpret the sign: Negative B−A means B took less time under this measurement convention. → Respect coverage meaning: 95% describes the method’s long-run coverage, not a 95% probability for this fixed parameter."/>
+            <wp:cNvGraphicFramePr>
+              <a:graphicFrameLocks noChangeAspect="1"/>
+            </wp:cNvGraphicFramePr>
+            <a:graphic>
+              <a:graphicData uri="http://schemas.openxmlformats.org/drawingml/2006/picture">
+                <pic:pic>
+                  <pic:nvPicPr>
+                    <pic:cNvPr id="0" name="academy-story-ai-7-12-02.png"/>
+                    <pic:cNvPicPr/>
+                  </pic:nvPicPr>
+                  <pic:blipFill>
+                    <a:blip r:embed="rId12"/>
+                    <a:stretch>
+                      <a:fillRect/>
+                    </a:stretch>
+                  </pic:blipFill>
+                  <pic:spPr>
+                    <a:xfrm>
+                      <a:off x="0" y="0"/>
+                      <a:ext cx="5486400" cy="3337560"/>
+                    </a:xfrm>
+                    <a:prstGeom prst="rect"/>
+                  </pic:spPr>
+                </pic:pic>
+              </a:graphicData>
+            </a:graphic>
+          </wp:inline>
+        </w:drawing>
+      </w:r>
+    </w:p>
+    <w:p>
+      <w:pPr>
+        <w:spacing w:line="336" w:lineRule="auto" w:after="180"/>
+      </w:pPr>
+      <w:r>
+        <w:rPr>
+          <w:b w:val="0"/>
+        </w:rPr>
+        <w:t>Locate the estimate: -0.8 lies between the interval endpoints. → Interpret the sign: Negative B−A means B took less time under this measurement convention. → Respect coverage meaning: 95% describes the method’s long-run coverage, not a 95% probability for this fixed parameter.</w:t>
+      </w:r>
+    </w:p>
+    <w:p>
+      <w:pPr>
+        <w:spacing w:line="336" w:lineRule="auto" w:after="180"/>
+        <w:shd w:fill="F5F1FB"/>
+      </w:pPr>
+      <w:r>
+        <w:rPr>
+          <w:b w:val="0"/>
+        </w:rPr>
+        <w:t xml:space="preserve">Point to each numbered stage and explain which recorded </w:t>
+      </w:r>
+      <w:r>
+        <w:rPr>
+          <w:b/>
+        </w:rPr>
+        <w:t>input</w:t>
+      </w:r>
+      <w:r>
+        <w:rPr>
+          <w:b w:val="0"/>
+        </w:rPr>
+        <w:t xml:space="preserve"> it uses.</w:t>
+      </w:r>
+    </w:p>
+    <w:p>
+      <w:pPr>
+        <w:pStyle w:val="Heading3"/>
+      </w:pPr>
+      <w:r>
+        <w:t>Discuss while showing the picture</w:t>
+      </w:r>
+    </w:p>
+    <w:p>
+      <w:pPr>
+        <w:spacing w:line="336" w:lineRule="auto" w:after="180"/>
+        <w:shd w:fill="F1F6F8"/>
+      </w:pPr>
+      <w:r>
+        <w:rPr>
+          <w:b w:val="0"/>
+        </w:rPr>
+        <w:t xml:space="preserve">Teacher prompt: Point to each numbered stage and explain which recorded </w:t>
+      </w:r>
+      <w:r>
+        <w:rPr>
+          <w:b/>
+        </w:rPr>
+        <w:t>input</w:t>
+      </w:r>
+      <w:r>
+        <w:rPr>
+          <w:b w:val="0"/>
+        </w:rPr>
+        <w:t xml:space="preserve"> it uses. Ask learners to describe one label or arrow in ordinary words. Use the adjacent transcript if the image is difficult to see.</w:t>
+      </w:r>
+    </w:p>
+    <w:p>
+      <w:pPr>
+        <w:pStyle w:val="Heading3"/>
+      </w:pPr>
+      <w:r>
+        <w:t>03. Supplied interval for B minus A time</w:t>
+      </w:r>
+    </w:p>
+    <w:p>
+      <w:r>
+        <w:drawing>
+          <wp:inline xmlns:a="http://schemas.openxmlformats.org/drawingml/2006/main" xmlns:pic="http://schemas.openxmlformats.org/drawingml/2006/picture">
+            <wp:extent cx="5486400" cy="3096768"/>
+            <wp:docPr id="5" name="Picture 5" descr="Supplied interval for B minus A time. Original supplied interval: Lower endpoint (s) = -1.4, Estimate (s) = -0.8, Upper endpoint (s) = -0.2. Changed supplied interval: Lower endpoint (s) = -1.4, Estimate (s) = not specified, Upper endpoint (s) = 0.3."/>
+            <wp:cNvGraphicFramePr>
+              <a:graphicFrameLocks noChangeAspect="1"/>
+            </wp:cNvGraphicFramePr>
+            <a:graphic>
+              <a:graphicData uri="http://schemas.openxmlformats.org/drawingml/2006/picture">
+                <pic:pic>
+                  <pic:nvPicPr>
+                    <pic:cNvPr id="0" name="academy-story-ai-7-12-03.png"/>
+                    <pic:cNvPicPr/>
+                  </pic:nvPicPr>
+                  <pic:blipFill>
+                    <a:blip r:embed="rId13"/>
+                    <a:stretch>
+                      <a:fillRect/>
+                    </a:stretch>
+                  </pic:blipFill>
+                  <pic:spPr>
+                    <a:xfrm>
+                      <a:off x="0" y="0"/>
+                      <a:ext cx="5486400" cy="3096768"/>
+                    </a:xfrm>
+                    <a:prstGeom prst="rect"/>
+                  </pic:spPr>
+                </pic:pic>
+              </a:graphicData>
+            </a:graphic>
+          </wp:inline>
+        </w:drawing>
+      </w:r>
+    </w:p>
+    <w:p>
+      <w:pPr>
+        <w:spacing w:line="336" w:lineRule="auto" w:after="180"/>
+      </w:pPr>
+      <w:r>
+        <w:rPr>
+          <w:b w:val="0"/>
+        </w:rPr>
+        <w:t>Supplied interval for B minus A time. Original supplied interval: Lower endpoint (s) = -1.4, Estimate (s) = -0.8, Upper endpoint (s) = -0.2.</w:t>
+      </w:r>
+    </w:p>
+    <w:p>
+      <w:pPr>
+        <w:spacing w:line="336" w:lineRule="auto" w:after="180"/>
+      </w:pPr>
+      <w:r>
+        <w:rPr>
+          <w:b w:val="0"/>
+        </w:rPr>
+        <w:t>Changed supplied interval: Lower endpoint (s) = -1.4, Estimate (s) = not specified, Upper endpoint (s) = 0.3.</w:t>
+      </w:r>
+    </w:p>
+    <w:p>
+      <w:pPr>
+        <w:spacing w:line="336" w:lineRule="auto" w:after="180"/>
+        <w:shd w:fill="F5F1FB"/>
+      </w:pPr>
+      <w:r>
+        <w:rPr>
+          <w:b w:val="0"/>
+        </w:rPr>
+        <w:t>Read the labels and values. Explain the relationship the model shows.</w:t>
+      </w:r>
+    </w:p>
+    <w:p>
+      <w:pPr>
+        <w:pStyle w:val="Heading3"/>
+      </w:pPr>
+      <w:r>
+        <w:t>Discuss while showing the picture</w:t>
+      </w:r>
+    </w:p>
+    <w:p>
+      <w:pPr>
+        <w:spacing w:line="336" w:lineRule="auto" w:after="180"/>
+        <w:shd w:fill="F1F6F8"/>
+      </w:pPr>
+      <w:r>
+        <w:rPr>
+          <w:b w:val="0"/>
+        </w:rPr>
+        <w:t>Teacher prompt: Read the labels and values. Explain the relationship the model shows. Ask learners to describe one label or arrow in ordinary words. Use the adjacent transcript if the image is difficult to see.</w:t>
+      </w:r>
+    </w:p>
+    <w:p>
+      <w:pPr>
+        <w:spacing w:line="336" w:lineRule="auto" w:after="180"/>
+        <w:shd w:fill="F1F6F8"/>
+      </w:pPr>
+      <w:r>
+        <w:rPr>
+          <w:b w:val="0"/>
+        </w:rPr>
+        <w:t>Check row/column meanings, units and denominators before discussing a difference. Supplied toy values are not real class or model results.</w:t>
+      </w:r>
+    </w:p>
+    <w:p>
+      <w:pPr>
+        <w:pStyle w:val="Heading3"/>
+      </w:pPr>
+      <w:r>
+        <w:t>04. Change one thing. Trace what follows.</w:t>
+      </w:r>
+    </w:p>
+    <w:p>
+      <w:r>
+        <w:drawing>
+          <wp:inline xmlns:a="http://schemas.openxmlformats.org/drawingml/2006/main" xmlns:pic="http://schemas.openxmlformats.org/drawingml/2006/picture">
+            <wp:extent cx="5486400" cy="3191256"/>
+            <wp:docPr id="6" name="Picture 6" descr="Original case: 95% describes the method’s long-run coverage, not a 95% probability for this fixed parameter. Changed condition: Use a supplied interval [-1.4,0.3] instead. Expected result: It includes zero and positive differences, so both no difference and slower B remain compatible with that interval. Reason: The new upper endpoint crosses zero."/>
+            <wp:cNvGraphicFramePr>
+              <a:graphicFrameLocks noChangeAspect="1"/>
+            </wp:cNvGraphicFramePr>
+            <a:graphic>
+              <a:graphicData uri="http://schemas.openxmlformats.org/drawingml/2006/picture">
+                <pic:pic>
+                  <pic:nvPicPr>
+                    <pic:cNvPr id="0" name="academy-story-ai-7-12-04.png"/>
+                    <pic:cNvPicPr/>
+                  </pic:nvPicPr>
+                  <pic:blipFill>
+                    <a:blip r:embed="rId14"/>
+                    <a:stretch>
+                      <a:fillRect/>
+                    </a:stretch>
+                  </pic:blipFill>
+                  <pic:spPr>
+                    <a:xfrm>
+                      <a:off x="0" y="0"/>
+                      <a:ext cx="5486400" cy="3191256"/>
+                    </a:xfrm>
+                    <a:prstGeom prst="rect"/>
+                  </pic:spPr>
+                </pic:pic>
+              </a:graphicData>
+            </a:graphic>
+          </wp:inline>
+        </w:drawing>
+      </w:r>
+    </w:p>
+    <w:p>
+      <w:pPr>
+        <w:spacing w:line="336" w:lineRule="auto" w:after="180"/>
+      </w:pPr>
+      <w:r>
+        <w:rPr>
+          <w:b w:val="0"/>
+        </w:rPr>
+        <w:t>Original case: 95% describes the method’s long-run coverage, not a 95% probability for this fixed parameter. Changed condition: Use a supplied interval [-1.4,0.3] instead.</w:t>
+      </w:r>
+    </w:p>
+    <w:p>
+      <w:pPr>
+        <w:spacing w:line="336" w:lineRule="auto" w:after="180"/>
+      </w:pPr>
+      <w:r>
+        <w:rPr>
+          <w:b w:val="0"/>
+        </w:rPr>
+        <w:t>Expected result: It includes zero and positive differences, so both no difference and slower B remain compatible with that interval. Reason: The new upper endpoint crosses zero.</w:t>
+      </w:r>
+    </w:p>
+    <w:p>
+      <w:pPr>
+        <w:spacing w:line="336" w:lineRule="auto" w:after="180"/>
+        <w:shd w:fill="F5F1FB"/>
+      </w:pPr>
+      <w:r>
+        <w:rPr>
+          <w:b w:val="0"/>
+        </w:rPr>
+        <w:t>Predict before checking the worked changed-case result. Name what changed and what the supplied facts allow you to conclude.</w:t>
+      </w:r>
+    </w:p>
+    <w:p>
+      <w:pPr>
+        <w:pStyle w:val="Heading3"/>
+      </w:pPr>
+      <w:r>
+        <w:t>Discuss while showing the picture</w:t>
+      </w:r>
+    </w:p>
+    <w:p>
+      <w:pPr>
+        <w:spacing w:line="336" w:lineRule="auto" w:after="180"/>
+        <w:shd w:fill="F1F6F8"/>
+      </w:pPr>
+      <w:r>
+        <w:rPr>
+          <w:b w:val="0"/>
+        </w:rPr>
+        <w:t>Teacher prompt: Predict before checking the worked changed-case result. Name what changed and what the supplied facts allow you to conclude. Ask learners to describe one label or arrow in ordinary words.</w:t>
+      </w:r>
+    </w:p>
+    <w:p>
+      <w:pPr>
+        <w:spacing w:line="336" w:lineRule="auto" w:after="180"/>
+        <w:shd w:fill="F1F6F8"/>
+      </w:pPr>
+      <w:r>
+        <w:rPr>
+          <w:b w:val="0"/>
+        </w:rPr>
+        <w:t>Use the adjacent transcript if the image is difficult to see. Changed-case reasoning: The new upper endpoint crosses zero.</w:t>
+      </w:r>
+    </w:p>
+    <w:p>
+      <w:pPr>
+        <w:pStyle w:val="Heading3"/>
+      </w:pPr>
+      <w:r>
+        <w:t>05. Connect the explanation to its limit</w:t>
+      </w:r>
+    </w:p>
+    <w:p>
+      <w:r>
+        <w:drawing>
+          <wp:inline xmlns:a="http://schemas.openxmlformats.org/drawingml/2006/main" xmlns:pic="http://schemas.openxmlformats.org/drawingml/2006/picture">
+            <wp:extent cx="5486400" cy="2834640"/>
+            <wp:docPr id="7" name="Picture 7" descr="An uncertainty interval conveys precision under assumptions. Its endpoints, units, comparison direction and method all matter; the interval is supplied here, not calculated from unavailable raw data. Limit: An interval does not establish practical value or causality, and invalid sampling assumptions can invalidate its interpretation."/>
+            <wp:cNvGraphicFramePr>
+              <a:graphicFrameLocks noChangeAspect="1"/>
+            </wp:cNvGraphicFramePr>
+            <a:graphic>
+              <a:graphicData uri="http://schemas.openxmlformats.org/drawingml/2006/picture">
+                <pic:pic>
+                  <pic:nvPicPr>
+                    <pic:cNvPr id="0" name="academy-story-ai-7-12-05.png"/>
+                    <pic:cNvPicPr/>
+                  </pic:nvPicPr>
+                  <pic:blipFill>
+                    <a:blip r:embed="rId15"/>
+                    <a:stretch>
+                      <a:fillRect/>
+                    </a:stretch>
+                  </pic:blipFill>
+                  <pic:spPr>
+                    <a:xfrm>
+                      <a:off x="0" y="0"/>
+                      <a:ext cx="5486400" cy="2834640"/>
+                    </a:xfrm>
+                    <a:prstGeom prst="rect"/>
+                  </pic:spPr>
+                </pic:pic>
+              </a:graphicData>
+            </a:graphic>
+          </wp:inline>
+        </w:drawing>
+      </w:r>
+    </w:p>
+    <w:p>
+      <w:pPr>
+        <w:spacing w:line="336" w:lineRule="auto" w:after="180"/>
+      </w:pPr>
+      <w:r>
+        <w:rPr>
+          <w:b w:val="0"/>
+        </w:rPr>
+        <w:t>An uncertainty interval conveys precision under assumptions. Its endpoints, units, comparison direction and method all matter; the interval is supplied here, not calculated from unavailable raw data.</w:t>
+      </w:r>
+    </w:p>
+    <w:p>
+      <w:pPr>
+        <w:spacing w:line="336" w:lineRule="auto" w:after="180"/>
+      </w:pPr>
+      <w:r>
+        <w:rPr>
+          <w:b w:val="0"/>
+        </w:rPr>
+        <w:t>Limit: An interval does not establish practical value or causality, and invalid sampling assumptions can invalidate its interpretation.</w:t>
+      </w:r>
+    </w:p>
+    <w:p>
+      <w:pPr>
+        <w:spacing w:line="336" w:lineRule="auto" w:after="180"/>
+        <w:shd w:fill="F5F1FB"/>
+      </w:pPr>
+      <w:r>
+        <w:rPr>
+          <w:b w:val="0"/>
+        </w:rPr>
+        <w:t>Explain the case, then point to a limit on the claim.</w:t>
+      </w:r>
+    </w:p>
+    <w:p>
+      <w:pPr>
+        <w:pStyle w:val="Heading3"/>
+      </w:pPr>
+      <w:r>
+        <w:t>Discuss while showing the picture</w:t>
+      </w:r>
+    </w:p>
+    <w:p>
+      <w:pPr>
+        <w:spacing w:line="336" w:lineRule="auto" w:after="180"/>
+        <w:shd w:fill="F1F6F8"/>
+      </w:pPr>
+      <w:r>
+        <w:rPr>
+          <w:b w:val="0"/>
+        </w:rPr>
+        <w:t>Teacher prompt: Explain the case, then point to a limit on the claim. Ask learners to describe one label or arrow in ordinary words. Use the adjacent transcript if the image is difficult to see.</w:t>
+      </w:r>
+    </w:p>
+    <w:p>
+      <w:pPr>
+        <w:spacing w:line="336" w:lineRule="auto" w:after="180"/>
+        <w:shd w:fill="F1F6F8"/>
+      </w:pPr>
+      <w:r>
+        <w:rPr>
+          <w:b w:val="0"/>
+        </w:rPr>
+        <w:t>Keep the stated scope: An interval does not establish practical value or causality, and invalid sampling assumptions can invalidate its interpretation.</w:t>
+      </w:r>
+    </w:p>
+    <w:p>
+      <w:pPr>
+        <w:pStyle w:val="Heading3"/>
+      </w:pPr>
+      <w:r>
+        <w:t>06. Make the idea visible in your project</w:t>
+      </w:r>
+    </w:p>
+    <w:p>
+      <w:r>
+        <w:drawing>
+          <wp:inline xmlns:a="http://schemas.openxmlformats.org/drawingml/2006/main" xmlns:pic="http://schemas.openxmlformats.org/drawingml/2006/picture">
+            <wp:extent cx="5486400" cy="3681984"/>
+            <wp:docPr id="8" name="Picture 8" descr="For the Reproducible AI Research Study, retain an annotated worked trace and the changed-case reasoning. Connect the claim to its records, units and assumptions so another investigator can challenge or reproduce it. Draw your input, deciding step, result and limit. Supported question: Locate -0.8 and zero relative to the supplied interval [-1.4,-0.2]. Interpret the sign and confidence-method meaning, then describe what changes with interval [-1.4,0.3]."/>
+            <wp:cNvGraphicFramePr>
+              <a:graphicFrameLocks noChangeAspect="1"/>
+            </wp:cNvGraphicFramePr>
+            <a:graphic>
+              <a:graphicData uri="http://schemas.openxmlformats.org/drawingml/2006/picture">
+                <pic:pic>
+                  <pic:nvPicPr>
+                    <pic:cNvPr id="0" name="academy-story-ai-7-12-06.png"/>
+                    <pic:cNvPicPr/>
+                  </pic:nvPicPr>
+                  <pic:blipFill>
+                    <a:blip r:embed="rId16"/>
+                    <a:stretch>
+                      <a:fillRect/>
+                    </a:stretch>
+                  </pic:blipFill>
+                  <pic:spPr>
+                    <a:xfrm>
+                      <a:off x="0" y="0"/>
+                      <a:ext cx="5486400" cy="3681984"/>
+                    </a:xfrm>
+                    <a:prstGeom prst="rect"/>
+                  </pic:spPr>
+                </pic:pic>
+              </a:graphicData>
+            </a:graphic>
+          </wp:inline>
+        </w:drawing>
+      </w:r>
+    </w:p>
+    <w:p>
+      <w:pPr>
+        <w:spacing w:line="336" w:lineRule="auto" w:after="180"/>
+      </w:pPr>
+      <w:r>
+        <w:rPr>
+          <w:b w:val="0"/>
+        </w:rPr>
+        <w:t>For the Reproducible AI Research Study, retain an annotated worked trace and the changed-case reasoning. Connect the claim to its records, units and assumptions so another investigator can challenge or reproduce it.</w:t>
+      </w:r>
+    </w:p>
+    <w:p>
+      <w:pPr>
+        <w:spacing w:line="336" w:lineRule="auto" w:after="180"/>
+      </w:pPr>
+      <w:r>
+        <w:rPr>
+          <w:b w:val="0"/>
+        </w:rPr>
+        <w:t xml:space="preserve">Draw your </w:t>
+      </w:r>
+      <w:r>
+        <w:rPr>
+          <w:b/>
+        </w:rPr>
+        <w:t>input</w:t>
+      </w:r>
+      <w:r>
+        <w:rPr>
+          <w:b w:val="0"/>
+        </w:rPr>
+        <w:t>, deciding step, result and limit. Supported question: Locate -0.8 and zero relative to the supplied interval [-1.4,-0.2].</w:t>
+      </w:r>
+    </w:p>
+    <w:p>
+      <w:pPr>
+        <w:spacing w:line="336" w:lineRule="auto" w:after="180"/>
+      </w:pPr>
+      <w:r>
+        <w:rPr>
+          <w:b w:val="0"/>
+        </w:rPr>
+        <w:t>Interpret the sign and confidence-method meaning, then describe what changes with interval [-1.4,0.3].</w:t>
+      </w:r>
+    </w:p>
+    <w:p>
+      <w:pPr>
+        <w:spacing w:line="336" w:lineRule="auto" w:after="180"/>
+        <w:shd w:fill="F5F1FB"/>
+      </w:pPr>
+      <w:r>
+        <w:rPr>
+          <w:b w:val="0"/>
+        </w:rPr>
+        <w:t xml:space="preserve">Draw your project trace and justify the deciding step using </w:t>
+      </w:r>
+      <w:r>
+        <w:rPr>
+          <w:b/>
+        </w:rPr>
+        <w:t>evidence</w:t>
+      </w:r>
+      <w:r>
+        <w:rPr>
+          <w:b w:val="0"/>
+        </w:rPr>
+        <w:t>.</w:t>
+      </w:r>
+    </w:p>
+    <w:p>
+      <w:pPr>
+        <w:pStyle w:val="Heading3"/>
+      </w:pPr>
+      <w:r>
+        <w:t>Discuss while showing the picture</w:t>
+      </w:r>
+    </w:p>
+    <w:p>
+      <w:pPr>
+        <w:spacing w:line="336" w:lineRule="auto" w:after="180"/>
+        <w:shd w:fill="F1F6F8"/>
+      </w:pPr>
+      <w:r>
+        <w:rPr>
+          <w:b w:val="0"/>
+        </w:rPr>
+        <w:t xml:space="preserve">Teacher prompt: Draw your project trace and justify the deciding step using </w:t>
+      </w:r>
+      <w:r>
+        <w:rPr>
+          <w:b/>
+        </w:rPr>
+        <w:t>evidence</w:t>
+      </w:r>
+      <w:r>
+        <w:rPr>
+          <w:b w:val="0"/>
+        </w:rPr>
+        <w:t>. Ask learners to describe one label or arrow in ordinary words. Use the adjacent transcript if the image is difficult to see.</w:t>
+      </w:r>
+    </w:p>
+    <w:p>
+      <w:pPr>
+        <w:spacing w:line="336" w:lineRule="auto" w:after="180"/>
+        <w:shd w:fill="F1F6F8"/>
+      </w:pPr>
+      <w:r>
+        <w:rPr>
+          <w:b w:val="0"/>
+        </w:rPr>
+        <w:t>Supported practice key: -0.8 lies between the interval endpoints.</w:t>
+      </w:r>
+    </w:p>
+    <w:p>
+      <w:pPr>
+        <w:spacing w:line="336" w:lineRule="auto" w:after="180"/>
+        <w:shd w:fill="F1F6F8"/>
+      </w:pPr>
+      <w:r>
+        <w:rPr>
+          <w:b w:val="0"/>
+        </w:rPr>
+        <w:t>Negative B−A means B took less time under this measurement convention. 95% describes the method’s long-run coverage, not a 95% probability for this fixed parameter.</w:t>
+      </w:r>
+    </w:p>
+    <w:p>
+      <w:pPr>
+        <w:spacing w:line="336" w:lineRule="auto" w:after="180"/>
+        <w:shd w:fill="F1F6F8"/>
+      </w:pPr>
+      <w:r>
+        <w:rPr>
+          <w:b w:val="0"/>
+        </w:rPr>
+        <w:t>Changed case: It includes zero and positive differences, so both no difference and slower B remain compatible with that interval. The new upper endpoint crosses zero.</w:t>
       </w:r>
     </w:p>
     <w:sectPr>

--- a/downloads/teacher/ai-7-week-12.docx
+++ b/downloads/teacher/ai-7-week-12.docx
@@ -137,7 +137,7 @@
           </w:tcPr>
           <w:p>
             <w:r>
-              <w:t>Sections 1–6; record the brief recall in the workbook.</w:t>
+              <w:t>Use Your mission, Notice the evidence, See how it works, Words that unlock the idea and Follow a worked example; record the brief recall in the workbook.</w:t>
             </w:r>
           </w:p>
         </w:tc>
@@ -169,7 +169,7 @@
           </w:tcPr>
           <w:p>
             <w:r>
-              <w:t>Sections 7–10; use the matching workbook W2 and misconception check.</w:t>
+              <w:t>Use Find and repair a mistake, Practise together and Run the investigation, with workbook W2 and Individual reasoning check.</w:t>
             </w:r>
           </w:p>
         </w:tc>
@@ -201,7 +201,7 @@
           </w:tcPr>
           <w:p>
             <w:r>
-              <w:t>Sections 9 and 11–14. Give extra time to finish the full task set; use Section 15 when the week includes a coding lab.</w:t>
+              <w:t>Use Run the investigation, Build your understanding, Connect your project and Show what you know. Reserve further time for the full task set. Use a code example only where one is actually supplied.</w:t>
             </w:r>
           </w:p>
         </w:tc>
@@ -449,7 +449,7 @@
         <w:rPr>
           <w:b w:val="0"/>
         </w:rPr>
-        <w:t>Two 45-minute sessions. An uncertainty interval needs a sampling model and assumptions. A confidence level refers to the repeated-sampling method, not a probability attached to a fixed unknown parameter after observing data.</w:t>
+        <w:t>Compact alternative: two 45-minute sessions for the core explanation and W1–W5 only. The main plan uses three sessions; schedule further time for the complete investigation, project, visual journey and any code examples. An uncertainty interval needs a sampling model and assumptions. A confidence level refers to the repeated-sampling method, not a probability attached to a fixed unknown parameter after observing data.</w:t>
       </w:r>
     </w:p>
     <w:p>
@@ -738,7 +738,7 @@
         <w:rPr>
           <w:b w:val="0"/>
         </w:rPr>
-        <w:t>For this constructed exercise assume independent normal measurements with known population standard deviation2. A95% mean interval uses supplied normal critical value1.96:mean plus/minus1.96*sigma/sqrt(n).</w:t>
+        <w:t>For this constructed exercise assume independent normal measurements with known population standard deviation 2. A 95% mean interval uses supplied normal critical value 1.96:mean plus/minus1.96*sigma/sqrt(n).</w:t>
       </w:r>
     </w:p>
     <w:p>
@@ -981,7 +981,7 @@
           </w:tcPr>
           <w:p>
             <w:r>
-              <w:t>Observed mean10, n16, sigma2. Compute standard error, margin and interval.</w:t>
+              <w:t>Assume 16 independent normal measurements with observed mean 10 and known population standard deviation 2. Use a 95% interval: mean ± 1.96 × sigma / sqrt(n). Compute the standard error, margin and interval.</w:t>
             </w:r>
           </w:p>
         </w:tc>
@@ -991,7 +991,7 @@
           </w:tcPr>
           <w:p>
             <w:r>
-              <w:t>For this constructed exercise assume independent normal measurements with known population standard deviation2. A95% mean interval uses supplied normal critical value1.96:mean plus/minus1.96*sigma/sqrt(n). Unknown sigma requires a different justified method.</w:t>
+              <w:t>For this constructed exercise assume independent normal measurements with known population standard deviation 2. A 95% mean interval uses supplied normal critical value 1.96:mean plus/minus1.96*sigma/sqrt(n). Unknown sigma requires a different justified method.</w:t>
             </w:r>
           </w:p>
         </w:tc>
@@ -1127,7 +1127,7 @@
         <w:rPr>
           <w:b w:val="0"/>
         </w:rPr>
-        <w:t xml:space="preserve">Observed mean10, n16, sigma2. Compute </w:t>
+        <w:t xml:space="preserve">Assume 16 independent normal measurements with observed mean 10 and known population standard deviation 2. Use a 95% interval: mean ± 1.96 × sigma / sqrt(n). Compute the </w:t>
       </w:r>
       <w:r>
         <w:rPr>
@@ -1926,7 +1926,7 @@
           </w:tcPr>
           <w:p>
             <w:r>
-              <w:t>Explain section 1 and vocabulary. Complete W1 with a mechanism-based explanation.</w:t>
+              <w:t>Explain See how it works and Words that unlock the idea. Complete W1 with a mechanism-based explanation.</w:t>
             </w:r>
           </w:p>
         </w:tc>
@@ -2158,7 +2158,7 @@
         <w:rPr>
           <w:b w:val="0"/>
         </w:rPr>
-        <w:t xml:space="preserve">Completion task: Observed mean10, n16, sigma2. Compute </w:t>
+        <w:t xml:space="preserve">Completion task: Assume 16 independent normal measurements with observed mean 10 and known population standard deviation 2. Use a 95% interval: mean ± 1.96 × sigma / sqrt(n). Compute the </w:t>
       </w:r>
       <w:r>
         <w:rPr>
@@ -2858,7 +2858,7 @@
         <w:rPr>
           <w:b w:val="0"/>
         </w:rPr>
-        <w:t>For this constructed exercise assume independent normal measurements with known population standard deviation2. A95% mean interval uses supplied normal critical value1.96:mean plus/minus1.96*sigma/sqrt(n).</w:t>
+        <w:t>For this constructed exercise assume independent normal measurements with known population standard deviation 2. A 95% mean interval uses supplied normal critical value 1.96:mean plus/minus1.96*sigma/sqrt(n).</w:t>
       </w:r>
     </w:p>
     <w:p>
@@ -2910,7 +2910,7 @@
         <w:rPr>
           <w:b w:val="0"/>
         </w:rPr>
-        <w:t xml:space="preserve">Observed mean10, n16, sigma2. Compute </w:t>
+        <w:t xml:space="preserve">Assume 16 independent normal measurements with observed mean 10 and known population standard deviation 2. Use a 95% interval: mean ± 1.96 × sigma / sqrt(n). Compute the </w:t>
       </w:r>
       <w:r>
         <w:rPr>
@@ -3054,19 +3054,7 @@
         <w:rPr>
           <w:b w:val="0"/>
         </w:rPr>
-        <w:t xml:space="preserve">Mean20, n25, </w:t>
-      </w:r>
-      <w:r>
-        <w:rPr>
-          <w:b/>
-        </w:rPr>
-        <w:t>known sigma</w:t>
-      </w:r>
-      <w:r>
-        <w:rPr>
-          <w:b w:val="0"/>
-        </w:rPr>
-        <w:t>5 and critical1.96. Compute interval and name one assumption.</w:t>
+        <w:t>Observed mean is 20 from 25 independent normal measurements; population standard deviation is known to be 5. Use the supplied 95% rule mean ± 1.96 × sigma / sqrt(n). Compute the interval and name one assumption.</w:t>
       </w:r>
     </w:p>
     <w:p>
@@ -3322,19 +3310,7 @@
         <w:rPr>
           <w:b w:val="0"/>
         </w:rPr>
-        <w:t xml:space="preserve">Selected case: Mean20, n25, </w:t>
-      </w:r>
-      <w:r>
-        <w:rPr>
-          <w:b/>
-        </w:rPr>
-        <w:t>known sigma</w:t>
-      </w:r>
-      <w:r>
-        <w:rPr>
-          <w:b w:val="0"/>
-        </w:rPr>
-        <w:t>5 and critical1.96. Compute interval and name one assumption.</w:t>
+        <w:t>Selected case: Observed mean is 20 from 25 independent normal measurements; population standard deviation is known to be 5. Use the supplied 95% rule mean ± 1.96 × sigma / sqrt(n). Compute the interval and name one assumption.</w:t>
       </w:r>
     </w:p>
     <w:p>
@@ -4096,7 +4072,7 @@
           </w:tcPr>
           <w:p>
             <w:r>
-              <w:t>Sections 1–6; record the brief recall in the workbook.</w:t>
+              <w:t>Use Your mission, Notice the evidence, See how it works, Words that unlock the idea and Follow a worked example; record the brief recall in the workbook.</w:t>
             </w:r>
           </w:p>
         </w:tc>
@@ -4128,7 +4104,7 @@
           </w:tcPr>
           <w:p>
             <w:r>
-              <w:t>Sections 7–10; use the matching workbook W2 and misconception check.</w:t>
+              <w:t>Use Find and repair a mistake, Practise together and Run the investigation, with workbook W2 and Individual reasoning check.</w:t>
             </w:r>
           </w:p>
         </w:tc>
@@ -4160,7 +4136,7 @@
           </w:tcPr>
           <w:p>
             <w:r>
-              <w:t>Sections 9 and 11–14. Give extra time to finish the full task set; use Section 15 when the week includes a coding lab.</w:t>
+              <w:t>Use Run the investigation, Build your understanding, Connect your project and Show what you know. Reserve further time for the full task set. Use a code example only where one is actually supplied.</w:t>
             </w:r>
           </w:p>
         </w:tc>
@@ -4174,7 +4150,7 @@
         <w:rPr>
           <w:b w:val="0"/>
         </w:rPr>
-        <w:t xml:space="preserve">Before class, solve the supported practice: Observed mean10, n16, sigma2. Compute </w:t>
+        <w:t xml:space="preserve">Before class, solve the supported practice: Assume 16 independent normal measurements with observed mean 10 and known population standard deviation 2. Use a 95% interval: mean ± 1.96 × sigma / sqrt(n). Compute the </w:t>
       </w:r>
       <w:r>
         <w:rPr>

--- a/downloads/teacher/ai-7-week-12.docx
+++ b/downloads/teacher/ai-7-week-12.docx
@@ -25,20 +25,38 @@
         <w:pStyle w:val="Heading1"/>
       </w:pPr>
       <w:r>
-        <w:t>01. Prepare the purpose, prerequisites and materials</w:t>
+        <w:t>Ask which target, assumptions and confidence method make the interval meaningful.</w:t>
       </w:r>
     </w:p>
     <w:p>
       <w:r>
-        <w:t>Prepare Uncertainty intervals: check the target, prerequisites, resources and adaptable teaching schedule.</w:t>
+        <w:t>Teach arithmetic, repeated-sampling interpretation and supplied-bound limits with an authoritative method reference.</w:t>
       </w:r>
     </w:p>
     <w:p>
-      <w:pPr>
-        <w:pStyle w:val="Heading3"/>
-      </w:pPr>
-      <w:r>
-        <w:t>Teach the learning cycle</w:t>
+      <w:r>
+        <w:t>Model main units/SE → contrast raw spread and mean uncertainty → locate zero in supplied intervals → assess independent calculation → retain bias/model/practical-value limits.</w:t>
+      </w:r>
+    </w:p>
+    <w:p>
+      <w:pPr>
+        <w:pStyle w:val="Heading1"/>
+      </w:pPr>
+      <w:r>
+        <w:t>01. Prepare the connected research investigation</w:t>
+      </w:r>
+    </w:p>
+    <w:p>
+      <w:r>
+        <w:t>Keep modelling, shared practice and independent evidence distinct.</w:t>
+      </w:r>
+    </w:p>
+    <w:p>
+      <w:pPr>
+        <w:pStyle w:val="Heading2"/>
+      </w:pPr>
+      <w:r>
+        <w:t>Target and main teaching plan</w:t>
       </w:r>
     </w:p>
     <w:p>
@@ -243,18 +261,21 @@
     </w:p>
     <w:p>
       <w:pPr>
-        <w:pStyle w:val="Heading3"/>
-      </w:pPr>
-      <w:r>
-        <w:t>Retrieval answer guidance</w:t>
+        <w:pStyle w:val="Heading2"/>
+      </w:pPr>
+      <w:r>
+        <w:t>Preparation and prerequisite</w:t>
       </w:r>
     </w:p>
     <w:p>
       <w:pPr>
-        <w:pStyle w:val="Heading3"/>
-      </w:pPr>
-      <w:r>
-        <w:t>Sampling variability</w:t>
+        <w:spacing w:line="336" w:lineRule="auto" w:after="180"/>
+      </w:pPr>
+      <w:r>
+        <w:rPr>
+          <w:b w:val="0"/>
+        </w:rPr>
+        <w:t>Lesson and workbook; paper and pencil</w:t>
       </w:r>
     </w:p>
     <w:p>
@@ -265,7 +286,7 @@
         <w:rPr>
           <w:b w:val="0"/>
         </w:rPr>
-        <w:t>Without opening the old lesson, explain one key idea from Sampling variability. Give an example and a mistake that the idea helps you avoid.</w:t>
+        <w:t>Calculator and optional local Python 3 for arithmetic; no live API or private data</w:t>
       </w:r>
     </w:p>
     <w:p>
@@ -276,19 +297,7 @@
         <w:rPr>
           <w:b w:val="0"/>
         </w:rPr>
-        <w:t xml:space="preserve">Look for: Explain the </w:t>
-      </w:r>
-      <w:r>
-        <w:rPr>
-          <w:b/>
-        </w:rPr>
-        <w:t>mechanism</w:t>
-      </w:r>
-      <w:r>
-        <w:rPr>
-          <w:b w:val="0"/>
-        </w:rPr>
-        <w:t xml:space="preserve"> and terminology of sampling variability</w:t>
+        <w:t>Prepare the fresh retry separately and withhold its solution until after collection</w:t>
       </w:r>
     </w:p>
     <w:p>
@@ -299,7 +308,31 @@
         <w:rPr>
           <w:b w:val="0"/>
         </w:rPr>
-        <w:t>Reference example, not the only acceptable wording: Teacher explanation: Sampling variability means different eligible samples can give different estimates even under the same population. Separate this from procedure changes.</w:t>
+        <w:t xml:space="preserve">A result depends on the </w:t>
+      </w:r>
+      <w:r>
+        <w:rPr>
+          <w:b/>
+        </w:rPr>
+        <w:t>input</w:t>
+      </w:r>
+      <w:r>
+        <w:rPr>
+          <w:b w:val="0"/>
+        </w:rPr>
+        <w:t xml:space="preserve">s, procedure and conditions that produced it. Preserve data roles and distinguish observed outcomes from </w:t>
+      </w:r>
+      <w:r>
+        <w:rPr>
+          <w:b/>
+        </w:rPr>
+        <w:t>prediction</w:t>
+      </w:r>
+      <w:r>
+        <w:rPr>
+          <w:b w:val="0"/>
+        </w:rPr>
+        <w:t>s or unmeasured conditions.</w:t>
       </w:r>
     </w:p>
     <w:p>
@@ -310,15 +343,15 @@
         <w:rPr>
           <w:b w:val="0"/>
         </w:rPr>
-        <w:t>Consider finite population values1, 1, 3, 3 with distinct IDs. Enumerate the six unordered samples of size2 without replacement. Their means are1, 2, 2, 2, 2, 3.</w:t>
+        <w:t>If the prior concept cannot be explained, use a short retrieval activity before this chapter.</w:t>
       </w:r>
     </w:p>
     <w:p>
       <w:pPr>
-        <w:pStyle w:val="Heading3"/>
-      </w:pPr>
-      <w:r>
-        <w:t>Experimental units and independence</w:t>
+        <w:pStyle w:val="Heading2"/>
+      </w:pPr>
+      <w:r>
+        <w:t>Opening retrieval</w:t>
       </w:r>
     </w:p>
     <w:p>
@@ -329,7 +362,7 @@
         <w:rPr>
           <w:b w:val="0"/>
         </w:rPr>
-        <w:t>Without opening the old lesson, explain one key idea from Experimental units and independence. Give an example and a mistake that the idea helps you avoid.</w:t>
+        <w:t>Without opening the old lesson, explain one key idea from Sampling variability. Give an example and a mistake that the idea helps you avoid.</w:t>
       </w:r>
     </w:p>
     <w:p>
@@ -352,7 +385,7 @@
         <w:rPr>
           <w:b w:val="0"/>
         </w:rPr>
-        <w:t xml:space="preserve"> and terminology of experimental units and independence</w:t>
+        <w:t xml:space="preserve"> and terminology of sampling variability</w:t>
       </w:r>
     </w:p>
     <w:p>
@@ -363,7 +396,7 @@
         <w:rPr>
           <w:b w:val="0"/>
         </w:rPr>
-        <w:t>Reference example, not the only acceptable wording: Teacher explanation: The experimental unit is the independently assigned or sampled entity. Multiple measurements from one unit are often related.</w:t>
+        <w:t>Reference example, not the only acceptable wording: Teacher explanation: Sampling variability means different eligible samples can give different estimates even under the same population. Separate this from procedure changes.</w:t>
       </w:r>
     </w:p>
     <w:p>
@@ -374,15 +407,18 @@
         <w:rPr>
           <w:b w:val="0"/>
         </w:rPr>
-        <w:t>If methods are compared within each query, queries are paired units. Repeated runs within a query estimate run variation but do not increase the number of independent query contexts.</w:t>
+        <w:t>Consider finite population values1, 1, 3, 3 with distinct IDs. Enumerate the six unordered samples of size2 without replacement. Their means are1, 2, 2, 2, 2, 3.</w:t>
       </w:r>
     </w:p>
     <w:p>
       <w:pPr>
-        <w:pStyle w:val="Heading3"/>
-      </w:pPr>
-      <w:r>
-        <w:t>A literature comparison matrix</w:t>
+        <w:spacing w:line="336" w:lineRule="auto" w:after="180"/>
+      </w:pPr>
+      <w:r>
+        <w:rPr>
+          <w:b w:val="0"/>
+        </w:rPr>
+        <w:t>Without opening the old lesson, explain one key idea from Experimental units and independence. Give an example and a mistake that the idea helps you avoid.</w:t>
       </w:r>
     </w:p>
     <w:p>
@@ -393,7 +429,19 @@
         <w:rPr>
           <w:b w:val="0"/>
         </w:rPr>
-        <w:t>Without opening the old lesson, explain one key idea from A literature comparison matrix. Give an example and a mistake that the idea helps you avoid.</w:t>
+        <w:t xml:space="preserve">Look for: Explain the </w:t>
+      </w:r>
+      <w:r>
+        <w:rPr>
+          <w:b/>
+        </w:rPr>
+        <w:t>mechanism</w:t>
+      </w:r>
+      <w:r>
+        <w:rPr>
+          <w:b w:val="0"/>
+        </w:rPr>
+        <w:t xml:space="preserve"> and terminology of experimental units and independence</w:t>
       </w:r>
     </w:p>
     <w:p>
@@ -404,19 +452,7 @@
         <w:rPr>
           <w:b w:val="0"/>
         </w:rPr>
-        <w:t xml:space="preserve">Look for: Explain the </w:t>
-      </w:r>
-      <w:r>
-        <w:rPr>
-          <w:b/>
-        </w:rPr>
-        <w:t>mechanism</w:t>
-      </w:r>
-      <w:r>
-        <w:rPr>
-          <w:b w:val="0"/>
-        </w:rPr>
-        <w:t xml:space="preserve"> and terminology of a literature comparison matrix</w:t>
+        <w:t>Reference example, not the only acceptable wording: Teacher explanation: The experimental unit is the independently assigned or sampled entity. Multiple measurements from one unit are often related.</w:t>
       </w:r>
     </w:p>
     <w:p>
@@ -427,7 +463,7 @@
         <w:rPr>
           <w:b w:val="0"/>
         </w:rPr>
-        <w:t>Reference example, not the only acceptable wording: Teacher explanation: A literature matrix compares studies using aligned columns rather than sorting headline numbers with different meanings.</w:t>
+        <w:t>If methods are compared within each query, queries are paired units. Repeated runs within a query estimate run variation but do not increase the number of independent query contexts.</w:t>
       </w:r>
     </w:p>
     <w:p>
@@ -438,7 +474,7 @@
         <w:rPr>
           <w:b w:val="0"/>
         </w:rPr>
-        <w:t>Record question, data, unit, baseline, metric, split, resources and limitations. Mark incomparable fields rather than forcing a ranking.</w:t>
+        <w:t>Without opening the old lesson, explain one key idea from A literature comparison matrix. Give an example and a mistake that the idea helps you avoid.</w:t>
       </w:r>
     </w:p>
     <w:p>
@@ -449,7 +485,19 @@
         <w:rPr>
           <w:b w:val="0"/>
         </w:rPr>
-        <w:t>Compact alternative: two 45-minute sessions for the core explanation and W1–W5 only. The main plan uses three sessions; schedule further time for the complete investigation, project, visual journey and any code examples. An uncertainty interval needs a sampling model and assumptions. A confidence level refers to the repeated-sampling method, not a probability attached to a fixed unknown parameter after observing data.</w:t>
+        <w:t xml:space="preserve">Look for: Explain the </w:t>
+      </w:r>
+      <w:r>
+        <w:rPr>
+          <w:b/>
+        </w:rPr>
+        <w:t>mechanism</w:t>
+      </w:r>
+      <w:r>
+        <w:rPr>
+          <w:b w:val="0"/>
+        </w:rPr>
+        <w:t xml:space="preserve"> and terminology of a literature comparison matrix</w:t>
       </w:r>
     </w:p>
     <w:p>
@@ -460,19 +508,7 @@
         <w:rPr>
           <w:b w:val="0"/>
         </w:rPr>
-        <w:t xml:space="preserve">Use the supplied constructed scenarios to make the </w:t>
-      </w:r>
-      <w:r>
-        <w:rPr>
-          <w:b/>
-        </w:rPr>
-        <w:t>mechanism</w:t>
-      </w:r>
-      <w:r>
-        <w:rPr>
-          <w:b w:val="0"/>
-        </w:rPr>
-        <w:t xml:space="preserve"> inspectable. Collect W4 before sharing solutions.</w:t>
+        <w:t>Reference example, not the only acceptable wording: Teacher explanation: A literature matrix compares studies using aligned columns rather than sorting headline numbers with different meanings.</w:t>
       </w:r>
     </w:p>
     <w:p>
@@ -483,27 +519,15 @@
         <w:rPr>
           <w:b w:val="0"/>
         </w:rPr>
-        <w:t xml:space="preserve">Students should name intermediate </w:t>
-      </w:r>
-      <w:r>
-        <w:rPr>
-          <w:b/>
-        </w:rPr>
-        <w:t>evidence</w:t>
-      </w:r>
-      <w:r>
-        <w:rPr>
-          <w:b w:val="0"/>
-        </w:rPr>
-        <w:t xml:space="preserve"> and limitations; classroom pacing and learning effectiveness remain unvalidated.</w:t>
+        <w:t>Record question, data, unit, baseline, metric, split, resources and limitations. Mark incomparable fields rather than forcing a ranking.</w:t>
       </w:r>
     </w:p>
     <w:p>
       <w:pPr>
-        <w:pStyle w:val="Heading3"/>
-      </w:pPr>
-      <w:r>
-        <w:t>Outcomes</w:t>
+        <w:pStyle w:val="Heading2"/>
+      </w:pPr>
+      <w:r>
+        <w:t>Pictured end goal</w:t>
       </w:r>
     </w:p>
     <w:p>
@@ -514,41 +538,23 @@
         <w:rPr>
           <w:b w:val="0"/>
         </w:rPr>
-        <w:t xml:space="preserve">Explain the </w:t>
-      </w:r>
-      <w:r>
-        <w:rPr>
-          <w:b/>
-        </w:rPr>
-        <w:t>mechanism</w:t>
-      </w:r>
-      <w:r>
-        <w:rPr>
-          <w:b w:val="0"/>
-        </w:rPr>
-        <w:t xml:space="preserve"> and terminology of uncertainty intervals</w:t>
+        <w:t>Explain uncertainty intervals using the records and boundaries of this fictional investigation.</w:t>
       </w:r>
     </w:p>
     <w:p>
       <w:pPr>
-        <w:spacing w:line="336" w:lineRule="auto" w:after="180"/>
-      </w:pPr>
-      <w:r>
-        <w:rPr>
-          <w:b w:val="0"/>
-        </w:rPr>
-        <w:t>Apply the stated procedure to a new case with a traceable result</w:t>
+        <w:pStyle w:val="Heading2"/>
+      </w:pPr>
+      <w:r>
+        <w:t>Earlier wording, alternatives and picture transcripts · reference / check after trying</w:t>
       </w:r>
     </w:p>
     <w:p>
       <w:pPr>
-        <w:spacing w:line="336" w:lineRule="auto" w:after="180"/>
-      </w:pPr>
-      <w:r>
-        <w:rPr>
-          <w:b w:val="0"/>
-        </w:rPr>
-        <w:t>Identify an assumption or limitation and design a revealing follow-up</w:t>
+        <w:pStyle w:val="Heading3"/>
+      </w:pPr>
+      <w:r>
+        <w:t>Teach the learning cycle</w:t>
       </w:r>
     </w:p>
     <w:p>
@@ -556,48 +562,42 @@
         <w:pStyle w:val="Heading3"/>
       </w:pPr>
       <w:r>
-        <w:t>Preparation</w:t>
+        <w:t>Retrieval answer guidance</w:t>
       </w:r>
     </w:p>
     <w:p>
       <w:pPr>
-        <w:spacing w:line="336" w:lineRule="auto" w:after="180"/>
-      </w:pPr>
-      <w:r>
-        <w:rPr>
-          <w:b w:val="0"/>
-        </w:rPr>
-        <w:t>Lesson and workbook; paper and pencil</w:t>
+        <w:pStyle w:val="Heading3"/>
+      </w:pPr>
+      <w:r>
+        <w:t>Sampling variability</w:t>
       </w:r>
     </w:p>
     <w:p>
       <w:pPr>
-        <w:spacing w:line="336" w:lineRule="auto" w:after="180"/>
-      </w:pPr>
-      <w:r>
-        <w:rPr>
-          <w:b w:val="0"/>
-        </w:rPr>
-        <w:t>Calculator and optional local Python 3 for arithmetic; no live API or private data</w:t>
+        <w:pStyle w:val="Heading3"/>
+      </w:pPr>
+      <w:r>
+        <w:t>Experimental units and independence</w:t>
       </w:r>
     </w:p>
     <w:p>
       <w:pPr>
-        <w:spacing w:line="336" w:lineRule="auto" w:after="180"/>
-      </w:pPr>
-      <w:r>
-        <w:rPr>
-          <w:b w:val="0"/>
-        </w:rPr>
-        <w:t>Prepare the fresh retry separately and withhold its solution until after collection</w:t>
+        <w:pStyle w:val="Heading3"/>
+      </w:pPr>
+      <w:r>
+        <w:t>A literature comparison matrix</w:t>
       </w:r>
     </w:p>
     <w:p>
       <w:pPr>
-        <w:pStyle w:val="Heading3"/>
-      </w:pPr>
-      <w:r>
-        <w:t>Prerequisite answer</w:t>
+        <w:spacing w:line="336" w:lineRule="auto" w:after="180"/>
+      </w:pPr>
+      <w:r>
+        <w:rPr>
+          <w:b w:val="0"/>
+        </w:rPr>
+        <w:t>Compact alternative: two 45-minute sessions for the core explanation and W1–W5 only. The main plan uses three sessions; schedule further time for the complete investigation, project, visual journey and any code examples. An uncertainty interval needs a sampling model and assumptions. A confidence level refers to the repeated-sampling method, not a probability attached to a fixed unknown parameter after observing data.</w:t>
       </w:r>
     </w:p>
     <w:p>
@@ -608,31 +608,19 @@
         <w:rPr>
           <w:b w:val="0"/>
         </w:rPr>
-        <w:t xml:space="preserve">A result depends on the </w:t>
+        <w:t xml:space="preserve">Use the supplied constructed scenarios to make the </w:t>
       </w:r>
       <w:r>
         <w:rPr>
           <w:b/>
         </w:rPr>
-        <w:t>input</w:t>
+        <w:t>mechanism</w:t>
       </w:r>
       <w:r>
         <w:rPr>
           <w:b w:val="0"/>
         </w:rPr>
-        <w:t xml:space="preserve">s, procedure and conditions that produced it. Preserve data roles and distinguish observed outcomes from </w:t>
-      </w:r>
-      <w:r>
-        <w:rPr>
-          <w:b/>
-        </w:rPr>
-        <w:t>prediction</w:t>
-      </w:r>
-      <w:r>
-        <w:rPr>
-          <w:b w:val="0"/>
-        </w:rPr>
-        <w:t>s or unmeasured conditions.</w:t>
+        <w:t xml:space="preserve"> inspectable. Collect W4 before sharing solutions.</w:t>
       </w:r>
     </w:p>
     <w:p>
@@ -643,7 +631,19 @@
         <w:rPr>
           <w:b w:val="0"/>
         </w:rPr>
-        <w:t>If the prior concept cannot be explained, use a short retrieval activity before this chapter.</w:t>
+        <w:t xml:space="preserve">Students should name intermediate </w:t>
+      </w:r>
+      <w:r>
+        <w:rPr>
+          <w:b/>
+        </w:rPr>
+        <w:t>evidence</w:t>
+      </w:r>
+      <w:r>
+        <w:rPr>
+          <w:b w:val="0"/>
+        </w:rPr>
+        <w:t xml:space="preserve"> and limitations; classroom pacing and learning effectiveness remain unvalidated.</w:t>
       </w:r>
     </w:p>
     <w:p>
@@ -651,7 +651,7 @@
         <w:pStyle w:val="Heading3"/>
       </w:pPr>
       <w:r>
-        <w:t>End goal for the pictorial case</w:t>
+        <w:t>Outcomes</w:t>
       </w:r>
     </w:p>
     <w:p>
@@ -662,7 +662,19 @@
         <w:rPr>
           <w:b w:val="0"/>
         </w:rPr>
-        <w:t>Explain uncertainty intervals using the records and boundaries of this fictional investigation.</w:t>
+        <w:t xml:space="preserve">Explain the </w:t>
+      </w:r>
+      <w:r>
+        <w:rPr>
+          <w:b/>
+        </w:rPr>
+        <w:t>mechanism</w:t>
+      </w:r>
+      <w:r>
+        <w:rPr>
+          <w:b w:val="0"/>
+        </w:rPr>
+        <w:t xml:space="preserve"> and terminology of uncertainty intervals</w:t>
       </w:r>
     </w:p>
     <w:p>
@@ -673,31 +685,34 @@
         <w:rPr>
           <w:b w:val="0"/>
         </w:rPr>
-        <w:t>This added worked case illustrates the week’s main idea. Retain all original and connected topics; schedule its practice within the teaching cycle.</w:t>
+        <w:t>Apply the stated procedure to a new case with a traceable result</w:t>
       </w:r>
     </w:p>
     <w:p>
       <w:pPr>
-        <w:pStyle w:val="Heading1"/>
-      </w:pPr>
-      <w:r>
-        <w:t>02. Explain and model the mechanism</w:t>
+        <w:spacing w:line="336" w:lineRule="auto" w:after="180"/>
+      </w:pPr>
+      <w:r>
+        <w:rPr>
+          <w:b w:val="0"/>
+        </w:rPr>
+        <w:t>Identify an assumption or limitation and design a revealing follow-up</w:t>
       </w:r>
     </w:p>
     <w:p>
-      <w:r>
-        <w:t>Model Uncertainty intervals using the supplied case, labelled mechanism and reasoning. Make the scope of each conclusion explicit.</w:t>
+      <w:pPr>
+        <w:pStyle w:val="Heading3"/>
+      </w:pPr>
+      <w:r>
+        <w:t>Preparation</w:t>
       </w:r>
     </w:p>
     <w:p>
       <w:pPr>
-        <w:spacing w:line="336" w:lineRule="auto" w:after="180"/>
-      </w:pPr>
-      <w:r>
-        <w:rPr>
-          <w:b w:val="0"/>
-        </w:rPr>
-        <w:t>An uncertainty interval needs a sampling model and assumptions. A confidence level refers to the repeated-sampling method, not a probability attached to a fixed unknown parameter after observing data.</w:t>
+        <w:pStyle w:val="Heading3"/>
+      </w:pPr>
+      <w:r>
+        <w:t>Prerequisite answer</w:t>
       </w:r>
     </w:p>
     <w:p>
@@ -705,7 +720,7 @@
         <w:pStyle w:val="Heading3"/>
       </w:pPr>
       <w:r>
-        <w:t>Explain Uncertainty intervals · 1</w:t>
+        <w:t>End goal for the pictorial case</w:t>
       </w:r>
     </w:p>
     <w:p>
@@ -716,60 +731,1688 @@
         <w:rPr>
           <w:b w:val="0"/>
         </w:rPr>
-        <w:t>Begin by writing the question the procedure is intended to answer. Identify the information already supplied, the information it will produce and the information still missing.</w:t>
+        <w:t>This added worked case illustrates the week’s main idea. Retain all original and connected topics; schedule its practice within the teaching cycle.</w:t>
       </w:r>
     </w:p>
     <w:p>
       <w:pPr>
-        <w:spacing w:line="336" w:lineRule="auto" w:after="180"/>
-      </w:pPr>
-      <w:r>
-        <w:rPr>
-          <w:b w:val="0"/>
-        </w:rPr>
-        <w:t>These are constructed classroom examples; they do not require live accounts, private records or an external service. Do not treat a plausible explanation as a measured outcome.</w:t>
+        <w:pStyle w:val="Heading1"/>
+      </w:pPr>
+      <w:r>
+        <w:t>02. Teach model-dependent calculation and honest supplied-interval interpretation</w:t>
       </w:r>
     </w:p>
     <w:p>
-      <w:pPr>
-        <w:spacing w:line="336" w:lineRule="auto" w:after="180"/>
-      </w:pPr>
-      <w:r>
-        <w:rPr>
-          <w:b w:val="0"/>
-        </w:rPr>
-        <w:t>For this constructed exercise assume independent normal measurements with known population standard deviation 2. A 95% mean interval uses supplied normal critical value 1.96:mean plus/minus1.96*sigma/sqrt(n).</w:t>
+      <w:r>
+        <w:t>Separate mean uncertainty, individual variation, confidence coverage and practical importance.</w:t>
       </w:r>
     </w:p>
     <w:p>
       <w:pPr>
-        <w:spacing w:line="336" w:lineRule="auto" w:after="180"/>
-      </w:pPr>
-      <w:r>
-        <w:rPr>
-          <w:b w:val="0"/>
-        </w:rPr>
-        <w:t>Un</w:t>
-      </w:r>
-      <w:r>
-        <w:rPr>
-          <w:b/>
-        </w:rPr>
-        <w:t>known sigma</w:t>
-      </w:r>
-      <w:r>
-        <w:rPr>
-          <w:b w:val="0"/>
-        </w:rPr>
-        <w:t xml:space="preserve"> requires a different justified method.</w:t>
+        <w:pStyle w:val="Heading2"/>
+      </w:pPr>
+      <w:r>
+        <w:t>Definitions and complete known-sigma contract</w:t>
       </w:r>
     </w:p>
     <w:p>
       <w:pPr>
+        <w:spacing w:line="336" w:lineRule="auto" w:after="180"/>
+      </w:pPr>
+      <w:r>
+        <w:rPr>
+          <w:b w:val="0"/>
+        </w:rPr>
+        <w:t>An uncertainty interval needs a sampling model and assumptions. A confidence level refers to the repeated-sampling method, not a probability attached to a fixed unknown parameter after observing data.</w:t>
+      </w:r>
+    </w:p>
+    <w:p>
+      <w:pPr>
+        <w:spacing w:line="336" w:lineRule="auto" w:after="180"/>
+      </w:pPr>
+      <w:r>
+        <w:rPr>
+          <w:b w:val="0"/>
+        </w:rPr>
+        <w:t>For this constructed exercise assume independent normal measurements with known population standard deviation 2. A 95% mean interval uses supplied normal critical value 1.96: mean plus/minus 1.96*sigma/sqrt(n). Un</w:t>
+      </w:r>
+      <w:r>
+        <w:rPr>
+          <w:b/>
+        </w:rPr>
+        <w:t>known sigma</w:t>
+      </w:r>
+      <w:r>
+        <w:rPr>
+          <w:b w:val="0"/>
+        </w:rPr>
+        <w:t xml:space="preserve"> requires a different justified method.</w:t>
+      </w:r>
+    </w:p>
+    <w:tbl>
+      <w:tblPr>
+        <w:tblStyle w:val="LightShading-Accent1"/>
+        <w:tblW w:type="auto" w:w="0"/>
+        <w:tblLook w:firstColumn="1" w:firstRow="1" w:lastColumn="0" w:lastRow="0" w:noHBand="0" w:noVBand="1" w:val="04A0"/>
+      </w:tblPr>
+      <w:tblGrid>
+        <w:gridCol w:w="5112"/>
+        <w:gridCol w:w="5112"/>
+      </w:tblGrid>
+      <w:tr>
+        <w:trPr>
+          <w:tblHeader/>
+        </w:trPr>
+        <w:tc>
+          <w:tcPr>
+            <w:tcW w:type="dxa" w:w="5112"/>
+          </w:tcPr>
+          <w:p>
+            <w:r>
+              <w:t>Interval item</w:t>
+            </w:r>
+          </w:p>
+        </w:tc>
+        <w:tc>
+          <w:tcPr>
+            <w:tcW w:type="dxa" w:w="5112"/>
+          </w:tcPr>
+          <w:p>
+            <w:r>
+              <w:t>Complete constructed-exercise contract</w:t>
+            </w:r>
+          </w:p>
+        </w:tc>
+      </w:tr>
+      <w:tr>
+        <w:tc>
+          <w:tcPr>
+            <w:tcW w:type="dxa" w:w="5112"/>
+          </w:tcPr>
+          <w:p>
+            <w:r>
+              <w:t>Target</w:t>
+            </w:r>
+          </w:p>
+        </w:tc>
+        <w:tc>
+          <w:tcPr>
+            <w:tcW w:type="dxa" w:w="5112"/>
+          </w:tcPr>
+          <w:p>
+            <w:r>
+              <w:t>Population mean, not the range of individual observations</w:t>
+            </w:r>
+          </w:p>
+        </w:tc>
+      </w:tr>
+      <w:tr>
+        <w:tc>
+          <w:tcPr>
+            <w:tcW w:type="dxa" w:w="5112"/>
+          </w:tcPr>
+          <w:p>
+            <w:r>
+              <w:t>Sampling assumptions</w:t>
+            </w:r>
+          </w:p>
+        </w:tc>
+        <w:tc>
+          <w:tcPr>
+            <w:tcW w:type="dxa" w:w="5112"/>
+          </w:tcPr>
+          <w:p>
+            <w:r>
+              <w:t>Independent measurements from a normal population; known positive population standard deviation</w:t>
+            </w:r>
+          </w:p>
+        </w:tc>
+      </w:tr>
+      <w:tr>
+        <w:tc>
+          <w:tcPr>
+            <w:tcW w:type="dxa" w:w="5112"/>
+          </w:tcPr>
+          <w:p>
+            <w:r>
+              <w:t>Main supplied summaries</w:t>
+            </w:r>
+          </w:p>
+        </w:tc>
+        <w:tc>
+          <w:tcPr>
+            <w:tcW w:type="dxa" w:w="5112"/>
+          </w:tcPr>
+          <w:p>
+            <w:r>
+              <w:t>Observed mean 10 units; sigma 2 units; n=16</w:t>
+            </w:r>
+          </w:p>
+        </w:tc>
+      </w:tr>
+      <w:tr>
+        <w:tc>
+          <w:tcPr>
+            <w:tcW w:type="dxa" w:w="5112"/>
+          </w:tcPr>
+          <w:p>
+            <w:r>
+              <w:t>Standard error of sample mean</w:t>
+            </w:r>
+          </w:p>
+        </w:tc>
+        <w:tc>
+          <w:tcPr>
+            <w:tcW w:type="dxa" w:w="5112"/>
+          </w:tcPr>
+          <w:p>
+            <w:r>
+              <w:t>SE = sigma / sqrt(n)</w:t>
+            </w:r>
+          </w:p>
+        </w:tc>
+      </w:tr>
+      <w:tr>
+        <w:tc>
+          <w:tcPr>
+            <w:tcW w:type="dxa" w:w="5112"/>
+          </w:tcPr>
+          <w:p>
+            <w:r>
+              <w:t>Supplied critical value</w:t>
+            </w:r>
+          </w:p>
+        </w:tc>
+        <w:tc>
+          <w:tcPr>
+            <w:tcW w:type="dxa" w:w="5112"/>
+          </w:tcPr>
+          <w:p>
+            <w:r>
+              <w:t>1.96, rounded normal critical value for approximately 95% coverage</w:t>
+            </w:r>
+          </w:p>
+        </w:tc>
+      </w:tr>
+      <w:tr>
+        <w:tc>
+          <w:tcPr>
+            <w:tcW w:type="dxa" w:w="5112"/>
+          </w:tcPr>
+          <w:p>
+            <w:r>
+              <w:t>Margin and endpoints</w:t>
+            </w:r>
+          </w:p>
+        </w:tc>
+        <w:tc>
+          <w:tcPr>
+            <w:tcW w:type="dxa" w:w="5112"/>
+          </w:tcPr>
+          <w:p>
+            <w:r>
+              <w:t>Margin =1.96×SE; interval = mean ± margin</w:t>
+            </w:r>
+          </w:p>
+        </w:tc>
+      </w:tr>
+      <w:tr>
+        <w:tc>
+          <w:tcPr>
+            <w:tcW w:type="dxa" w:w="5112"/>
+          </w:tcPr>
+          <w:p>
+            <w:r>
+              <w:t>Confidence interpretation</w:t>
+            </w:r>
+          </w:p>
+        </w:tc>
+        <w:tc>
+          <w:tcPr>
+            <w:tcW w:type="dxa" w:w="5112"/>
+          </w:tcPr>
+          <w:p>
+            <w:r>
+              <w:t>Long-run interval-procedure coverage under assumptions; fixed-parameter probability not supplied</w:t>
+            </w:r>
+          </w:p>
+        </w:tc>
+      </w:tr>
+      <w:tr>
+        <w:tc>
+          <w:tcPr>
+            <w:tcW w:type="dxa" w:w="5112"/>
+          </w:tcPr>
+          <w:p>
+            <w:r>
+              <w:t>Known sigma versus estimated spread</w:t>
+            </w:r>
+          </w:p>
+        </w:tc>
+        <w:tc>
+          <w:tcPr>
+            <w:tcW w:type="dxa" w:w="5112"/>
+          </w:tcPr>
+          <w:p>
+            <w:r>
+              <w:t>Do not substitute sample SD into this exact known-sigma formula without a justified method</w:t>
+            </w:r>
+          </w:p>
+        </w:tc>
+      </w:tr>
+      <w:tr>
+        <w:tc>
+          <w:tcPr>
+            <w:tcW w:type="dxa" w:w="5112"/>
+          </w:tcPr>
+          <w:p>
+            <w:r>
+              <w:t>Model contrast</w:t>
+            </w:r>
+          </w:p>
+        </w:tc>
+        <w:tc>
+          <w:tcPr>
+            <w:tcW w:type="dxa" w:w="5112"/>
+          </w:tcPr>
+          <w:p>
+            <w:r>
+              <w:t>This independent-normal model differs from the previous finite-population without-replacement exercise</w:t>
+            </w:r>
+          </w:p>
+        </w:tc>
+      </w:tr>
+      <w:tr>
+        <w:tc>
+          <w:tcPr>
+            <w:tcW w:type="dxa" w:w="5112"/>
+          </w:tcPr>
+          <w:p>
+            <w:r>
+              <w:t>Limits</w:t>
+            </w:r>
+          </w:p>
+        </w:tc>
+        <w:tc>
+          <w:tcPr>
+            <w:tcW w:type="dxa" w:w="5112"/>
+          </w:tcPr>
+          <w:p>
+            <w:r>
+              <w:t>Numeric guards cannot verify independence, normality, known sigma or unbiased sampling; interval does not repair bias or establish practical value/causality</w:t>
+            </w:r>
+          </w:p>
+        </w:tc>
+      </w:tr>
+    </w:tbl>
+    <w:p>
+      <w:pPr>
+        <w:pStyle w:val="Heading2"/>
+      </w:pPr>
+      <w:r>
+        <w:t>Main arithmetic ledger and checked reasoning</w:t>
+      </w:r>
+    </w:p>
+    <w:tbl>
+      <w:tblPr>
+        <w:tblStyle w:val="LightShading-Accent1"/>
+        <w:tblW w:type="auto" w:w="0"/>
+        <w:tblLook w:firstColumn="1" w:firstRow="1" w:lastColumn="0" w:lastRow="0" w:noHBand="0" w:noVBand="1" w:val="04A0"/>
+      </w:tblPr>
+      <w:tblGrid>
+        <w:gridCol w:w="3408"/>
+        <w:gridCol w:w="3408"/>
+        <w:gridCol w:w="3408"/>
+      </w:tblGrid>
+      <w:tr>
+        <w:trPr>
+          <w:tblHeader/>
+        </w:trPr>
+        <w:tc>
+          <w:tcPr>
+            <w:tcW w:type="dxa" w:w="3408"/>
+          </w:tcPr>
+          <w:p>
+            <w:r>
+              <w:t>Main calculation step</w:t>
+            </w:r>
+          </w:p>
+        </w:tc>
+        <w:tc>
+          <w:tcPr>
+            <w:tcW w:type="dxa" w:w="3408"/>
+          </w:tcPr>
+          <w:p>
+            <w:r>
+              <w:t>Substitution</w:t>
+            </w:r>
+          </w:p>
+        </w:tc>
+        <w:tc>
+          <w:tcPr>
+            <w:tcW w:type="dxa" w:w="3408"/>
+          </w:tcPr>
+          <w:p>
+            <w:r>
+              <w:t>Result and unit</w:t>
+            </w:r>
+          </w:p>
+        </w:tc>
+      </w:tr>
+      <w:tr>
+        <w:tc>
+          <w:tcPr>
+            <w:tcW w:type="dxa" w:w="3408"/>
+          </w:tcPr>
+          <w:p>
+            <w:r>
+              <w:t>Root sample size</w:t>
+            </w:r>
+          </w:p>
+        </w:tc>
+        <w:tc>
+          <w:tcPr>
+            <w:tcW w:type="dxa" w:w="3408"/>
+          </w:tcPr>
+          <w:p>
+            <w:r>
+              <w:t>sqrt(16)</w:t>
+            </w:r>
+          </w:p>
+        </w:tc>
+        <w:tc>
+          <w:tcPr>
+            <w:tcW w:type="dxa" w:w="3408"/>
+          </w:tcPr>
+          <w:p>
+            <w:r>
+              <w:t>4, dimensionless</w:t>
+            </w:r>
+          </w:p>
+        </w:tc>
+      </w:tr>
+      <w:tr>
+        <w:tc>
+          <w:tcPr>
+            <w:tcW w:type="dxa" w:w="3408"/>
+          </w:tcPr>
+          <w:p>
+            <w:r>
+              <w:t>Standard error</w:t>
+            </w:r>
+          </w:p>
+        </w:tc>
+        <w:tc>
+          <w:tcPr>
+            <w:tcW w:type="dxa" w:w="3408"/>
+          </w:tcPr>
+          <w:p>
+            <w:r>
+              <w:t>sigma / sqrt(n) =2/4</w:t>
+            </w:r>
+          </w:p>
+        </w:tc>
+        <w:tc>
+          <w:tcPr>
+            <w:tcW w:type="dxa" w:w="3408"/>
+          </w:tcPr>
+          <w:p>
+            <w:r>
+              <w:t>0.5 measurement units</w:t>
+            </w:r>
+          </w:p>
+        </w:tc>
+      </w:tr>
+      <w:tr>
+        <w:tc>
+          <w:tcPr>
+            <w:tcW w:type="dxa" w:w="3408"/>
+          </w:tcPr>
+          <w:p>
+            <w:r>
+              <w:t>Margin</w:t>
+            </w:r>
+          </w:p>
+        </w:tc>
+        <w:tc>
+          <w:tcPr>
+            <w:tcW w:type="dxa" w:w="3408"/>
+          </w:tcPr>
+          <w:p>
+            <w:r>
+              <w:t>1.96 ×0.5</w:t>
+            </w:r>
+          </w:p>
+        </w:tc>
+        <w:tc>
+          <w:tcPr>
+            <w:tcW w:type="dxa" w:w="3408"/>
+          </w:tcPr>
+          <w:p>
+            <w:r>
+              <w:t>0.98 measurement units</w:t>
+            </w:r>
+          </w:p>
+        </w:tc>
+      </w:tr>
+      <w:tr>
+        <w:tc>
+          <w:tcPr>
+            <w:tcW w:type="dxa" w:w="3408"/>
+          </w:tcPr>
+          <w:p>
+            <w:r>
+              <w:t>Lower endpoint</w:t>
+            </w:r>
+          </w:p>
+        </w:tc>
+        <w:tc>
+          <w:tcPr>
+            <w:tcW w:type="dxa" w:w="3408"/>
+          </w:tcPr>
+          <w:p>
+            <w:r>
+              <w:t>10 −0.98</w:t>
+            </w:r>
+          </w:p>
+        </w:tc>
+        <w:tc>
+          <w:tcPr>
+            <w:tcW w:type="dxa" w:w="3408"/>
+          </w:tcPr>
+          <w:p>
+            <w:r>
+              <w:t>9.02 measurement units</w:t>
+            </w:r>
+          </w:p>
+        </w:tc>
+      </w:tr>
+      <w:tr>
+        <w:tc>
+          <w:tcPr>
+            <w:tcW w:type="dxa" w:w="3408"/>
+          </w:tcPr>
+          <w:p>
+            <w:r>
+              <w:t>Upper endpoint</w:t>
+            </w:r>
+          </w:p>
+        </w:tc>
+        <w:tc>
+          <w:tcPr>
+            <w:tcW w:type="dxa" w:w="3408"/>
+          </w:tcPr>
+          <w:p>
+            <w:r>
+              <w:t>10 +0.98</w:t>
+            </w:r>
+          </w:p>
+        </w:tc>
+        <w:tc>
+          <w:tcPr>
+            <w:tcW w:type="dxa" w:w="3408"/>
+          </w:tcPr>
+          <w:p>
+            <w:r>
+              <w:t>10.98 measurement units</w:t>
+            </w:r>
+          </w:p>
+        </w:tc>
+      </w:tr>
+      <w:tr>
+        <w:tc>
+          <w:tcPr>
+            <w:tcW w:type="dxa" w:w="3408"/>
+          </w:tcPr>
+          <w:p>
+            <w:r>
+              <w:t>Reported interval</w:t>
+            </w:r>
+          </w:p>
+        </w:tc>
+        <w:tc>
+          <w:tcPr>
+            <w:tcW w:type="dxa" w:w="3408"/>
+          </w:tcPr>
+          <w:p>
+            <w:r>
+              <w:t>[9.02, 10.98]</w:t>
+            </w:r>
+          </w:p>
+        </w:tc>
+        <w:tc>
+          <w:tcPr>
+            <w:tcW w:type="dxa" w:w="3408"/>
+          </w:tcPr>
+          <w:p>
+            <w:r>
+              <w:t>For the population mean under stated assumptions</w:t>
+            </w:r>
+          </w:p>
+        </w:tc>
+      </w:tr>
+      <w:tr>
+        <w:tc>
+          <w:tcPr>
+            <w:tcW w:type="dxa" w:w="3408"/>
+          </w:tcPr>
+          <w:p>
+            <w:r>
+              <w:t>What is not calculated</w:t>
+            </w:r>
+          </w:p>
+        </w:tc>
+        <w:tc>
+          <w:tcPr>
+            <w:tcW w:type="dxa" w:w="3408"/>
+          </w:tcPr>
+          <w:p>
+            <w:r>
+              <w:t>Raw individual-value coverage or unknown-sigma interval</w:t>
+            </w:r>
+          </w:p>
+        </w:tc>
+        <w:tc>
+          <w:tcPr>
+            <w:tcW w:type="dxa" w:w="3408"/>
+          </w:tcPr>
+          <w:p>
+            <w:r>
+              <w:t>No actual sampling or coverage experiment</w:t>
+            </w:r>
+          </w:p>
+        </w:tc>
+      </w:tr>
+    </w:tbl>
+    <w:p>
+      <w:pPr>
+        <w:spacing w:line="336" w:lineRule="auto" w:after="180"/>
+      </w:pPr>
+      <w:r>
+        <w:rPr>
+          <w:b w:val="0"/>
+        </w:rPr>
+        <w:t>Main: mean 10, known sigma 2 and n=16 give SE 0.5, margin 0.98 and interval [9.02, 10.98] units. Independent normal sampling and known positive population sigma are assumed, not verified. Rounded 1.96 gives about 95% normal-model coverage. The target is the population mean, not 95% of raw observations or a posterior probability for a fixed mean.</w:t>
+      </w:r>
+    </w:p>
+    <w:p>
+      <w:pPr>
+        <w:spacing w:line="336" w:lineRule="auto" w:after="180"/>
+      </w:pPr>
+      <w:r>
+        <w:rPr>
+          <w:b w:val="0"/>
+        </w:rPr>
+        <w:t>Picture: supplied B−A estimate −0.8 seconds with bounds [−1.4, −0.2] lies below zero; changed bounds [−1.4, 0.3] include zero without proving equality. No SE or symmetric fitting method can be inferred from missing raw data. Selected mean 20, sigma 5 and n=25 give SE 1, margin 1.96 and [18.04, 21.96]. Bias, causality and practical utility remain outside the interval guarantee.</w:t>
+      </w:r>
+    </w:p>
+    <w:p>
+      <w:pPr>
         <w:pStyle w:val="Heading3"/>
       </w:pPr>
       <w:r>
-        <w:t>Explain Uncertainty intervals · 2</w:t>
+        <w:t>Uncertainty intervals — evidence trace</w:t>
+      </w:r>
+    </w:p>
+    <w:tbl>
+      <w:tblPr>
+        <w:tblStyle w:val="LightShading-Accent1"/>
+        <w:tblW w:type="auto" w:w="0"/>
+        <w:tblLook w:firstColumn="1" w:firstRow="1" w:lastColumn="0" w:lastRow="0" w:noHBand="0" w:noVBand="1" w:val="04A0"/>
+      </w:tblPr>
+      <w:tblGrid>
+        <w:gridCol w:w="3408"/>
+        <w:gridCol w:w="3408"/>
+        <w:gridCol w:w="3408"/>
+      </w:tblGrid>
+      <w:tr>
+        <w:trPr>
+          <w:tblHeader/>
+        </w:trPr>
+        <w:tc>
+          <w:tcPr>
+            <w:tcW w:type="dxa" w:w="3408"/>
+          </w:tcPr>
+          <w:p>
+            <w:r>
+              <w:t>Input and scope</w:t>
+            </w:r>
+          </w:p>
+        </w:tc>
+        <w:tc>
+          <w:tcPr>
+            <w:tcW w:type="dxa" w:w="3408"/>
+          </w:tcPr>
+          <w:p>
+            <w:r>
+              <w:t>Check or calculation</w:t>
+            </w:r>
+          </w:p>
+        </w:tc>
+        <w:tc>
+          <w:tcPr>
+            <w:tcW w:type="dxa" w:w="3408"/>
+          </w:tcPr>
+          <w:p>
+            <w:r>
+              <w:t>Conclusion and limit</w:t>
+            </w:r>
+          </w:p>
+        </w:tc>
+      </w:tr>
+      <w:tr>
+        <w:tc>
+          <w:tcPr>
+            <w:tcW w:type="dxa" w:w="3408"/>
+          </w:tcPr>
+          <w:p>
+            <w:r>
+              <w:t>Assume 16 independent normal measurements with observed mean 10 and known population standard deviation 2. Use a 95% interval: mean ± 1.96 × sigma / sqrt(n). Compute the standard error, margin and interval.</w:t>
+            </w:r>
+          </w:p>
+        </w:tc>
+        <w:tc>
+          <w:tcPr>
+            <w:tcW w:type="dxa" w:w="3408"/>
+          </w:tcPr>
+          <w:p>
+            <w:r>
+              <w:t>For this constructed exercise assume independent normal measurements with known population standard deviation 2. A 95% mean interval uses supplied normal critical value 1.96: mean plus/minus 1.96*sigma/sqrt(n). Unknown sigma requires a different justified method.</w:t>
+            </w:r>
+          </w:p>
+        </w:tc>
+        <w:tc>
+          <w:tcPr>
+            <w:tcW w:type="dxa" w:w="3408"/>
+          </w:tcPr>
+          <w:p>
+            <w:r>
+              <w:t>SE = 2/4 = 0.5; margin = 0.98; interval [9.02, 10.98]. Under assumptions, the method covers the fixed population mean in approximately 95% of repeated samples.</w:t>
+            </w:r>
+          </w:p>
+        </w:tc>
+      </w:tr>
+    </w:tbl>
+    <w:p>
+      <w:r>
+        <w:t>The figure connects this chapter's worked input, declared procedure and result. Read the complete worked reasoning for qualifiers and intermediate steps; the abbreviated labels do not replace that reasoning.</w:t>
+      </w:r>
+    </w:p>
+    <w:p>
+      <w:pPr>
+        <w:spacing w:line="336" w:lineRule="auto" w:after="180"/>
+      </w:pPr>
+      <w:r>
+        <w:rPr>
+          <w:b w:val="0"/>
+        </w:rPr>
+        <w:t xml:space="preserve">Guided: SE = 2/4 = 0.5; margin = 0.98; interval [9.02, 10.98]. Under assumptions, the method covers the fixed population mean in approximately 95% of repeated samples. Qualification: A narrow interval can be precisely biased; sampling independence and representativeness must be justified. Exit: accept a concrete variation with its predicted outcome and a stated condition that would challenge the </w:t>
+      </w:r>
+      <w:r>
+        <w:rPr>
+          <w:b/>
+        </w:rPr>
+        <w:t>mechanism</w:t>
+      </w:r>
+      <w:r>
+        <w:rPr>
+          <w:b w:val="0"/>
+        </w:rPr>
+        <w:t xml:space="preserve">; reject a claim resting on unmeasured </w:t>
+      </w:r>
+      <w:r>
+        <w:rPr>
+          <w:b/>
+        </w:rPr>
+        <w:t>evidence</w:t>
+      </w:r>
+      <w:r>
+        <w:rPr>
+          <w:b w:val="0"/>
+        </w:rPr>
+        <w:t>.</w:t>
+      </w:r>
+    </w:p>
+    <w:p>
+      <w:pPr>
+        <w:spacing w:line="336" w:lineRule="auto" w:after="180"/>
+      </w:pPr>
+      <w:r>
+        <w:rPr>
+          <w:b w:val="0"/>
+        </w:rPr>
+        <w:t xml:space="preserve">Assume 16 independent normal measurements with observed mean 10 and known population standard deviation 2. Use a 95% interval: mean ± 1.96 × sigma / sqrt(n). Compute the </w:t>
+      </w:r>
+      <w:r>
+        <w:rPr>
+          <w:b/>
+        </w:rPr>
+        <w:t>standard error</w:t>
+      </w:r>
+      <w:r>
+        <w:rPr>
+          <w:b w:val="0"/>
+        </w:rPr>
+        <w:t>, margin and interval.</w:t>
+      </w:r>
+    </w:p>
+    <w:p>
+      <w:pPr>
+        <w:spacing w:line="336" w:lineRule="auto" w:after="180"/>
+      </w:pPr>
+      <w:r>
+        <w:rPr>
+          <w:b w:val="0"/>
+        </w:rPr>
+        <w:t>SE = 2/4 = 0.5; margin = 0.98; interval [9.02, 10.98]. Under assumptions, the method covers the fixed population mean in approximately 95% of repeated samples.</w:t>
+      </w:r>
+    </w:p>
+    <w:p>
+      <w:pPr>
+        <w:spacing w:line="336" w:lineRule="auto" w:after="180"/>
+      </w:pPr>
+      <w:r>
+        <w:rPr>
+          <w:b w:val="0"/>
+        </w:rPr>
+        <w:t xml:space="preserve">Compare the intermediate </w:t>
+      </w:r>
+      <w:r>
+        <w:rPr>
+          <w:b/>
+        </w:rPr>
+        <w:t>evidence</w:t>
+      </w:r>
+      <w:r>
+        <w:rPr>
+          <w:b w:val="0"/>
+        </w:rPr>
+        <w:t xml:space="preserve"> with the final statement. Explain why each number or decision follows from the stated </w:t>
+      </w:r>
+      <w:r>
+        <w:rPr>
+          <w:b/>
+        </w:rPr>
+        <w:t>input</w:t>
+      </w:r>
+      <w:r>
+        <w:rPr>
+          <w:b w:val="0"/>
+        </w:rPr>
+        <w:t>s.</w:t>
+      </w:r>
+    </w:p>
+    <w:p>
+      <w:pPr>
+        <w:spacing w:line="336" w:lineRule="auto" w:after="180"/>
+      </w:pPr>
+      <w:r>
+        <w:rPr>
+          <w:b w:val="0"/>
+        </w:rPr>
+        <w:t xml:space="preserve">The conclusion belongs to this scenario and procedure; changing the </w:t>
+      </w:r>
+      <w:r>
+        <w:rPr>
+          <w:b/>
+        </w:rPr>
+        <w:t>input</w:t>
+      </w:r>
+      <w:r>
+        <w:rPr>
+          <w:b w:val="0"/>
+        </w:rPr>
+        <w:t>s, evaluation population or authority can change what it establishes. Retain the raw record so a later revision can be compared honestly.</w:t>
+      </w:r>
+    </w:p>
+    <w:p>
+      <w:pPr>
+        <w:pStyle w:val="Heading2"/>
+      </w:pPr>
+      <w:r>
+        <w:t>Target, model and sign-interpretation probes</w:t>
+      </w:r>
+    </w:p>
+    <w:tbl>
+      <w:tblPr>
+        <w:tblStyle w:val="LightShading-Accent1"/>
+        <w:tblW w:type="auto" w:w="0"/>
+        <w:tblLook w:firstColumn="1" w:firstRow="1" w:lastColumn="0" w:lastRow="0" w:noHBand="0" w:noVBand="1" w:val="04A0"/>
+      </w:tblPr>
+      <w:tblGrid>
+        <w:gridCol w:w="5112"/>
+        <w:gridCol w:w="5112"/>
+      </w:tblGrid>
+      <w:tr>
+        <w:trPr>
+          <w:tblHeader/>
+        </w:trPr>
+        <w:tc>
+          <w:tcPr>
+            <w:tcW w:type="dxa" w:w="5112"/>
+          </w:tcPr>
+          <w:p>
+            <w:r>
+              <w:t>Interval probe</w:t>
+            </w:r>
+          </w:p>
+        </w:tc>
+        <w:tc>
+          <w:tcPr>
+            <w:tcW w:type="dxa" w:w="5112"/>
+          </w:tcPr>
+          <w:p>
+            <w:r>
+              <w:t>Expected interpretation</w:t>
+            </w:r>
+          </w:p>
+        </w:tc>
+      </w:tr>
+      <w:tr>
+        <w:tc>
+          <w:tcPr>
+            <w:tcW w:type="dxa" w:w="5112"/>
+          </w:tcPr>
+          <w:p>
+            <w:r>
+              <w:t>Known sigma 2 and n16</w:t>
+            </w:r>
+          </w:p>
+        </w:tc>
+        <w:tc>
+          <w:tcPr>
+            <w:tcW w:type="dxa" w:w="5112"/>
+          </w:tcPr>
+          <w:p>
+            <w:r>
+              <w:t>SE 0.5; does not mean raw observations have SD 0.5</w:t>
+            </w:r>
+          </w:p>
+        </w:tc>
+      </w:tr>
+      <w:tr>
+        <w:tc>
+          <w:tcPr>
+            <w:tcW w:type="dxa" w:w="5112"/>
+          </w:tcPr>
+          <w:p>
+            <w:r>
+              <w:t>A 95% confidence method</w:t>
+            </w:r>
+          </w:p>
+        </w:tc>
+        <w:tc>
+          <w:tcPr>
+            <w:tcW w:type="dxa" w:w="5112"/>
+          </w:tcPr>
+          <w:p>
+            <w:r>
+              <w:t>Approximate long-run coverage under assumptions, not 95% of individual observations</w:t>
+            </w:r>
+          </w:p>
+        </w:tc>
+      </w:tr>
+      <w:tr>
+        <w:tc>
+          <w:tcPr>
+            <w:tcW w:type="dxa" w:w="5112"/>
+          </w:tcPr>
+          <w:p>
+            <w:r>
+              <w:t>Fixed observed interval</w:t>
+            </w:r>
+          </w:p>
+        </w:tc>
+        <w:tc>
+          <w:tcPr>
+            <w:tcW w:type="dxa" w:w="5112"/>
+          </w:tcPr>
+          <w:p>
+            <w:r>
+              <w:t>No 95% posterior parameter probability supplied by this frequentist calculation</w:t>
+            </w:r>
+          </w:p>
+        </w:tc>
+      </w:tr>
+      <w:tr>
+        <w:tc>
+          <w:tcPr>
+            <w:tcW w:type="dxa" w:w="5112"/>
+          </w:tcPr>
+          <w:p>
+            <w:r>
+              <w:t>Unknown sigma</w:t>
+            </w:r>
+          </w:p>
+        </w:tc>
+        <w:tc>
+          <w:tcPr>
+            <w:tcW w:type="dxa" w:w="5112"/>
+          </w:tcPr>
+          <w:p>
+            <w:r>
+              <w:t>Choose an appropriate justified method; do not silently pretend known</w:t>
+            </w:r>
+          </w:p>
+        </w:tc>
+      </w:tr>
+      <w:tr>
+        <w:tc>
+          <w:tcPr>
+            <w:tcW w:type="dxa" w:w="5112"/>
+          </w:tcPr>
+          <w:p>
+            <w:r>
+              <w:t>Biased sampling or correlated records</w:t>
+            </w:r>
+          </w:p>
+        </w:tc>
+        <w:tc>
+          <w:tcPr>
+            <w:tcW w:type="dxa" w:w="5112"/>
+          </w:tcPr>
+          <w:p>
+            <w:r>
+              <w:t>Numeric interval may not have intended coverage</w:t>
+            </w:r>
+          </w:p>
+        </w:tc>
+      </w:tr>
+      <w:tr>
+        <w:tc>
+          <w:tcPr>
+            <w:tcW w:type="dxa" w:w="5112"/>
+          </w:tcPr>
+          <w:p>
+            <w:r>
+              <w:t>Zero inside a difference interval</w:t>
+            </w:r>
+          </w:p>
+        </w:tc>
+        <w:tc>
+          <w:tcPr>
+            <w:tcW w:type="dxa" w:w="5112"/>
+          </w:tcPr>
+          <w:p>
+            <w:r>
+              <w:t>No definite sign conclusion from these bounds; not proof of equality</w:t>
+            </w:r>
+          </w:p>
+        </w:tc>
+      </w:tr>
+      <w:tr>
+        <w:tc>
+          <w:tcPr>
+            <w:tcW w:type="dxa" w:w="5112"/>
+          </w:tcPr>
+          <w:p>
+            <w:r>
+              <w:t>Negative B−A mean interval</w:t>
+            </w:r>
+          </w:p>
+        </w:tc>
+        <w:tc>
+          <w:tcPr>
+            <w:tcW w:type="dxa" w:w="5112"/>
+          </w:tcPr>
+          <w:p>
+            <w:r>
+              <w:t>B lower mean time under stated convention, not every paired request faster</w:t>
+            </w:r>
+          </w:p>
+        </w:tc>
+      </w:tr>
+      <w:tr>
+        <w:tc>
+          <w:tcPr>
+            <w:tcW w:type="dxa" w:w="5112"/>
+          </w:tcPr>
+          <w:p>
+            <w:r>
+              <w:t>Supplied asymmetric interval</w:t>
+            </w:r>
+          </w:p>
+        </w:tc>
+        <w:tc>
+          <w:tcPr>
+            <w:tcW w:type="dxa" w:w="5112"/>
+          </w:tcPr>
+          <w:p>
+            <w:r>
+              <w:t>Keep supplied endpoints; no assumed symmetric-SE reconstruction</w:t>
+            </w:r>
+          </w:p>
+        </w:tc>
+      </w:tr>
+      <w:tr>
+        <w:tc>
+          <w:tcPr>
+            <w:tcW w:type="dxa" w:w="5112"/>
+          </w:tcPr>
+          <w:p>
+            <w:r>
+              <w:t>Finite positive inputs pass code guards</w:t>
+            </w:r>
+          </w:p>
+        </w:tc>
+        <w:tc>
+          <w:tcPr>
+            <w:tcW w:type="dxa" w:w="5112"/>
+          </w:tcPr>
+          <w:p>
+            <w:r>
+              <w:t>Arithmetic admissible; real model/design assumptions still unverified</w:t>
+            </w:r>
+          </w:p>
+        </w:tc>
+      </w:tr>
+    </w:tbl>
+    <w:p>
+      <w:pPr>
+        <w:pStyle w:val="Heading2"/>
+      </w:pPr>
+      <w:r>
+        <w:t>Separate supplied time intervals and native zero comparison</w:t>
+      </w:r>
+    </w:p>
+    <w:p>
+      <w:pPr>
+        <w:spacing w:line="336" w:lineRule="auto" w:after="180"/>
+      </w:pPr>
+      <w:r>
+        <w:rPr>
+          <w:b w:val="0"/>
+        </w:rPr>
+        <w:t>Read a supplied uncertainty interval. A fictional study supplies an interval for a mean time difference under its stated sampling model.</w:t>
+      </w:r>
+    </w:p>
+    <w:p>
+      <w:pPr>
+        <w:spacing w:line="336" w:lineRule="auto" w:after="180"/>
+      </w:pPr>
+      <w:r>
+        <w:rPr>
+          <w:b w:val="0"/>
+        </w:rPr>
+        <w:t xml:space="preserve">Estimated difference B−A is -0.8 seconds; supplied 95% </w:t>
+      </w:r>
+      <w:r>
+        <w:rPr>
+          <w:b/>
+        </w:rPr>
+        <w:t>confidence interval</w:t>
+      </w:r>
+      <w:r>
+        <w:rPr>
+          <w:b w:val="0"/>
+        </w:rPr>
+        <w:t xml:space="preserve"> is [-1.4,-0.2] seconds. Assume the study’s interval method is appropriate.</w:t>
+      </w:r>
+    </w:p>
+    <w:p>
+      <w:pPr>
+        <w:spacing w:line="336" w:lineRule="auto" w:after="180"/>
+      </w:pPr>
+      <w:r>
+        <w:rPr>
+          <w:b w:val="0"/>
+        </w:rPr>
+        <w:t>The picture is a separate time-difference report. Its estimate B−A is −0.8 seconds and its supplied 95% interval is [−1.4, −0.2], assuming the study’s method is appropriate. All endpoints are negative, so the interval supports a negative mean-time difference under that method, not a claim that every request is faster.</w:t>
+      </w:r>
+    </w:p>
+    <w:p>
+      <w:pPr>
+        <w:spacing w:line="336" w:lineRule="auto" w:after="180"/>
+      </w:pPr>
+      <w:r>
+        <w:rPr>
+          <w:b w:val="0"/>
+        </w:rPr>
+        <w:t>The changed supplied interval [−1.4, 0.3] includes zero and both negative/positive differences; it does not establish a definite direction or prove equality. Raw data, sample size and fitting method are absent. Do not derive its standard error, force symmetric bounds or apply the main known-sigma formula to it. Practical value and causality need additional evidence.</w:t>
+      </w:r>
+    </w:p>
+    <w:p>
+      <w:r>
+        <w:drawing>
+          <wp:inline xmlns:a="http://schemas.openxmlformats.org/drawingml/2006/main" xmlns:pic="http://schemas.openxmlformats.org/drawingml/2006/picture">
+            <wp:extent cx="5334000" cy="3200400"/>
+            <wp:docPr id="1" name="Picture 1" descr="Two supplied 95 percent mean-time-difference intervals for B minus A, both with estimate minus0.8 seconds. Original bounds minus1.4 to minus0.2 lie entirely below zero. Changed bounds minus1.4 to plus0.3 include zero. No raw data or fitting method is inferred; zero inclusion does not prove equality."/>
+            <wp:cNvGraphicFramePr>
+              <a:graphicFrameLocks noChangeAspect="1"/>
+            </wp:cNvGraphicFramePr>
+            <a:graphic>
+              <a:graphicData uri="http://schemas.openxmlformats.org/drawingml/2006/picture">
+                <pic:pic>
+                  <pic:nvPicPr>
+                    <pic:cNvPr id="0" name="ai-7-12-supplied-time-intervals.png"/>
+                    <pic:cNvPicPr/>
+                  </pic:nvPicPr>
+                  <pic:blipFill>
+                    <a:blip r:embed="rId9"/>
+                    <a:stretch>
+                      <a:fillRect/>
+                    </a:stretch>
+                  </pic:blipFill>
+                  <pic:spPr>
+                    <a:xfrm>
+                      <a:off x="0" y="0"/>
+                      <a:ext cx="5334000" cy="3200400"/>
+                    </a:xfrm>
+                    <a:prstGeom prst="rect"/>
+                  </pic:spPr>
+                </pic:pic>
+              </a:graphicData>
+            </a:graphic>
+          </wp:inline>
+        </w:drawing>
+      </w:r>
+    </w:p>
+    <w:tbl>
+      <w:tblPr>
+        <w:tblStyle w:val="LightShading-Accent1"/>
+        <w:tblW w:type="auto" w:w="0"/>
+        <w:tblLook w:firstColumn="1" w:firstRow="1" w:lastColumn="0" w:lastRow="0" w:noHBand="0" w:noVBand="1" w:val="04A0"/>
+      </w:tblPr>
+      <w:tblGrid>
+        <w:gridCol w:w="3408"/>
+        <w:gridCol w:w="3408"/>
+        <w:gridCol w:w="3408"/>
+      </w:tblGrid>
+      <w:tr>
+        <w:trPr>
+          <w:tblHeader/>
+        </w:trPr>
+        <w:tc>
+          <w:tcPr>
+            <w:tcW w:type="dxa" w:w="3408"/>
+          </w:tcPr>
+          <w:p>
+            <w:r>
+              <w:t>Separate supplied report</w:t>
+            </w:r>
+          </w:p>
+        </w:tc>
+        <w:tc>
+          <w:tcPr>
+            <w:tcW w:type="dxa" w:w="3408"/>
+          </w:tcPr>
+          <w:p>
+            <w:r>
+              <w:t>Original interval</w:t>
+            </w:r>
+          </w:p>
+        </w:tc>
+        <w:tc>
+          <w:tcPr>
+            <w:tcW w:type="dxa" w:w="3408"/>
+          </w:tcPr>
+          <w:p>
+            <w:r>
+              <w:t>Changed interval</w:t>
+            </w:r>
+          </w:p>
+        </w:tc>
+      </w:tr>
+      <w:tr>
+        <w:tc>
+          <w:tcPr>
+            <w:tcW w:type="dxa" w:w="3408"/>
+          </w:tcPr>
+          <w:p>
+            <w:r>
+              <w:t>Point estimate B−A</w:t>
+            </w:r>
+          </w:p>
+        </w:tc>
+        <w:tc>
+          <w:tcPr>
+            <w:tcW w:type="dxa" w:w="3408"/>
+          </w:tcPr>
+          <w:p>
+            <w:r>
+              <w:t>−0.8 seconds</w:t>
+            </w:r>
+          </w:p>
+        </w:tc>
+        <w:tc>
+          <w:tcPr>
+            <w:tcW w:type="dxa" w:w="3408"/>
+          </w:tcPr>
+          <w:p>
+            <w:r>
+              <w:t>−0.8 seconds, retained in the scenario</w:t>
+            </w:r>
+          </w:p>
+        </w:tc>
+      </w:tr>
+      <w:tr>
+        <w:tc>
+          <w:tcPr>
+            <w:tcW w:type="dxa" w:w="3408"/>
+          </w:tcPr>
+          <w:p>
+            <w:r>
+              <w:t>Bounds</w:t>
+            </w:r>
+          </w:p>
+        </w:tc>
+        <w:tc>
+          <w:tcPr>
+            <w:tcW w:type="dxa" w:w="3408"/>
+          </w:tcPr>
+          <w:p>
+            <w:r>
+              <w:t>[−1.4, −0.2] seconds</w:t>
+            </w:r>
+          </w:p>
+        </w:tc>
+        <w:tc>
+          <w:tcPr>
+            <w:tcW w:type="dxa" w:w="3408"/>
+          </w:tcPr>
+          <w:p>
+            <w:r>
+              <w:t>[−1.4, 0.3] seconds</w:t>
+            </w:r>
+          </w:p>
+        </w:tc>
+      </w:tr>
+      <w:tr>
+        <w:tc>
+          <w:tcPr>
+            <w:tcW w:type="dxa" w:w="3408"/>
+          </w:tcPr>
+          <w:p>
+            <w:r>
+              <w:t>Zero relative to bounds</w:t>
+            </w:r>
+          </w:p>
+        </w:tc>
+        <w:tc>
+          <w:tcPr>
+            <w:tcW w:type="dxa" w:w="3408"/>
+          </w:tcPr>
+          <w:p>
+            <w:r>
+              <w:t>Outside, to the right</w:t>
+            </w:r>
+          </w:p>
+        </w:tc>
+        <w:tc>
+          <w:tcPr>
+            <w:tcW w:type="dxa" w:w="3408"/>
+          </w:tcPr>
+          <w:p>
+            <w:r>
+              <w:t>Inside</w:t>
+            </w:r>
+          </w:p>
+        </w:tc>
+      </w:tr>
+      <w:tr>
+        <w:tc>
+          <w:tcPr>
+            <w:tcW w:type="dxa" w:w="3408"/>
+          </w:tcPr>
+          <w:p>
+            <w:r>
+              <w:t>Mean-difference direction</w:t>
+            </w:r>
+          </w:p>
+        </w:tc>
+        <w:tc>
+          <w:tcPr>
+            <w:tcW w:type="dxa" w:w="3408"/>
+          </w:tcPr>
+          <w:p>
+            <w:r>
+              <w:t>Entire supplied range negative</w:t>
+            </w:r>
+          </w:p>
+        </w:tc>
+        <w:tc>
+          <w:tcPr>
+            <w:tcW w:type="dxa" w:w="3408"/>
+          </w:tcPr>
+          <w:p>
+            <w:r>
+              <w:t>Both signs and zero included</w:t>
+            </w:r>
+          </w:p>
+        </w:tc>
+      </w:tr>
+      <w:tr>
+        <w:tc>
+          <w:tcPr>
+            <w:tcW w:type="dxa" w:w="3408"/>
+          </w:tcPr>
+          <w:p>
+            <w:r>
+              <w:t>Valid caution</w:t>
+            </w:r>
+          </w:p>
+        </w:tc>
+        <w:tc>
+          <w:tcPr>
+            <w:tcW w:type="dxa" w:w="3408"/>
+          </w:tcPr>
+          <w:p>
+            <w:r>
+              <w:t>Not every request’s time or a causal effect</w:t>
+            </w:r>
+          </w:p>
+        </w:tc>
+        <w:tc>
+          <w:tcPr>
+            <w:tcW w:type="dxa" w:w="3408"/>
+          </w:tcPr>
+          <w:p>
+            <w:r>
+              <w:t>Zero inclusion is not proof of equality</w:t>
+            </w:r>
+          </w:p>
+        </w:tc>
+      </w:tr>
+      <w:tr>
+        <w:tc>
+          <w:tcPr>
+            <w:tcW w:type="dxa" w:w="3408"/>
+          </w:tcPr>
+          <w:p>
+            <w:r>
+              <w:t>Unavailable ingredients</w:t>
+            </w:r>
+          </w:p>
+        </w:tc>
+        <w:tc>
+          <w:tcPr>
+            <w:tcW w:type="dxa" w:w="3408"/>
+          </w:tcPr>
+          <w:p>
+            <w:r>
+              <w:t>Raw data and interval fitting details</w:t>
+            </w:r>
+          </w:p>
+        </w:tc>
+        <w:tc>
+          <w:tcPr>
+            <w:tcW w:type="dxa" w:w="3408"/>
+          </w:tcPr>
+          <w:p>
+            <w:r>
+              <w:t>Still unavailable; no recalculation claimed</w:t>
+            </w:r>
+          </w:p>
+        </w:tc>
+      </w:tr>
+    </w:tbl>
+    <w:p>
+      <w:pPr>
+        <w:pStyle w:val="Heading2"/>
+      </w:pPr>
+      <w:r>
+        <w:t>Picture trace and zero-including-bound key</w:t>
+      </w:r>
+    </w:p>
+    <w:p>
+      <w:r>
+        <w:drawing>
+          <wp:inline xmlns:a="http://schemas.openxmlformats.org/drawingml/2006/main" xmlns:pic="http://schemas.openxmlformats.org/drawingml/2006/picture">
+            <wp:extent cx="5486400" cy="3337560"/>
+            <wp:docPr id="2" name="Picture 2" descr="Locate the estimate: -0.8 lies between the interval endpoints. → Interpret the sign: Negative B−A means B took less time under this measurement convention. → Respect coverage meaning: 95% describes the method’s long-run coverage, not a 95% probability for this fixed parameter."/>
+            <wp:cNvGraphicFramePr>
+              <a:graphicFrameLocks noChangeAspect="1"/>
+            </wp:cNvGraphicFramePr>
+            <a:graphic>
+              <a:graphicData uri="http://schemas.openxmlformats.org/drawingml/2006/picture">
+                <pic:pic>
+                  <pic:nvPicPr>
+                    <pic:cNvPr id="0" name="academy-story-ai-7-12-02.png"/>
+                    <pic:cNvPicPr/>
+                  </pic:nvPicPr>
+                  <pic:blipFill>
+                    <a:blip r:embed="rId10"/>
+                    <a:stretch>
+                      <a:fillRect/>
+                    </a:stretch>
+                  </pic:blipFill>
+                  <pic:spPr>
+                    <a:xfrm>
+                      <a:off x="0" y="0"/>
+                      <a:ext cx="5486400" cy="3337560"/>
+                    </a:xfrm>
+                    <a:prstGeom prst="rect"/>
+                  </pic:spPr>
+                </pic:pic>
+              </a:graphicData>
+            </a:graphic>
+          </wp:inline>
+        </w:drawing>
+      </w:r>
+    </w:p>
+    <w:p>
+      <w:pPr>
+        <w:pStyle w:val="Heading3"/>
+      </w:pPr>
+      <w:r>
+        <w:t>Read the picture one step at a time</w:t>
+      </w:r>
+    </w:p>
+    <w:tbl>
+      <w:tblPr>
+        <w:tblStyle w:val="LightShading-Accent1"/>
+        <w:tblW w:type="auto" w:w="0"/>
+        <w:tblLook w:firstColumn="1" w:firstRow="1" w:lastColumn="0" w:lastRow="0" w:noHBand="0" w:noVBand="1" w:val="04A0"/>
+      </w:tblPr>
+      <w:tblGrid>
+        <w:gridCol w:w="5112"/>
+        <w:gridCol w:w="5112"/>
+      </w:tblGrid>
+      <w:tr>
+        <w:trPr>
+          <w:tblHeader/>
+        </w:trPr>
+        <w:tc>
+          <w:tcPr>
+            <w:tcW w:type="dxa" w:w="5112"/>
+          </w:tcPr>
+          <w:p>
+            <w:r>
+              <w:t>Step</w:t>
+            </w:r>
+          </w:p>
+        </w:tc>
+        <w:tc>
+          <w:tcPr>
+            <w:tcW w:type="dxa" w:w="5112"/>
+          </w:tcPr>
+          <w:p>
+            <w:r>
+              <w:t>What happens and why</w:t>
+            </w:r>
+          </w:p>
+        </w:tc>
+      </w:tr>
+      <w:tr>
+        <w:tc>
+          <w:tcPr>
+            <w:tcW w:type="dxa" w:w="5112"/>
+          </w:tcPr>
+          <w:p>
+            <w:r>
+              <w:t>1. Locate the estimate</w:t>
+            </w:r>
+          </w:p>
+        </w:tc>
+        <w:tc>
+          <w:tcPr>
+            <w:tcW w:type="dxa" w:w="5112"/>
+          </w:tcPr>
+          <w:p>
+            <w:r>
+              <w:t>-0.8 lies between the interval endpoints.</w:t>
+            </w:r>
+          </w:p>
+        </w:tc>
+      </w:tr>
+      <w:tr>
+        <w:tc>
+          <w:tcPr>
+            <w:tcW w:type="dxa" w:w="5112"/>
+          </w:tcPr>
+          <w:p>
+            <w:r>
+              <w:t>2. Interpret the sign</w:t>
+            </w:r>
+          </w:p>
+        </w:tc>
+        <w:tc>
+          <w:tcPr>
+            <w:tcW w:type="dxa" w:w="5112"/>
+          </w:tcPr>
+          <w:p>
+            <w:r>
+              <w:t>Negative B−A means B took less time under this measurement convention.</w:t>
+            </w:r>
+          </w:p>
+        </w:tc>
+      </w:tr>
+      <w:tr>
+        <w:tc>
+          <w:tcPr>
+            <w:tcW w:type="dxa" w:w="5112"/>
+          </w:tcPr>
+          <w:p>
+            <w:r>
+              <w:t>3. Respect coverage meaning</w:t>
+            </w:r>
+          </w:p>
+        </w:tc>
+        <w:tc>
+          <w:tcPr>
+            <w:tcW w:type="dxa" w:w="5112"/>
+          </w:tcPr>
+          <w:p>
+            <w:r>
+              <w:t>95% describes the method’s long-run coverage, not a 95% probability for this fixed parameter.</w:t>
+            </w:r>
+          </w:p>
+        </w:tc>
+      </w:tr>
+    </w:tbl>
+    <w:p>
+      <w:r>
+        <w:t>Match each pictured step to the supplied facts. This is a worked teaching case, not an independent assessment.</w:t>
+      </w:r>
+    </w:p>
+    <w:p>
+      <w:pPr>
+        <w:spacing w:line="336" w:lineRule="auto" w:after="180"/>
+      </w:pPr>
+      <w:r>
+        <w:rPr>
+          <w:b w:val="0"/>
+        </w:rPr>
+        <w:t>An uncertainty interval conveys precision under assumptions. Its endpoints, units, comparison direction and method all matter; the interval is supplied here, not calculated from unavailable raw data.</w:t>
+      </w:r>
+    </w:p>
+    <w:p>
+      <w:pPr>
+        <w:spacing w:line="336" w:lineRule="auto" w:after="180"/>
+      </w:pPr>
+      <w:r>
+        <w:rPr>
+          <w:b w:val="0"/>
+        </w:rPr>
+        <w:t>An interval does not establish practical value or causality, and invalid sampling assumptions can invalidate its interpretation.</w:t>
+      </w:r>
+    </w:p>
+    <w:p>
+      <w:pPr>
+        <w:spacing w:line="336" w:lineRule="auto" w:after="180"/>
+      </w:pPr>
+      <w:r>
+        <w:rPr>
+          <w:b w:val="0"/>
+        </w:rPr>
+        <w:t>Change: Use a supplied interval [-1.4,0.3] instead.</w:t>
+      </w:r>
+    </w:p>
+    <w:p>
+      <w:pPr>
+        <w:spacing w:line="336" w:lineRule="auto" w:after="180"/>
+      </w:pPr>
+      <w:r>
+        <w:rPr>
+          <w:b/>
+        </w:rPr>
+        <w:t>Prediction</w:t>
+      </w:r>
+      <w:r>
+        <w:rPr>
+          <w:b w:val="0"/>
+        </w:rPr>
+        <w:t>: It includes zero and positive differences, so both no difference and slower B remain compatible with that interval.</w:t>
+      </w:r>
+    </w:p>
+    <w:p>
+      <w:pPr>
+        <w:spacing w:line="336" w:lineRule="auto" w:after="180"/>
+      </w:pPr>
+      <w:r>
+        <w:rPr>
+          <w:b w:val="0"/>
+        </w:rPr>
+        <w:t>Reason: The new upper endpoint crosses zero.</w:t>
+      </w:r>
+    </w:p>
+    <w:p>
+      <w:pPr>
+        <w:pStyle w:val="Heading2"/>
+      </w:pPr>
+      <w:r>
+        <w:t>Primary method reference</w:t>
+      </w:r>
+    </w:p>
+    <w:p>
+      <w:pPr>
+        <w:spacing w:line="336" w:lineRule="auto" w:after="180"/>
+      </w:pPr>
+      <w:r>
+        <w:rPr>
+          <w:b w:val="0"/>
+        </w:rPr>
+        <w:t>Primary method reference: NIST/SEMATECH e-Handbook, “What are confidence intervals?”, https://itl.nist.gov/div 898/handbook/prc/section 1/prc 14.htm. It states the normal-mean known-sigma formula and repeated-sampling coverage interpretation; the constructed lesson still requires its declared sampling assumptions.</w:t>
+      </w:r>
+    </w:p>
+    <w:p>
+      <w:pPr>
+        <w:pStyle w:val="Heading2"/>
+      </w:pPr>
+      <w:r>
+        <w:t>Earlier wording, alternatives and picture transcripts · reference / check after trying</w:t>
+      </w:r>
+    </w:p>
+    <w:p>
+      <w:pPr>
+        <w:spacing w:line="336" w:lineRule="auto" w:after="180"/>
+      </w:pPr>
+      <w:r>
+        <w:rPr>
+          <w:b w:val="0"/>
+        </w:rPr>
+        <w:t>Begin by writing the question the procedure is intended to answer. Identify the information already supplied, the information it will produce and the information still missing.</w:t>
+      </w:r>
+    </w:p>
+    <w:p>
+      <w:pPr>
+        <w:spacing w:line="336" w:lineRule="auto" w:after="180"/>
+      </w:pPr>
+      <w:r>
+        <w:rPr>
+          <w:b w:val="0"/>
+        </w:rPr>
+        <w:t>These are constructed classroom examples; they do not require live accounts, private records or an external service. Do not treat a plausible explanation as a measured outcome.</w:t>
       </w:r>
     </w:p>
     <w:p>
@@ -925,99 +2568,30 @@
         <w:pStyle w:val="Heading3"/>
       </w:pPr>
       <w:r>
-        <w:t>Uncertainty intervals — evidence trace</w:t>
-      </w:r>
-    </w:p>
-    <w:tbl>
-      <w:tblPr>
-        <w:tblStyle w:val="LightShading-Accent1"/>
-        <w:tblW w:type="auto" w:w="0"/>
-        <w:tblLook w:firstColumn="1" w:firstRow="1" w:lastColumn="0" w:lastRow="0" w:noHBand="0" w:noVBand="1" w:val="04A0"/>
-      </w:tblPr>
-      <w:tblGrid>
-        <w:gridCol w:w="3408"/>
-        <w:gridCol w:w="3408"/>
-        <w:gridCol w:w="3408"/>
-      </w:tblGrid>
-      <w:tr>
-        <w:trPr>
-          <w:tblHeader/>
-        </w:trPr>
-        <w:tc>
-          <w:tcPr>
-            <w:tcW w:type="dxa" w:w="3408"/>
-          </w:tcPr>
-          <w:p>
-            <w:r>
-              <w:t>Input and scope</w:t>
-            </w:r>
-          </w:p>
-        </w:tc>
-        <w:tc>
-          <w:tcPr>
-            <w:tcW w:type="dxa" w:w="3408"/>
-          </w:tcPr>
-          <w:p>
-            <w:r>
-              <w:t>Check or calculation</w:t>
-            </w:r>
-          </w:p>
-        </w:tc>
-        <w:tc>
-          <w:tcPr>
-            <w:tcW w:type="dxa" w:w="3408"/>
-          </w:tcPr>
-          <w:p>
-            <w:r>
-              <w:t>Conclusion and limit</w:t>
-            </w:r>
-          </w:p>
-        </w:tc>
-      </w:tr>
-      <w:tr>
-        <w:tc>
-          <w:tcPr>
-            <w:tcW w:type="dxa" w:w="3408"/>
-          </w:tcPr>
-          <w:p>
-            <w:r>
-              <w:t>Assume 16 independent normal measurements with observed mean 10 and known population standard deviation 2. Use a 95% interval: mean ± 1.96 × sigma / sqrt(n). Compute the standard error, margin and interval.</w:t>
-            </w:r>
-          </w:p>
-        </w:tc>
-        <w:tc>
-          <w:tcPr>
-            <w:tcW w:type="dxa" w:w="3408"/>
-          </w:tcPr>
-          <w:p>
-            <w:r>
-              <w:t>For this constructed exercise assume independent normal measurements with known population standard deviation 2. A 95% mean interval uses supplied normal critical value 1.96:mean plus/minus1.96*sigma/sqrt(n). Unknown sigma requires a different justified method.</w:t>
-            </w:r>
-          </w:p>
-        </w:tc>
-        <w:tc>
-          <w:tcPr>
-            <w:tcW w:type="dxa" w:w="3408"/>
-          </w:tcPr>
-          <w:p>
-            <w:r>
-              <w:t>SE=2/4=.5; margin=.98; interval[9.02, 10.98]. Under assumptions, the method covers the fixed population mean in95% of repeated samples.</w:t>
-            </w:r>
-          </w:p>
-        </w:tc>
-      </w:tr>
-    </w:tbl>
-    <w:p>
-      <w:r>
-        <w:t>The figure connects this chapter's worked input, declared procedure and result. Read the complete worked reasoning for qualifiers and intermediate steps; the abbreviated labels do not replace that reasoning.</w:t>
+        <w:t>Model the reasoning aloud</w:t>
       </w:r>
     </w:p>
     <w:p>
       <w:pPr>
-        <w:pStyle w:val="Heading3"/>
-      </w:pPr>
-      <w:r>
-        <w:t>Explain Uncertainty intervals · 3</w:t>
+        <w:spacing w:line="336" w:lineRule="auto" w:after="180"/>
+      </w:pPr>
+      <w:r>
+        <w:rPr>
+          <w:b w:val="0"/>
+        </w:rPr>
+        <w:t xml:space="preserve">Use the complete worked example below before asking learners to complete W2. Reveal a small part, invite a </w:t>
+      </w:r>
+      <w:r>
+        <w:rPr>
+          <w:b/>
+        </w:rPr>
+        <w:t>prediction</w:t>
+      </w:r>
+      <w:r>
+        <w:rPr>
+          <w:b w:val="0"/>
+        </w:rPr>
+        <w:t>, then explain the deciding step.</w:t>
       </w:r>
     </w:p>
     <w:p>
@@ -1028,203 +2602,7 @@
         <w:rPr>
           <w:b w:val="0"/>
         </w:rPr>
-        <w:t>Guided: SE=2/4=.5; margin=.98; interval[9.02, 10.98]. Under assumptions, the method covers the fixed population mean in95% of repeated samples.</w:t>
-      </w:r>
-    </w:p>
-    <w:p>
-      <w:pPr>
-        <w:spacing w:line="336" w:lineRule="auto" w:after="180"/>
-      </w:pPr>
-      <w:r>
-        <w:rPr>
-          <w:b w:val="0"/>
-        </w:rPr>
-        <w:t>Qualification: A narrow interval can be precisely biased; sampling independence and representativeness must be justified.</w:t>
-      </w:r>
-    </w:p>
-    <w:p>
-      <w:pPr>
-        <w:spacing w:line="336" w:lineRule="auto" w:after="180"/>
-      </w:pPr>
-      <w:r>
-        <w:rPr>
-          <w:b w:val="0"/>
-        </w:rPr>
-        <w:t xml:space="preserve">Exit: accept a concrete variation with its predicted outcome and a stated condition that would challenge the </w:t>
-      </w:r>
-      <w:r>
-        <w:rPr>
-          <w:b/>
-        </w:rPr>
-        <w:t>mechanism</w:t>
-      </w:r>
-      <w:r>
-        <w:rPr>
-          <w:b w:val="0"/>
-        </w:rPr>
-        <w:t xml:space="preserve">; reject a claim resting on unmeasured </w:t>
-      </w:r>
-      <w:r>
-        <w:rPr>
-          <w:b/>
-        </w:rPr>
-        <w:t>evidence</w:t>
-      </w:r>
-      <w:r>
-        <w:rPr>
-          <w:b w:val="0"/>
-        </w:rPr>
-        <w:t>.</w:t>
-      </w:r>
-    </w:p>
-    <w:p>
-      <w:pPr>
-        <w:pStyle w:val="Heading3"/>
-      </w:pPr>
-      <w:r>
-        <w:t>Model the reasoning aloud</w:t>
-      </w:r>
-    </w:p>
-    <w:p>
-      <w:pPr>
-        <w:spacing w:line="336" w:lineRule="auto" w:after="180"/>
-      </w:pPr>
-      <w:r>
-        <w:rPr>
-          <w:b w:val="0"/>
-        </w:rPr>
-        <w:t xml:space="preserve">Use the complete worked example below before asking learners to complete W2. Reveal a small part, invite a </w:t>
-      </w:r>
-      <w:r>
-        <w:rPr>
-          <w:b/>
-        </w:rPr>
-        <w:t>prediction</w:t>
-      </w:r>
-      <w:r>
-        <w:rPr>
-          <w:b w:val="0"/>
-        </w:rPr>
-        <w:t>, then explain the deciding step.</w:t>
-      </w:r>
-    </w:p>
-    <w:p>
-      <w:pPr>
-        <w:spacing w:line="336" w:lineRule="auto" w:after="180"/>
-      </w:pPr>
-      <w:r>
-        <w:rPr>
-          <w:b w:val="0"/>
-        </w:rPr>
         <w:t>These teacher notes contain solutions; do not reveal the independent case answer during modelling.</w:t>
-      </w:r>
-    </w:p>
-    <w:p>
-      <w:pPr>
-        <w:spacing w:line="336" w:lineRule="auto" w:after="180"/>
-      </w:pPr>
-      <w:r>
-        <w:rPr>
-          <w:b w:val="0"/>
-        </w:rPr>
-        <w:t xml:space="preserve">Assume 16 independent normal measurements with observed mean 10 and known population standard deviation 2. Use a 95% interval: mean ± 1.96 × sigma / sqrt(n). Compute the </w:t>
-      </w:r>
-      <w:r>
-        <w:rPr>
-          <w:b/>
-        </w:rPr>
-        <w:t>standard error</w:t>
-      </w:r>
-      <w:r>
-        <w:rPr>
-          <w:b w:val="0"/>
-        </w:rPr>
-        <w:t>, margin and interval.</w:t>
-      </w:r>
-    </w:p>
-    <w:p>
-      <w:pPr>
-        <w:spacing w:line="336" w:lineRule="auto" w:after="180"/>
-      </w:pPr>
-      <w:r>
-        <w:rPr>
-          <w:b w:val="0"/>
-        </w:rPr>
-        <w:t>SE=2/4=.5; margin=.98; interval[9.02, 10.98]. Under assumptions, the method covers the fixed population mean in95% of repeated samples.</w:t>
-      </w:r>
-    </w:p>
-    <w:p>
-      <w:pPr>
-        <w:pStyle w:val="Heading3"/>
-      </w:pPr>
-      <w:r>
-        <w:t>Model the reasoning aloud · 4</w:t>
-      </w:r>
-    </w:p>
-    <w:p>
-      <w:pPr>
-        <w:spacing w:line="336" w:lineRule="auto" w:after="180"/>
-      </w:pPr>
-      <w:r>
-        <w:rPr>
-          <w:b w:val="0"/>
-        </w:rPr>
-        <w:t xml:space="preserve">Compare the intermediate </w:t>
-      </w:r>
-      <w:r>
-        <w:rPr>
-          <w:b/>
-        </w:rPr>
-        <w:t>evidence</w:t>
-      </w:r>
-      <w:r>
-        <w:rPr>
-          <w:b w:val="0"/>
-        </w:rPr>
-        <w:t xml:space="preserve"> with the final statement. Explain why each number or decision follows from the stated </w:t>
-      </w:r>
-      <w:r>
-        <w:rPr>
-          <w:b/>
-        </w:rPr>
-        <w:t>input</w:t>
-      </w:r>
-      <w:r>
-        <w:rPr>
-          <w:b w:val="0"/>
-        </w:rPr>
-        <w:t>s.</w:t>
-      </w:r>
-    </w:p>
-    <w:p>
-      <w:pPr>
-        <w:spacing w:line="336" w:lineRule="auto" w:after="180"/>
-      </w:pPr>
-      <w:r>
-        <w:rPr>
-          <w:b w:val="0"/>
-        </w:rPr>
-        <w:t xml:space="preserve">The conclusion belongs to this scenario and procedure; changing the </w:t>
-      </w:r>
-      <w:r>
-        <w:rPr>
-          <w:b/>
-        </w:rPr>
-        <w:t>input</w:t>
-      </w:r>
-      <w:r>
-        <w:rPr>
-          <w:b w:val="0"/>
-        </w:rPr>
-        <w:t>s, evaluation population or authority can change what it establishes. Retain the raw record so a later revision can be compared honestly.</w:t>
-      </w:r>
-    </w:p>
-    <w:p>
-      <w:pPr>
-        <w:pStyle w:val="Heading3"/>
-      </w:pPr>
-      <w:r>
-        <w:t>Model the reasoning aloud · 5</w:t>
       </w:r>
     </w:p>
     <w:p>
@@ -1411,53 +2789,10 @@
     </w:p>
     <w:p>
       <w:pPr>
-        <w:spacing w:line="336" w:lineRule="auto" w:after="180"/>
-      </w:pPr>
-      <w:r>
-        <w:rPr>
-          <w:b w:val="0"/>
-        </w:rPr>
-        <w:t>Read a supplied uncertainty interval. A fictional study supplies an interval for a mean time difference under its stated sampling model.</w:t>
-      </w:r>
-    </w:p>
-    <w:p>
-      <w:pPr>
         <w:pStyle w:val="Heading3"/>
       </w:pPr>
       <w:r>
         <w:t>The facts we will use</w:t>
-      </w:r>
-    </w:p>
-    <w:p>
-      <w:pPr>
-        <w:pStyle w:val="Heading3"/>
-      </w:pPr>
-      <w:r>
-        <w:t>Supplied facts</w:t>
-      </w:r>
-    </w:p>
-    <w:p>
-      <w:pPr>
-        <w:spacing w:line="336" w:lineRule="auto" w:after="180"/>
-        <w:shd w:fill="F1F6FC"/>
-      </w:pPr>
-      <w:r>
-        <w:rPr>
-          <w:b w:val="0"/>
-        </w:rPr>
-        <w:t xml:space="preserve">Estimated difference B−A is -0.8 seconds; supplied 95% </w:t>
-      </w:r>
-      <w:r>
-        <w:rPr>
-          <w:b/>
-        </w:rPr>
-        <w:t>confidence interval</w:t>
-      </w:r>
-      <w:r>
-        <w:rPr>
-          <w:b w:val="0"/>
-        </w:rPr>
-        <w:t xml:space="preserve"> is [-1.4,-0.2] seconds. Assume the study’s interval method is appropriate.</w:t>
       </w:r>
     </w:p>
     <w:p>
@@ -1465,7 +2800,7 @@
         <w:drawing>
           <wp:inline xmlns:a="http://schemas.openxmlformats.org/drawingml/2006/main" xmlns:pic="http://schemas.openxmlformats.org/drawingml/2006/picture">
             <wp:extent cx="5486400" cy="3077029"/>
-            <wp:docPr id="1" name="Picture 1" descr="Supplied interval for B minus A time"/>
+            <wp:docPr id="3" name="Picture 3" descr="Supplied interval for B minus A time"/>
             <wp:cNvGraphicFramePr>
               <a:graphicFrameLocks noChangeAspect="1"/>
             </wp:cNvGraphicFramePr>
@@ -1477,7 +2812,7 @@
                     <pic:cNvPicPr/>
                   </pic:nvPicPr>
                   <pic:blipFill>
-                    <a:blip r:embed="rId9"/>
+                    <a:blip r:embed="rId11"/>
                     <a:stretch>
                       <a:fillRect/>
                     </a:stretch>
@@ -1501,7 +2836,7 @@
         <w:drawing>
           <wp:inline xmlns:a="http://schemas.openxmlformats.org/drawingml/2006/main" xmlns:pic="http://schemas.openxmlformats.org/drawingml/2006/picture">
             <wp:extent cx="5486400" cy="5225143"/>
-            <wp:docPr id="2" name="Picture 2" descr="Uncertainty intervals. Locate the estimate: -0.8 lies between the interval endpoints.. Interpret the sign: Negative B−A means B took less time under this measurement convention.. Respect coverage meaning: 95% describes the method’s long-run coverage, not a 95% probability for this fixed parameter."/>
+            <wp:docPr id="4" name="Picture 4" descr="Uncertainty intervals. Locate the estimate: -0.8 lies between the interval endpoints.. Interpret the sign: Negative B−A means B took less time under this measurement convention.. Respect coverage meaning: 95% describes the method’s long-run coverage, not a 95% probability for this fixed parameter."/>
             <wp:cNvGraphicFramePr>
               <a:graphicFrameLocks noChangeAspect="1"/>
             </wp:cNvGraphicFramePr>
@@ -1513,7 +2848,7 @@
                     <pic:cNvPicPr/>
                   </pic:nvPicPr>
                   <pic:blipFill>
-                    <a:blip r:embed="rId10"/>
+                    <a:blip r:embed="rId12"/>
                     <a:stretch>
                       <a:fillRect/>
                     </a:stretch>
@@ -1537,114 +2872,7 @@
         <w:pStyle w:val="Heading3"/>
       </w:pPr>
       <w:r>
-        <w:t>Read the picture one step at a time</w:t>
-      </w:r>
-    </w:p>
-    <w:tbl>
-      <w:tblPr>
-        <w:tblStyle w:val="LightShading-Accent1"/>
-        <w:tblW w:type="auto" w:w="0"/>
-        <w:tblLook w:firstColumn="1" w:firstRow="1" w:lastColumn="0" w:lastRow="0" w:noHBand="0" w:noVBand="1" w:val="04A0"/>
-      </w:tblPr>
-      <w:tblGrid>
-        <w:gridCol w:w="5112"/>
-        <w:gridCol w:w="5112"/>
-      </w:tblGrid>
-      <w:tr>
-        <w:trPr>
-          <w:tblHeader/>
-        </w:trPr>
-        <w:tc>
-          <w:tcPr>
-            <w:tcW w:type="dxa" w:w="5112"/>
-          </w:tcPr>
-          <w:p>
-            <w:r>
-              <w:t>Step</w:t>
-            </w:r>
-          </w:p>
-        </w:tc>
-        <w:tc>
-          <w:tcPr>
-            <w:tcW w:type="dxa" w:w="5112"/>
-          </w:tcPr>
-          <w:p>
-            <w:r>
-              <w:t>What happens and why</w:t>
-            </w:r>
-          </w:p>
-        </w:tc>
-      </w:tr>
-      <w:tr>
-        <w:tc>
-          <w:tcPr>
-            <w:tcW w:type="dxa" w:w="5112"/>
-          </w:tcPr>
-          <w:p>
-            <w:r>
-              <w:t>1. Locate the estimate</w:t>
-            </w:r>
-          </w:p>
-        </w:tc>
-        <w:tc>
-          <w:tcPr>
-            <w:tcW w:type="dxa" w:w="5112"/>
-          </w:tcPr>
-          <w:p>
-            <w:r>
-              <w:t>-0.8 lies between the interval endpoints.</w:t>
-            </w:r>
-          </w:p>
-        </w:tc>
-      </w:tr>
-      <w:tr>
-        <w:tc>
-          <w:tcPr>
-            <w:tcW w:type="dxa" w:w="5112"/>
-          </w:tcPr>
-          <w:p>
-            <w:r>
-              <w:t>2. Interpret the sign</w:t>
-            </w:r>
-          </w:p>
-        </w:tc>
-        <w:tc>
-          <w:tcPr>
-            <w:tcW w:type="dxa" w:w="5112"/>
-          </w:tcPr>
-          <w:p>
-            <w:r>
-              <w:t>Negative B−A means B took less time under this measurement convention.</w:t>
-            </w:r>
-          </w:p>
-        </w:tc>
-      </w:tr>
-      <w:tr>
-        <w:tc>
-          <w:tcPr>
-            <w:tcW w:type="dxa" w:w="5112"/>
-          </w:tcPr>
-          <w:p>
-            <w:r>
-              <w:t>3. Respect coverage meaning</w:t>
-            </w:r>
-          </w:p>
-        </w:tc>
-        <w:tc>
-          <w:tcPr>
-            <w:tcW w:type="dxa" w:w="5112"/>
-          </w:tcPr>
-          <w:p>
-            <w:r>
-              <w:t>95% describes the method’s long-run coverage, not a 95% probability for this fixed parameter.</w:t>
-            </w:r>
-          </w:p>
-        </w:tc>
-      </w:tr>
-    </w:tbl>
-    <w:p>
-      <w:r>
-        <w:t>Match each pictured step to the supplied facts. This is a worked teaching case, not an independent assessment.</w:t>
+        <w:t>Why this result follows</w:t>
       </w:r>
     </w:p>
     <w:p>
@@ -1652,7 +2880,7 @@
         <w:pStyle w:val="Heading3"/>
       </w:pPr>
       <w:r>
-        <w:t>Why this result follows</w:t>
+        <w:t>What this example does not establish</w:t>
       </w:r>
     </w:p>
     <w:p>
@@ -1660,137 +2888,180 @@
         <w:pStyle w:val="Heading3"/>
       </w:pPr>
       <w:r>
-        <w:t>Why the result follows</w:t>
+        <w:t>Change one thing in the pictured case</w:t>
       </w:r>
     </w:p>
     <w:p>
       <w:pPr>
-        <w:spacing w:line="336" w:lineRule="auto" w:after="180"/>
-        <w:shd w:fill="F1F6FC"/>
-      </w:pPr>
-      <w:r>
-        <w:rPr>
-          <w:b w:val="0"/>
-        </w:rPr>
-        <w:t>An uncertainty interval conveys precision under assumptions. Its endpoints, units, comparison direction and method all matter; the interval is supplied here, not calculated from unavailable raw data.</w:t>
+        <w:pStyle w:val="Heading3"/>
+      </w:pPr>
+      <w:r>
+        <w:t>Ask while showing the picture</w:t>
       </w:r>
     </w:p>
     <w:p>
       <w:pPr>
-        <w:pStyle w:val="Heading3"/>
-      </w:pPr>
-      <w:r>
-        <w:t>What this example does not establish</w:t>
+        <w:spacing w:line="336" w:lineRule="auto" w:after="180"/>
+      </w:pPr>
+      <w:r>
+        <w:rPr>
+          <w:b w:val="0"/>
+        </w:rPr>
+        <w:t xml:space="preserve">Cover the result. Ask learners to name the </w:t>
+      </w:r>
+      <w:r>
+        <w:rPr>
+          <w:b/>
+        </w:rPr>
+        <w:t>input</w:t>
+      </w:r>
+      <w:r>
+        <w:rPr>
+          <w:b w:val="0"/>
+        </w:rPr>
+        <w:t xml:space="preserve">s and predict the next step. Uncover one step, connect the icon to the actual procedure, and explain its </w:t>
+      </w:r>
+      <w:r>
+        <w:rPr>
+          <w:b/>
+        </w:rPr>
+        <w:t>evidence</w:t>
+      </w:r>
+      <w:r>
+        <w:rPr>
+          <w:b w:val="0"/>
+        </w:rPr>
+        <w:t>. Then change the supplied condition and compare.</w:t>
       </w:r>
     </w:p>
     <w:p>
       <w:pPr>
-        <w:pStyle w:val="Heading3"/>
-      </w:pPr>
-      <w:r>
-        <w:t>Keep the stated limit</w:t>
+        <w:spacing w:line="336" w:lineRule="auto" w:after="180"/>
+      </w:pPr>
+      <w:r>
+        <w:rPr>
+          <w:b w:val="0"/>
+        </w:rPr>
+        <w:t>The picture is a representation; it does not document execution of a real AI model.</w:t>
       </w:r>
     </w:p>
     <w:p>
       <w:pPr>
-        <w:spacing w:line="336" w:lineRule="auto" w:after="180"/>
-        <w:shd w:fill="FFF5E6"/>
-      </w:pPr>
-      <w:r>
-        <w:rPr>
-          <w:b w:val="0"/>
-        </w:rPr>
-        <w:t>An interval does not establish practical value or causality, and invalid sampling assumptions can invalidate its interpretation.</w:t>
+        <w:pStyle w:val="Heading1"/>
+      </w:pPr>
+      <w:r>
+        <w:t>03. Model a step,then remove help</w:t>
       </w:r>
     </w:p>
     <w:p>
-      <w:pPr>
-        <w:pStyle w:val="Heading3"/>
-      </w:pPr>
-      <w:r>
-        <w:t>Change one thing in the pictured case</w:t>
+      <w:r>
+        <w:t>Collect each learner’s reasoning before showing a key.</w:t>
       </w:r>
     </w:p>
     <w:p>
       <w:pPr>
-        <w:pStyle w:val="Heading3"/>
-      </w:pPr>
-      <w:r>
-        <w:t>Change one thing</w:t>
+        <w:pStyle w:val="Heading2"/>
+      </w:pPr>
+      <w:r>
+        <w:t>Current completion task and checked reasoning</w:t>
       </w:r>
     </w:p>
     <w:p>
       <w:pPr>
         <w:spacing w:line="336" w:lineRule="auto" w:after="180"/>
-        <w:shd w:fill="F5F1FB"/>
       </w:pPr>
       <w:r>
         <w:rPr>
           <w:b w:val="0"/>
         </w:rPr>
-        <w:t>Change: Use a supplied interval [-1.4,0.3] instead.</w:t>
+        <w:t xml:space="preserve">Completion task: Assume 16 independent normal measurements with observed mean 10 and known population standard deviation 2. Use a 95% interval: mean ± 1.96 × sigma / sqrt(n). Compute the </w:t>
+      </w:r>
+      <w:r>
+        <w:rPr>
+          <w:b/>
+        </w:rPr>
+        <w:t>standard error</w:t>
+      </w:r>
+      <w:r>
+        <w:rPr>
+          <w:b w:val="0"/>
+        </w:rPr>
+        <w:t>, margin and interval. Show the intermediate steps and give the conclusion with its scope.</w:t>
       </w:r>
     </w:p>
     <w:p>
       <w:pPr>
-        <w:pStyle w:val="Heading3"/>
-      </w:pPr>
-      <w:r>
-        <w:t>Predicted result</w:t>
+        <w:spacing w:line="336" w:lineRule="auto" w:after="180"/>
+      </w:pPr>
+      <w:r>
+        <w:rPr>
+          <w:b w:val="0"/>
+        </w:rPr>
+        <w:t>Teacher check: Teacher explanation: SE = 2/4 = 0.5; margin = 0.98; interval [9.02, 10.98]. Under assumptions, the method covers the fixed population mean in approximately 95% of repeated samples.</w:t>
       </w:r>
     </w:p>
     <w:p>
       <w:pPr>
         <w:spacing w:line="336" w:lineRule="auto" w:after="180"/>
-        <w:shd w:fill="F1F6FC"/>
-      </w:pPr>
+      </w:pPr>
+      <w:r>
+        <w:rPr>
+          <w:b w:val="0"/>
+        </w:rPr>
+        <w:t xml:space="preserve">Start by identifying the given </w:t>
+      </w:r>
       <w:r>
         <w:rPr>
           <w:b/>
         </w:rPr>
-        <w:t>Prediction</w:t>
+        <w:t>input</w:t>
       </w:r>
       <w:r>
         <w:rPr>
           <w:b w:val="0"/>
         </w:rPr>
-        <w:t>: It includes zero and positive differences, so both no difference and slower B remain compatible with that interval.</w:t>
+        <w:t>s together. Leave the intermediate steps blank. If needed, model one step, then withdraw that help on the next step. Move to a full trace only when the partial trace is understood.</w:t>
       </w:r>
     </w:p>
     <w:p>
       <w:pPr>
-        <w:pStyle w:val="Heading3"/>
-      </w:pPr>
-      <w:r>
-        <w:t>Why the result follows</w:t>
+        <w:spacing w:line="336" w:lineRule="auto" w:after="180"/>
+      </w:pPr>
+      <w:r>
+        <w:rPr>
+          <w:b w:val="0"/>
+        </w:rPr>
+        <w:t>For partners, alternate explainer and checker; collect a response from every learner before discussion.</w:t>
       </w:r>
     </w:p>
     <w:p>
       <w:pPr>
-        <w:spacing w:line="336" w:lineRule="auto" w:after="180"/>
-        <w:shd w:fill="F1F6FC"/>
-      </w:pPr>
-      <w:r>
-        <w:rPr>
-          <w:b w:val="0"/>
-        </w:rPr>
-        <w:t>Reason: The new upper endpoint crosses zero.</w:t>
+        <w:pStyle w:val="Heading2"/>
+      </w:pPr>
+      <w:r>
+        <w:t>Individual misconception check</w:t>
       </w:r>
     </w:p>
     <w:p>
       <w:pPr>
-        <w:pStyle w:val="Heading3"/>
-      </w:pPr>
-      <w:r>
-        <w:t>Ask while showing the picture</w:t>
+        <w:spacing w:line="336" w:lineRule="auto" w:after="180"/>
+      </w:pPr>
+      <w:r>
+        <w:rPr>
+          <w:b w:val="0"/>
+        </w:rPr>
+        <w:t>Use the worked case for Uncertainty intervals. Proposed explanation: “The worked result establishes every future case”. Decide whether this explanation is supported.</w:t>
       </w:r>
     </w:p>
     <w:p>
       <w:pPr>
-        <w:pStyle w:val="Heading3"/>
-      </w:pPr>
-      <w:r>
-        <w:t>Ask while showing the picture · 6</w:t>
+        <w:spacing w:line="336" w:lineRule="auto" w:after="180"/>
+      </w:pPr>
+      <w:r>
+        <w:rPr>
+          <w:b w:val="0"/>
+        </w:rPr>
+        <w:t>Point to the step or supplied fact that decides; explain your repair if needed.</w:t>
       </w:r>
     </w:p>
     <w:p>
@@ -1801,31 +3072,7 @@
         <w:rPr>
           <w:b w:val="0"/>
         </w:rPr>
-        <w:t xml:space="preserve">Cover the result. Ask learners to name the </w:t>
-      </w:r>
-      <w:r>
-        <w:rPr>
-          <w:b/>
-        </w:rPr>
-        <w:t>input</w:t>
-      </w:r>
-      <w:r>
-        <w:rPr>
-          <w:b w:val="0"/>
-        </w:rPr>
-        <w:t xml:space="preserve">s and predict the next step. Uncover one step, connect the icon to the actual procedure, and explain its </w:t>
-      </w:r>
-      <w:r>
-        <w:rPr>
-          <w:b/>
-        </w:rPr>
-        <w:t>evidence</w:t>
-      </w:r>
-      <w:r>
-        <w:rPr>
-          <w:b w:val="0"/>
-        </w:rPr>
-        <w:t>. Then change the supplied condition and compare.</w:t>
+        <w:t>Expected correction: A narrow interval can be precisely biased; sampling independence and representativeness must be justified.</w:t>
       </w:r>
     </w:p>
     <w:p>
@@ -1836,20 +3083,190 @@
         <w:rPr>
           <w:b w:val="0"/>
         </w:rPr>
-        <w:t>The picture is a representation; it does not document execution of a real AI model.</w:t>
+        <w:t>Collect explanations, not only yes/no votes. If a misunderstanding is common, re-model the relevant step for the class.</w:t>
       </w:r>
     </w:p>
     <w:p>
       <w:pPr>
-        <w:pStyle w:val="Heading1"/>
-      </w:pPr>
-      <w:r>
-        <w:t>03. Demonstrate and guide practice</w:t>
+        <w:spacing w:line="336" w:lineRule="auto" w:after="180"/>
+      </w:pPr>
+      <w:r>
+        <w:rPr>
+          <w:b w:val="0"/>
+        </w:rPr>
+        <w:t>If it affects a few learners, give a short targeted group explanation while others solve a more demanding variation.</w:t>
       </w:r>
     </w:p>
     <w:p>
-      <w:r>
-        <w:t>Demonstrate Uncertainty intervals, reduce support deliberately and check individual reasoning before discussing answers.</w:t>
+      <w:pPr>
+        <w:pStyle w:val="Heading2"/>
+      </w:pPr>
+      <w:r>
+        <w:t>Pictured reasoning and changed case</w:t>
+      </w:r>
+    </w:p>
+    <w:p>
+      <w:pPr>
+        <w:spacing w:line="336" w:lineRule="auto" w:after="180"/>
+      </w:pPr>
+      <w:r>
+        <w:rPr>
+          <w:b w:val="0"/>
+        </w:rPr>
+        <w:t>Locate -0.8 and zero relative to the supplied interval [-1.4,-0.2]. Interpret the sign and confidence-method meaning, then describe what changes with interval [-1.4,0.3].</w:t>
+      </w:r>
+    </w:p>
+    <w:p>
+      <w:pPr>
+        <w:spacing w:line="336" w:lineRule="auto" w:after="180"/>
+      </w:pPr>
+      <w:r>
+        <w:rPr>
+          <w:b w:val="0"/>
+        </w:rPr>
+        <w:t>-0.8 lies between the interval endpoints. Negative B−A means B took less time under this measurement convention. 95% describes the method’s long-run coverage, not a 95% probability for this fixed parameter.</w:t>
+      </w:r>
+    </w:p>
+    <w:p>
+      <w:pPr>
+        <w:spacing w:line="336" w:lineRule="auto" w:after="180"/>
+      </w:pPr>
+      <w:r>
+        <w:rPr>
+          <w:b w:val="0"/>
+        </w:rPr>
+        <w:t>Changed case: It includes zero and positive differences, so both no difference and slower B remain compatible with that interval. The new upper endpoint crosses zero.</w:t>
+      </w:r>
+    </w:p>
+    <w:p>
+      <w:pPr>
+        <w:spacing w:line="336" w:lineRule="auto" w:after="180"/>
+      </w:pPr>
+      <w:r>
+        <w:rPr>
+          <w:b w:val="0"/>
+        </w:rPr>
+        <w:t>Changed-case reasoning: It includes zero and positive differences, so both no difference and slower B remain compatible with that interval. The new upper endpoint crosses zero.</w:t>
+      </w:r>
+    </w:p>
+    <w:p>
+      <w:pPr>
+        <w:spacing w:line="336" w:lineRule="auto" w:after="180"/>
+      </w:pPr>
+      <w:r>
+        <w:rPr>
+          <w:b w:val="0"/>
+        </w:rPr>
+        <w:t xml:space="preserve">Collect each learner’s explanation before discussion. Use the first missing connection between </w:t>
+      </w:r>
+      <w:r>
+        <w:rPr>
+          <w:b/>
+        </w:rPr>
+        <w:t>input</w:t>
+      </w:r>
+      <w:r>
+        <w:rPr>
+          <w:b w:val="0"/>
+        </w:rPr>
+        <w:t xml:space="preserve">, deciding step and result to choose support. This question is worked-case practice, not fresh mastery </w:t>
+      </w:r>
+      <w:r>
+        <w:rPr>
+          <w:b/>
+        </w:rPr>
+        <w:t>evidence</w:t>
+      </w:r>
+      <w:r>
+        <w:rPr>
+          <w:b w:val="0"/>
+        </w:rPr>
+        <w:t>.</w:t>
+      </w:r>
+    </w:p>
+    <w:p>
+      <w:pPr>
+        <w:pStyle w:val="Heading2"/>
+      </w:pPr>
+      <w:r>
+        <w:t>Accessible support and extension</w:t>
+      </w:r>
+    </w:p>
+    <w:p>
+      <w:pPr>
+        <w:spacing w:line="336" w:lineRule="auto" w:after="180"/>
+      </w:pPr>
+      <w:r>
+        <w:rPr>
+          <w:b w:val="0"/>
+        </w:rPr>
+        <w:t xml:space="preserve">Use the worked example in Sections 3 and 6. Collect a </w:t>
+      </w:r>
+      <w:r>
+        <w:rPr>
+          <w:b/>
+        </w:rPr>
+        <w:t>prediction</w:t>
+      </w:r>
+      <w:r>
+        <w:rPr>
+          <w:b w:val="0"/>
+        </w:rPr>
+        <w:t xml:space="preserve"> before revealing its result; ask the learner to point to each intermediate fact.</w:t>
+      </w:r>
+    </w:p>
+    <w:p>
+      <w:pPr>
+        <w:spacing w:line="336" w:lineRule="auto" w:after="180"/>
+      </w:pPr>
+      <w:r>
+        <w:rPr>
+          <w:b w:val="0"/>
+        </w:rPr>
+        <w:t xml:space="preserve">Provide an </w:t>
+      </w:r>
+      <w:r>
+        <w:rPr>
+          <w:b/>
+        </w:rPr>
+        <w:t>input</w:t>
+      </w:r>
+      <w:r>
+        <w:rPr>
+          <w:b w:val="0"/>
+        </w:rPr>
+        <w:t>/procedure/result/limit frame and a calculator when needed. Ask students to identify the first step before completing the whole trace.</w:t>
+      </w:r>
+    </w:p>
+    <w:p>
+      <w:pPr>
+        <w:spacing w:line="336" w:lineRule="auto" w:after="180"/>
+      </w:pPr>
+      <w:r>
+        <w:rPr>
+          <w:b w:val="0"/>
+        </w:rPr>
+        <w:t xml:space="preserve">Extension: compare two concrete variants of this </w:t>
+      </w:r>
+      <w:r>
+        <w:rPr>
+          <w:b/>
+        </w:rPr>
+        <w:t>mechanism</w:t>
+      </w:r>
+      <w:r>
+        <w:rPr>
+          <w:b w:val="0"/>
+        </w:rPr>
+        <w:t xml:space="preserve"> while holding unrelated conditions fixed; report both successful and unsuccessful outcomes.</w:t>
+      </w:r>
+    </w:p>
+    <w:p>
+      <w:pPr>
+        <w:pStyle w:val="Heading2"/>
+      </w:pPr>
+      <w:r>
+        <w:t>Earlier wording, alternatives and picture transcripts · reference / check after trying</w:t>
       </w:r>
     </w:p>
     <w:tbl>
@@ -2066,71 +3483,26 @@
     </w:tbl>
     <w:p>
       <w:pPr>
-        <w:spacing w:line="336" w:lineRule="auto" w:after="180"/>
-      </w:pPr>
-      <w:r>
-        <w:rPr>
-          <w:b w:val="0"/>
-        </w:rPr>
-        <w:t xml:space="preserve">Use the worked example in Sections 3 and 6. Collect a </w:t>
-      </w:r>
-      <w:r>
-        <w:rPr>
-          <w:b/>
-        </w:rPr>
-        <w:t>prediction</w:t>
-      </w:r>
-      <w:r>
-        <w:rPr>
-          <w:b w:val="0"/>
-        </w:rPr>
-        <w:t xml:space="preserve"> before revealing its result; ask the learner to point to each intermediate fact.</w:t>
+        <w:pStyle w:val="Heading3"/>
+      </w:pPr>
+      <w:r>
+        <w:t>Reduce help deliberately</w:t>
       </w:r>
     </w:p>
     <w:p>
       <w:pPr>
-        <w:spacing w:line="336" w:lineRule="auto" w:after="180"/>
-      </w:pPr>
-      <w:r>
-        <w:rPr>
-          <w:b w:val="0"/>
-        </w:rPr>
-        <w:t xml:space="preserve">Provide an </w:t>
-      </w:r>
-      <w:r>
-        <w:rPr>
-          <w:b/>
-        </w:rPr>
-        <w:t>input</w:t>
-      </w:r>
-      <w:r>
-        <w:rPr>
-          <w:b w:val="0"/>
-        </w:rPr>
-        <w:t>/procedure/result/limit frame and a calculator when needed. Ask students to identify the first step before completing the whole trace.</w:t>
+        <w:pStyle w:val="Heading3"/>
+      </w:pPr>
+      <w:r>
+        <w:t>Individual reasoning check</w:t>
       </w:r>
     </w:p>
     <w:p>
       <w:pPr>
-        <w:spacing w:line="336" w:lineRule="auto" w:after="180"/>
-      </w:pPr>
-      <w:r>
-        <w:rPr>
-          <w:b w:val="0"/>
-        </w:rPr>
-        <w:t xml:space="preserve">Extension: compare two concrete variants of this </w:t>
-      </w:r>
-      <w:r>
-        <w:rPr>
-          <w:b/>
-        </w:rPr>
-        <w:t>mechanism</w:t>
-      </w:r>
-      <w:r>
-        <w:rPr>
-          <w:b w:val="0"/>
-        </w:rPr>
-        <w:t xml:space="preserve"> while holding unrelated conditions fixed; report both successful and unsuccessful outcomes.</w:t>
+        <w:pStyle w:val="Heading3"/>
+      </w:pPr>
+      <w:r>
+        <w:t>Pictorial practice question</w:t>
       </w:r>
     </w:p>
     <w:p>
@@ -2138,59 +3510,39 @@
         <w:pStyle w:val="Heading3"/>
       </w:pPr>
       <w:r>
-        <w:t>Reduce help deliberately</w:t>
+        <w:t>Reasoned teacher answer</w:t>
       </w:r>
     </w:p>
     <w:p>
       <w:pPr>
-        <w:pStyle w:val="Heading3"/>
-      </w:pPr>
-      <w:r>
-        <w:t>Completion practice</w:t>
+        <w:pStyle w:val="Heading1"/>
+      </w:pPr>
+      <w:r>
+        <w:t>04. Run the complete supplied investigation</w:t>
       </w:r>
     </w:p>
     <w:p>
-      <w:pPr>
-        <w:spacing w:line="336" w:lineRule="auto" w:after="180"/>
-        <w:shd w:fill="F5F1FB"/>
-      </w:pPr>
-      <w:r>
-        <w:rPr>
-          <w:b w:val="0"/>
-        </w:rPr>
-        <w:t xml:space="preserve">Completion task: Assume 16 independent normal measurements with observed mean 10 and known population standard deviation 2. Use a 95% interval: mean ± 1.96 × sigma / sqrt(n). Compute the </w:t>
-      </w:r>
-      <w:r>
-        <w:rPr>
-          <w:b/>
-        </w:rPr>
-        <w:t>standard error</w:t>
-      </w:r>
-      <w:r>
-        <w:rPr>
-          <w:b w:val="0"/>
-        </w:rPr>
-        <w:t>, margin and interval. Show the intermediate steps and give the conclusion with its scope.</w:t>
+      <w:r>
+        <w:t>Separate predictions,actual runs and paper traces.</w:t>
       </w:r>
     </w:p>
     <w:p>
       <w:pPr>
-        <w:pStyle w:val="Heading3"/>
-      </w:pPr>
-      <w:r>
-        <w:t>Reasoning to listen for</w:t>
+        <w:pStyle w:val="Heading2"/>
+      </w:pPr>
+      <w:r>
+        <w:t>Complete inputs,expected results and limits</w:t>
       </w:r>
     </w:p>
     <w:p>
       <w:pPr>
         <w:spacing w:line="336" w:lineRule="auto" w:after="180"/>
-        <w:shd w:fill="F1F6FC"/>
       </w:pPr>
       <w:r>
         <w:rPr>
           <w:b w:val="0"/>
         </w:rPr>
-        <w:t>Teacher check: Teacher explanation: SE=2/4=.5; margin=.98; interval[9.02, 10.98]. Under assumptions, the method covers the fixed population mean in95% of repeated samples.</w:t>
+        <w:t>Main known-sigma calculation yields SE 0.5, margin 0.98 and interval [9.02, 10.98]. Picture difference bounds are supplied and interpreted against zero, not fitted from raw data; zero inclusion does not prove equality. Selected mean 20, known sigma 5 and n=25 give SE 1, margin 1.96 and [18.04, 21.96].</w:t>
       </w:r>
     </w:p>
     <w:p>
@@ -2201,38 +3553,26 @@
         <w:rPr>
           <w:b w:val="0"/>
         </w:rPr>
-        <w:t xml:space="preserve">Start by identifying the given </w:t>
-      </w:r>
-      <w:r>
-        <w:rPr>
-          <w:b/>
-        </w:rPr>
-        <w:t>input</w:t>
-      </w:r>
-      <w:r>
-        <w:rPr>
-          <w:b w:val="0"/>
-        </w:rPr>
-        <w:t>s together. Leave the intermediate steps blank. If needed, model one step, then withdraw that help on the next step. Move to a full trace only when the partial trace is understood.</w:t>
+        <w:t>Require independent normal sampling and distinguish long-run method coverage from fixed-parameter probability, bias correction and practical value.</w:t>
       </w:r>
     </w:p>
     <w:p>
       <w:pPr>
-        <w:spacing w:line="336" w:lineRule="auto" w:after="180"/>
-      </w:pPr>
-      <w:r>
-        <w:rPr>
-          <w:b w:val="0"/>
-        </w:rPr>
-        <w:t>For partners, alternate explainer and checker; collect a response from every learner before discussion.</w:t>
+        <w:pStyle w:val="Heading2"/>
+      </w:pPr>
+      <w:r>
+        <w:t>Diagnose the current misconceptions</w:t>
       </w:r>
     </w:p>
     <w:p>
       <w:pPr>
-        <w:pStyle w:val="Heading3"/>
-      </w:pPr>
-      <w:r>
-        <w:t>Individual reasoning check</w:t>
+        <w:spacing w:line="336" w:lineRule="auto" w:after="180"/>
+      </w:pPr>
+      <w:r>
+        <w:rPr>
+          <w:b w:val="0"/>
+        </w:rPr>
+        <w:t>The worked result establishes every future case: A narrow interval can be precisely biased; sampling independence and representativeness must be justified.</w:t>
       </w:r>
     </w:p>
     <w:p>
@@ -2243,7 +3583,31 @@
         <w:rPr>
           <w:b w:val="0"/>
         </w:rPr>
-        <w:t>Use the worked case for Uncertainty intervals. Proposed explanation: “The worked result establishes every future case”. Decide whether this explanation is supported.</w:t>
+        <w:t xml:space="preserve">A missing </w:t>
+      </w:r>
+      <w:r>
+        <w:rPr>
+          <w:b/>
+        </w:rPr>
+        <w:t>input</w:t>
+      </w:r>
+      <w:r>
+        <w:rPr>
+          <w:b w:val="0"/>
+        </w:rPr>
+        <w:t xml:space="preserve"> may be replaced without recording the change: A replacement changes the </w:t>
+      </w:r>
+      <w:r>
+        <w:rPr>
+          <w:b/>
+        </w:rPr>
+        <w:t>evidence</w:t>
+      </w:r>
+      <w:r>
+        <w:rPr>
+          <w:b w:val="0"/>
+        </w:rPr>
+        <w:t xml:space="preserve"> or contract. Record the change and its justification; do not silently turn unknown into a measured value.</w:t>
       </w:r>
     </w:p>
     <w:p>
@@ -2254,269 +3618,62 @@
         <w:rPr>
           <w:b w:val="0"/>
         </w:rPr>
-        <w:t>Point to the step or supplied fact that decides; explain your repair if needed.</w:t>
+        <w:t xml:space="preserve">Repeating an assessed case is new independent </w:t>
+      </w:r>
+      <w:r>
+        <w:rPr>
+          <w:b/>
+        </w:rPr>
+        <w:t>evidence</w:t>
+      </w:r>
+      <w:r>
+        <w:rPr>
+          <w:b w:val="0"/>
+        </w:rPr>
+        <w:t>: A replay checks consistency. An example used for feedback or revision cannot later be described as untouched final evaluation.</w:t>
       </w:r>
     </w:p>
     <w:p>
       <w:pPr>
-        <w:pStyle w:val="Heading3"/>
-      </w:pPr>
-      <w:r>
-        <w:t>Expected repair</w:t>
+        <w:spacing w:line="336" w:lineRule="auto" w:after="180"/>
+      </w:pPr>
+      <w:r>
+        <w:rPr>
+          <w:b w:val="0"/>
+        </w:rPr>
+        <w:t xml:space="preserve">Use Section 9 for the </w:t>
+      </w:r>
+      <w:r>
+        <w:rPr>
+          <w:b/>
+        </w:rPr>
+        <w:t>evidence</w:t>
+      </w:r>
+      <w:r>
+        <w:rPr>
+          <w:b w:val="0"/>
+        </w:rPr>
+        <w:t xml:space="preserve"> ledger. Add a boundary or missing-</w:t>
+      </w:r>
+      <w:r>
+        <w:rPr>
+          <w:b/>
+        </w:rPr>
+        <w:t>input</w:t>
+      </w:r>
+      <w:r>
+        <w:rPr>
+          <w:b w:val="0"/>
+        </w:rPr>
+        <w:t xml:space="preserve"> case and record the expected response before checking. More successful repeats of one case do not establish wider coverage.</w:t>
       </w:r>
     </w:p>
     <w:p>
       <w:pPr>
-        <w:spacing w:line="336" w:lineRule="auto" w:after="180"/>
-        <w:shd w:fill="F1F6FC"/>
-      </w:pPr>
-      <w:r>
-        <w:rPr>
-          <w:b w:val="0"/>
-        </w:rPr>
-        <w:t>Expected correction: A narrow interval can be precisely biased; sampling independence and representativeness must be justified.</w:t>
-      </w:r>
-    </w:p>
-    <w:p>
-      <w:pPr>
-        <w:spacing w:line="336" w:lineRule="auto" w:after="180"/>
-      </w:pPr>
-      <w:r>
-        <w:rPr>
-          <w:b w:val="0"/>
-        </w:rPr>
-        <w:t>Collect explanations, not only yes/no votes. If a misunderstanding is common, re-model the relevant step for the class.</w:t>
-      </w:r>
-    </w:p>
-    <w:p>
-      <w:pPr>
-        <w:spacing w:line="336" w:lineRule="auto" w:after="180"/>
-      </w:pPr>
-      <w:r>
-        <w:rPr>
-          <w:b w:val="0"/>
-        </w:rPr>
-        <w:t>If it affects a few learners, give a short targeted group explanation while others solve a more demanding variation.</w:t>
-      </w:r>
-    </w:p>
-    <w:p>
-      <w:pPr>
-        <w:pStyle w:val="Heading3"/>
-      </w:pPr>
-      <w:r>
-        <w:t>Pictorial practice question</w:t>
-      </w:r>
-    </w:p>
-    <w:p>
-      <w:pPr>
-        <w:spacing w:line="336" w:lineRule="auto" w:after="180"/>
-      </w:pPr>
-      <w:r>
-        <w:rPr>
-          <w:b w:val="0"/>
-        </w:rPr>
-        <w:t>Locate -0.8 and zero relative to the supplied interval [-1.4,-0.2]. Interpret the sign and confidence-method meaning, then describe what changes with interval [-1.4,0.3].</w:t>
-      </w:r>
-    </w:p>
-    <w:p>
-      <w:pPr>
-        <w:pStyle w:val="Heading3"/>
-      </w:pPr>
-      <w:r>
-        <w:t>Reasoned teacher answer</w:t>
-      </w:r>
-    </w:p>
-    <w:p>
-      <w:pPr>
-        <w:spacing w:line="336" w:lineRule="auto" w:after="180"/>
-      </w:pPr>
-      <w:r>
-        <w:rPr>
-          <w:b w:val="0"/>
-        </w:rPr>
-        <w:t>-0.8 lies between the interval endpoints. Negative B−A means B took less time under this measurement convention. 95% describes the method’s long-run coverage, not a 95% probability for this fixed parameter.</w:t>
-      </w:r>
-    </w:p>
-    <w:p>
-      <w:pPr>
-        <w:spacing w:line="336" w:lineRule="auto" w:after="180"/>
-      </w:pPr>
-      <w:r>
-        <w:rPr>
-          <w:b w:val="0"/>
-        </w:rPr>
-        <w:t>Changed case: It includes zero and positive differences, so both no difference and slower B remain compatible with that interval. The new upper endpoint crosses zero.</w:t>
-      </w:r>
-    </w:p>
-    <w:p>
-      <w:pPr>
-        <w:spacing w:line="336" w:lineRule="auto" w:after="180"/>
-      </w:pPr>
-      <w:r>
-        <w:rPr>
-          <w:b w:val="0"/>
-        </w:rPr>
-        <w:t>Changed-case reasoning: It includes zero and positive differences, so both no difference and slower B remain compatible with that interval. The new upper endpoint crosses zero.</w:t>
-      </w:r>
-    </w:p>
-    <w:p>
-      <w:pPr>
-        <w:spacing w:line="336" w:lineRule="auto" w:after="180"/>
-      </w:pPr>
-      <w:r>
-        <w:rPr>
-          <w:b w:val="0"/>
-        </w:rPr>
-        <w:t xml:space="preserve">Collect each learner’s explanation before discussion. Use the first missing connection between </w:t>
-      </w:r>
-      <w:r>
-        <w:rPr>
-          <w:b/>
-        </w:rPr>
-        <w:t>input</w:t>
-      </w:r>
-      <w:r>
-        <w:rPr>
-          <w:b w:val="0"/>
-        </w:rPr>
-        <w:t xml:space="preserve">, deciding step and result to choose support. This question is worked-case practice, not fresh mastery </w:t>
-      </w:r>
-      <w:r>
-        <w:rPr>
-          <w:b/>
-        </w:rPr>
-        <w:t>evidence</w:t>
-      </w:r>
-      <w:r>
-        <w:rPr>
-          <w:b w:val="0"/>
-        </w:rPr>
-        <w:t>.</w:t>
-      </w:r>
-    </w:p>
-    <w:p>
-      <w:pPr>
-        <w:pStyle w:val="Heading1"/>
-      </w:pPr>
-      <w:r>
-        <w:t>04. Run the investigation and diagnose misconceptions</w:t>
-      </w:r>
-    </w:p>
-    <w:p>
-      <w:r>
-        <w:t>Run the Uncertainty intervals investigation and use the first unsupported step to choose a teaching response.</w:t>
-      </w:r>
-    </w:p>
-    <w:p>
-      <w:pPr>
-        <w:spacing w:line="336" w:lineRule="auto" w:after="180"/>
-      </w:pPr>
-      <w:r>
-        <w:rPr>
-          <w:b w:val="0"/>
-        </w:rPr>
-        <w:t>The worked result establishes every future case: A narrow interval can be precisely biased; sampling independence and representativeness must be justified.</w:t>
-      </w:r>
-    </w:p>
-    <w:p>
-      <w:pPr>
-        <w:spacing w:line="336" w:lineRule="auto" w:after="180"/>
-      </w:pPr>
-      <w:r>
-        <w:rPr>
-          <w:b w:val="0"/>
-        </w:rPr>
-        <w:t xml:space="preserve">A missing </w:t>
-      </w:r>
-      <w:r>
-        <w:rPr>
-          <w:b/>
-        </w:rPr>
-        <w:t>input</w:t>
-      </w:r>
-      <w:r>
-        <w:rPr>
-          <w:b w:val="0"/>
-        </w:rPr>
-        <w:t xml:space="preserve"> may be replaced without recording the change: A replacement changes the </w:t>
-      </w:r>
-      <w:r>
-        <w:rPr>
-          <w:b/>
-        </w:rPr>
-        <w:t>evidence</w:t>
-      </w:r>
-      <w:r>
-        <w:rPr>
-          <w:b w:val="0"/>
-        </w:rPr>
-        <w:t xml:space="preserve"> or contract. Record the change and its justification; do not silently turn unknown into a measured value.</w:t>
-      </w:r>
-    </w:p>
-    <w:p>
-      <w:pPr>
-        <w:spacing w:line="336" w:lineRule="auto" w:after="180"/>
-      </w:pPr>
-      <w:r>
-        <w:rPr>
-          <w:b w:val="0"/>
-        </w:rPr>
-        <w:t xml:space="preserve">Repeating an assessed case is new independent </w:t>
-      </w:r>
-      <w:r>
-        <w:rPr>
-          <w:b/>
-        </w:rPr>
-        <w:t>evidence</w:t>
-      </w:r>
-      <w:r>
-        <w:rPr>
-          <w:b w:val="0"/>
-        </w:rPr>
-        <w:t>: A replay checks consistency. An example used for feedback or revision cannot later be described as untouched final evaluation.</w:t>
-      </w:r>
-    </w:p>
-    <w:p>
-      <w:pPr>
-        <w:spacing w:line="336" w:lineRule="auto" w:after="180"/>
-      </w:pPr>
-      <w:r>
-        <w:rPr>
-          <w:b w:val="0"/>
-        </w:rPr>
-        <w:t xml:space="preserve">Use Section 9 for the </w:t>
-      </w:r>
-      <w:r>
-        <w:rPr>
-          <w:b/>
-        </w:rPr>
-        <w:t>evidence</w:t>
-      </w:r>
-      <w:r>
-        <w:rPr>
-          <w:b w:val="0"/>
-        </w:rPr>
-        <w:t xml:space="preserve"> ledger. Add a boundary or missing-</w:t>
-      </w:r>
-      <w:r>
-        <w:rPr>
-          <w:b/>
-        </w:rPr>
-        <w:t>input</w:t>
-      </w:r>
-      <w:r>
-        <w:rPr>
-          <w:b w:val="0"/>
-        </w:rPr>
-        <w:t xml:space="preserve"> case and record the expected response before checking. More successful repeats of one case do not establish wider coverage.</w:t>
-      </w:r>
-    </w:p>
-    <w:p>
-      <w:pPr>
-        <w:pStyle w:val="Heading3"/>
-      </w:pPr>
-      <w:r>
-        <w:t>Match the support to the first error</w:t>
+        <w:pStyle w:val="Heading2"/>
+      </w:pPr>
+      <w:r>
+        <w:t>Choose accessible support</w:t>
       </w:r>
     </w:p>
     <w:tbl>
@@ -2689,45 +3846,39 @@
     </w:p>
     <w:p>
       <w:pPr>
-        <w:pStyle w:val="Heading1"/>
-      </w:pPr>
-      <w:r>
-        <w:t>05. Assess and explain the answers</w:t>
+        <w:pStyle w:val="Heading2"/>
+      </w:pPr>
+      <w:r>
+        <w:t>Earlier wording, alternatives and picture transcripts · reference / check after trying</w:t>
       </w:r>
     </w:p>
     <w:p>
-      <w:r>
-        <w:t>Use the Uncertainty intervals questions, teacher keys and criteria after the relevant attempts. Previously discussed cases are practice; protect the separately selected independent task.</w:t>
+      <w:pPr>
+        <w:pStyle w:val="Heading3"/>
+      </w:pPr>
+      <w:r>
+        <w:t>Match the support to the first error</w:t>
       </w:r>
     </w:p>
     <w:p>
       <w:pPr>
-        <w:pStyle w:val="Heading3"/>
-      </w:pPr>
-      <w:r>
-        <w:t>Guided and exit questions</w:t>
+        <w:pStyle w:val="Heading1"/>
+      </w:pPr>
+      <w:r>
+        <w:t>05. Assess the new research scenario</w:t>
       </w:r>
     </w:p>
     <w:p>
-      <w:pPr>
-        <w:spacing w:line="336" w:lineRule="auto" w:after="180"/>
-      </w:pPr>
-      <w:r>
-        <w:rPr>
-          <w:b w:val="0"/>
-        </w:rPr>
-        <w:t>Guided: SE=2/4=.5; margin=.98; interval[9.02, 10.98]. Under assumptions, the method covers the fixed population mean in95% of repeated samples.</w:t>
+      <w:r>
+        <w:t>Keep the selected answer private until after a first attempt.</w:t>
       </w:r>
     </w:p>
     <w:p>
       <w:pPr>
-        <w:spacing w:line="336" w:lineRule="auto" w:after="180"/>
-      </w:pPr>
-      <w:r>
-        <w:rPr>
-          <w:b w:val="0"/>
-        </w:rPr>
-        <w:t>Qualification: A narrow interval can be precisely biased; sampling independence and representativeness must be justified.</w:t>
+        <w:pStyle w:val="Heading2"/>
+      </w:pPr>
+      <w:r>
+        <w:t>Selected independent task and checked answer</w:t>
       </w:r>
     </w:p>
     <w:p>
@@ -2738,619 +3889,38 @@
         <w:rPr>
           <w:b w:val="0"/>
         </w:rPr>
-        <w:t xml:space="preserve">Exit: accept a concrete variation with its predicted outcome and a stated condition that would challenge the </w:t>
-      </w:r>
-      <w:r>
-        <w:rPr>
-          <w:b/>
-        </w:rPr>
-        <w:t>mechanism</w:t>
-      </w:r>
-      <w:r>
-        <w:rPr>
-          <w:b w:val="0"/>
-        </w:rPr>
-        <w:t xml:space="preserve">; reject a claim resting on unmeasured </w:t>
-      </w:r>
-      <w:r>
-        <w:rPr>
-          <w:b/>
-        </w:rPr>
-        <w:t>evidence</w:t>
-      </w:r>
-      <w:r>
-        <w:rPr>
-          <w:b w:val="0"/>
-        </w:rPr>
-        <w:t>.</w:t>
+        <w:t>Selected case: Observed mean is 20 from 25 independent normal measurements; population standard deviation is known to be 5. Use the supplied 95% rule mean ± 1.96 × sigma / sqrt(n). Compute the interval and name one assumption.</w:t>
       </w:r>
     </w:p>
     <w:p>
       <w:pPr>
-        <w:pStyle w:val="Heading3"/>
-      </w:pPr>
-      <w:r>
-        <w:t>W1 Explain the mechanism</w:t>
+        <w:spacing w:line="336" w:lineRule="auto" w:after="180"/>
+      </w:pPr>
+      <w:r>
+        <w:rPr>
+          <w:b w:val="0"/>
+        </w:rPr>
+        <w:t xml:space="preserve">Teacher explanation: SE 1, margin 1.96, interval [18.04, 21.96]. Require independent normal sampling and </w:t>
+      </w:r>
+      <w:r>
+        <w:rPr>
+          <w:b/>
+        </w:rPr>
+        <w:t>known sigma</w:t>
+      </w:r>
+      <w:r>
+        <w:rPr>
+          <w:b w:val="0"/>
+        </w:rPr>
+        <w:t>; bias is not repaired by the interval.</w:t>
       </w:r>
     </w:p>
     <w:p>
       <w:pPr>
-        <w:pStyle w:val="Heading3"/>
-      </w:pPr>
-      <w:r>
-        <w:t>Workbook question · W1</w:t>
-      </w:r>
-    </w:p>
-    <w:p>
-      <w:pPr>
-        <w:spacing w:line="336" w:lineRule="auto" w:after="180"/>
-        <w:shd w:fill="F5F1FB"/>
-      </w:pPr>
-      <w:r>
-        <w:rPr>
-          <w:b w:val="0"/>
-        </w:rPr>
-        <w:t xml:space="preserve">Explain the weekly </w:t>
-      </w:r>
-      <w:r>
-        <w:rPr>
-          <w:b/>
-        </w:rPr>
-        <w:t>mechanism</w:t>
-      </w:r>
-      <w:r>
-        <w:rPr>
-          <w:b w:val="0"/>
-        </w:rPr>
-        <w:t xml:space="preserve"> in your own words. Use the worked scenario to name its </w:t>
-      </w:r>
-      <w:r>
-        <w:rPr>
-          <w:b/>
-        </w:rPr>
-        <w:t>input</w:t>
-      </w:r>
-      <w:r>
-        <w:rPr>
-          <w:b w:val="0"/>
-        </w:rPr>
-        <w:t xml:space="preserve">, decision rule and </w:t>
-      </w:r>
-      <w:r>
-        <w:rPr>
-          <w:b/>
-        </w:rPr>
-        <w:t>output</w:t>
-      </w:r>
-      <w:r>
-        <w:rPr>
-          <w:b w:val="0"/>
-        </w:rPr>
-        <w:t>.</w:t>
-      </w:r>
-    </w:p>
-    <w:p>
-      <w:pPr>
-        <w:pStyle w:val="Heading3"/>
-      </w:pPr>
-      <w:r>
-        <w:t>Teacher reasoning · W1</w:t>
-      </w:r>
-    </w:p>
-    <w:p>
-      <w:pPr>
-        <w:spacing w:line="336" w:lineRule="auto" w:after="180"/>
-        <w:shd w:fill="F1F6FC"/>
-      </w:pPr>
-      <w:r>
-        <w:rPr>
-          <w:b w:val="0"/>
-        </w:rPr>
-        <w:t>Teacher explanation: An uncertainty interval needs a sampling model and assumptions. A confidence level refers to the repeated-sampling method, not a probability attached to a fixed unknown parameter after observing data.</w:t>
-      </w:r>
-    </w:p>
-    <w:p>
-      <w:pPr>
-        <w:spacing w:line="336" w:lineRule="auto" w:after="180"/>
-        <w:shd w:fill="F1F6FC"/>
-      </w:pPr>
-      <w:r>
-        <w:rPr>
-          <w:b w:val="0"/>
-        </w:rPr>
-        <w:t>For this constructed exercise assume independent normal measurements with known population standard deviation 2. A 95% mean interval uses supplied normal critical value 1.96:mean plus/minus1.96*sigma/sqrt(n).</w:t>
-      </w:r>
-    </w:p>
-    <w:p>
-      <w:pPr>
-        <w:spacing w:line="336" w:lineRule="auto" w:after="180"/>
-        <w:shd w:fill="F1F6FC"/>
-      </w:pPr>
-      <w:r>
-        <w:rPr>
-          <w:b w:val="0"/>
-        </w:rPr>
-        <w:t>Un</w:t>
-      </w:r>
-      <w:r>
-        <w:rPr>
-          <w:b/>
-        </w:rPr>
-        <w:t>known sigma</w:t>
-      </w:r>
-      <w:r>
-        <w:rPr>
-          <w:b w:val="0"/>
-        </w:rPr>
-        <w:t xml:space="preserve"> requires a different justified method.</w:t>
-      </w:r>
-    </w:p>
-    <w:p>
-      <w:pPr>
-        <w:pStyle w:val="Heading3"/>
-      </w:pPr>
-      <w:r>
-        <w:t>W2 Trace the worked case</w:t>
-      </w:r>
-    </w:p>
-    <w:p>
-      <w:pPr>
-        <w:pStyle w:val="Heading3"/>
-      </w:pPr>
-      <w:r>
-        <w:t>Workbook question · W2</w:t>
-      </w:r>
-    </w:p>
-    <w:p>
-      <w:pPr>
-        <w:spacing w:line="336" w:lineRule="auto" w:after="180"/>
-        <w:shd w:fill="F5F1FB"/>
-      </w:pPr>
-      <w:r>
-        <w:rPr>
-          <w:b w:val="0"/>
-        </w:rPr>
-        <w:t xml:space="preserve">Assume 16 independent normal measurements with observed mean 10 and known population standard deviation 2. Use a 95% interval: mean ± 1.96 × sigma / sqrt(n). Compute the </w:t>
-      </w:r>
-      <w:r>
-        <w:rPr>
-          <w:b/>
-        </w:rPr>
-        <w:t>standard error</w:t>
-      </w:r>
-      <w:r>
-        <w:rPr>
-          <w:b w:val="0"/>
-        </w:rPr>
-        <w:t>, margin and interval. Show the intermediate steps and give the conclusion with its scope.</w:t>
-      </w:r>
-    </w:p>
-    <w:p>
-      <w:pPr>
-        <w:pStyle w:val="Heading3"/>
-      </w:pPr>
-      <w:r>
-        <w:t>Teacher reasoning · W2</w:t>
-      </w:r>
-    </w:p>
-    <w:p>
-      <w:pPr>
-        <w:spacing w:line="336" w:lineRule="auto" w:after="180"/>
-        <w:shd w:fill="F1F6FC"/>
-      </w:pPr>
-      <w:r>
-        <w:rPr>
-          <w:b w:val="0"/>
-        </w:rPr>
-        <w:t>Teacher explanation: SE=2/4=.5; margin=.98; interval[9.02, 10.98]. Under assumptions, the method covers the fixed population mean in95% of repeated samples.</w:t>
-      </w:r>
-    </w:p>
-    <w:p>
-      <w:pPr>
-        <w:pStyle w:val="Heading3"/>
-      </w:pPr>
-      <w:r>
-        <w:t>W3 Audit the limit</w:t>
-      </w:r>
-    </w:p>
-    <w:p>
-      <w:pPr>
-        <w:pStyle w:val="Heading3"/>
-      </w:pPr>
-      <w:r>
-        <w:t>Workbook question · W3</w:t>
-      </w:r>
-    </w:p>
-    <w:p>
-      <w:pPr>
-        <w:spacing w:line="336" w:lineRule="auto" w:after="180"/>
-        <w:shd w:fill="F5F1FB"/>
-      </w:pPr>
-      <w:r>
-        <w:rPr>
-          <w:b w:val="0"/>
-        </w:rPr>
-        <w:t>A report omits this qualification: A narrow interval can be precisely biased; sampling independence and representativeness must be justified.</w:t>
-      </w:r>
-    </w:p>
-    <w:p>
-      <w:pPr>
-        <w:spacing w:line="336" w:lineRule="auto" w:after="180"/>
-        <w:shd w:fill="F5F1FB"/>
-      </w:pPr>
-      <w:r>
-        <w:rPr>
-          <w:b w:val="0"/>
-        </w:rPr>
-        <w:t>Explain how omitting it could change a reader's interpretation, and write an accurate replacement.</w:t>
-      </w:r>
-    </w:p>
-    <w:p>
-      <w:pPr>
-        <w:pStyle w:val="Heading3"/>
-      </w:pPr>
-      <w:r>
-        <w:t>Teacher reasoning · W3</w:t>
-      </w:r>
-    </w:p>
-    <w:p>
-      <w:pPr>
-        <w:spacing w:line="336" w:lineRule="auto" w:after="180"/>
-        <w:shd w:fill="F1F6FC"/>
-      </w:pPr>
-      <w:r>
-        <w:rPr>
-          <w:b w:val="0"/>
-        </w:rPr>
-        <w:t>Teacher explanation: A narrow interval can be precisely biased; sampling independence and representativeness must be justified.</w:t>
-      </w:r>
-    </w:p>
-    <w:p>
-      <w:pPr>
-        <w:spacing w:line="336" w:lineRule="auto" w:after="180"/>
-        <w:shd w:fill="F1F6FC"/>
-      </w:pPr>
-      <w:r>
-        <w:rPr>
-          <w:b w:val="0"/>
-        </w:rPr>
-        <w:t xml:space="preserve">State the observed result separately from the unverified or out-of-scope claim; preserve the original </w:t>
-      </w:r>
-      <w:r>
-        <w:rPr>
-          <w:b/>
-        </w:rPr>
-        <w:t>evidence</w:t>
-      </w:r>
-      <w:r>
-        <w:rPr>
-          <w:b w:val="0"/>
-        </w:rPr>
-        <w:t xml:space="preserve"> rather than inventing a missing fact.</w:t>
-      </w:r>
-    </w:p>
-    <w:p>
-      <w:pPr>
-        <w:pStyle w:val="Heading3"/>
-      </w:pPr>
-      <w:r>
-        <w:t>W4 Apply a new case independently</w:t>
-      </w:r>
-    </w:p>
-    <w:p>
-      <w:pPr>
-        <w:pStyle w:val="Heading3"/>
-      </w:pPr>
-      <w:r>
-        <w:t>Workbook question · W4</w:t>
-      </w:r>
-    </w:p>
-    <w:p>
-      <w:pPr>
-        <w:spacing w:line="336" w:lineRule="auto" w:after="180"/>
-        <w:shd w:fill="F5F1FB"/>
-      </w:pPr>
-      <w:r>
-        <w:rPr>
-          <w:b w:val="0"/>
-        </w:rPr>
-        <w:t>Observed mean is 20 from 25 independent normal measurements; population standard deviation is known to be 5. Use the supplied 95% rule mean ± 1.96 × sigma / sqrt(n). Compute the interval and name one assumption.</w:t>
-      </w:r>
-    </w:p>
-    <w:p>
-      <w:pPr>
-        <w:pStyle w:val="Heading3"/>
-      </w:pPr>
-      <w:r>
-        <w:t>Teacher reasoning · W4</w:t>
-      </w:r>
-    </w:p>
-    <w:p>
-      <w:pPr>
-        <w:spacing w:line="336" w:lineRule="auto" w:after="180"/>
-        <w:shd w:fill="F1F6FC"/>
-      </w:pPr>
-      <w:r>
-        <w:rPr>
-          <w:b w:val="0"/>
-        </w:rPr>
-        <w:t xml:space="preserve">Teacher explanation: SE1, margin1.96, interval[18.04, 21.96]. Require independent normal sampling and </w:t>
-      </w:r>
-      <w:r>
-        <w:rPr>
-          <w:b/>
-        </w:rPr>
-        <w:t>known sigma</w:t>
-      </w:r>
-      <w:r>
-        <w:rPr>
-          <w:b w:val="0"/>
-        </w:rPr>
-        <w:t>; bias is not repaired by the interval.</w:t>
-      </w:r>
-    </w:p>
-    <w:p>
-      <w:pPr>
-        <w:pStyle w:val="Heading3"/>
-      </w:pPr>
-      <w:r>
-        <w:t>W5 Design a revealing follow-up</w:t>
-      </w:r>
-    </w:p>
-    <w:p>
-      <w:pPr>
-        <w:pStyle w:val="Heading3"/>
-      </w:pPr>
-      <w:r>
-        <w:t>Workbook question · W5</w:t>
-      </w:r>
-    </w:p>
-    <w:p>
-      <w:pPr>
-        <w:spacing w:line="336" w:lineRule="auto" w:after="180"/>
-        <w:shd w:fill="F5F1FB"/>
-      </w:pPr>
-      <w:r>
-        <w:rPr>
-          <w:b w:val="0"/>
-        </w:rPr>
-        <w:t>For the worked scenario, propose one additional case that could reveal a failure, describe its expected outcome before running it, and explain what would need to remain fixed for a fair comparison.</w:t>
-      </w:r>
-    </w:p>
-    <w:p>
-      <w:pPr>
-        <w:spacing w:line="336" w:lineRule="auto" w:after="180"/>
-        <w:shd w:fill="F5F1FB"/>
-      </w:pPr>
-      <w:r>
-        <w:rPr>
-          <w:b w:val="0"/>
-        </w:rPr>
-        <w:t>Do not reuse W4 as a new final test after receiving feedback.</w:t>
-      </w:r>
-    </w:p>
-    <w:p>
-      <w:pPr>
-        <w:pStyle w:val="Heading3"/>
-      </w:pPr>
-      <w:r>
-        <w:t>Teacher reasoning · W5</w:t>
-      </w:r>
-    </w:p>
-    <w:p>
-      <w:pPr>
-        <w:spacing w:line="336" w:lineRule="auto" w:after="180"/>
-        <w:shd w:fill="F1F6FC"/>
-      </w:pPr>
-      <w:r>
-        <w:rPr>
-          <w:b w:val="0"/>
-        </w:rPr>
-        <w:t xml:space="preserve">Teacher explanation: Accept a concrete variant of the worked </w:t>
-      </w:r>
-      <w:r>
-        <w:rPr>
-          <w:b/>
-        </w:rPr>
-        <w:t>input</w:t>
-      </w:r>
-      <w:r>
-        <w:rPr>
-          <w:b w:val="0"/>
-        </w:rPr>
-        <w:t xml:space="preserve"> or a missing/conflicting/boundary condition, with an expectation derived from the declared procedure.</w:t>
-      </w:r>
-    </w:p>
-    <w:p>
-      <w:pPr>
-        <w:spacing w:line="336" w:lineRule="auto" w:after="180"/>
-        <w:shd w:fill="F1F6FC"/>
-      </w:pPr>
-      <w:r>
-        <w:rPr>
-          <w:b w:val="0"/>
-        </w:rPr>
-        <w:t xml:space="preserve">Require preserved settings, original </w:t>
-      </w:r>
-      <w:r>
-        <w:rPr>
-          <w:b/>
-        </w:rPr>
-        <w:t>output</w:t>
-      </w:r>
-      <w:r>
-        <w:rPr>
-          <w:b w:val="0"/>
-        </w:rPr>
-        <w:t>s and data roles. A narrow interval can be precisely biased; sampling independence and representativeness must be justified.</w:t>
-      </w:r>
-    </w:p>
-    <w:p>
-      <w:pPr>
-        <w:spacing w:line="336" w:lineRule="auto" w:after="180"/>
-        <w:shd w:fill="F1F6FC"/>
-      </w:pPr>
-      <w:r>
-        <w:rPr>
-          <w:b w:val="0"/>
-        </w:rPr>
-        <w:t xml:space="preserve">The new case should test this particular </w:t>
-      </w:r>
-      <w:r>
-        <w:rPr>
-          <w:b/>
-        </w:rPr>
-        <w:t>mechanism</w:t>
-      </w:r>
-      <w:r>
-        <w:rPr>
-          <w:b w:val="0"/>
-        </w:rPr>
-        <w:t xml:space="preserve"> rather than merely restate the original result.</w:t>
-      </w:r>
-    </w:p>
-    <w:p>
-      <w:pPr>
-        <w:pStyle w:val="Heading3"/>
-      </w:pPr>
-      <w:r>
-        <w:t>Independent assessment and fresh retry</w:t>
-      </w:r>
-    </w:p>
-    <w:p>
-      <w:pPr>
-        <w:pStyle w:val="Heading3"/>
-      </w:pPr>
-      <w:r>
-        <w:t>Teacher key · Independent assessment and fresh retry</w:t>
-      </w:r>
-    </w:p>
-    <w:p>
-      <w:pPr>
-        <w:spacing w:line="336" w:lineRule="auto" w:after="180"/>
-        <w:shd w:fill="F1F6FC"/>
-      </w:pPr>
-      <w:r>
-        <w:rPr>
-          <w:b w:val="0"/>
-        </w:rPr>
-        <w:t xml:space="preserve">W4: SE1, margin1.96, interval[18.04, 21.96]. Require independent normal sampling and </w:t>
-      </w:r>
-      <w:r>
-        <w:rPr>
-          <w:b/>
-        </w:rPr>
-        <w:t>known sigma</w:t>
-      </w:r>
-      <w:r>
-        <w:rPr>
-          <w:b w:val="0"/>
-        </w:rPr>
-        <w:t>; bias is not repaired by the interval. Require intermediate reasoning and the stated scope.</w:t>
-      </w:r>
-    </w:p>
-    <w:p>
-      <w:pPr>
-        <w:spacing w:line="336" w:lineRule="auto" w:after="180"/>
-        <w:shd w:fill="F1F6FC"/>
-      </w:pPr>
-      <w:r>
-        <w:rPr>
-          <w:b w:val="0"/>
-        </w:rPr>
-        <w:t xml:space="preserve">Fresh retry: Mean8, n16, </w:t>
-      </w:r>
-      <w:r>
-        <w:rPr>
-          <w:b/>
-        </w:rPr>
-        <w:t>known sigma</w:t>
-      </w:r>
-      <w:r>
-        <w:rPr>
-          <w:b w:val="0"/>
-        </w:rPr>
-        <w:t>4. Expected reasoning: SE1, margin1.96, interval[6.04, 9.96] under the same assumptions.</w:t>
-      </w:r>
-    </w:p>
-    <w:p>
-      <w:pPr>
-        <w:spacing w:line="336" w:lineRule="auto" w:after="180"/>
-        <w:shd w:fill="F1F6FC"/>
-      </w:pPr>
-      <w:r>
-        <w:rPr>
-          <w:b w:val="0"/>
-        </w:rPr>
-        <w:t>If students need support, record it and reassess with another new case rather than awarding independence to a copied answer.</w:t>
-      </w:r>
-    </w:p>
-    <w:p>
-      <w:pPr>
-        <w:pStyle w:val="Heading3"/>
-      </w:pPr>
-      <w:r>
-        <w:t>Assess independent transfer</w:t>
-      </w:r>
-    </w:p>
-    <w:p>
-      <w:pPr>
-        <w:pStyle w:val="Heading3"/>
-      </w:pPr>
-      <w:r>
-        <w:t>Independent question · withhold the key</w:t>
-      </w:r>
-    </w:p>
-    <w:p>
-      <w:pPr>
-        <w:spacing w:line="336" w:lineRule="auto" w:after="180"/>
-        <w:shd w:fill="F5F1FB"/>
-      </w:pPr>
-      <w:r>
-        <w:rPr>
-          <w:b w:val="0"/>
-        </w:rPr>
-        <w:t>Selected case: Observed mean is 20 from 25 independent normal measurements; population standard deviation is known to be 5. Use the supplied 95% rule mean ± 1.96 × sigma / sqrt(n). Compute the interval and name one assumption.</w:t>
-      </w:r>
-    </w:p>
-    <w:p>
-      <w:pPr>
-        <w:pStyle w:val="Heading3"/>
-      </w:pPr>
-      <w:r>
-        <w:t>Selected case answer</w:t>
-      </w:r>
-    </w:p>
-    <w:p>
-      <w:pPr>
-        <w:pStyle w:val="Heading3"/>
-      </w:pPr>
-      <w:r>
-        <w:t>Teacher key · Selected case answer</w:t>
-      </w:r>
-    </w:p>
-    <w:p>
-      <w:pPr>
-        <w:spacing w:line="336" w:lineRule="auto" w:after="180"/>
-        <w:shd w:fill="F1F6FC"/>
-      </w:pPr>
-      <w:r>
-        <w:rPr>
-          <w:b w:val="0"/>
-        </w:rPr>
-        <w:t xml:space="preserve">Teacher explanation: SE1, margin1.96, interval[18.04, 21.96]. Require independent normal sampling and </w:t>
-      </w:r>
-      <w:r>
-        <w:rPr>
-          <w:b/>
-        </w:rPr>
-        <w:t>known sigma</w:t>
-      </w:r>
-      <w:r>
-        <w:rPr>
-          <w:b w:val="0"/>
-        </w:rPr>
-        <w:t>; bias is not repaired by the interval.</w:t>
+        <w:pStyle w:val="Heading2"/>
+      </w:pPr>
+      <w:r>
+        <w:t>Judge explanation,trace and limits</w:t>
       </w:r>
     </w:p>
     <w:tbl>
@@ -3457,54 +4027,55 @@
     </w:tbl>
     <w:p>
       <w:pPr>
-        <w:pStyle w:val="Heading3"/>
-      </w:pPr>
-      <w:r>
-        <w:t>Teacher key · Selected case answer</w:t>
+        <w:spacing w:line="336" w:lineRule="auto" w:after="180"/>
+      </w:pPr>
+      <w:r>
+        <w:rPr>
+          <w:b w:val="0"/>
+        </w:rPr>
+        <w:t>Record each dimension as not yet, with support, or independent. Accept a valid alternative procedure with a defensible trace.</w:t>
       </w:r>
     </w:p>
     <w:p>
       <w:pPr>
         <w:spacing w:line="336" w:lineRule="auto" w:after="180"/>
-        <w:shd w:fill="F1F6FC"/>
       </w:pPr>
       <w:r>
         <w:rPr>
           <w:b w:val="0"/>
         </w:rPr>
-        <w:t>Record each dimension as not yet, with support, or independent. Accept a valid alternative procedure with a defensible trace.</w:t>
+        <w:t xml:space="preserve">Do not penalise an honestly recorded model failure if the learner correctly explains its </w:t>
+      </w:r>
+      <w:r>
+        <w:rPr>
+          <w:b/>
+        </w:rPr>
+        <w:t>evidence</w:t>
+      </w:r>
+      <w:r>
+        <w:rPr>
+          <w:b w:val="0"/>
+        </w:rPr>
+        <w:t xml:space="preserve"> and limits.</w:t>
       </w:r>
     </w:p>
     <w:p>
       <w:pPr>
-        <w:spacing w:line="336" w:lineRule="auto" w:after="180"/>
-        <w:shd w:fill="F1F6FC"/>
-      </w:pPr>
-      <w:r>
-        <w:rPr>
-          <w:b w:val="0"/>
-        </w:rPr>
-        <w:t xml:space="preserve">Do not penalise an honestly recorded model failure if the learner correctly explains its </w:t>
-      </w:r>
-      <w:r>
-        <w:rPr>
-          <w:b/>
-        </w:rPr>
-        <w:t>evidence</w:t>
-      </w:r>
-      <w:r>
-        <w:rPr>
-          <w:b w:val="0"/>
-        </w:rPr>
-        <w:t xml:space="preserve"> and limits.</w:t>
+        <w:pStyle w:val="Heading2"/>
+      </w:pPr>
+      <w:r>
+        <w:t>Give one usable repair</w:t>
       </w:r>
     </w:p>
     <w:p>
       <w:pPr>
-        <w:pStyle w:val="Heading3"/>
-      </w:pPr>
-      <w:r>
-        <w:t>Feedback that the learner uses</w:t>
+        <w:spacing w:line="336" w:lineRule="auto" w:after="180"/>
+      </w:pPr>
+      <w:r>
+        <w:rPr>
+          <w:b w:val="0"/>
+        </w:rPr>
+        <w:t>Name the earliest unsupported step and give one action to repair it. Have the learner make that repair now and explain why. Then assess the relevant skill on a fresh, fully specified case.</w:t>
       </w:r>
     </w:p>
     <w:p>
@@ -3515,66 +4086,93 @@
         <w:rPr>
           <w:b w:val="0"/>
         </w:rPr>
-        <w:t>Name the earliest unsupported step and give one action to repair it. Have the learner make that repair now and explain why. Then assess the relevant skill on a fresh, fully specified case.</w:t>
+        <w:t>Confirm it was not previously practised with feedback; solve and check the new case before assigning it. A follow-up design prompt is a starting brief, not automatically an equivalent test.</w:t>
       </w:r>
     </w:p>
     <w:p>
       <w:pPr>
-        <w:spacing w:line="336" w:lineRule="auto" w:after="180"/>
-      </w:pPr>
-      <w:r>
-        <w:rPr>
-          <w:b w:val="0"/>
-        </w:rPr>
-        <w:t>Confirm it was not previously practised with feedback; solve and check the new case before assigning it. A follow-up design prompt is a starting brief, not automatically an equivalent test.</w:t>
+        <w:pStyle w:val="Heading2"/>
+      </w:pPr>
+      <w:r>
+        <w:t>W1 Explain the mechanism</w:t>
       </w:r>
     </w:p>
     <w:p>
       <w:pPr>
-        <w:pStyle w:val="Heading1"/>
-      </w:pPr>
-      <w:r>
-        <w:t>06. Connect the project, support and next lesson</w:t>
+        <w:spacing w:line="336" w:lineRule="auto" w:after="180"/>
+      </w:pPr>
+      <w:r>
+        <w:rPr>
+          <w:b w:val="0"/>
+        </w:rPr>
+        <w:t xml:space="preserve">Explain the weekly </w:t>
+      </w:r>
+      <w:r>
+        <w:rPr>
+          <w:b/>
+        </w:rPr>
+        <w:t>mechanism</w:t>
+      </w:r>
+      <w:r>
+        <w:rPr>
+          <w:b w:val="0"/>
+        </w:rPr>
+        <w:t xml:space="preserve"> in your own words. Use the worked scenario to name its </w:t>
+      </w:r>
+      <w:r>
+        <w:rPr>
+          <w:b/>
+        </w:rPr>
+        <w:t>input</w:t>
+      </w:r>
+      <w:r>
+        <w:rPr>
+          <w:b w:val="0"/>
+        </w:rPr>
+        <w:t xml:space="preserve">, decision rule and </w:t>
+      </w:r>
+      <w:r>
+        <w:rPr>
+          <w:b/>
+        </w:rPr>
+        <w:t>output</w:t>
+      </w:r>
+      <w:r>
+        <w:rPr>
+          <w:b w:val="0"/>
+        </w:rPr>
+        <w:t>.</w:t>
       </w:r>
     </w:p>
     <w:p>
-      <w:r>
-        <w:t>Connect Uncertainty intervals to Reproducible AI Research Study, adapt support and plan a later changed-case check.</w:t>
+      <w:pPr>
+        <w:spacing w:line="336" w:lineRule="auto" w:after="180"/>
+      </w:pPr>
+      <w:r>
+        <w:rPr>
+          <w:b w:val="0"/>
+        </w:rPr>
+        <w:t>Teacher explanation: An uncertainty interval needs a sampling model and assumptions. A confidence level refers to the repeated-sampling method, not a probability attached to a fixed unknown parameter after observing data. For this constructed exercise assume independent normal measurements with known population standard deviation 2. A 95% mean interval uses supplied normal critical value 1.96: mean plus/minus 1.96*sigma/sqrt(n). Un</w:t>
+      </w:r>
+      <w:r>
+        <w:rPr>
+          <w:b/>
+        </w:rPr>
+        <w:t>known sigma</w:t>
+      </w:r>
+      <w:r>
+        <w:rPr>
+          <w:b w:val="0"/>
+        </w:rPr>
+        <w:t xml:space="preserve"> requires a different justified method.</w:t>
       </w:r>
     </w:p>
     <w:p>
       <w:pPr>
-        <w:spacing w:line="336" w:lineRule="auto" w:after="180"/>
-      </w:pPr>
-      <w:r>
-        <w:rPr>
-          <w:b w:val="0"/>
-        </w:rPr>
-        <w:t xml:space="preserve">Add a labelled uncertainty intervals </w:t>
-      </w:r>
-      <w:r>
-        <w:rPr>
-          <w:b/>
-        </w:rPr>
-        <w:t>evidence</w:t>
-      </w:r>
-      <w:r>
-        <w:rPr>
-          <w:b w:val="0"/>
-        </w:rPr>
-        <w:t xml:space="preserve"> sheet to Reproducible AI Research Study. Show how you can explain the </w:t>
-      </w:r>
-      <w:r>
-        <w:rPr>
-          <w:b/>
-        </w:rPr>
-        <w:t>mechanism</w:t>
-      </w:r>
-      <w:r>
-        <w:rPr>
-          <w:b w:val="0"/>
-        </w:rPr>
-        <w:t xml:space="preserve"> and terminology of uncertainty intervals.</w:t>
+        <w:pStyle w:val="Heading2"/>
+      </w:pPr>
+      <w:r>
+        <w:t>W2 Trace the worked case</w:t>
       </w:r>
     </w:p>
     <w:p>
@@ -3585,31 +4183,19 @@
         <w:rPr>
           <w:b w:val="0"/>
         </w:rPr>
-        <w:t xml:space="preserve">Use the supplied fictional case and keep its </w:t>
+        <w:t xml:space="preserve">Assume 16 independent normal measurements with observed mean 10 and known population standard deviation 2. Use a 95% interval: mean ± 1.96 × sigma / sqrt(n). Compute the </w:t>
       </w:r>
       <w:r>
         <w:rPr>
           <w:b/>
         </w:rPr>
-        <w:t>input</w:t>
+        <w:t>standard error</w:t>
       </w:r>
       <w:r>
         <w:rPr>
           <w:b w:val="0"/>
         </w:rPr>
-        <w:t xml:space="preserve">s, intermediate steps, calculation or </w:t>
-      </w:r>
-      <w:r>
-        <w:rPr>
-          <w:b/>
-        </w:rPr>
-        <w:t>prediction</w:t>
-      </w:r>
-      <w:r>
-        <w:rPr>
-          <w:b w:val="0"/>
-        </w:rPr>
-        <w:t>, and limitation. Connect this record to last week’s record; a matching answer without a trace is insufficient.</w:t>
+        <w:t>, margin and interval. Show the intermediate steps and give the conclusion with its scope.</w:t>
       </w:r>
     </w:p>
     <w:p>
@@ -3620,42 +4206,15 @@
         <w:rPr>
           <w:b w:val="0"/>
         </w:rPr>
-        <w:t xml:space="preserve">Provide an </w:t>
-      </w:r>
-      <w:r>
-        <w:rPr>
-          <w:b/>
-        </w:rPr>
-        <w:t>input</w:t>
-      </w:r>
-      <w:r>
-        <w:rPr>
-          <w:b w:val="0"/>
-        </w:rPr>
-        <w:t>/procedure/result/limit frame and a calculator when needed. Ask students to identify the first step before completing the whole trace.</w:t>
+        <w:t>Teacher explanation: SE = 2/4 = 0.5; margin = 0.98; interval [9.02, 10.98]. Under assumptions, the method covers the fixed population mean in approximately 95% of repeated samples.</w:t>
       </w:r>
     </w:p>
     <w:p>
       <w:pPr>
-        <w:spacing w:line="336" w:lineRule="auto" w:after="180"/>
-      </w:pPr>
-      <w:r>
-        <w:rPr>
-          <w:b w:val="0"/>
-        </w:rPr>
-        <w:t xml:space="preserve">Extension: compare two concrete variants of this </w:t>
-      </w:r>
-      <w:r>
-        <w:rPr>
-          <w:b/>
-        </w:rPr>
-        <w:t>mechanism</w:t>
-      </w:r>
-      <w:r>
-        <w:rPr>
-          <w:b w:val="0"/>
-        </w:rPr>
-        <w:t xml:space="preserve"> while holding unrelated conditions fixed; report both successful and unsuccessful outcomes.</w:t>
+        <w:pStyle w:val="Heading2"/>
+      </w:pPr>
+      <w:r>
+        <w:t>W3 Audit the limit</w:t>
       </w:r>
     </w:p>
     <w:p>
@@ -3666,19 +4225,7 @@
         <w:rPr>
           <w:b w:val="0"/>
         </w:rPr>
-        <w:t xml:space="preserve">Next connection: Effect size and practical importance. Preserve the current case record and retrieve its </w:t>
-      </w:r>
-      <w:r>
-        <w:rPr>
-          <w:b/>
-        </w:rPr>
-        <w:t>evidence</w:t>
-      </w:r>
-      <w:r>
-        <w:rPr>
-          <w:b w:val="0"/>
-        </w:rPr>
-        <w:t xml:space="preserve"> boundary before moving on.</w:t>
+        <w:t>A report omits this qualification: A narrow interval can be precisely biased; sampling independence and representativeness must be justified.</w:t>
       </w:r>
     </w:p>
     <w:p>
@@ -3689,15 +4236,522 @@
         <w:rPr>
           <w:b w:val="0"/>
         </w:rPr>
-        <w:t>Retain the project ledger and assess a changed case after support. Check the relevant prerequisite before carrying this component forward.</w:t>
+        <w:t>Explain how omitting it could change a reader's interpretation, and write an accurate replacement.</w:t>
       </w:r>
     </w:p>
     <w:p>
       <w:pPr>
+        <w:spacing w:line="336" w:lineRule="auto" w:after="180"/>
+      </w:pPr>
+      <w:r>
+        <w:rPr>
+          <w:b w:val="0"/>
+        </w:rPr>
+        <w:t>Teacher explanation: A narrow interval can be precisely biased; sampling independence and representativeness must be justified.</w:t>
+      </w:r>
+    </w:p>
+    <w:p>
+      <w:pPr>
+        <w:spacing w:line="336" w:lineRule="auto" w:after="180"/>
+      </w:pPr>
+      <w:r>
+        <w:rPr>
+          <w:b w:val="0"/>
+        </w:rPr>
+        <w:t xml:space="preserve">State the observed result separately from the unverified or out-of-scope claim; preserve the original </w:t>
+      </w:r>
+      <w:r>
+        <w:rPr>
+          <w:b/>
+        </w:rPr>
+        <w:t>evidence</w:t>
+      </w:r>
+      <w:r>
+        <w:rPr>
+          <w:b w:val="0"/>
+        </w:rPr>
+        <w:t xml:space="preserve"> rather than inventing a missing fact.</w:t>
+      </w:r>
+    </w:p>
+    <w:p>
+      <w:pPr>
+        <w:pStyle w:val="Heading2"/>
+      </w:pPr>
+      <w:r>
+        <w:t>W5 Design a revealing follow-up</w:t>
+      </w:r>
+    </w:p>
+    <w:p>
+      <w:pPr>
+        <w:spacing w:line="336" w:lineRule="auto" w:after="180"/>
+      </w:pPr>
+      <w:r>
+        <w:rPr>
+          <w:b w:val="0"/>
+        </w:rPr>
+        <w:t>For the worked scenario, propose one additional case that could reveal a failure, describe its expected outcome before running it, and explain what would need to remain fixed for a fair comparison.</w:t>
+      </w:r>
+    </w:p>
+    <w:p>
+      <w:pPr>
+        <w:spacing w:line="336" w:lineRule="auto" w:after="180"/>
+      </w:pPr>
+      <w:r>
+        <w:rPr>
+          <w:b w:val="0"/>
+        </w:rPr>
+        <w:t>Do not reuse W4 as a new final test after receiving feedback.</w:t>
+      </w:r>
+    </w:p>
+    <w:p>
+      <w:pPr>
+        <w:spacing w:line="336" w:lineRule="auto" w:after="180"/>
+      </w:pPr>
+      <w:r>
+        <w:rPr>
+          <w:b w:val="0"/>
+        </w:rPr>
+        <w:t xml:space="preserve">Teacher explanation: Accept a concrete variant of the worked </w:t>
+      </w:r>
+      <w:r>
+        <w:rPr>
+          <w:b/>
+        </w:rPr>
+        <w:t>input</w:t>
+      </w:r>
+      <w:r>
+        <w:rPr>
+          <w:b w:val="0"/>
+        </w:rPr>
+        <w:t xml:space="preserve"> or a missing/conflicting/boundary condition, with an expectation derived from the declared procedure.</w:t>
+      </w:r>
+    </w:p>
+    <w:p>
+      <w:pPr>
+        <w:spacing w:line="336" w:lineRule="auto" w:after="180"/>
+      </w:pPr>
+      <w:r>
+        <w:rPr>
+          <w:b w:val="0"/>
+        </w:rPr>
+        <w:t xml:space="preserve">Require preserved settings, original </w:t>
+      </w:r>
+      <w:r>
+        <w:rPr>
+          <w:b/>
+        </w:rPr>
+        <w:t>output</w:t>
+      </w:r>
+      <w:r>
+        <w:rPr>
+          <w:b w:val="0"/>
+        </w:rPr>
+        <w:t>s and data roles. A narrow interval can be precisely biased; sampling independence and representativeness must be justified.</w:t>
+      </w:r>
+    </w:p>
+    <w:p>
+      <w:pPr>
+        <w:spacing w:line="336" w:lineRule="auto" w:after="180"/>
+      </w:pPr>
+      <w:r>
+        <w:rPr>
+          <w:b w:val="0"/>
+        </w:rPr>
+        <w:t xml:space="preserve">The new case should test this particular </w:t>
+      </w:r>
+      <w:r>
+        <w:rPr>
+          <w:b/>
+        </w:rPr>
+        <w:t>mechanism</w:t>
+      </w:r>
+      <w:r>
+        <w:rPr>
+          <w:b w:val="0"/>
+        </w:rPr>
+        <w:t xml:space="preserve"> rather than merely restate the original result.</w:t>
+      </w:r>
+    </w:p>
+    <w:p>
+      <w:pPr>
+        <w:pStyle w:val="Heading2"/>
+      </w:pPr>
+      <w:r>
+        <w:t>Earlier wording, alternatives and picture transcripts · reference / check after trying</w:t>
+      </w:r>
+    </w:p>
+    <w:p>
+      <w:pPr>
         <w:pStyle w:val="Heading3"/>
       </w:pPr>
       <w:r>
-        <w:t>Plan the delayed return</w:t>
+        <w:t>Guided and exit questions</w:t>
+      </w:r>
+    </w:p>
+    <w:p>
+      <w:pPr>
+        <w:spacing w:line="336" w:lineRule="auto" w:after="180"/>
+      </w:pPr>
+      <w:r>
+        <w:rPr>
+          <w:b w:val="0"/>
+        </w:rPr>
+        <w:t xml:space="preserve">Guided: SE = 2/4 = 0.5; margin = 0.98; interval [9.02, 10.98]. Under assumptions, the method covers the fixed population mean in approximately 95% of repeated samples. Qualification: A narrow interval can be precisely biased; sampling independence and representativeness must be justified. Exit: accept a concrete variation with its predicted outcome and a stated condition that would challenge the </w:t>
+      </w:r>
+      <w:r>
+        <w:rPr>
+          <w:b/>
+        </w:rPr>
+        <w:t>mechanism</w:t>
+      </w:r>
+      <w:r>
+        <w:rPr>
+          <w:b w:val="0"/>
+        </w:rPr>
+        <w:t xml:space="preserve">; reject a claim resting on unmeasured </w:t>
+      </w:r>
+      <w:r>
+        <w:rPr>
+          <w:b/>
+        </w:rPr>
+        <w:t>evidence</w:t>
+      </w:r>
+      <w:r>
+        <w:rPr>
+          <w:b w:val="0"/>
+        </w:rPr>
+        <w:t>.</w:t>
+      </w:r>
+    </w:p>
+    <w:p>
+      <w:pPr>
+        <w:pStyle w:val="Heading3"/>
+      </w:pPr>
+      <w:r>
+        <w:t>W1 Explain the mechanism</w:t>
+      </w:r>
+    </w:p>
+    <w:p>
+      <w:pPr>
+        <w:pStyle w:val="Heading3"/>
+      </w:pPr>
+      <w:r>
+        <w:t>W2 Trace the worked case</w:t>
+      </w:r>
+    </w:p>
+    <w:p>
+      <w:pPr>
+        <w:pStyle w:val="Heading3"/>
+      </w:pPr>
+      <w:r>
+        <w:t>W3 Audit the limit</w:t>
+      </w:r>
+    </w:p>
+    <w:p>
+      <w:pPr>
+        <w:pStyle w:val="Heading3"/>
+      </w:pPr>
+      <w:r>
+        <w:t>W4 Apply a new case independently</w:t>
+      </w:r>
+    </w:p>
+    <w:p>
+      <w:pPr>
+        <w:spacing w:line="336" w:lineRule="auto" w:after="180"/>
+      </w:pPr>
+      <w:r>
+        <w:rPr>
+          <w:b w:val="0"/>
+        </w:rPr>
+        <w:t>Observed mean is 20 from 25 independent normal measurements; population standard deviation is known to be 5. Use the supplied 95% rule mean ± 1.96 × sigma / sqrt(n). Compute the interval and name one assumption.</w:t>
+      </w:r>
+    </w:p>
+    <w:p>
+      <w:pPr>
+        <w:spacing w:line="336" w:lineRule="auto" w:after="180"/>
+      </w:pPr>
+      <w:r>
+        <w:rPr>
+          <w:b w:val="0"/>
+        </w:rPr>
+        <w:t xml:space="preserve">Teacher explanation: SE 1, margin 1.96, interval [18.04, 21.96]. Require independent normal sampling and </w:t>
+      </w:r>
+      <w:r>
+        <w:rPr>
+          <w:b/>
+        </w:rPr>
+        <w:t>known sigma</w:t>
+      </w:r>
+      <w:r>
+        <w:rPr>
+          <w:b w:val="0"/>
+        </w:rPr>
+        <w:t>; bias is not repaired by the interval.</w:t>
+      </w:r>
+    </w:p>
+    <w:p>
+      <w:pPr>
+        <w:pStyle w:val="Heading3"/>
+      </w:pPr>
+      <w:r>
+        <w:t>W5 Design a revealing follow-up</w:t>
+      </w:r>
+    </w:p>
+    <w:p>
+      <w:pPr>
+        <w:pStyle w:val="Heading3"/>
+      </w:pPr>
+      <w:r>
+        <w:t>Independent assessment and fresh retry</w:t>
+      </w:r>
+    </w:p>
+    <w:p>
+      <w:pPr>
+        <w:spacing w:line="336" w:lineRule="auto" w:after="180"/>
+      </w:pPr>
+      <w:r>
+        <w:rPr>
+          <w:b w:val="0"/>
+        </w:rPr>
+        <w:t xml:space="preserve">W4: SE 1, margin 1.96, interval [18.04, 21.96]. Require independent normal sampling and </w:t>
+      </w:r>
+      <w:r>
+        <w:rPr>
+          <w:b/>
+        </w:rPr>
+        <w:t>known sigma</w:t>
+      </w:r>
+      <w:r>
+        <w:rPr>
+          <w:b w:val="0"/>
+        </w:rPr>
+        <w:t xml:space="preserve">; bias is not repaired by the interval. Require intermediate reasoning and the stated scope. Fresh retry: Mean8, n16, </w:t>
+      </w:r>
+      <w:r>
+        <w:rPr>
+          <w:b/>
+        </w:rPr>
+        <w:t>known sigma</w:t>
+      </w:r>
+      <w:r>
+        <w:rPr>
+          <w:b w:val="0"/>
+        </w:rPr>
+        <w:t>4. Expected reasoning: SE1, margin1.96, interval[6.04, 9.96] under the same assumptions. If students need support, record it and reassess with another new case rather than awarding independence to a copied answer.</w:t>
+      </w:r>
+    </w:p>
+    <w:p>
+      <w:pPr>
+        <w:pStyle w:val="Heading3"/>
+      </w:pPr>
+      <w:r>
+        <w:t>Assess independent transfer</w:t>
+      </w:r>
+    </w:p>
+    <w:p>
+      <w:pPr>
+        <w:pStyle w:val="Heading3"/>
+      </w:pPr>
+      <w:r>
+        <w:t>Selected case answer</w:t>
+      </w:r>
+    </w:p>
+    <w:p>
+      <w:pPr>
+        <w:pStyle w:val="Heading3"/>
+      </w:pPr>
+      <w:r>
+        <w:t>Feedback that the learner uses</w:t>
+      </w:r>
+    </w:p>
+    <w:p>
+      <w:pPr>
+        <w:pStyle w:val="Heading1"/>
+      </w:pPr>
+      <w:r>
+        <w:t>06. Connect, support and revisit research reasoning</w:t>
+      </w:r>
+    </w:p>
+    <w:p>
+      <w:r>
+        <w:t>Use saved evidence and assumptions to choose the next question.</w:t>
+      </w:r>
+    </w:p>
+    <w:p>
+      <w:pPr>
+        <w:pStyle w:val="Heading2"/>
+      </w:pPr>
+      <w:r>
+        <w:t>Project and next-week bridge</w:t>
+      </w:r>
+    </w:p>
+    <w:p>
+      <w:pPr>
+        <w:spacing w:line="336" w:lineRule="auto" w:after="180"/>
+      </w:pPr>
+      <w:r>
+        <w:rPr>
+          <w:b w:val="0"/>
+        </w:rPr>
+        <w:t xml:space="preserve">Add a labelled uncertainty intervals </w:t>
+      </w:r>
+      <w:r>
+        <w:rPr>
+          <w:b/>
+        </w:rPr>
+        <w:t>evidence</w:t>
+      </w:r>
+      <w:r>
+        <w:rPr>
+          <w:b w:val="0"/>
+        </w:rPr>
+        <w:t xml:space="preserve"> sheet to Reproducible AI Research Study. Show how you can explain the </w:t>
+      </w:r>
+      <w:r>
+        <w:rPr>
+          <w:b/>
+        </w:rPr>
+        <w:t>mechanism</w:t>
+      </w:r>
+      <w:r>
+        <w:rPr>
+          <w:b w:val="0"/>
+        </w:rPr>
+        <w:t xml:space="preserve"> and terminology of uncertainty intervals.</w:t>
+      </w:r>
+    </w:p>
+    <w:p>
+      <w:pPr>
+        <w:spacing w:line="336" w:lineRule="auto" w:after="180"/>
+      </w:pPr>
+      <w:r>
+        <w:rPr>
+          <w:b w:val="0"/>
+        </w:rPr>
+        <w:t xml:space="preserve">Use the supplied fictional case and keep its </w:t>
+      </w:r>
+      <w:r>
+        <w:rPr>
+          <w:b/>
+        </w:rPr>
+        <w:t>input</w:t>
+      </w:r>
+      <w:r>
+        <w:rPr>
+          <w:b w:val="0"/>
+        </w:rPr>
+        <w:t xml:space="preserve">s, intermediate steps, calculation or </w:t>
+      </w:r>
+      <w:r>
+        <w:rPr>
+          <w:b/>
+        </w:rPr>
+        <w:t>prediction</w:t>
+      </w:r>
+      <w:r>
+        <w:rPr>
+          <w:b w:val="0"/>
+        </w:rPr>
+        <w:t>, and limitation. Connect this record to last week’s record; a matching answer without a trace is insufficient.</w:t>
+      </w:r>
+    </w:p>
+    <w:p>
+      <w:pPr>
+        <w:spacing w:line="336" w:lineRule="auto" w:after="180"/>
+      </w:pPr>
+      <w:r>
+        <w:rPr>
+          <w:b w:val="0"/>
+        </w:rPr>
+        <w:t xml:space="preserve">Provide an </w:t>
+      </w:r>
+      <w:r>
+        <w:rPr>
+          <w:b/>
+        </w:rPr>
+        <w:t>input</w:t>
+      </w:r>
+      <w:r>
+        <w:rPr>
+          <w:b w:val="0"/>
+        </w:rPr>
+        <w:t>/procedure/result/limit frame and a calculator when needed. Ask students to identify the first step before completing the whole trace.</w:t>
+      </w:r>
+    </w:p>
+    <w:p>
+      <w:pPr>
+        <w:spacing w:line="336" w:lineRule="auto" w:after="180"/>
+      </w:pPr>
+      <w:r>
+        <w:rPr>
+          <w:b w:val="0"/>
+        </w:rPr>
+        <w:t xml:space="preserve">Extension: compare two concrete variants of this </w:t>
+      </w:r>
+      <w:r>
+        <w:rPr>
+          <w:b/>
+        </w:rPr>
+        <w:t>mechanism</w:t>
+      </w:r>
+      <w:r>
+        <w:rPr>
+          <w:b w:val="0"/>
+        </w:rPr>
+        <w:t xml:space="preserve"> while holding unrelated conditions fixed; report both successful and unsuccessful outcomes.</w:t>
+      </w:r>
+    </w:p>
+    <w:p>
+      <w:pPr>
+        <w:spacing w:line="336" w:lineRule="auto" w:after="180"/>
+      </w:pPr>
+      <w:r>
+        <w:rPr>
+          <w:b w:val="0"/>
+        </w:rPr>
+        <w:t xml:space="preserve">Next connection: Effect size and practical importance. Preserve the current case record and retrieve its </w:t>
+      </w:r>
+      <w:r>
+        <w:rPr>
+          <w:b/>
+        </w:rPr>
+        <w:t>evidence</w:t>
+      </w:r>
+      <w:r>
+        <w:rPr>
+          <w:b w:val="0"/>
+        </w:rPr>
+        <w:t xml:space="preserve"> boundary before moving on.</w:t>
+      </w:r>
+    </w:p>
+    <w:p>
+      <w:pPr>
+        <w:spacing w:line="336" w:lineRule="auto" w:after="180"/>
+      </w:pPr>
+      <w:r>
+        <w:rPr>
+          <w:b w:val="0"/>
+        </w:rPr>
+        <w:t>Retain the project ledger and assess a changed case after support. Check the relevant prerequisite before carrying this component forward.</w:t>
+      </w:r>
+    </w:p>
+    <w:p>
+      <w:pPr>
+        <w:spacing w:line="336" w:lineRule="auto" w:after="180"/>
+      </w:pPr>
+      <w:r>
+        <w:rPr>
+          <w:b w:val="0"/>
+        </w:rPr>
+        <w:t>For the Reproducible AI Research Study, retain an annotated worked trace and the changed-case reasoning. Connect the claim to its records, units and assumptions so another investigator can challenge or reproduce it.</w:t>
+      </w:r>
+    </w:p>
+    <w:p>
+      <w:pPr>
+        <w:pStyle w:val="Heading2"/>
+      </w:pPr>
+      <w:r>
+        <w:t>Delayed return and support record</w:t>
       </w:r>
     </w:p>
     <w:p>
@@ -3914,48 +4968,60 @@
     </w:p>
     <w:p>
       <w:pPr>
-        <w:pStyle w:val="Heading3"/>
-      </w:pPr>
-      <w:r>
-        <w:t>Project evidence from this case</w:t>
+        <w:pStyle w:val="Heading2"/>
+      </w:pPr>
+      <w:r>
+        <w:t>Earlier wording, alternatives and picture transcripts · reference / check after trying</w:t>
       </w:r>
     </w:p>
     <w:p>
       <w:pPr>
-        <w:spacing w:line="336" w:lineRule="auto" w:after="180"/>
-      </w:pPr>
-      <w:r>
-        <w:rPr>
-          <w:b w:val="0"/>
-        </w:rPr>
-        <w:t>For the Reproducible AI Research Study, retain an annotated worked trace and the changed-case reasoning. Connect the claim to its records, units and assumptions so another investigator can challenge or reproduce it.</w:t>
+        <w:pStyle w:val="Heading3"/>
+      </w:pPr>
+      <w:r>
+        <w:t>Plan the delayed return</w:t>
       </w:r>
     </w:p>
     <w:p>
       <w:pPr>
-        <w:pStyle w:val="Heading1"/>
-      </w:pPr>
-      <w:r>
-        <w:t>07. Prepare, teach and assess</w:t>
+        <w:pStyle w:val="Heading3"/>
+      </w:pPr>
+      <w:r>
+        <w:t>Project evidence from this case</w:t>
       </w:r>
     </w:p>
     <w:p>
-      <w:r>
-        <w:t>Use this preparation summary alongside the detailed Uncertainty intervals lesson; it is a checklist rather than a replacement for the full sequence.</w:t>
+      <w:pPr>
+        <w:pStyle w:val="Heading1"/>
+      </w:pPr>
+      <w:r>
+        <w:t>Reference bank and extra practice</w:t>
       </w:r>
     </w:p>
     <w:p>
       <w:pPr>
-        <w:pStyle w:val="Heading3"/>
-      </w:pPr>
-      <w:r>
-        <w:t>Teaching target</w:t>
+        <w:pStyle w:val="Heading1"/>
+      </w:pPr>
+      <w:r>
+        <w:t>07. Reference · Alternative planning checklist</w:t>
       </w:r>
     </w:p>
     <w:p>
+      <w:r>
+        <w:t>Use alongside the main route when helpful.</w:t>
+      </w:r>
+    </w:p>
+    <w:p>
+      <w:pPr>
+        <w:pStyle w:val="Heading2"/>
+      </w:pPr>
+      <w:r>
+        <w:t>Planning,assessment and project reminders</w:t>
+      </w:r>
+    </w:p>
+    <w:p>
       <w:pPr>
         <w:spacing w:line="336" w:lineRule="auto" w:after="180"/>
-        <w:shd w:fill="EDF7F3"/>
       </w:pPr>
       <w:r>
         <w:rPr>
@@ -4167,22 +5233,24 @@
     </w:p>
     <w:p>
       <w:pPr>
-        <w:pStyle w:val="Heading3"/>
-      </w:pPr>
-      <w:r>
-        <w:t>Supported practice answer</w:t>
+        <w:spacing w:line="336" w:lineRule="auto" w:after="180"/>
+      </w:pPr>
+      <w:r>
+        <w:rPr>
+          <w:b w:val="0"/>
+        </w:rPr>
+        <w:t>Reasoned practice answer: Teacher explanation: SE = 2/4 = 0.5; margin = 0.98; interval [9.02, 10.98]. Under assumptions, the method covers the fixed population mean in approximately 95% of repeated samples.</w:t>
       </w:r>
     </w:p>
     <w:p>
       <w:pPr>
         <w:spacing w:line="336" w:lineRule="auto" w:after="180"/>
-        <w:shd w:fill="F1F6FC"/>
       </w:pPr>
       <w:r>
         <w:rPr>
           <w:b w:val="0"/>
         </w:rPr>
-        <w:t>Reasoned practice answer: Teacher explanation: SE=2/4=.5; margin=.98; interval[9.02, 10.98]. Under assumptions, the method covers the fixed population mean in95% of repeated samples.</w:t>
+        <w:t>Check every learner before discussion: Use the worked case for Uncertainty intervals. Proposed explanation: “The worked result establishes every future case”. Decide whether this explanation is supported.</w:t>
       </w:r>
     </w:p>
     <w:p>
@@ -4193,7 +5261,7 @@
         <w:rPr>
           <w:b w:val="0"/>
         </w:rPr>
-        <w:t>Check every learner before discussion: Use the worked case for Uncertainty intervals. Proposed explanation: “The worked result establishes every future case”. Decide whether this explanation is supported.</w:t>
+        <w:t>Point to the step or supplied fact that decides; explain your repair if needed.</w:t>
       </w:r>
     </w:p>
     <w:p>
@@ -4204,117 +5272,69 @@
         <w:rPr>
           <w:b w:val="0"/>
         </w:rPr>
-        <w:t>Point to the step or supplied fact that decides; explain your repair if needed.</w:t>
+        <w:t>Misconception repair: A narrow interval can be precisely biased; sampling independence and representativeness must be justified.</w:t>
       </w:r>
     </w:p>
     <w:p>
       <w:pPr>
-        <w:pStyle w:val="Heading3"/>
-      </w:pPr>
-      <w:r>
-        <w:t>Repair the misconception</w:t>
+        <w:spacing w:line="336" w:lineRule="auto" w:after="180"/>
+      </w:pPr>
+      <w:r>
+        <w:rPr>
+          <w:b w:val="0"/>
+        </w:rPr>
+        <w:t xml:space="preserve">Support: read the exact case aloud, enlarge the labelled picture, supply </w:t>
+      </w:r>
+      <w:r>
+        <w:rPr>
+          <w:b/>
+        </w:rPr>
+        <w:t>input</w:t>
+      </w:r>
+      <w:r>
+        <w:rPr>
+          <w:b w:val="0"/>
+        </w:rPr>
+        <w:t xml:space="preserve"> cards and model only the first deciding step. Accept a spoken explanation or drawing; retain the reasoning goal.</w:t>
       </w:r>
     </w:p>
     <w:p>
       <w:pPr>
         <w:spacing w:line="336" w:lineRule="auto" w:after="180"/>
-        <w:shd w:fill="FFF5E6"/>
       </w:pPr>
       <w:r>
         <w:rPr>
           <w:b w:val="0"/>
         </w:rPr>
-        <w:t>Misconception repair: A narrow interval can be precisely biased; sampling independence and representativeness must be justified.</w:t>
+        <w:t xml:space="preserve">Extension: Use a supplied interval [-1.4,0.3] instead. Require a </w:t>
+      </w:r>
+      <w:r>
+        <w:rPr>
+          <w:b/>
+        </w:rPr>
+        <w:t>prediction</w:t>
+      </w:r>
+      <w:r>
+        <w:rPr>
+          <w:b w:val="0"/>
+        </w:rPr>
+        <w:t xml:space="preserve"> and a reason before comparing.</w:t>
       </w:r>
     </w:p>
     <w:p>
       <w:pPr>
-        <w:pStyle w:val="Heading3"/>
-      </w:pPr>
-      <w:r>
-        <w:t>Support without giving away the answer</w:t>
+        <w:spacing w:line="336" w:lineRule="auto" w:after="180"/>
+      </w:pPr>
+      <w:r>
+        <w:rPr>
+          <w:b w:val="0"/>
+        </w:rPr>
+        <w:t>Expected result: It includes zero and positive differences, so both no difference and slower B remain compatible with that interval. Reason: The new upper endpoint crosses zero.</w:t>
       </w:r>
     </w:p>
     <w:p>
       <w:pPr>
         <w:spacing w:line="336" w:lineRule="auto" w:after="180"/>
-        <w:shd w:fill="F1F6F8"/>
-      </w:pPr>
-      <w:r>
-        <w:rPr>
-          <w:b w:val="0"/>
-        </w:rPr>
-        <w:t xml:space="preserve">Support: read the exact case aloud, enlarge the labelled picture, supply </w:t>
-      </w:r>
-      <w:r>
-        <w:rPr>
-          <w:b/>
-        </w:rPr>
-        <w:t>input</w:t>
-      </w:r>
-      <w:r>
-        <w:rPr>
-          <w:b w:val="0"/>
-        </w:rPr>
-        <w:t xml:space="preserve"> cards and model only the first deciding step. Accept a spoken explanation or drawing; retain the reasoning goal.</w:t>
-      </w:r>
-    </w:p>
-    <w:p>
-      <w:pPr>
-        <w:pStyle w:val="Heading3"/>
-      </w:pPr>
-      <w:r>
-        <w:t>Extend the reasoning</w:t>
-      </w:r>
-    </w:p>
-    <w:p>
-      <w:pPr>
-        <w:spacing w:line="336" w:lineRule="auto" w:after="180"/>
-        <w:shd w:fill="F5F1FB"/>
-      </w:pPr>
-      <w:r>
-        <w:rPr>
-          <w:b w:val="0"/>
-        </w:rPr>
-        <w:t xml:space="preserve">Extension: Use a supplied interval [-1.4,0.3] instead. Require a </w:t>
-      </w:r>
-      <w:r>
-        <w:rPr>
-          <w:b/>
-        </w:rPr>
-        <w:t>prediction</w:t>
-      </w:r>
-      <w:r>
-        <w:rPr>
-          <w:b w:val="0"/>
-        </w:rPr>
-        <w:t xml:space="preserve"> and a reason before comparing.</w:t>
-      </w:r>
-    </w:p>
-    <w:p>
-      <w:pPr>
-        <w:spacing w:line="336" w:lineRule="auto" w:after="180"/>
-        <w:shd w:fill="F5F1FB"/>
-      </w:pPr>
-      <w:r>
-        <w:rPr>
-          <w:b w:val="0"/>
-        </w:rPr>
-        <w:t>Expected result: It includes zero and positive differences, so both no difference and slower B remain compatible with that interval. Reason: The new upper endpoint crosses zero.</w:t>
-      </w:r>
-    </w:p>
-    <w:p>
-      <w:pPr>
-        <w:pStyle w:val="Heading3"/>
-      </w:pPr>
-      <w:r>
-        <w:t>Protect the independent attempt</w:t>
-      </w:r>
-    </w:p>
-    <w:p>
-      <w:pPr>
-        <w:spacing w:line="336" w:lineRule="auto" w:after="180"/>
-        <w:shd w:fill="FFF5E6"/>
       </w:pPr>
       <w:r>
         <w:rPr>
@@ -4509,82 +5529,81 @@
     </w:tbl>
     <w:p>
       <w:pPr>
-        <w:pStyle w:val="Heading3"/>
-      </w:pPr>
-      <w:r>
-        <w:t>Project checkpoint</w:t>
+        <w:spacing w:line="336" w:lineRule="auto" w:after="180"/>
+      </w:pPr>
+      <w:r>
+        <w:rPr>
+          <w:b w:val="0"/>
+        </w:rPr>
+        <w:t xml:space="preserve">Project checkpoint: Make a transparent first version. Keep a trace of how one </w:t>
+      </w:r>
+      <w:r>
+        <w:rPr>
+          <w:b/>
+        </w:rPr>
+        <w:t>input</w:t>
+      </w:r>
+      <w:r>
+        <w:rPr>
+          <w:b w:val="0"/>
+        </w:rPr>
+        <w:t xml:space="preserve"> becomes an </w:t>
+      </w:r>
+      <w:r>
+        <w:rPr>
+          <w:b/>
+        </w:rPr>
+        <w:t>output</w:t>
+      </w:r>
+      <w:r>
+        <w:rPr>
+          <w:b w:val="0"/>
+        </w:rPr>
+        <w:t>; explain the rule or learned component.</w:t>
       </w:r>
     </w:p>
     <w:p>
       <w:pPr>
         <w:spacing w:line="336" w:lineRule="auto" w:after="180"/>
-        <w:shd w:fill="EDF7F3"/>
       </w:pPr>
       <w:r>
         <w:rPr>
           <w:b w:val="0"/>
         </w:rPr>
-        <w:t xml:space="preserve">Project checkpoint: Make a transparent first version. Keep a trace of how one </w:t>
+        <w:t xml:space="preserve">Use the weekly teacher answer for topic-specific reasoning. A saved progress tick is an activity record; judge mastery from the learner’s explanation and </w:t>
       </w:r>
       <w:r>
         <w:rPr>
           <w:b/>
         </w:rPr>
-        <w:t>input</w:t>
+        <w:t>evidence</w:t>
       </w:r>
       <w:r>
         <w:rPr>
           <w:b w:val="0"/>
         </w:rPr>
-        <w:t xml:space="preserve"> becomes an </w:t>
-      </w:r>
-      <w:r>
-        <w:rPr>
-          <w:b/>
-        </w:rPr>
-        <w:t>output</w:t>
-      </w:r>
-      <w:r>
-        <w:rPr>
-          <w:b w:val="0"/>
-        </w:rPr>
-        <w:t>; explain the rule or learned component.</w:t>
+        <w:t>.</w:t>
       </w:r>
     </w:p>
     <w:p>
       <w:pPr>
-        <w:spacing w:line="336" w:lineRule="auto" w:after="180"/>
-      </w:pPr>
-      <w:r>
-        <w:rPr>
-          <w:b w:val="0"/>
-        </w:rPr>
-        <w:t xml:space="preserve">Use the weekly teacher answer for topic-specific reasoning. A saved progress tick is an activity record; judge mastery from the learner’s explanation and </w:t>
-      </w:r>
-      <w:r>
-        <w:rPr>
-          <w:b/>
-        </w:rPr>
-        <w:t>evidence</w:t>
-      </w:r>
-      <w:r>
-        <w:rPr>
-          <w:b w:val="0"/>
-        </w:rPr>
-        <w:t>.</w:t>
+        <w:pStyle w:val="Heading1"/>
+      </w:pPr>
+      <w:r>
+        <w:t>08. Reference · Feedback,labs and repair paths</w:t>
       </w:r>
     </w:p>
     <w:p>
-      <w:pPr>
-        <w:pStyle w:val="Heading1"/>
-      </w:pPr>
-      <w:r>
-        <w:t>08. Use feedback, labs and repair paths</w:t>
+      <w:r>
+        <w:t>Retain the first attempt and the evidence used for a repair.</w:t>
       </w:r>
     </w:p>
     <w:p>
-      <w:r>
-        <w:t>Use feedback, earlier review and portfolios purposefully. Apply the coding routine only when this lesson has an executable lab.</w:t>
+      <w:pPr>
+        <w:pStyle w:val="Heading2"/>
+      </w:pPr>
+      <w:r>
+        <w:t>Feedback and record guidance</w:t>
       </w:r>
     </w:p>
     <w:p>
@@ -4683,40 +5702,17 @@
         <w:pStyle w:val="Heading1"/>
       </w:pPr>
       <w:r>
-        <w:t>09. Visual concept journey</w:t>
+        <w:t>09. Reference · Teach with the six pictures</w:t>
       </w:r>
     </w:p>
     <w:p>
       <w:r>
-        <w:t>Show one Uncertainty intervals graphic at a time, request a prediction and discuss its trace before the independent assessment.</w:t>
+        <w:t>Choose one picture for a particular reasoning move.</w:t>
       </w:r>
     </w:p>
     <w:p>
       <w:pPr>
-        <w:spacing w:line="336" w:lineRule="auto" w:after="180"/>
-      </w:pPr>
-      <w:r>
-        <w:rPr>
-          <w:b w:val="0"/>
-        </w:rPr>
-        <w:t xml:space="preserve">Use one picture at a time. Hide a worked result before asking for a </w:t>
-      </w:r>
-      <w:r>
-        <w:rPr>
-          <w:b/>
-        </w:rPr>
-        <w:t>prediction</w:t>
-      </w:r>
-      <w:r>
-        <w:rPr>
-          <w:b w:val="0"/>
-        </w:rPr>
-        <w:t>, then reveal it for feedback. These are supported teaching cases; retain the separate independent assessment for a fresh first attempt.</w:t>
-      </w:r>
-    </w:p>
-    <w:p>
-      <w:pPr>
-        <w:pStyle w:val="Heading3"/>
+        <w:pStyle w:val="Heading2"/>
       </w:pPr>
       <w:r>
         <w:t>01. Uncertainty intervals: the case</w:t>
@@ -4727,7 +5723,7 @@
         <w:drawing>
           <wp:inline xmlns:a="http://schemas.openxmlformats.org/drawingml/2006/main" xmlns:pic="http://schemas.openxmlformats.org/drawingml/2006/picture">
             <wp:extent cx="5486400" cy="2834640"/>
-            <wp:docPr id="3" name="Picture 3" descr="Read a supplied uncertainty interval. A fictional study supplies an interval for a mean time difference under its stated sampling model. Supplied facts: Estimated difference B−A is -0.8 seconds; supplied 95% confidence interval is [-1.4,-0.2] seconds. Assume the study’s interval method is appropriate."/>
+            <wp:docPr id="5" name="Picture 5" descr="Read a supplied uncertainty interval. A fictional study supplies an interval for a mean time difference under its stated sampling model. Supplied facts: Estimated difference B−A is -0.8 seconds; supplied 95% confidence interval is [-1.4,-0.2] seconds. Assume the study’s interval method is appropriate."/>
             <wp:cNvGraphicFramePr>
               <a:graphicFrameLocks noChangeAspect="1"/>
             </wp:cNvGraphicFramePr>
@@ -4739,7 +5735,7 @@
                     <pic:cNvPicPr/>
                   </pic:nvPicPr>
                   <pic:blipFill>
-                    <a:blip r:embed="rId11"/>
+                    <a:blip r:embed="rId13"/>
                     <a:stretch>
                       <a:fillRect/>
                     </a:stretch>
@@ -4795,7 +5791,6 @@
     <w:p>
       <w:pPr>
         <w:spacing w:line="336" w:lineRule="auto" w:after="180"/>
-        <w:shd w:fill="F5F1FB"/>
       </w:pPr>
       <w:r>
         <w:rPr>
@@ -4806,27 +5801,18 @@
     </w:p>
     <w:p>
       <w:pPr>
-        <w:pStyle w:val="Heading3"/>
-      </w:pPr>
-      <w:r>
-        <w:t>Discuss while showing the picture</w:t>
+        <w:spacing w:line="336" w:lineRule="auto" w:after="180"/>
+      </w:pPr>
+      <w:r>
+        <w:rPr>
+          <w:b w:val="0"/>
+        </w:rPr>
+        <w:t>Teacher prompt: Point to the given fact that matters most. Explain why it matters. Ask learners to describe one label or arrow in ordinary words. Use the adjacent transcript if the image is difficult to see.</w:t>
       </w:r>
     </w:p>
     <w:p>
       <w:pPr>
-        <w:spacing w:line="336" w:lineRule="auto" w:after="180"/>
-        <w:shd w:fill="F1F6F8"/>
-      </w:pPr>
-      <w:r>
-        <w:rPr>
-          <w:b w:val="0"/>
-        </w:rPr>
-        <w:t>Teacher prompt: Point to the given fact that matters most. Explain why it matters. Ask learners to describe one label or arrow in ordinary words. Use the adjacent transcript if the image is difficult to see.</w:t>
-      </w:r>
-    </w:p>
-    <w:p>
-      <w:pPr>
-        <w:pStyle w:val="Heading3"/>
+        <w:pStyle w:val="Heading2"/>
       </w:pPr>
       <w:r>
         <w:t>02. Follow the deciding steps</w:t>
@@ -4837,7 +5823,7 @@
         <w:drawing>
           <wp:inline xmlns:a="http://schemas.openxmlformats.org/drawingml/2006/main" xmlns:pic="http://schemas.openxmlformats.org/drawingml/2006/picture">
             <wp:extent cx="5486400" cy="3337560"/>
-            <wp:docPr id="4" name="Picture 4" descr="Locate the estimate: -0.8 lies between the interval endpoints. → Interpret the sign: Negative B−A means B took less time under this measurement convention. → Respect coverage meaning: 95% describes the method’s long-run coverage, not a 95% probability for this fixed parameter."/>
+            <wp:docPr id="6" name="Picture 6" descr="Locate the estimate: -0.8 lies between the interval endpoints. → Interpret the sign: Negative B−A means B took less time under this measurement convention. → Respect coverage meaning: 95% describes the method’s long-run coverage, not a 95% probability for this fixed parameter."/>
             <wp:cNvGraphicFramePr>
               <a:graphicFrameLocks noChangeAspect="1"/>
             </wp:cNvGraphicFramePr>
@@ -4849,7 +5835,7 @@
                     <pic:cNvPicPr/>
                   </pic:nvPicPr>
                   <pic:blipFill>
-                    <a:blip r:embed="rId12"/>
+                    <a:blip r:embed="rId10"/>
                     <a:stretch>
                       <a:fillRect/>
                     </a:stretch>
@@ -4882,7 +5868,6 @@
     <w:p>
       <w:pPr>
         <w:spacing w:line="336" w:lineRule="auto" w:after="180"/>
-        <w:shd w:fill="F5F1FB"/>
       </w:pPr>
       <w:r>
         <w:rPr>
@@ -4905,39 +5890,30 @@
     </w:p>
     <w:p>
       <w:pPr>
-        <w:pStyle w:val="Heading3"/>
-      </w:pPr>
-      <w:r>
-        <w:t>Discuss while showing the picture</w:t>
+        <w:spacing w:line="336" w:lineRule="auto" w:after="180"/>
+      </w:pPr>
+      <w:r>
+        <w:rPr>
+          <w:b w:val="0"/>
+        </w:rPr>
+        <w:t xml:space="preserve">Teacher prompt: Point to each numbered stage and explain which recorded </w:t>
+      </w:r>
+      <w:r>
+        <w:rPr>
+          <w:b/>
+        </w:rPr>
+        <w:t>input</w:t>
+      </w:r>
+      <w:r>
+        <w:rPr>
+          <w:b w:val="0"/>
+        </w:rPr>
+        <w:t xml:space="preserve"> it uses. Ask learners to describe one label or arrow in ordinary words. Use the adjacent transcript if the image is difficult to see.</w:t>
       </w:r>
     </w:p>
     <w:p>
       <w:pPr>
-        <w:spacing w:line="336" w:lineRule="auto" w:after="180"/>
-        <w:shd w:fill="F1F6F8"/>
-      </w:pPr>
-      <w:r>
-        <w:rPr>
-          <w:b w:val="0"/>
-        </w:rPr>
-        <w:t xml:space="preserve">Teacher prompt: Point to each numbered stage and explain which recorded </w:t>
-      </w:r>
-      <w:r>
-        <w:rPr>
-          <w:b/>
-        </w:rPr>
-        <w:t>input</w:t>
-      </w:r>
-      <w:r>
-        <w:rPr>
-          <w:b w:val="0"/>
-        </w:rPr>
-        <w:t xml:space="preserve"> it uses. Ask learners to describe one label or arrow in ordinary words. Use the adjacent transcript if the image is difficult to see.</w:t>
-      </w:r>
-    </w:p>
-    <w:p>
-      <w:pPr>
-        <w:pStyle w:val="Heading3"/>
+        <w:pStyle w:val="Heading2"/>
       </w:pPr>
       <w:r>
         <w:t>03. Supplied interval for B minus A time</w:t>
@@ -4948,7 +5924,7 @@
         <w:drawing>
           <wp:inline xmlns:a="http://schemas.openxmlformats.org/drawingml/2006/main" xmlns:pic="http://schemas.openxmlformats.org/drawingml/2006/picture">
             <wp:extent cx="5486400" cy="3096768"/>
-            <wp:docPr id="5" name="Picture 5" descr="Supplied interval for B minus A time. Original supplied interval: Lower endpoint (s) = -1.4, Estimate (s) = -0.8, Upper endpoint (s) = -0.2. Changed supplied interval: Lower endpoint (s) = -1.4, Estimate (s) = not specified, Upper endpoint (s) = 0.3."/>
+            <wp:docPr id="7" name="Picture 7" descr="Supplied interval for B minus A time. Original supplied interval: Lower endpoint (s) = -1.4, Estimate (s) = -0.8, Upper endpoint (s) = -0.2. Changed supplied interval: Lower endpoint (s) = -1.4, Estimate (s) = not specified, Upper endpoint (s) = 0.3."/>
             <wp:cNvGraphicFramePr>
               <a:graphicFrameLocks noChangeAspect="1"/>
             </wp:cNvGraphicFramePr>
@@ -4960,7 +5936,7 @@
                     <pic:cNvPicPr/>
                   </pic:nvPicPr>
                   <pic:blipFill>
-                    <a:blip r:embed="rId13"/>
+                    <a:blip r:embed="rId14"/>
                     <a:stretch>
                       <a:fillRect/>
                     </a:stretch>
@@ -5004,7 +5980,6 @@
     <w:p>
       <w:pPr>
         <w:spacing w:line="336" w:lineRule="auto" w:after="180"/>
-        <w:shd w:fill="F5F1FB"/>
       </w:pPr>
       <w:r>
         <w:rPr>
@@ -5015,39 +5990,29 @@
     </w:p>
     <w:p>
       <w:pPr>
-        <w:pStyle w:val="Heading3"/>
-      </w:pPr>
-      <w:r>
-        <w:t>Discuss while showing the picture</w:t>
+        <w:spacing w:line="336" w:lineRule="auto" w:after="180"/>
+      </w:pPr>
+      <w:r>
+        <w:rPr>
+          <w:b w:val="0"/>
+        </w:rPr>
+        <w:t>Teacher prompt: Read the labels and values. Explain the relationship the model shows. Ask learners to describe one label or arrow in ordinary words. Use the adjacent transcript if the image is difficult to see.</w:t>
       </w:r>
     </w:p>
     <w:p>
       <w:pPr>
         <w:spacing w:line="336" w:lineRule="auto" w:after="180"/>
-        <w:shd w:fill="F1F6F8"/>
       </w:pPr>
       <w:r>
         <w:rPr>
           <w:b w:val="0"/>
         </w:rPr>
-        <w:t>Teacher prompt: Read the labels and values. Explain the relationship the model shows. Ask learners to describe one label or arrow in ordinary words. Use the adjacent transcript if the image is difficult to see.</w:t>
+        <w:t>Check row/column meanings, units and denominators before discussing a difference. Supplied toy values are not real class or model results.</w:t>
       </w:r>
     </w:p>
     <w:p>
       <w:pPr>
-        <w:spacing w:line="336" w:lineRule="auto" w:after="180"/>
-        <w:shd w:fill="F1F6F8"/>
-      </w:pPr>
-      <w:r>
-        <w:rPr>
-          <w:b w:val="0"/>
-        </w:rPr>
-        <w:t>Check row/column meanings, units and denominators before discussing a difference. Supplied toy values are not real class or model results.</w:t>
-      </w:r>
-    </w:p>
-    <w:p>
-      <w:pPr>
-        <w:pStyle w:val="Heading3"/>
+        <w:pStyle w:val="Heading2"/>
       </w:pPr>
       <w:r>
         <w:t>04. Change one thing. Trace what follows.</w:t>
@@ -5058,7 +6023,7 @@
         <w:drawing>
           <wp:inline xmlns:a="http://schemas.openxmlformats.org/drawingml/2006/main" xmlns:pic="http://schemas.openxmlformats.org/drawingml/2006/picture">
             <wp:extent cx="5486400" cy="3191256"/>
-            <wp:docPr id="6" name="Picture 6" descr="Original case: 95% describes the method’s long-run coverage, not a 95% probability for this fixed parameter. Changed condition: Use a supplied interval [-1.4,0.3] instead. Expected result: It includes zero and positive differences, so both no difference and slower B remain compatible with that interval. Reason: The new upper endpoint crosses zero."/>
+            <wp:docPr id="8" name="Picture 8" descr="Original case: 95% describes the method’s long-run coverage, not a 95% probability for this fixed parameter. Changed condition: Use a supplied interval [-1.4,0.3] instead. Expected result: It includes zero and positive differences, so both no difference and slower B remain compatible with that interval. Reason: The new upper endpoint crosses zero."/>
             <wp:cNvGraphicFramePr>
               <a:graphicFrameLocks noChangeAspect="1"/>
             </wp:cNvGraphicFramePr>
@@ -5070,7 +6035,7 @@
                     <pic:cNvPicPr/>
                   </pic:nvPicPr>
                   <pic:blipFill>
-                    <a:blip r:embed="rId14"/>
+                    <a:blip r:embed="rId15"/>
                     <a:stretch>
                       <a:fillRect/>
                     </a:stretch>
@@ -5114,7 +6079,6 @@
     <w:p>
       <w:pPr>
         <w:spacing w:line="336" w:lineRule="auto" w:after="180"/>
-        <w:shd w:fill="F5F1FB"/>
       </w:pPr>
       <w:r>
         <w:rPr>
@@ -5125,39 +6089,29 @@
     </w:p>
     <w:p>
       <w:pPr>
-        <w:pStyle w:val="Heading3"/>
-      </w:pPr>
-      <w:r>
-        <w:t>Discuss while showing the picture</w:t>
+        <w:spacing w:line="336" w:lineRule="auto" w:after="180"/>
+      </w:pPr>
+      <w:r>
+        <w:rPr>
+          <w:b w:val="0"/>
+        </w:rPr>
+        <w:t>Teacher prompt: Predict before checking the worked changed-case result. Name what changed and what the supplied facts allow you to conclude. Ask learners to describe one label or arrow in ordinary words.</w:t>
       </w:r>
     </w:p>
     <w:p>
       <w:pPr>
         <w:spacing w:line="336" w:lineRule="auto" w:after="180"/>
-        <w:shd w:fill="F1F6F8"/>
       </w:pPr>
       <w:r>
         <w:rPr>
           <w:b w:val="0"/>
         </w:rPr>
-        <w:t>Teacher prompt: Predict before checking the worked changed-case result. Name what changed and what the supplied facts allow you to conclude. Ask learners to describe one label or arrow in ordinary words.</w:t>
+        <w:t>Use the adjacent transcript if the image is difficult to see. Changed-case reasoning: The new upper endpoint crosses zero.</w:t>
       </w:r>
     </w:p>
     <w:p>
       <w:pPr>
-        <w:spacing w:line="336" w:lineRule="auto" w:after="180"/>
-        <w:shd w:fill="F1F6F8"/>
-      </w:pPr>
-      <w:r>
-        <w:rPr>
-          <w:b w:val="0"/>
-        </w:rPr>
-        <w:t>Use the adjacent transcript if the image is difficult to see. Changed-case reasoning: The new upper endpoint crosses zero.</w:t>
-      </w:r>
-    </w:p>
-    <w:p>
-      <w:pPr>
-        <w:pStyle w:val="Heading3"/>
+        <w:pStyle w:val="Heading2"/>
       </w:pPr>
       <w:r>
         <w:t>05. Connect the explanation to its limit</w:t>
@@ -5168,7 +6122,7 @@
         <w:drawing>
           <wp:inline xmlns:a="http://schemas.openxmlformats.org/drawingml/2006/main" xmlns:pic="http://schemas.openxmlformats.org/drawingml/2006/picture">
             <wp:extent cx="5486400" cy="2834640"/>
-            <wp:docPr id="7" name="Picture 7" descr="An uncertainty interval conveys precision under assumptions. Its endpoints, units, comparison direction and method all matter; the interval is supplied here, not calculated from unavailable raw data. Limit: An interval does not establish practical value or causality, and invalid sampling assumptions can invalidate its interpretation."/>
+            <wp:docPr id="9" name="Picture 9" descr="An uncertainty interval conveys precision under assumptions. Its endpoints, units, comparison direction and method all matter; the interval is supplied here, not calculated from unavailable raw data. Limit: An interval does not establish practical value or causality, and invalid sampling assumptions can invalidate its interpretation."/>
             <wp:cNvGraphicFramePr>
               <a:graphicFrameLocks noChangeAspect="1"/>
             </wp:cNvGraphicFramePr>
@@ -5180,7 +6134,7 @@
                     <pic:cNvPicPr/>
                   </pic:nvPicPr>
                   <pic:blipFill>
-                    <a:blip r:embed="rId15"/>
+                    <a:blip r:embed="rId16"/>
                     <a:stretch>
                       <a:fillRect/>
                     </a:stretch>
@@ -5224,7 +6178,6 @@
     <w:p>
       <w:pPr>
         <w:spacing w:line="336" w:lineRule="auto" w:after="180"/>
-        <w:shd w:fill="F5F1FB"/>
       </w:pPr>
       <w:r>
         <w:rPr>
@@ -5235,39 +6188,29 @@
     </w:p>
     <w:p>
       <w:pPr>
-        <w:pStyle w:val="Heading3"/>
-      </w:pPr>
-      <w:r>
-        <w:t>Discuss while showing the picture</w:t>
+        <w:spacing w:line="336" w:lineRule="auto" w:after="180"/>
+      </w:pPr>
+      <w:r>
+        <w:rPr>
+          <w:b w:val="0"/>
+        </w:rPr>
+        <w:t>Teacher prompt: Explain the case, then point to a limit on the claim. Ask learners to describe one label or arrow in ordinary words. Use the adjacent transcript if the image is difficult to see.</w:t>
       </w:r>
     </w:p>
     <w:p>
       <w:pPr>
         <w:spacing w:line="336" w:lineRule="auto" w:after="180"/>
-        <w:shd w:fill="F1F6F8"/>
       </w:pPr>
       <w:r>
         <w:rPr>
           <w:b w:val="0"/>
         </w:rPr>
-        <w:t>Teacher prompt: Explain the case, then point to a limit on the claim. Ask learners to describe one label or arrow in ordinary words. Use the adjacent transcript if the image is difficult to see.</w:t>
+        <w:t>Keep the stated scope: An interval does not establish practical value or causality, and invalid sampling assumptions can invalidate its interpretation.</w:t>
       </w:r>
     </w:p>
     <w:p>
       <w:pPr>
-        <w:spacing w:line="336" w:lineRule="auto" w:after="180"/>
-        <w:shd w:fill="F1F6F8"/>
-      </w:pPr>
-      <w:r>
-        <w:rPr>
-          <w:b w:val="0"/>
-        </w:rPr>
-        <w:t>Keep the stated scope: An interval does not establish practical value or causality, and invalid sampling assumptions can invalidate its interpretation.</w:t>
-      </w:r>
-    </w:p>
-    <w:p>
-      <w:pPr>
-        <w:pStyle w:val="Heading3"/>
+        <w:pStyle w:val="Heading2"/>
       </w:pPr>
       <w:r>
         <w:t>06. Make the idea visible in your project</w:t>
@@ -5278,7 +6221,7 @@
         <w:drawing>
           <wp:inline xmlns:a="http://schemas.openxmlformats.org/drawingml/2006/main" xmlns:pic="http://schemas.openxmlformats.org/drawingml/2006/picture">
             <wp:extent cx="5486400" cy="3681984"/>
-            <wp:docPr id="8" name="Picture 8" descr="For the Reproducible AI Research Study, retain an annotated worked trace and the changed-case reasoning. Connect the claim to its records, units and assumptions so another investigator can challenge or reproduce it. Draw your input, deciding step, result and limit. Supported question: Locate -0.8 and zero relative to the supplied interval [-1.4,-0.2]. Interpret the sign and confidence-method meaning, then describe what changes with interval [-1.4,0.3]."/>
+            <wp:docPr id="10" name="Picture 10" descr="For the Reproducible AI Research Study, retain an annotated worked trace and the changed-case reasoning. Connect the claim to its records, units and assumptions so another investigator can challenge or reproduce it. Draw your input, deciding step, result and limit. Supported question: Locate -0.8 and zero relative to the supplied interval [-1.4,-0.2]. Interpret the sign and confidence-method meaning, then describe what changes with interval [-1.4,0.3]."/>
             <wp:cNvGraphicFramePr>
               <a:graphicFrameLocks noChangeAspect="1"/>
             </wp:cNvGraphicFramePr>
@@ -5290,7 +6233,7 @@
                     <pic:cNvPicPr/>
                   </pic:nvPicPr>
                   <pic:blipFill>
-                    <a:blip r:embed="rId16"/>
+                    <a:blip r:embed="rId17"/>
                     <a:stretch>
                       <a:fillRect/>
                     </a:stretch>
@@ -5357,7 +6300,6 @@
     <w:p>
       <w:pPr>
         <w:spacing w:line="336" w:lineRule="auto" w:after="180"/>
-        <w:shd w:fill="F5F1FB"/>
       </w:pPr>
       <w:r>
         <w:rPr>
@@ -5380,70 +6322,137 @@
     </w:p>
     <w:p>
       <w:pPr>
-        <w:pStyle w:val="Heading3"/>
-      </w:pPr>
-      <w:r>
-        <w:t>Discuss while showing the picture</w:t>
+        <w:spacing w:line="336" w:lineRule="auto" w:after="180"/>
+      </w:pPr>
+      <w:r>
+        <w:rPr>
+          <w:b w:val="0"/>
+        </w:rPr>
+        <w:t xml:space="preserve">Teacher prompt: Draw your project trace and justify the deciding step using </w:t>
+      </w:r>
+      <w:r>
+        <w:rPr>
+          <w:b/>
+        </w:rPr>
+        <w:t>evidence</w:t>
+      </w:r>
+      <w:r>
+        <w:rPr>
+          <w:b w:val="0"/>
+        </w:rPr>
+        <w:t>. Ask learners to describe one label or arrow in ordinary words. Use the adjacent transcript if the image is difficult to see.</w:t>
       </w:r>
     </w:p>
     <w:p>
       <w:pPr>
         <w:spacing w:line="336" w:lineRule="auto" w:after="180"/>
-        <w:shd w:fill="F1F6F8"/>
       </w:pPr>
       <w:r>
         <w:rPr>
           <w:b w:val="0"/>
         </w:rPr>
-        <w:t xml:space="preserve">Teacher prompt: Draw your project trace and justify the deciding step using </w:t>
-      </w:r>
-      <w:r>
-        <w:rPr>
-          <w:b/>
-        </w:rPr>
-        <w:t>evidence</w:t>
-      </w:r>
-      <w:r>
-        <w:rPr>
-          <w:b w:val="0"/>
-        </w:rPr>
-        <w:t>. Ask learners to describe one label or arrow in ordinary words. Use the adjacent transcript if the image is difficult to see.</w:t>
+        <w:t>Supported practice key: -0.8 lies between the interval endpoints.</w:t>
       </w:r>
     </w:p>
     <w:p>
       <w:pPr>
         <w:spacing w:line="336" w:lineRule="auto" w:after="180"/>
-        <w:shd w:fill="F1F6F8"/>
       </w:pPr>
       <w:r>
         <w:rPr>
           <w:b w:val="0"/>
         </w:rPr>
-        <w:t>Supported practice key: -0.8 lies between the interval endpoints.</w:t>
+        <w:t>Negative B−A means B took less time under this measurement convention. 95% describes the method’s long-run coverage, not a 95% probability for this fixed parameter.</w:t>
       </w:r>
     </w:p>
     <w:p>
       <w:pPr>
         <w:spacing w:line="336" w:lineRule="auto" w:after="180"/>
-        <w:shd w:fill="F1F6F8"/>
       </w:pPr>
       <w:r>
         <w:rPr>
           <w:b w:val="0"/>
         </w:rPr>
-        <w:t>Negative B−A means B took less time under this measurement convention. 95% describes the method’s long-run coverage, not a 95% probability for this fixed parameter.</w:t>
+        <w:t>Changed case: It includes zero and positive differences, so both no difference and slower B remain compatible with that interval. The new upper endpoint crosses zero.</w:t>
       </w:r>
     </w:p>
     <w:p>
       <w:pPr>
+        <w:pStyle w:val="Heading2"/>
+      </w:pPr>
+      <w:r>
+        <w:t>Earlier wording, alternatives and picture transcripts · reference / check after trying</w:t>
+      </w:r>
+    </w:p>
+    <w:p>
+      <w:pPr>
         <w:spacing w:line="336" w:lineRule="auto" w:after="180"/>
-        <w:shd w:fill="F1F6F8"/>
       </w:pPr>
       <w:r>
         <w:rPr>
           <w:b w:val="0"/>
         </w:rPr>
-        <w:t>Changed case: It includes zero and positive differences, so both no difference and slower B remain compatible with that interval. The new upper endpoint crosses zero.</w:t>
+        <w:t xml:space="preserve">Use one picture at a time. Hide a worked result before asking for a </w:t>
+      </w:r>
+      <w:r>
+        <w:rPr>
+          <w:b/>
+        </w:rPr>
+        <w:t>prediction</w:t>
+      </w:r>
+      <w:r>
+        <w:rPr>
+          <w:b w:val="0"/>
+        </w:rPr>
+        <w:t>, then reveal it for feedback. These are supported teaching cases; retain the separate independent assessment for a fresh first attempt.</w:t>
+      </w:r>
+    </w:p>
+    <w:p>
+      <w:pPr>
+        <w:pStyle w:val="Heading3"/>
+      </w:pPr>
+      <w:r>
+        <w:t>01. Uncertainty intervals: the case</w:t>
+      </w:r>
+    </w:p>
+    <w:p>
+      <w:pPr>
+        <w:pStyle w:val="Heading3"/>
+      </w:pPr>
+      <w:r>
+        <w:t>02. Follow the deciding steps</w:t>
+      </w:r>
+    </w:p>
+    <w:p>
+      <w:pPr>
+        <w:pStyle w:val="Heading3"/>
+      </w:pPr>
+      <w:r>
+        <w:t>03. Supplied interval for B minus A time</w:t>
+      </w:r>
+    </w:p>
+    <w:p>
+      <w:pPr>
+        <w:pStyle w:val="Heading3"/>
+      </w:pPr>
+      <w:r>
+        <w:t>04. Change one thing. Trace what follows.</w:t>
+      </w:r>
+    </w:p>
+    <w:p>
+      <w:pPr>
+        <w:pStyle w:val="Heading3"/>
+      </w:pPr>
+      <w:r>
+        <w:t>05. Connect the explanation to its limit</w:t>
+      </w:r>
+    </w:p>
+    <w:p>
+      <w:pPr>
+        <w:pStyle w:val="Heading3"/>
+      </w:pPr>
+      <w:r>
+        <w:t>06. Make the idea visible in your project</w:t>
       </w:r>
     </w:p>
     <w:sectPr>
